--- a/public/legal/FoodNinja_隱私政策_ZH.docx
+++ b/public/legal/FoodNinja_隱私政策_ZH.docx
@@ -7,14 +7,12 @@
         <w:spacing w:after="80"/>
         <w:jc w:val="center"/>
         <w:rPr>
-          <w:rFonts w:ascii="Roboto" w:hAnsi="Roboto"/>
-        </w:rPr>
-      </w:pPr>
-      <w:r>
-        <w:rPr>
-          <w:rFonts w:ascii="Roboto" w:hAnsi="Roboto"/>
-          <w:b/>
-          <w:bCs/>
+          <w:rFonts w:ascii="MISANS TC VF MEDIUM" w:eastAsia="MISANS TC VF MEDIUM" w:hAnsi="MISANS TC VF MEDIUM"/>
+        </w:rPr>
+      </w:pPr>
+      <w:r>
+        <w:rPr>
+          <w:rFonts w:ascii="MISANS TC VF MEDIUM" w:eastAsia="MISANS TC VF MEDIUM" w:hAnsi="MISANS TC VF MEDIUM"/>
           <w:color w:val="1B5E20"/>
           <w:sz w:val="52"/>
           <w:szCs w:val="52"/>
@@ -27,14 +25,12 @@
         <w:spacing w:after="80"/>
         <w:jc w:val="center"/>
         <w:rPr>
-          <w:rFonts w:ascii="Roboto" w:hAnsi="Roboto"/>
-        </w:rPr>
-      </w:pPr>
-      <w:r>
-        <w:rPr>
-          <w:rFonts w:ascii="MS Gothic" w:eastAsia="MS Gothic" w:hAnsi="MS Gothic" w:cs="MS Gothic" w:hint="eastAsia"/>
-          <w:b/>
-          <w:bCs/>
+          <w:rFonts w:ascii="MISANS TC VF MEDIUM" w:eastAsia="MISANS TC VF MEDIUM" w:hAnsi="MISANS TC VF MEDIUM"/>
+        </w:rPr>
+      </w:pPr>
+      <w:r>
+        <w:rPr>
+          <w:rFonts w:ascii="MISANS TC VF MEDIUM" w:eastAsia="MISANS TC VF MEDIUM" w:hAnsi="MISANS TC VF MEDIUM" w:cs="MS Gothic"/>
           <w:color w:val="2E7D32"/>
           <w:sz w:val="36"/>
           <w:szCs w:val="36"/>
@@ -47,12 +43,12 @@
         <w:spacing w:after="320"/>
         <w:jc w:val="center"/>
         <w:rPr>
-          <w:rFonts w:ascii="Roboto" w:hAnsi="Roboto"/>
-        </w:rPr>
-      </w:pPr>
-      <w:r>
-        <w:rPr>
-          <w:rFonts w:ascii="MS Gothic" w:eastAsia="MS Gothic" w:hAnsi="MS Gothic" w:cs="MS Gothic" w:hint="eastAsia"/>
+          <w:rFonts w:ascii="MISANS TC VF MEDIUM" w:eastAsia="MISANS TC VF MEDIUM" w:hAnsi="MISANS TC VF MEDIUM"/>
+        </w:rPr>
+      </w:pPr>
+      <w:r>
+        <w:rPr>
+          <w:rFonts w:ascii="MISANS TC VF MEDIUM" w:eastAsia="MISANS TC VF MEDIUM" w:hAnsi="MISANS TC VF MEDIUM" w:cs="MS Gothic"/>
           <w:color w:val="555555"/>
           <w:sz w:val="20"/>
           <w:szCs w:val="20"/>
@@ -61,7 +57,7 @@
       </w:r>
       <w:r>
         <w:rPr>
-          <w:rFonts w:ascii="Roboto" w:hAnsi="Roboto"/>
+          <w:rFonts w:ascii="MISANS TC VF MEDIUM" w:eastAsia="MISANS TC VF MEDIUM" w:hAnsi="MISANS TC VF MEDIUM"/>
           <w:color w:val="555555"/>
           <w:sz w:val="20"/>
           <w:szCs w:val="20"/>
@@ -70,7 +66,7 @@
       </w:r>
       <w:r>
         <w:rPr>
-          <w:rFonts w:ascii="MS Gothic" w:eastAsia="MS Gothic" w:hAnsi="MS Gothic" w:cs="MS Gothic" w:hint="eastAsia"/>
+          <w:rFonts w:ascii="MISANS TC VF MEDIUM" w:eastAsia="MISANS TC VF MEDIUM" w:hAnsi="MISANS TC VF MEDIUM" w:cs="MS Gothic"/>
           <w:color w:val="555555"/>
           <w:sz w:val="20"/>
           <w:szCs w:val="20"/>
@@ -79,16 +75,16 @@
       </w:r>
       <w:r>
         <w:rPr>
-          <w:rFonts w:ascii="Roboto" w:hAnsi="Roboto"/>
+          <w:rFonts w:ascii="MISANS TC VF MEDIUM" w:eastAsia="MISANS TC VF MEDIUM" w:hAnsi="MISANS TC VF MEDIUM"/>
           <w:color w:val="555555"/>
           <w:sz w:val="20"/>
           <w:szCs w:val="20"/>
         </w:rPr>
-        <w:t>2</w:t>
-      </w:r>
-      <w:r>
-        <w:rPr>
-          <w:rFonts w:ascii="MS Gothic" w:eastAsia="MS Gothic" w:hAnsi="MS Gothic" w:cs="MS Gothic" w:hint="eastAsia"/>
+        <w:t>4</w:t>
+      </w:r>
+      <w:r>
+        <w:rPr>
+          <w:rFonts w:ascii="MISANS TC VF MEDIUM" w:eastAsia="MISANS TC VF MEDIUM" w:hAnsi="MISANS TC VF MEDIUM" w:cs="MS Gothic"/>
           <w:color w:val="555555"/>
           <w:sz w:val="20"/>
           <w:szCs w:val="20"/>
@@ -97,16 +93,16 @@
       </w:r>
       <w:r>
         <w:rPr>
-          <w:rFonts w:ascii="Roboto" w:hAnsi="Roboto"/>
+          <w:rFonts w:ascii="MISANS TC VF MEDIUM" w:eastAsia="MISANS TC VF MEDIUM" w:hAnsi="MISANS TC VF MEDIUM"/>
           <w:color w:val="555555"/>
           <w:sz w:val="20"/>
           <w:szCs w:val="20"/>
         </w:rPr>
-        <w:t>20</w:t>
-      </w:r>
-      <w:r>
-        <w:rPr>
-          <w:rFonts w:ascii="MS Gothic" w:eastAsia="MS Gothic" w:hAnsi="MS Gothic" w:cs="MS Gothic" w:hint="eastAsia"/>
+        <w:t>5</w:t>
+      </w:r>
+      <w:r>
+        <w:rPr>
+          <w:rFonts w:ascii="MISANS TC VF MEDIUM" w:eastAsia="MISANS TC VF MEDIUM" w:hAnsi="MISANS TC VF MEDIUM" w:cs="MS Gothic"/>
           <w:color w:val="555555"/>
           <w:sz w:val="20"/>
           <w:szCs w:val="20"/>
@@ -115,12 +111,48 @@
       </w:r>
       <w:r>
         <w:rPr>
-          <w:rFonts w:ascii="Roboto" w:hAnsi="Roboto"/>
+          <w:rFonts w:ascii="MISANS TC VF MEDIUM" w:eastAsia="MISANS TC VF MEDIUM" w:hAnsi="MISANS TC VF MEDIUM"/>
           <w:color w:val="555555"/>
           <w:sz w:val="20"/>
           <w:szCs w:val="20"/>
         </w:rPr>
-        <w:t xml:space="preserve"> / February 20, 2026</w:t>
+        <w:t xml:space="preserve"> / </w:t>
+      </w:r>
+      <w:r>
+        <w:rPr>
+          <w:rFonts w:ascii="MISANS TC VF MEDIUM" w:eastAsia="MISANS TC VF MEDIUM" w:hAnsi="MISANS TC VF MEDIUM"/>
+          <w:color w:val="555555"/>
+          <w:sz w:val="20"/>
+          <w:szCs w:val="20"/>
+        </w:rPr>
+        <w:t>April</w:t>
+      </w:r>
+      <w:r>
+        <w:rPr>
+          <w:rFonts w:ascii="MISANS TC VF MEDIUM" w:eastAsia="MISANS TC VF MEDIUM" w:hAnsi="MISANS TC VF MEDIUM"/>
+          <w:color w:val="555555"/>
+          <w:sz w:val="20"/>
+          <w:szCs w:val="20"/>
+        </w:rPr>
+        <w:t xml:space="preserve"> </w:t>
+      </w:r>
+      <w:r>
+        <w:rPr>
+          <w:rFonts w:ascii="MISANS TC VF MEDIUM" w:eastAsia="MISANS TC VF MEDIUM" w:hAnsi="MISANS TC VF MEDIUM"/>
+          <w:color w:val="555555"/>
+          <w:sz w:val="20"/>
+          <w:szCs w:val="20"/>
+        </w:rPr>
+        <w:t>5</w:t>
+      </w:r>
+      <w:r>
+        <w:rPr>
+          <w:rFonts w:ascii="MISANS TC VF MEDIUM" w:eastAsia="MISANS TC VF MEDIUM" w:hAnsi="MISANS TC VF MEDIUM"/>
+          <w:color w:val="555555"/>
+          <w:sz w:val="20"/>
+          <w:szCs w:val="20"/>
+        </w:rPr>
+        <w:t>, 2026</w:t>
       </w:r>
     </w:p>
     <w:p>
@@ -128,18 +160,24 @@
         <w:pStyle w:val="Heading1"/>
         <w:spacing w:before="400" w:after="160"/>
         <w:rPr>
-          <w:rFonts w:ascii="Roboto" w:hAnsi="Roboto"/>
-        </w:rPr>
-      </w:pPr>
-      <w:r>
-        <w:rPr>
-          <w:rFonts w:ascii="Roboto" w:hAnsi="Roboto"/>
+          <w:rFonts w:ascii="MISANS TC VF MEDIUM" w:eastAsia="MISANS TC VF MEDIUM" w:hAnsi="MISANS TC VF MEDIUM"/>
+          <w:b w:val="0"/>
+          <w:bCs w:val="0"/>
+        </w:rPr>
+      </w:pPr>
+      <w:r>
+        <w:rPr>
+          <w:rFonts w:ascii="MISANS TC VF MEDIUM" w:eastAsia="MISANS TC VF MEDIUM" w:hAnsi="MISANS TC VF MEDIUM"/>
+          <w:b w:val="0"/>
+          <w:bCs w:val="0"/>
         </w:rPr>
         <w:t xml:space="preserve">1. </w:t>
       </w:r>
       <w:r>
         <w:rPr>
-          <w:rFonts w:ascii="MS Gothic" w:eastAsia="MS Gothic" w:hAnsi="MS Gothic" w:cs="MS Gothic" w:hint="eastAsia"/>
+          <w:rFonts w:ascii="MISANS TC VF MEDIUM" w:eastAsia="MISANS TC VF MEDIUM" w:hAnsi="MISANS TC VF MEDIUM" w:cs="MS Gothic"/>
+          <w:b w:val="0"/>
+          <w:bCs w:val="0"/>
         </w:rPr>
         <w:t>前言</w:t>
       </w:r>
@@ -148,60 +186,60 @@
       <w:pPr>
         <w:spacing w:after="120"/>
         <w:rPr>
-          <w:rFonts w:ascii="Roboto" w:hAnsi="Roboto"/>
-        </w:rPr>
-      </w:pPr>
-      <w:r>
-        <w:rPr>
-          <w:rFonts w:ascii="MS Gothic" w:eastAsia="MS Gothic" w:hAnsi="MS Gothic" w:cs="MS Gothic" w:hint="eastAsia"/>
+          <w:rFonts w:ascii="MISANS TC VF MEDIUM" w:eastAsia="MISANS TC VF MEDIUM" w:hAnsi="MISANS TC VF MEDIUM"/>
+        </w:rPr>
+      </w:pPr>
+      <w:r>
+        <w:rPr>
+          <w:rFonts w:ascii="MISANS TC VF MEDIUM" w:eastAsia="MISANS TC VF MEDIUM" w:hAnsi="MISANS TC VF MEDIUM" w:cs="MS Gothic"/>
         </w:rPr>
         <w:t>本隱私政策</w:t>
       </w:r>
       <w:r>
         <w:rPr>
-          <w:rFonts w:ascii="Yu Gothic" w:eastAsia="Yu Gothic" w:hAnsi="Yu Gothic" w:cs="Yu Gothic" w:hint="eastAsia"/>
+          <w:rFonts w:ascii="MISANS TC VF MEDIUM" w:eastAsia="MISANS TC VF MEDIUM" w:hAnsi="MISANS TC VF MEDIUM" w:cs="Yu Gothic"/>
         </w:rPr>
         <w:t>說</w:t>
       </w:r>
       <w:r>
         <w:rPr>
-          <w:rFonts w:ascii="MS Gothic" w:eastAsia="MS Gothic" w:hAnsi="MS Gothic" w:cs="MS Gothic" w:hint="eastAsia"/>
+          <w:rFonts w:ascii="MISANS TC VF MEDIUM" w:eastAsia="MISANS TC VF MEDIUM" w:hAnsi="MISANS TC VF MEDIUM" w:cs="MS Gothic"/>
         </w:rPr>
         <w:t>明</w:t>
       </w:r>
       <w:r>
         <w:rPr>
-          <w:rFonts w:ascii="Roboto" w:hAnsi="Roboto"/>
+          <w:rFonts w:ascii="MISANS TC VF MEDIUM" w:eastAsia="MISANS TC VF MEDIUM" w:hAnsi="MISANS TC VF MEDIUM"/>
         </w:rPr>
         <w:t xml:space="preserve"> Food Ninja </w:t>
       </w:r>
       <w:r>
         <w:rPr>
-          <w:rFonts w:ascii="MS Gothic" w:eastAsia="MS Gothic" w:hAnsi="MS Gothic" w:cs="MS Gothic" w:hint="eastAsia"/>
+          <w:rFonts w:ascii="MISANS TC VF MEDIUM" w:eastAsia="MISANS TC VF MEDIUM" w:hAnsi="MISANS TC VF MEDIUM" w:cs="MS Gothic"/>
         </w:rPr>
         <w:t>開發者</w:t>
       </w:r>
       <w:r>
         <w:rPr>
-          <w:rFonts w:ascii="Roboto" w:hAnsi="Roboto"/>
+          <w:rFonts w:ascii="MISANS TC VF MEDIUM" w:eastAsia="MISANS TC VF MEDIUM" w:hAnsi="MISANS TC VF MEDIUM"/>
         </w:rPr>
         <w:t xml:space="preserve"> Albert Huang</w:t>
       </w:r>
       <w:r>
         <w:rPr>
-          <w:rFonts w:ascii="MS Gothic" w:eastAsia="MS Gothic" w:hAnsi="MS Gothic" w:cs="MS Gothic" w:hint="eastAsia"/>
+          <w:rFonts w:ascii="MISANS TC VF MEDIUM" w:eastAsia="MISANS TC VF MEDIUM" w:hAnsi="MISANS TC VF MEDIUM" w:cs="MS Gothic"/>
         </w:rPr>
         <w:t>（「我們」）在您使用</w:t>
       </w:r>
       <w:r>
         <w:rPr>
-          <w:rFonts w:ascii="Roboto" w:hAnsi="Roboto"/>
+          <w:rFonts w:ascii="MISANS TC VF MEDIUM" w:eastAsia="MISANS TC VF MEDIUM" w:hAnsi="MISANS TC VF MEDIUM"/>
         </w:rPr>
         <w:t xml:space="preserve"> Food Ninja iOS </w:t>
       </w:r>
       <w:r>
         <w:rPr>
-          <w:rFonts w:ascii="MS Gothic" w:eastAsia="MS Gothic" w:hAnsi="MS Gothic" w:cs="MS Gothic" w:hint="eastAsia"/>
+          <w:rFonts w:ascii="MISANS TC VF MEDIUM" w:eastAsia="MISANS TC VF MEDIUM" w:hAnsi="MISANS TC VF MEDIUM" w:cs="MS Gothic"/>
         </w:rPr>
         <w:t>應用程式及網頁服務（統稱「服務」）時，如何收集、使用、儲存及保護您的資訊。</w:t>
       </w:r>
@@ -210,27 +248,27 @@
       <w:pPr>
         <w:spacing w:after="120"/>
         <w:rPr>
-          <w:rFonts w:ascii="Roboto" w:hAnsi="Roboto"/>
-          <w:lang w:eastAsia="zh-TW"/>
-        </w:rPr>
-      </w:pPr>
-      <w:r>
-        <w:rPr>
-          <w:rFonts w:ascii="MS Gothic" w:eastAsia="MS Gothic" w:hAnsi="MS Gothic" w:cs="MS Gothic" w:hint="eastAsia"/>
+          <w:rFonts w:ascii="MISANS TC VF MEDIUM" w:eastAsia="MISANS TC VF MEDIUM" w:hAnsi="MISANS TC VF MEDIUM"/>
+          <w:lang w:eastAsia="zh-TW"/>
+        </w:rPr>
+      </w:pPr>
+      <w:r>
+        <w:rPr>
+          <w:rFonts w:ascii="MISANS TC VF MEDIUM" w:eastAsia="MISANS TC VF MEDIUM" w:hAnsi="MISANS TC VF MEDIUM" w:cs="MS Gothic"/>
           <w:lang w:eastAsia="zh-TW"/>
         </w:rPr>
         <w:t>我們致力保護您的隱私。我們僅收集提供服務所需的最少資料，且</w:t>
       </w:r>
       <w:r>
         <w:rPr>
-          <w:rFonts w:ascii="Yu Gothic" w:eastAsia="Yu Gothic" w:hAnsi="Yu Gothic" w:cs="Yu Gothic" w:hint="eastAsia"/>
+          <w:rFonts w:ascii="MISANS TC VF MEDIUM" w:eastAsia="MISANS TC VF MEDIUM" w:hAnsi="MISANS TC VF MEDIUM" w:cs="Yu Gothic"/>
           <w:lang w:eastAsia="zh-TW"/>
         </w:rPr>
         <w:t>絕</w:t>
       </w:r>
       <w:r>
         <w:rPr>
-          <w:rFonts w:ascii="MS Gothic" w:eastAsia="MS Gothic" w:hAnsi="MS Gothic" w:cs="MS Gothic" w:hint="eastAsia"/>
+          <w:rFonts w:ascii="MISANS TC VF MEDIUM" w:eastAsia="MISANS TC VF MEDIUM" w:hAnsi="MISANS TC VF MEDIUM" w:cs="MS Gothic"/>
           <w:lang w:eastAsia="zh-TW"/>
         </w:rPr>
         <w:t>不將您的個人資訊出售給第三方。</w:t>
@@ -241,20 +279,26 @@
         <w:pStyle w:val="Heading1"/>
         <w:spacing w:before="400" w:after="160"/>
         <w:rPr>
-          <w:rFonts w:ascii="Roboto" w:hAnsi="Roboto"/>
-          <w:lang w:eastAsia="zh-TW"/>
-        </w:rPr>
-      </w:pPr>
-      <w:r>
-        <w:rPr>
-          <w:rFonts w:ascii="Roboto" w:hAnsi="Roboto"/>
+          <w:rFonts w:ascii="MISANS TC VF MEDIUM" w:eastAsia="MISANS TC VF MEDIUM" w:hAnsi="MISANS TC VF MEDIUM"/>
+          <w:b w:val="0"/>
+          <w:bCs w:val="0"/>
+          <w:lang w:eastAsia="zh-TW"/>
+        </w:rPr>
+      </w:pPr>
+      <w:r>
+        <w:rPr>
+          <w:rFonts w:ascii="MISANS TC VF MEDIUM" w:eastAsia="MISANS TC VF MEDIUM" w:hAnsi="MISANS TC VF MEDIUM"/>
+          <w:b w:val="0"/>
+          <w:bCs w:val="0"/>
           <w:lang w:eastAsia="zh-TW"/>
         </w:rPr>
         <w:t xml:space="preserve">2. </w:t>
       </w:r>
       <w:r>
         <w:rPr>
-          <w:rFonts w:ascii="MS Gothic" w:eastAsia="MS Gothic" w:hAnsi="MS Gothic" w:cs="MS Gothic" w:hint="eastAsia"/>
+          <w:rFonts w:ascii="MISANS TC VF MEDIUM" w:eastAsia="MISANS TC VF MEDIUM" w:hAnsi="MISANS TC VF MEDIUM" w:cs="MS Gothic"/>
+          <w:b w:val="0"/>
+          <w:bCs w:val="0"/>
           <w:lang w:eastAsia="zh-TW"/>
         </w:rPr>
         <w:t>我們收集的資訊</w:t>
@@ -265,20 +309,26 @@
         <w:pStyle w:val="Heading2"/>
         <w:spacing w:before="280" w:after="100"/>
         <w:rPr>
-          <w:rFonts w:ascii="Roboto" w:hAnsi="Roboto"/>
-          <w:lang w:eastAsia="zh-TW"/>
-        </w:rPr>
-      </w:pPr>
-      <w:r>
-        <w:rPr>
-          <w:rFonts w:ascii="Roboto" w:hAnsi="Roboto"/>
+          <w:rFonts w:ascii="MISANS TC VF MEDIUM" w:eastAsia="MISANS TC VF MEDIUM" w:hAnsi="MISANS TC VF MEDIUM"/>
+          <w:b w:val="0"/>
+          <w:bCs w:val="0"/>
+          <w:lang w:eastAsia="zh-TW"/>
+        </w:rPr>
+      </w:pPr>
+      <w:r>
+        <w:rPr>
+          <w:rFonts w:ascii="MISANS TC VF MEDIUM" w:eastAsia="MISANS TC VF MEDIUM" w:hAnsi="MISANS TC VF MEDIUM"/>
+          <w:b w:val="0"/>
+          <w:bCs w:val="0"/>
           <w:lang w:eastAsia="zh-TW"/>
         </w:rPr>
         <w:t xml:space="preserve">2.1 </w:t>
       </w:r>
       <w:r>
         <w:rPr>
-          <w:rFonts w:ascii="MS Gothic" w:eastAsia="MS Gothic" w:hAnsi="MS Gothic" w:cs="MS Gothic" w:hint="eastAsia"/>
+          <w:rFonts w:ascii="MISANS TC VF MEDIUM" w:eastAsia="MISANS TC VF MEDIUM" w:hAnsi="MISANS TC VF MEDIUM" w:cs="MS Gothic"/>
+          <w:b w:val="0"/>
+          <w:bCs w:val="0"/>
           <w:lang w:eastAsia="zh-TW"/>
         </w:rPr>
         <w:t>透過社交登入收集的資訊</w:t>
@@ -288,41 +338,41 @@
       <w:pPr>
         <w:spacing w:after="120"/>
         <w:rPr>
-          <w:rFonts w:ascii="Roboto" w:hAnsi="Roboto"/>
-          <w:lang w:eastAsia="zh-TW"/>
-        </w:rPr>
-      </w:pPr>
-      <w:r>
-        <w:rPr>
-          <w:rFonts w:ascii="MS Gothic" w:eastAsia="MS Gothic" w:hAnsi="MS Gothic" w:cs="MS Gothic" w:hint="eastAsia"/>
+          <w:rFonts w:ascii="MISANS TC VF MEDIUM" w:eastAsia="MISANS TC VF MEDIUM" w:hAnsi="MISANS TC VF MEDIUM"/>
+          <w:lang w:eastAsia="zh-TW"/>
+        </w:rPr>
+      </w:pPr>
+      <w:r>
+        <w:rPr>
+          <w:rFonts w:ascii="MISANS TC VF MEDIUM" w:eastAsia="MISANS TC VF MEDIUM" w:hAnsi="MISANS TC VF MEDIUM" w:cs="MS Gothic"/>
           <w:lang w:eastAsia="zh-TW"/>
         </w:rPr>
         <w:t>當您使用「使用</w:t>
       </w:r>
       <w:r>
         <w:rPr>
-          <w:rFonts w:ascii="Roboto" w:hAnsi="Roboto"/>
+          <w:rFonts w:ascii="MISANS TC VF MEDIUM" w:eastAsia="MISANS TC VF MEDIUM" w:hAnsi="MISANS TC VF MEDIUM"/>
           <w:lang w:eastAsia="zh-TW"/>
         </w:rPr>
         <w:t xml:space="preserve"> Apple </w:t>
       </w:r>
       <w:r>
         <w:rPr>
-          <w:rFonts w:ascii="MS Gothic" w:eastAsia="MS Gothic" w:hAnsi="MS Gothic" w:cs="MS Gothic" w:hint="eastAsia"/>
+          <w:rFonts w:ascii="MISANS TC VF MEDIUM" w:eastAsia="MISANS TC VF MEDIUM" w:hAnsi="MISANS TC VF MEDIUM" w:cs="MS Gothic"/>
           <w:lang w:eastAsia="zh-TW"/>
         </w:rPr>
         <w:t>登入」或「使用</w:t>
       </w:r>
       <w:r>
         <w:rPr>
-          <w:rFonts w:ascii="Roboto" w:hAnsi="Roboto"/>
+          <w:rFonts w:ascii="MISANS TC VF MEDIUM" w:eastAsia="MISANS TC VF MEDIUM" w:hAnsi="MISANS TC VF MEDIUM"/>
           <w:lang w:eastAsia="zh-TW"/>
         </w:rPr>
         <w:t xml:space="preserve"> Google </w:t>
       </w:r>
       <w:r>
         <w:rPr>
-          <w:rFonts w:ascii="MS Gothic" w:eastAsia="MS Gothic" w:hAnsi="MS Gothic" w:cs="MS Gothic" w:hint="eastAsia"/>
+          <w:rFonts w:ascii="MISANS TC VF MEDIUM" w:eastAsia="MISANS TC VF MEDIUM" w:hAnsi="MISANS TC VF MEDIUM" w:cs="MS Gothic"/>
           <w:lang w:eastAsia="zh-TW"/>
         </w:rPr>
         <w:t>登入」註冊時，我們在伺服器上收集並儲存以下資訊：</w:t>
@@ -337,12 +387,12 @@
         </w:numPr>
         <w:spacing w:after="80"/>
         <w:rPr>
-          <w:rFonts w:ascii="Roboto" w:hAnsi="Roboto"/>
-        </w:rPr>
-      </w:pPr>
-      <w:r>
-        <w:rPr>
-          <w:rFonts w:ascii="MS Gothic" w:eastAsia="MS Gothic" w:hAnsi="MS Gothic" w:cs="MS Gothic" w:hint="eastAsia"/>
+          <w:rFonts w:ascii="MISANS TC VF MEDIUM" w:eastAsia="MISANS TC VF MEDIUM" w:hAnsi="MISANS TC VF MEDIUM"/>
+        </w:rPr>
+      </w:pPr>
+      <w:r>
+        <w:rPr>
+          <w:rFonts w:ascii="MISANS TC VF MEDIUM" w:eastAsia="MISANS TC VF MEDIUM" w:hAnsi="MISANS TC VF MEDIUM" w:cs="MS Gothic"/>
         </w:rPr>
         <w:t>您的電子郵件地址</w:t>
       </w:r>
@@ -356,12 +406,12 @@
         </w:numPr>
         <w:spacing w:after="80"/>
         <w:rPr>
-          <w:rFonts w:ascii="Roboto" w:hAnsi="Roboto"/>
-        </w:rPr>
-      </w:pPr>
-      <w:r>
-        <w:rPr>
-          <w:rFonts w:ascii="MS Gothic" w:eastAsia="MS Gothic" w:hAnsi="MS Gothic" w:cs="MS Gothic" w:hint="eastAsia"/>
+          <w:rFonts w:ascii="MISANS TC VF MEDIUM" w:eastAsia="MISANS TC VF MEDIUM" w:hAnsi="MISANS TC VF MEDIUM"/>
+        </w:rPr>
+      </w:pPr>
+      <w:r>
+        <w:rPr>
+          <w:rFonts w:ascii="MISANS TC VF MEDIUM" w:eastAsia="MISANS TC VF MEDIUM" w:hAnsi="MISANS TC VF MEDIUM" w:cs="MS Gothic"/>
         </w:rPr>
         <w:t>您的顯示名稱</w:t>
       </w:r>
@@ -370,12 +420,12 @@
       <w:pPr>
         <w:spacing w:after="120"/>
         <w:rPr>
-          <w:rFonts w:ascii="Roboto" w:hAnsi="Roboto"/>
-        </w:rPr>
-      </w:pPr>
-      <w:r>
-        <w:rPr>
-          <w:rFonts w:ascii="MS Gothic" w:eastAsia="MS Gothic" w:hAnsi="MS Gothic" w:cs="MS Gothic" w:hint="eastAsia"/>
+          <w:rFonts w:ascii="MISANS TC VF MEDIUM" w:eastAsia="MISANS TC VF MEDIUM" w:hAnsi="MISANS TC VF MEDIUM"/>
+        </w:rPr>
+      </w:pPr>
+      <w:r>
+        <w:rPr>
+          <w:rFonts w:ascii="MISANS TC VF MEDIUM" w:eastAsia="MISANS TC VF MEDIUM" w:hAnsi="MISANS TC VF MEDIUM" w:cs="MS Gothic"/>
         </w:rPr>
         <w:t>我們另外儲存：</w:t>
       </w:r>
@@ -389,41 +439,41 @@
         </w:numPr>
         <w:spacing w:after="80"/>
         <w:rPr>
-          <w:rFonts w:ascii="Roboto" w:hAnsi="Roboto"/>
-          <w:lang w:eastAsia="zh-TW"/>
-        </w:rPr>
-      </w:pPr>
-      <w:r>
-        <w:rPr>
-          <w:rFonts w:ascii="MS Gothic" w:eastAsia="MS Gothic" w:hAnsi="MS Gothic" w:cs="MS Gothic" w:hint="eastAsia"/>
+          <w:rFonts w:ascii="MISANS TC VF MEDIUM" w:eastAsia="MISANS TC VF MEDIUM" w:hAnsi="MISANS TC VF MEDIUM"/>
+          <w:lang w:eastAsia="zh-TW"/>
+        </w:rPr>
+      </w:pPr>
+      <w:r>
+        <w:rPr>
+          <w:rFonts w:ascii="MISANS TC VF MEDIUM" w:eastAsia="MISANS TC VF MEDIUM" w:hAnsi="MISANS TC VF MEDIUM" w:cs="MS Gothic"/>
           <w:lang w:eastAsia="zh-TW"/>
         </w:rPr>
         <w:t>您的</w:t>
       </w:r>
       <w:r>
         <w:rPr>
-          <w:rFonts w:ascii="Roboto" w:hAnsi="Roboto"/>
+          <w:rFonts w:ascii="MISANS TC VF MEDIUM" w:eastAsia="MISANS TC VF MEDIUM" w:hAnsi="MISANS TC VF MEDIUM"/>
           <w:lang w:eastAsia="zh-TW"/>
         </w:rPr>
         <w:t xml:space="preserve"> Food Ninja </w:t>
       </w:r>
       <w:r>
         <w:rPr>
-          <w:rFonts w:ascii="MS Gothic" w:eastAsia="MS Gothic" w:hAnsi="MS Gothic" w:cs="MS Gothic" w:hint="eastAsia"/>
+          <w:rFonts w:ascii="MISANS TC VF MEDIUM" w:eastAsia="MISANS TC VF MEDIUM" w:hAnsi="MISANS TC VF MEDIUM" w:cs="MS Gothic"/>
           <w:lang w:eastAsia="zh-TW"/>
         </w:rPr>
         <w:t>訂</w:t>
       </w:r>
       <w:r>
         <w:rPr>
-          <w:rFonts w:ascii="Yu Gothic" w:eastAsia="Yu Gothic" w:hAnsi="Yu Gothic" w:cs="Yu Gothic" w:hint="eastAsia"/>
+          <w:rFonts w:ascii="MISANS TC VF MEDIUM" w:eastAsia="MISANS TC VF MEDIUM" w:hAnsi="MISANS TC VF MEDIUM" w:cs="Yu Gothic"/>
           <w:lang w:eastAsia="zh-TW"/>
         </w:rPr>
         <w:t>閱</w:t>
       </w:r>
       <w:r>
         <w:rPr>
-          <w:rFonts w:ascii="MS Gothic" w:eastAsia="MS Gothic" w:hAnsi="MS Gothic" w:cs="MS Gothic" w:hint="eastAsia"/>
+          <w:rFonts w:ascii="MISANS TC VF MEDIUM" w:eastAsia="MISANS TC VF MEDIUM" w:hAnsi="MISANS TC VF MEDIUM" w:cs="MS Gothic"/>
           <w:lang w:eastAsia="zh-TW"/>
         </w:rPr>
         <w:t>狀態及取消狀態</w:t>
@@ -438,41 +488,41 @@
         </w:numPr>
         <w:spacing w:after="80"/>
         <w:rPr>
-          <w:rFonts w:ascii="Roboto" w:hAnsi="Roboto"/>
-          <w:lang w:eastAsia="zh-TW"/>
-        </w:rPr>
-      </w:pPr>
-      <w:r>
-        <w:rPr>
-          <w:rFonts w:ascii="MS Gothic" w:eastAsia="MS Gothic" w:hAnsi="MS Gothic" w:cs="MS Gothic" w:hint="eastAsia"/>
+          <w:rFonts w:ascii="MISANS TC VF MEDIUM" w:eastAsia="MISANS TC VF MEDIUM" w:hAnsi="MISANS TC VF MEDIUM"/>
+          <w:lang w:eastAsia="zh-TW"/>
+        </w:rPr>
+      </w:pPr>
+      <w:r>
+        <w:rPr>
+          <w:rFonts w:ascii="MISANS TC VF MEDIUM" w:eastAsia="MISANS TC VF MEDIUM" w:hAnsi="MISANS TC VF MEDIUM" w:cs="MS Gothic"/>
           <w:lang w:eastAsia="zh-TW"/>
         </w:rPr>
         <w:t>您的</w:t>
       </w:r>
       <w:r>
         <w:rPr>
-          <w:rFonts w:ascii="Roboto" w:hAnsi="Roboto"/>
+          <w:rFonts w:ascii="MISANS TC VF MEDIUM" w:eastAsia="MISANS TC VF MEDIUM" w:hAnsi="MISANS TC VF MEDIUM"/>
           <w:lang w:eastAsia="zh-TW"/>
         </w:rPr>
         <w:t xml:space="preserve"> AI </w:t>
       </w:r>
       <w:r>
         <w:rPr>
-          <w:rFonts w:ascii="MS Gothic" w:eastAsia="MS Gothic" w:hAnsi="MS Gothic" w:cs="MS Gothic" w:hint="eastAsia"/>
+          <w:rFonts w:ascii="MISANS TC VF MEDIUM" w:eastAsia="MISANS TC VF MEDIUM" w:hAnsi="MISANS TC VF MEDIUM" w:cs="MS Gothic"/>
           <w:lang w:eastAsia="zh-TW"/>
         </w:rPr>
         <w:t>點數使用量（已發出的</w:t>
       </w:r>
       <w:r>
         <w:rPr>
-          <w:rFonts w:ascii="Roboto" w:hAnsi="Roboto"/>
+          <w:rFonts w:ascii="MISANS TC VF MEDIUM" w:eastAsia="MISANS TC VF MEDIUM" w:hAnsi="MISANS TC VF MEDIUM"/>
           <w:lang w:eastAsia="zh-TW"/>
         </w:rPr>
         <w:t xml:space="preserve"> AI </w:t>
       </w:r>
       <w:r>
         <w:rPr>
-          <w:rFonts w:ascii="MS Gothic" w:eastAsia="MS Gothic" w:hAnsi="MS Gothic" w:cs="MS Gothic" w:hint="eastAsia"/>
+          <w:rFonts w:ascii="MISANS TC VF MEDIUM" w:eastAsia="MISANS TC VF MEDIUM" w:hAnsi="MISANS TC VF MEDIUM" w:cs="MS Gothic"/>
           <w:lang w:eastAsia="zh-TW"/>
         </w:rPr>
         <w:t>請求次數）</w:t>
@@ -487,141 +537,141 @@
         </w:numPr>
         <w:spacing w:after="80"/>
         <w:rPr>
-          <w:rFonts w:ascii="Roboto" w:hAnsi="Roboto"/>
-          <w:lang w:eastAsia="zh-TW"/>
-        </w:rPr>
-      </w:pPr>
-      <w:r>
-        <w:rPr>
-          <w:rFonts w:ascii="MS Gothic" w:eastAsia="MS Gothic" w:hAnsi="MS Gothic" w:cs="MS Gothic" w:hint="eastAsia"/>
+          <w:rFonts w:ascii="MISANS TC VF MEDIUM" w:eastAsia="MISANS TC VF MEDIUM" w:hAnsi="MISANS TC VF MEDIUM"/>
+          <w:lang w:eastAsia="zh-TW"/>
+        </w:rPr>
+      </w:pPr>
+      <w:r>
+        <w:rPr>
+          <w:rFonts w:ascii="MISANS TC VF MEDIUM" w:eastAsia="MISANS TC VF MEDIUM" w:hAnsi="MISANS TC VF MEDIUM" w:cs="MS Gothic"/>
         </w:rPr>
         <w:t>您的</w:t>
       </w:r>
       <w:r>
         <w:rPr>
-          <w:rFonts w:ascii="Roboto" w:hAnsi="Roboto"/>
+          <w:rFonts w:ascii="MISANS TC VF MEDIUM" w:eastAsia="MISANS TC VF MEDIUM" w:hAnsi="MISANS TC VF MEDIUM"/>
         </w:rPr>
         <w:t xml:space="preserve"> Google OAuth </w:t>
       </w:r>
       <w:r>
         <w:rPr>
-          <w:rFonts w:ascii="MS Gothic" w:eastAsia="MS Gothic" w:hAnsi="MS Gothic" w:cs="MS Gothic" w:hint="eastAsia"/>
+          <w:rFonts w:ascii="MISANS TC VF MEDIUM" w:eastAsia="MISANS TC VF MEDIUM" w:hAnsi="MISANS TC VF MEDIUM" w:cs="MS Gothic"/>
         </w:rPr>
         <w:t>重新整理權杖（僅限使用</w:t>
       </w:r>
       <w:r>
         <w:rPr>
-          <w:rFonts w:ascii="Roboto" w:hAnsi="Roboto"/>
+          <w:rFonts w:ascii="MISANS TC VF MEDIUM" w:eastAsia="MISANS TC VF MEDIUM" w:hAnsi="MISANS TC VF MEDIUM"/>
         </w:rPr>
         <w:t xml:space="preserve"> Google </w:t>
       </w:r>
       <w:r>
         <w:rPr>
-          <w:rFonts w:ascii="MS Gothic" w:eastAsia="MS Gothic" w:hAnsi="MS Gothic" w:cs="MS Gothic" w:hint="eastAsia"/>
+          <w:rFonts w:ascii="MISANS TC VF MEDIUM" w:eastAsia="MISANS TC VF MEDIUM" w:hAnsi="MISANS TC VF MEDIUM" w:cs="MS Gothic"/>
         </w:rPr>
         <w:t>登入的使用者）</w:t>
       </w:r>
       <w:r>
         <w:rPr>
-          <w:rFonts w:ascii="Roboto" w:hAnsi="Roboto"/>
+          <w:rFonts w:ascii="MISANS TC VF MEDIUM" w:eastAsia="MISANS TC VF MEDIUM" w:hAnsi="MISANS TC VF MEDIUM"/>
         </w:rPr>
         <w:t>——</w:t>
       </w:r>
       <w:r>
         <w:rPr>
-          <w:rFonts w:ascii="MS Gothic" w:eastAsia="MS Gothic" w:hAnsi="MS Gothic" w:cs="MS Gothic" w:hint="eastAsia"/>
+          <w:rFonts w:ascii="MISANS TC VF MEDIUM" w:eastAsia="MISANS TC VF MEDIUM" w:hAnsi="MISANS TC VF MEDIUM" w:cs="MS Gothic"/>
         </w:rPr>
         <w:t>僅用於以下兩項用途：（</w:t>
       </w:r>
       <w:r>
         <w:rPr>
-          <w:rFonts w:ascii="Roboto" w:hAnsi="Roboto"/>
+          <w:rFonts w:ascii="MISANS TC VF MEDIUM" w:eastAsia="MISANS TC VF MEDIUM" w:hAnsi="MISANS TC VF MEDIUM"/>
         </w:rPr>
         <w:t>1</w:t>
       </w:r>
       <w:r>
         <w:rPr>
-          <w:rFonts w:ascii="MS Gothic" w:eastAsia="MS Gothic" w:hAnsi="MS Gothic" w:cs="MS Gothic" w:hint="eastAsia"/>
+          <w:rFonts w:ascii="MISANS TC VF MEDIUM" w:eastAsia="MISANS TC VF MEDIUM" w:hAnsi="MISANS TC VF MEDIUM" w:cs="MS Gothic"/>
         </w:rPr>
         <w:t>）若您</w:t>
       </w:r>
       <w:r>
         <w:rPr>
-          <w:rFonts w:ascii="Microsoft JhengHei" w:eastAsia="Microsoft JhengHei" w:hAnsi="Microsoft JhengHei" w:cs="Microsoft JhengHei" w:hint="eastAsia"/>
+          <w:rFonts w:ascii="MISANS TC VF MEDIUM" w:eastAsia="MISANS TC VF MEDIUM" w:hAnsi="MISANS TC VF MEDIUM" w:cs="Microsoft JhengHei"/>
         </w:rPr>
         <w:t>啟</w:t>
       </w:r>
       <w:r>
         <w:rPr>
-          <w:rFonts w:ascii="MS Gothic" w:eastAsia="MS Gothic" w:hAnsi="MS Gothic" w:cs="MS Gothic" w:hint="eastAsia"/>
+          <w:rFonts w:ascii="MISANS TC VF MEDIUM" w:eastAsia="MISANS TC VF MEDIUM" w:hAnsi="MISANS TC VF MEDIUM" w:cs="MS Gothic"/>
         </w:rPr>
         <w:t>用同步功能，用於將食物效期紀錄同步至</w:t>
       </w:r>
       <w:r>
         <w:rPr>
-          <w:rFonts w:ascii="Roboto" w:hAnsi="Roboto"/>
+          <w:rFonts w:ascii="MISANS TC VF MEDIUM" w:eastAsia="MISANS TC VF MEDIUM" w:hAnsi="MISANS TC VF MEDIUM"/>
         </w:rPr>
         <w:t xml:space="preserve"> Google </w:t>
       </w:r>
       <w:r>
         <w:rPr>
-          <w:rFonts w:ascii="MS Gothic" w:eastAsia="MS Gothic" w:hAnsi="MS Gothic" w:cs="MS Gothic" w:hint="eastAsia"/>
+          <w:rFonts w:ascii="MISANS TC VF MEDIUM" w:eastAsia="MISANS TC VF MEDIUM" w:hAnsi="MISANS TC VF MEDIUM" w:cs="MS Gothic"/>
         </w:rPr>
         <w:t>日曆及</w:t>
       </w:r>
       <w:r>
         <w:rPr>
-          <w:rFonts w:ascii="Roboto" w:hAnsi="Roboto"/>
+          <w:rFonts w:ascii="MISANS TC VF MEDIUM" w:eastAsia="MISANS TC VF MEDIUM" w:hAnsi="MISANS TC VF MEDIUM"/>
         </w:rPr>
         <w:t xml:space="preserve"> Google Tasks</w:t>
       </w:r>
       <w:r>
         <w:rPr>
-          <w:rFonts w:ascii="MS Gothic" w:eastAsia="MS Gothic" w:hAnsi="MS Gothic" w:cs="MS Gothic" w:hint="eastAsia"/>
+          <w:rFonts w:ascii="MISANS TC VF MEDIUM" w:eastAsia="MISANS TC VF MEDIUM" w:hAnsi="MISANS TC VF MEDIUM" w:cs="MS Gothic"/>
         </w:rPr>
         <w:t>；（</w:t>
       </w:r>
       <w:r>
         <w:rPr>
-          <w:rFonts w:ascii="Roboto" w:hAnsi="Roboto"/>
+          <w:rFonts w:ascii="MISANS TC VF MEDIUM" w:eastAsia="MISANS TC VF MEDIUM" w:hAnsi="MISANS TC VF MEDIUM"/>
         </w:rPr>
         <w:t>2</w:t>
       </w:r>
       <w:r>
         <w:rPr>
-          <w:rFonts w:ascii="MS Gothic" w:eastAsia="MS Gothic" w:hAnsi="MS Gothic" w:cs="MS Gothic" w:hint="eastAsia"/>
+          <w:rFonts w:ascii="MISANS TC VF MEDIUM" w:eastAsia="MISANS TC VF MEDIUM" w:hAnsi="MISANS TC VF MEDIUM" w:cs="MS Gothic"/>
         </w:rPr>
         <w:t>）帳號刪除時撤銷我們的</w:t>
       </w:r>
       <w:r>
         <w:rPr>
-          <w:rFonts w:ascii="Roboto" w:hAnsi="Roboto"/>
+          <w:rFonts w:ascii="MISANS TC VF MEDIUM" w:eastAsia="MISANS TC VF MEDIUM" w:hAnsi="MISANS TC VF MEDIUM"/>
         </w:rPr>
         <w:t xml:space="preserve"> OAuth </w:t>
       </w:r>
       <w:r>
         <w:rPr>
-          <w:rFonts w:ascii="MS Gothic" w:eastAsia="MS Gothic" w:hAnsi="MS Gothic" w:cs="MS Gothic" w:hint="eastAsia"/>
+          <w:rFonts w:ascii="MISANS TC VF MEDIUM" w:eastAsia="MISANS TC VF MEDIUM" w:hAnsi="MISANS TC VF MEDIUM" w:cs="MS Gothic"/>
         </w:rPr>
         <w:t>授權。</w:t>
       </w:r>
       <w:r>
         <w:rPr>
-          <w:rFonts w:ascii="MS Gothic" w:eastAsia="MS Gothic" w:hAnsi="MS Gothic" w:cs="MS Gothic" w:hint="eastAsia"/>
+          <w:rFonts w:ascii="MISANS TC VF MEDIUM" w:eastAsia="MISANS TC VF MEDIUM" w:hAnsi="MISANS TC VF MEDIUM" w:cs="MS Gothic"/>
           <w:lang w:eastAsia="zh-TW"/>
         </w:rPr>
         <w:t>除此之外，</w:t>
       </w:r>
       <w:r>
         <w:rPr>
-          <w:rFonts w:ascii="Yu Gothic" w:eastAsia="Yu Gothic" w:hAnsi="Yu Gothic" w:cs="Yu Gothic" w:hint="eastAsia"/>
+          <w:rFonts w:ascii="MISANS TC VF MEDIUM" w:eastAsia="MISANS TC VF MEDIUM" w:hAnsi="MISANS TC VF MEDIUM" w:cs="Yu Gothic"/>
           <w:lang w:eastAsia="zh-TW"/>
         </w:rPr>
         <w:t>絕</w:t>
       </w:r>
       <w:r>
         <w:rPr>
-          <w:rFonts w:ascii="MS Gothic" w:eastAsia="MS Gothic" w:hAnsi="MS Gothic" w:cs="MS Gothic" w:hint="eastAsia"/>
+          <w:rFonts w:ascii="MISANS TC VF MEDIUM" w:eastAsia="MISANS TC VF MEDIUM" w:hAnsi="MISANS TC VF MEDIUM" w:cs="MS Gothic"/>
           <w:lang w:eastAsia="zh-TW"/>
         </w:rPr>
         <w:t>不用於任何其他目的；帳號刪除流程完成後將立即永久刪除。</w:t>
@@ -632,41 +682,53 @@
         <w:pStyle w:val="Heading2"/>
         <w:spacing w:before="280" w:after="100"/>
         <w:rPr>
-          <w:rFonts w:ascii="Roboto" w:hAnsi="Roboto"/>
-          <w:lang w:eastAsia="zh-TW"/>
-        </w:rPr>
-      </w:pPr>
-      <w:r>
-        <w:rPr>
-          <w:rFonts w:ascii="Roboto" w:hAnsi="Roboto"/>
+          <w:rFonts w:ascii="MISANS TC VF MEDIUM" w:eastAsia="MISANS TC VF MEDIUM" w:hAnsi="MISANS TC VF MEDIUM"/>
+          <w:b w:val="0"/>
+          <w:bCs w:val="0"/>
+          <w:lang w:eastAsia="zh-TW"/>
+        </w:rPr>
+      </w:pPr>
+      <w:r>
+        <w:rPr>
+          <w:rFonts w:ascii="MISANS TC VF MEDIUM" w:eastAsia="MISANS TC VF MEDIUM" w:hAnsi="MISANS TC VF MEDIUM"/>
+          <w:b w:val="0"/>
+          <w:bCs w:val="0"/>
           <w:lang w:eastAsia="zh-TW"/>
         </w:rPr>
         <w:t xml:space="preserve">2.2 App </w:t>
       </w:r>
       <w:r>
         <w:rPr>
-          <w:rFonts w:ascii="Yu Gothic" w:eastAsia="Yu Gothic" w:hAnsi="Yu Gothic" w:cs="Yu Gothic" w:hint="eastAsia"/>
+          <w:rFonts w:ascii="MISANS TC VF MEDIUM" w:eastAsia="MISANS TC VF MEDIUM" w:hAnsi="MISANS TC VF MEDIUM" w:cs="Yu Gothic"/>
+          <w:b w:val="0"/>
+          <w:bCs w:val="0"/>
           <w:lang w:eastAsia="zh-TW"/>
         </w:rPr>
         <w:t>內</w:t>
       </w:r>
       <w:r>
         <w:rPr>
-          <w:rFonts w:ascii="MS Gothic" w:eastAsia="MS Gothic" w:hAnsi="MS Gothic" w:cs="MS Gothic" w:hint="eastAsia"/>
+          <w:rFonts w:ascii="MISANS TC VF MEDIUM" w:eastAsia="MISANS TC VF MEDIUM" w:hAnsi="MISANS TC VF MEDIUM" w:cs="MS Gothic"/>
+          <w:b w:val="0"/>
+          <w:bCs w:val="0"/>
           <w:lang w:eastAsia="zh-TW"/>
         </w:rPr>
         <w:t>購及訂</w:t>
       </w:r>
       <w:r>
         <w:rPr>
-          <w:rFonts w:ascii="Yu Gothic" w:eastAsia="Yu Gothic" w:hAnsi="Yu Gothic" w:cs="Yu Gothic" w:hint="eastAsia"/>
+          <w:rFonts w:ascii="MISANS TC VF MEDIUM" w:eastAsia="MISANS TC VF MEDIUM" w:hAnsi="MISANS TC VF MEDIUM" w:cs="Yu Gothic"/>
+          <w:b w:val="0"/>
+          <w:bCs w:val="0"/>
           <w:lang w:eastAsia="zh-TW"/>
         </w:rPr>
         <w:t>閱</w:t>
       </w:r>
       <w:r>
         <w:rPr>
-          <w:rFonts w:ascii="MS Gothic" w:eastAsia="MS Gothic" w:hAnsi="MS Gothic" w:cs="MS Gothic" w:hint="eastAsia"/>
+          <w:rFonts w:ascii="MISANS TC VF MEDIUM" w:eastAsia="MISANS TC VF MEDIUM" w:hAnsi="MISANS TC VF MEDIUM" w:cs="MS Gothic"/>
+          <w:b w:val="0"/>
+          <w:bCs w:val="0"/>
           <w:lang w:eastAsia="zh-TW"/>
         </w:rPr>
         <w:t>交易資料</w:t>
@@ -676,72 +738,73 @@
       <w:pPr>
         <w:spacing w:after="120"/>
         <w:rPr>
-          <w:rFonts w:ascii="Roboto" w:hAnsi="Roboto"/>
-        </w:rPr>
-      </w:pPr>
-      <w:r>
-        <w:rPr>
-          <w:rFonts w:ascii="MS Gothic" w:eastAsia="MS Gothic" w:hAnsi="MS Gothic" w:cs="MS Gothic" w:hint="eastAsia"/>
-        </w:rPr>
+          <w:rFonts w:ascii="MISANS TC VF MEDIUM" w:eastAsia="MISANS TC VF MEDIUM" w:hAnsi="MISANS TC VF MEDIUM"/>
+        </w:rPr>
+      </w:pPr>
+      <w:r>
+        <w:rPr>
+          <w:rFonts w:ascii="MISANS TC VF MEDIUM" w:eastAsia="MISANS TC VF MEDIUM" w:hAnsi="MISANS TC VF MEDIUM" w:cs="MS Gothic"/>
+        </w:rPr>
+        <w:lastRenderedPageBreak/>
         <w:t>當您透過</w:t>
       </w:r>
       <w:r>
         <w:rPr>
-          <w:rFonts w:ascii="Roboto" w:hAnsi="Roboto"/>
+          <w:rFonts w:ascii="MISANS TC VF MEDIUM" w:eastAsia="MISANS TC VF MEDIUM" w:hAnsi="MISANS TC VF MEDIUM"/>
         </w:rPr>
         <w:t xml:space="preserve"> Apple App Store </w:t>
       </w:r>
       <w:r>
         <w:rPr>
-          <w:rFonts w:ascii="MS Gothic" w:eastAsia="MS Gothic" w:hAnsi="MS Gothic" w:cs="MS Gothic" w:hint="eastAsia"/>
+          <w:rFonts w:ascii="MISANS TC VF MEDIUM" w:eastAsia="MISANS TC VF MEDIUM" w:hAnsi="MISANS TC VF MEDIUM" w:cs="MS Gothic"/>
         </w:rPr>
         <w:t>進行購買或訂</w:t>
       </w:r>
       <w:r>
         <w:rPr>
-          <w:rFonts w:ascii="Yu Gothic" w:eastAsia="Yu Gothic" w:hAnsi="Yu Gothic" w:cs="Yu Gothic" w:hint="eastAsia"/>
+          <w:rFonts w:ascii="MISANS TC VF MEDIUM" w:eastAsia="MISANS TC VF MEDIUM" w:hAnsi="MISANS TC VF MEDIUM" w:cs="Yu Gothic"/>
         </w:rPr>
         <w:t>閱</w:t>
       </w:r>
       <w:r>
         <w:rPr>
-          <w:rFonts w:ascii="MS Gothic" w:eastAsia="MS Gothic" w:hAnsi="MS Gothic" w:cs="MS Gothic" w:hint="eastAsia"/>
+          <w:rFonts w:ascii="MISANS TC VF MEDIUM" w:eastAsia="MISANS TC VF MEDIUM" w:hAnsi="MISANS TC VF MEDIUM" w:cs="MS Gothic"/>
         </w:rPr>
         <w:t>時，</w:t>
       </w:r>
       <w:r>
         <w:rPr>
-          <w:rFonts w:ascii="Roboto" w:hAnsi="Roboto"/>
+          <w:rFonts w:ascii="MISANS TC VF MEDIUM" w:eastAsia="MISANS TC VF MEDIUM" w:hAnsi="MISANS TC VF MEDIUM"/>
         </w:rPr>
         <w:t xml:space="preserve">Apple </w:t>
       </w:r>
       <w:r>
         <w:rPr>
-          <w:rFonts w:ascii="MS Gothic" w:eastAsia="MS Gothic" w:hAnsi="MS Gothic" w:cs="MS Gothic" w:hint="eastAsia"/>
+          <w:rFonts w:ascii="MISANS TC VF MEDIUM" w:eastAsia="MISANS TC VF MEDIUM" w:hAnsi="MISANS TC VF MEDIUM" w:cs="MS Gothic"/>
         </w:rPr>
         <w:t>會透過</w:t>
       </w:r>
       <w:r>
         <w:rPr>
-          <w:rFonts w:ascii="Roboto" w:hAnsi="Roboto"/>
+          <w:rFonts w:ascii="MISANS TC VF MEDIUM" w:eastAsia="MISANS TC VF MEDIUM" w:hAnsi="MISANS TC VF MEDIUM"/>
         </w:rPr>
         <w:t xml:space="preserve"> App Store Server API </w:t>
       </w:r>
       <w:r>
         <w:rPr>
-          <w:rFonts w:ascii="MS Gothic" w:eastAsia="MS Gothic" w:hAnsi="MS Gothic" w:cs="MS Gothic" w:hint="eastAsia"/>
+          <w:rFonts w:ascii="MISANS TC VF MEDIUM" w:eastAsia="MISANS TC VF MEDIUM" w:hAnsi="MISANS TC VF MEDIUM" w:cs="MS Gothic"/>
         </w:rPr>
         <w:t>及伺服器對伺服器通知，將已簽名的交易資料傳送至我們的伺服器。我們在伺服器上儲存以下交易資料，僅用於管理您的訂</w:t>
       </w:r>
       <w:r>
         <w:rPr>
-          <w:rFonts w:ascii="Yu Gothic" w:eastAsia="Yu Gothic" w:hAnsi="Yu Gothic" w:cs="Yu Gothic" w:hint="eastAsia"/>
+          <w:rFonts w:ascii="MISANS TC VF MEDIUM" w:eastAsia="MISANS TC VF MEDIUM" w:hAnsi="MISANS TC VF MEDIUM" w:cs="Yu Gothic"/>
         </w:rPr>
         <w:t>閱</w:t>
       </w:r>
       <w:r>
         <w:rPr>
-          <w:rFonts w:ascii="MS Gothic" w:eastAsia="MS Gothic" w:hAnsi="MS Gothic" w:cs="MS Gothic" w:hint="eastAsia"/>
+          <w:rFonts w:ascii="MISANS TC VF MEDIUM" w:eastAsia="MISANS TC VF MEDIUM" w:hAnsi="MISANS TC VF MEDIUM" w:cs="MS Gothic"/>
         </w:rPr>
         <w:t>資格及處理帳單爭議：</w:t>
       </w:r>
@@ -755,36 +818,36 @@
         </w:numPr>
         <w:spacing w:after="80"/>
         <w:rPr>
-          <w:rFonts w:ascii="Roboto" w:hAnsi="Roboto"/>
-        </w:rPr>
-      </w:pPr>
-      <w:r>
-        <w:rPr>
-          <w:rFonts w:ascii="Roboto" w:hAnsi="Roboto"/>
+          <w:rFonts w:ascii="MISANS TC VF MEDIUM" w:eastAsia="MISANS TC VF MEDIUM" w:hAnsi="MISANS TC VF MEDIUM"/>
+        </w:rPr>
+      </w:pPr>
+      <w:r>
+        <w:rPr>
+          <w:rFonts w:ascii="MISANS TC VF MEDIUM" w:eastAsia="MISANS TC VF MEDIUM" w:hAnsi="MISANS TC VF MEDIUM"/>
         </w:rPr>
         <w:t xml:space="preserve">App Store </w:t>
       </w:r>
       <w:r>
         <w:rPr>
-          <w:rFonts w:ascii="MS Gothic" w:eastAsia="MS Gothic" w:hAnsi="MS Gothic" w:cs="MS Gothic" w:hint="eastAsia"/>
+          <w:rFonts w:ascii="MISANS TC VF MEDIUM" w:eastAsia="MISANS TC VF MEDIUM" w:hAnsi="MISANS TC VF MEDIUM" w:cs="MS Gothic"/>
         </w:rPr>
         <w:t>交易</w:t>
       </w:r>
       <w:r>
         <w:rPr>
-          <w:rFonts w:ascii="Roboto" w:hAnsi="Roboto"/>
+          <w:rFonts w:ascii="MISANS TC VF MEDIUM" w:eastAsia="MISANS TC VF MEDIUM" w:hAnsi="MISANS TC VF MEDIUM"/>
         </w:rPr>
         <w:t xml:space="preserve"> ID </w:t>
       </w:r>
       <w:r>
         <w:rPr>
-          <w:rFonts w:ascii="MS Gothic" w:eastAsia="MS Gothic" w:hAnsi="MS Gothic" w:cs="MS Gothic" w:hint="eastAsia"/>
+          <w:rFonts w:ascii="MISANS TC VF MEDIUM" w:eastAsia="MISANS TC VF MEDIUM" w:hAnsi="MISANS TC VF MEDIUM" w:cs="MS Gothic"/>
         </w:rPr>
         <w:t>及原始交易</w:t>
       </w:r>
       <w:r>
         <w:rPr>
-          <w:rFonts w:ascii="Roboto" w:hAnsi="Roboto"/>
+          <w:rFonts w:ascii="MISANS TC VF MEDIUM" w:eastAsia="MISANS TC VF MEDIUM" w:hAnsi="MISANS TC VF MEDIUM"/>
         </w:rPr>
         <w:t xml:space="preserve"> ID</w:t>
       </w:r>
@@ -798,48 +861,48 @@
         </w:numPr>
         <w:spacing w:after="80"/>
         <w:rPr>
-          <w:rFonts w:ascii="Roboto" w:hAnsi="Roboto"/>
-          <w:lang w:eastAsia="zh-TW"/>
-        </w:rPr>
-      </w:pPr>
-      <w:r>
-        <w:rPr>
-          <w:rFonts w:ascii="Yu Gothic" w:eastAsia="Yu Gothic" w:hAnsi="Yu Gothic" w:cs="Yu Gothic" w:hint="eastAsia"/>
+          <w:rFonts w:ascii="MISANS TC VF MEDIUM" w:eastAsia="MISANS TC VF MEDIUM" w:hAnsi="MISANS TC VF MEDIUM"/>
+          <w:lang w:eastAsia="zh-TW"/>
+        </w:rPr>
+      </w:pPr>
+      <w:r>
+        <w:rPr>
+          <w:rFonts w:ascii="MISANS TC VF MEDIUM" w:eastAsia="MISANS TC VF MEDIUM" w:hAnsi="MISANS TC VF MEDIUM" w:cs="Yu Gothic"/>
           <w:lang w:eastAsia="zh-TW"/>
         </w:rPr>
         <w:t>產</w:t>
       </w:r>
       <w:r>
         <w:rPr>
-          <w:rFonts w:ascii="MS Gothic" w:eastAsia="MS Gothic" w:hAnsi="MS Gothic" w:cs="MS Gothic" w:hint="eastAsia"/>
+          <w:rFonts w:ascii="MISANS TC VF MEDIUM" w:eastAsia="MISANS TC VF MEDIUM" w:hAnsi="MISANS TC VF MEDIUM" w:cs="MS Gothic"/>
           <w:lang w:eastAsia="zh-TW"/>
         </w:rPr>
         <w:t>品</w:t>
       </w:r>
       <w:r>
         <w:rPr>
-          <w:rFonts w:ascii="Roboto" w:hAnsi="Roboto"/>
+          <w:rFonts w:ascii="MISANS TC VF MEDIUM" w:eastAsia="MISANS TC VF MEDIUM" w:hAnsi="MISANS TC VF MEDIUM"/>
           <w:lang w:eastAsia="zh-TW"/>
         </w:rPr>
         <w:t xml:space="preserve"> ID</w:t>
       </w:r>
       <w:r>
         <w:rPr>
-          <w:rFonts w:ascii="MS Gothic" w:eastAsia="MS Gothic" w:hAnsi="MS Gothic" w:cs="MS Gothic" w:hint="eastAsia"/>
+          <w:rFonts w:ascii="MISANS TC VF MEDIUM" w:eastAsia="MISANS TC VF MEDIUM" w:hAnsi="MISANS TC VF MEDIUM" w:cs="MS Gothic"/>
           <w:lang w:eastAsia="zh-TW"/>
         </w:rPr>
         <w:t>（您購買的訂</w:t>
       </w:r>
       <w:r>
         <w:rPr>
-          <w:rFonts w:ascii="Yu Gothic" w:eastAsia="Yu Gothic" w:hAnsi="Yu Gothic" w:cs="Yu Gothic" w:hint="eastAsia"/>
+          <w:rFonts w:ascii="MISANS TC VF MEDIUM" w:eastAsia="MISANS TC VF MEDIUM" w:hAnsi="MISANS TC VF MEDIUM" w:cs="Yu Gothic"/>
           <w:lang w:eastAsia="zh-TW"/>
         </w:rPr>
         <w:t>閱</w:t>
       </w:r>
       <w:r>
         <w:rPr>
-          <w:rFonts w:ascii="MS Gothic" w:eastAsia="MS Gothic" w:hAnsi="MS Gothic" w:cs="MS Gothic" w:hint="eastAsia"/>
+          <w:rFonts w:ascii="MISANS TC VF MEDIUM" w:eastAsia="MISANS TC VF MEDIUM" w:hAnsi="MISANS TC VF MEDIUM" w:cs="MS Gothic"/>
           <w:lang w:eastAsia="zh-TW"/>
         </w:rPr>
         <w:t>或項目）</w:t>
@@ -854,13 +917,13 @@
         </w:numPr>
         <w:spacing w:after="80"/>
         <w:rPr>
-          <w:rFonts w:ascii="Roboto" w:hAnsi="Roboto"/>
-          <w:lang w:eastAsia="zh-TW"/>
-        </w:rPr>
-      </w:pPr>
-      <w:r>
-        <w:rPr>
-          <w:rFonts w:ascii="MS Gothic" w:eastAsia="MS Gothic" w:hAnsi="MS Gothic" w:cs="MS Gothic" w:hint="eastAsia"/>
+          <w:rFonts w:ascii="MISANS TC VF MEDIUM" w:eastAsia="MISANS TC VF MEDIUM" w:hAnsi="MISANS TC VF MEDIUM"/>
+          <w:lang w:eastAsia="zh-TW"/>
+        </w:rPr>
+      </w:pPr>
+      <w:r>
+        <w:rPr>
+          <w:rFonts w:ascii="MISANS TC VF MEDIUM" w:eastAsia="MISANS TC VF MEDIUM" w:hAnsi="MISANS TC VF MEDIUM" w:cs="MS Gothic"/>
           <w:lang w:eastAsia="zh-TW"/>
         </w:rPr>
         <w:t>購買日期、到期日期及撤銷日期（如適用）</w:t>
@@ -875,18 +938,18 @@
         </w:numPr>
         <w:spacing w:after="80"/>
         <w:rPr>
-          <w:rFonts w:ascii="Roboto" w:hAnsi="Roboto"/>
-        </w:rPr>
-      </w:pPr>
-      <w:r>
-        <w:rPr>
-          <w:rFonts w:ascii="Roboto" w:hAnsi="Roboto"/>
+          <w:rFonts w:ascii="MISANS TC VF MEDIUM" w:eastAsia="MISANS TC VF MEDIUM" w:hAnsi="MISANS TC VF MEDIUM"/>
+        </w:rPr>
+      </w:pPr>
+      <w:r>
+        <w:rPr>
+          <w:rFonts w:ascii="MISANS TC VF MEDIUM" w:eastAsia="MISANS TC VF MEDIUM" w:hAnsi="MISANS TC VF MEDIUM"/>
         </w:rPr>
         <w:t xml:space="preserve">App Store </w:t>
       </w:r>
       <w:r>
         <w:rPr>
-          <w:rFonts w:ascii="MS Gothic" w:eastAsia="MS Gothic" w:hAnsi="MS Gothic" w:cs="MS Gothic" w:hint="eastAsia"/>
+          <w:rFonts w:ascii="MISANS TC VF MEDIUM" w:eastAsia="MISANS TC VF MEDIUM" w:hAnsi="MISANS TC VF MEDIUM" w:cs="MS Gothic"/>
         </w:rPr>
         <w:t>環境（沙盒或正式環境）</w:t>
       </w:r>
@@ -900,41 +963,41 @@
         </w:numPr>
         <w:spacing w:after="80"/>
         <w:rPr>
-          <w:rFonts w:ascii="Roboto" w:hAnsi="Roboto"/>
-          <w:lang w:eastAsia="zh-TW"/>
-        </w:rPr>
-      </w:pPr>
-      <w:r>
-        <w:rPr>
-          <w:rFonts w:ascii="MS Gothic" w:eastAsia="MS Gothic" w:hAnsi="MS Gothic" w:cs="MS Gothic" w:hint="eastAsia"/>
+          <w:rFonts w:ascii="MISANS TC VF MEDIUM" w:eastAsia="MISANS TC VF MEDIUM" w:hAnsi="MISANS TC VF MEDIUM"/>
+          <w:lang w:eastAsia="zh-TW"/>
+        </w:rPr>
+      </w:pPr>
+      <w:r>
+        <w:rPr>
+          <w:rFonts w:ascii="MISANS TC VF MEDIUM" w:eastAsia="MISANS TC VF MEDIUM" w:hAnsi="MISANS TC VF MEDIUM" w:cs="MS Gothic"/>
           <w:lang w:eastAsia="zh-TW"/>
         </w:rPr>
         <w:t>已簽名的交易及續訂資訊（</w:t>
       </w:r>
       <w:r>
         <w:rPr>
-          <w:rFonts w:ascii="Roboto" w:hAnsi="Roboto"/>
+          <w:rFonts w:ascii="MISANS TC VF MEDIUM" w:eastAsia="MISANS TC VF MEDIUM" w:hAnsi="MISANS TC VF MEDIUM"/>
           <w:lang w:eastAsia="zh-TW"/>
         </w:rPr>
         <w:t xml:space="preserve">Apple </w:t>
       </w:r>
       <w:r>
         <w:rPr>
-          <w:rFonts w:ascii="MS Gothic" w:eastAsia="MS Gothic" w:hAnsi="MS Gothic" w:cs="MS Gothic" w:hint="eastAsia"/>
+          <w:rFonts w:ascii="MISANS TC VF MEDIUM" w:eastAsia="MISANS TC VF MEDIUM" w:hAnsi="MISANS TC VF MEDIUM" w:cs="MS Gothic"/>
           <w:lang w:eastAsia="zh-TW"/>
         </w:rPr>
         <w:t>核發的</w:t>
       </w:r>
       <w:r>
         <w:rPr>
-          <w:rFonts w:ascii="Roboto" w:hAnsi="Roboto"/>
+          <w:rFonts w:ascii="MISANS TC VF MEDIUM" w:eastAsia="MISANS TC VF MEDIUM" w:hAnsi="MISANS TC VF MEDIUM"/>
           <w:lang w:eastAsia="zh-TW"/>
         </w:rPr>
         <w:t xml:space="preserve"> JWS </w:t>
       </w:r>
       <w:r>
         <w:rPr>
-          <w:rFonts w:ascii="MS Gothic" w:eastAsia="MS Gothic" w:hAnsi="MS Gothic" w:cs="MS Gothic" w:hint="eastAsia"/>
+          <w:rFonts w:ascii="MISANS TC VF MEDIUM" w:eastAsia="MISANS TC VF MEDIUM" w:hAnsi="MISANS TC VF MEDIUM" w:cs="MS Gothic"/>
           <w:lang w:eastAsia="zh-TW"/>
         </w:rPr>
         <w:t>編碼收據）</w:t>
@@ -949,35 +1012,34 @@
         </w:numPr>
         <w:spacing w:after="80"/>
         <w:rPr>
-          <w:rFonts w:ascii="Roboto" w:hAnsi="Roboto"/>
-          <w:lang w:eastAsia="zh-TW"/>
-        </w:rPr>
-      </w:pPr>
-      <w:r>
-        <w:rPr>
-          <w:rFonts w:ascii="Roboto" w:hAnsi="Roboto"/>
-          <w:lang w:eastAsia="zh-TW"/>
-        </w:rPr>
-        <w:lastRenderedPageBreak/>
+          <w:rFonts w:ascii="MISANS TC VF MEDIUM" w:eastAsia="MISANS TC VF MEDIUM" w:hAnsi="MISANS TC VF MEDIUM"/>
+          <w:lang w:eastAsia="zh-TW"/>
+        </w:rPr>
+      </w:pPr>
+      <w:r>
+        <w:rPr>
+          <w:rFonts w:ascii="MISANS TC VF MEDIUM" w:eastAsia="MISANS TC VF MEDIUM" w:hAnsi="MISANS TC VF MEDIUM"/>
+          <w:lang w:eastAsia="zh-TW"/>
+        </w:rPr>
         <w:t xml:space="preserve">App Store </w:t>
       </w:r>
       <w:r>
         <w:rPr>
-          <w:rFonts w:ascii="MS Gothic" w:eastAsia="MS Gothic" w:hAnsi="MS Gothic" w:cs="MS Gothic" w:hint="eastAsia"/>
+          <w:rFonts w:ascii="MISANS TC VF MEDIUM" w:eastAsia="MISANS TC VF MEDIUM" w:hAnsi="MISANS TC VF MEDIUM" w:cs="MS Gothic"/>
           <w:lang w:eastAsia="zh-TW"/>
         </w:rPr>
         <w:t>伺服器通知類型及酬載（用於處理訂</w:t>
       </w:r>
       <w:r>
         <w:rPr>
-          <w:rFonts w:ascii="Yu Gothic" w:eastAsia="Yu Gothic" w:hAnsi="Yu Gothic" w:cs="Yu Gothic" w:hint="eastAsia"/>
+          <w:rFonts w:ascii="MISANS TC VF MEDIUM" w:eastAsia="MISANS TC VF MEDIUM" w:hAnsi="MISANS TC VF MEDIUM" w:cs="Yu Gothic"/>
           <w:lang w:eastAsia="zh-TW"/>
         </w:rPr>
         <w:t>閱</w:t>
       </w:r>
       <w:r>
         <w:rPr>
-          <w:rFonts w:ascii="MS Gothic" w:eastAsia="MS Gothic" w:hAnsi="MS Gothic" w:cs="MS Gothic" w:hint="eastAsia"/>
+          <w:rFonts w:ascii="MISANS TC VF MEDIUM" w:eastAsia="MISANS TC VF MEDIUM" w:hAnsi="MISANS TC VF MEDIUM" w:cs="MS Gothic"/>
           <w:lang w:eastAsia="zh-TW"/>
         </w:rPr>
         <w:t>生命週期事件，如續訂、取消及退款）</w:t>
@@ -987,69 +1049,69 @@
       <w:pPr>
         <w:spacing w:after="120"/>
         <w:rPr>
-          <w:rFonts w:ascii="Roboto" w:hAnsi="Roboto"/>
-          <w:lang w:eastAsia="zh-TW"/>
-        </w:rPr>
-      </w:pPr>
-      <w:r>
-        <w:rPr>
-          <w:rFonts w:ascii="MS Gothic" w:eastAsia="MS Gothic" w:hAnsi="MS Gothic" w:cs="MS Gothic" w:hint="eastAsia"/>
+          <w:rFonts w:ascii="MISANS TC VF MEDIUM" w:eastAsia="MISANS TC VF MEDIUM" w:hAnsi="MISANS TC VF MEDIUM"/>
+          <w:lang w:eastAsia="zh-TW"/>
+        </w:rPr>
+      </w:pPr>
+      <w:r>
+        <w:rPr>
+          <w:rFonts w:ascii="MISANS TC VF MEDIUM" w:eastAsia="MISANS TC VF MEDIUM" w:hAnsi="MISANS TC VF MEDIUM" w:cs="MS Gothic"/>
           <w:lang w:eastAsia="zh-TW"/>
         </w:rPr>
         <w:t>我們不收集、處理或儲存任何信用卡號碼、銀行帳</w:t>
       </w:r>
       <w:r>
         <w:rPr>
-          <w:rFonts w:ascii="Yu Gothic" w:eastAsia="Yu Gothic" w:hAnsi="Yu Gothic" w:cs="Yu Gothic" w:hint="eastAsia"/>
+          <w:rFonts w:ascii="MISANS TC VF MEDIUM" w:eastAsia="MISANS TC VF MEDIUM" w:hAnsi="MISANS TC VF MEDIUM" w:cs="Yu Gothic"/>
           <w:lang w:eastAsia="zh-TW"/>
         </w:rPr>
         <w:t>戶</w:t>
       </w:r>
       <w:r>
         <w:rPr>
-          <w:rFonts w:ascii="MS Gothic" w:eastAsia="MS Gothic" w:hAnsi="MS Gothic" w:cs="MS Gothic" w:hint="eastAsia"/>
+          <w:rFonts w:ascii="MISANS TC VF MEDIUM" w:eastAsia="MISANS TC VF MEDIUM" w:hAnsi="MISANS TC VF MEDIUM" w:cs="MS Gothic"/>
           <w:lang w:eastAsia="zh-TW"/>
         </w:rPr>
         <w:t>資訊或其他財務資訊。所有付款處理均由</w:t>
       </w:r>
       <w:r>
         <w:rPr>
-          <w:rFonts w:ascii="Roboto" w:hAnsi="Roboto"/>
+          <w:rFonts w:ascii="MISANS TC VF MEDIUM" w:eastAsia="MISANS TC VF MEDIUM" w:hAnsi="MISANS TC VF MEDIUM"/>
           <w:lang w:eastAsia="zh-TW"/>
         </w:rPr>
         <w:t xml:space="preserve"> Apple </w:t>
       </w:r>
       <w:r>
         <w:rPr>
-          <w:rFonts w:ascii="MS Gothic" w:eastAsia="MS Gothic" w:hAnsi="MS Gothic" w:cs="MS Gothic" w:hint="eastAsia"/>
+          <w:rFonts w:ascii="MISANS TC VF MEDIUM" w:eastAsia="MISANS TC VF MEDIUM" w:hAnsi="MISANS TC VF MEDIUM" w:cs="MS Gothic"/>
           <w:lang w:eastAsia="zh-TW"/>
         </w:rPr>
         <w:t>全權執行。上述資料僅限於</w:t>
       </w:r>
       <w:r>
         <w:rPr>
-          <w:rFonts w:ascii="Roboto" w:hAnsi="Roboto"/>
+          <w:rFonts w:ascii="MISANS TC VF MEDIUM" w:eastAsia="MISANS TC VF MEDIUM" w:hAnsi="MISANS TC VF MEDIUM"/>
           <w:lang w:eastAsia="zh-TW"/>
         </w:rPr>
         <w:t xml:space="preserve"> Apple </w:t>
       </w:r>
       <w:r>
         <w:rPr>
-          <w:rFonts w:ascii="MS Gothic" w:eastAsia="MS Gothic" w:hAnsi="MS Gothic" w:cs="MS Gothic" w:hint="eastAsia"/>
+          <w:rFonts w:ascii="MISANS TC VF MEDIUM" w:eastAsia="MISANS TC VF MEDIUM" w:hAnsi="MISANS TC VF MEDIUM" w:cs="MS Gothic"/>
           <w:lang w:eastAsia="zh-TW"/>
         </w:rPr>
         <w:t>核發的交易識別碼及驗證和維護您訂</w:t>
       </w:r>
       <w:r>
         <w:rPr>
-          <w:rFonts w:ascii="Yu Gothic" w:eastAsia="Yu Gothic" w:hAnsi="Yu Gothic" w:cs="Yu Gothic" w:hint="eastAsia"/>
+          <w:rFonts w:ascii="MISANS TC VF MEDIUM" w:eastAsia="MISANS TC VF MEDIUM" w:hAnsi="MISANS TC VF MEDIUM" w:cs="Yu Gothic"/>
           <w:lang w:eastAsia="zh-TW"/>
         </w:rPr>
         <w:t>閱</w:t>
       </w:r>
       <w:r>
         <w:rPr>
-          <w:rFonts w:ascii="MS Gothic" w:eastAsia="MS Gothic" w:hAnsi="MS Gothic" w:cs="MS Gothic" w:hint="eastAsia"/>
+          <w:rFonts w:ascii="MISANS TC VF MEDIUM" w:eastAsia="MISANS TC VF MEDIUM" w:hAnsi="MISANS TC VF MEDIUM" w:cs="MS Gothic"/>
           <w:lang w:eastAsia="zh-TW"/>
         </w:rPr>
         <w:t>狀態所需的必要資料。</w:t>
@@ -1059,13 +1121,13 @@
       <w:pPr>
         <w:spacing w:after="120"/>
         <w:rPr>
-          <w:rFonts w:ascii="Roboto" w:hAnsi="Roboto"/>
-          <w:lang w:eastAsia="zh-TW"/>
-        </w:rPr>
-      </w:pPr>
-      <w:r>
-        <w:rPr>
-          <w:rFonts w:ascii="MS Gothic" w:eastAsia="MS Gothic" w:hAnsi="MS Gothic" w:cs="MS Gothic" w:hint="eastAsia"/>
+          <w:rFonts w:ascii="MISANS TC VF MEDIUM" w:eastAsia="MISANS TC VF MEDIUM" w:hAnsi="MISANS TC VF MEDIUM"/>
+          <w:lang w:eastAsia="zh-TW"/>
+        </w:rPr>
+      </w:pPr>
+      <w:r>
+        <w:rPr>
+          <w:rFonts w:ascii="MISANS TC VF MEDIUM" w:eastAsia="MISANS TC VF MEDIUM" w:hAnsi="MISANS TC VF MEDIUM" w:cs="MS Gothic"/>
           <w:lang w:eastAsia="zh-TW"/>
         </w:rPr>
         <w:t>此交易資料與您的使用者帳號關聯。當您刪除帳號時，相關資料將從我們的伺服器永久刪除。</w:t>
@@ -1076,20 +1138,26 @@
         <w:pStyle w:val="Heading2"/>
         <w:spacing w:before="280" w:after="100"/>
         <w:rPr>
-          <w:rFonts w:ascii="Roboto" w:hAnsi="Roboto"/>
-          <w:lang w:eastAsia="zh-TW"/>
-        </w:rPr>
-      </w:pPr>
-      <w:r>
-        <w:rPr>
-          <w:rFonts w:ascii="Roboto" w:hAnsi="Roboto"/>
+          <w:rFonts w:ascii="MISANS TC VF MEDIUM" w:eastAsia="MISANS TC VF MEDIUM" w:hAnsi="MISANS TC VF MEDIUM"/>
+          <w:b w:val="0"/>
+          <w:bCs w:val="0"/>
+          <w:lang w:eastAsia="zh-TW"/>
+        </w:rPr>
+      </w:pPr>
+      <w:r>
+        <w:rPr>
+          <w:rFonts w:ascii="MISANS TC VF MEDIUM" w:eastAsia="MISANS TC VF MEDIUM" w:hAnsi="MISANS TC VF MEDIUM"/>
+          <w:b w:val="0"/>
+          <w:bCs w:val="0"/>
           <w:lang w:eastAsia="zh-TW"/>
         </w:rPr>
         <w:t xml:space="preserve">2.3 </w:t>
       </w:r>
       <w:r>
         <w:rPr>
-          <w:rFonts w:ascii="MS Gothic" w:eastAsia="MS Gothic" w:hAnsi="MS Gothic" w:cs="MS Gothic" w:hint="eastAsia"/>
+          <w:rFonts w:ascii="MISANS TC VF MEDIUM" w:eastAsia="MISANS TC VF MEDIUM" w:hAnsi="MISANS TC VF MEDIUM" w:cs="MS Gothic"/>
+          <w:b w:val="0"/>
+          <w:bCs w:val="0"/>
           <w:lang w:eastAsia="zh-TW"/>
         </w:rPr>
         <w:t>僅在裝置端處理的資訊</w:t>
@@ -1099,13 +1167,13 @@
       <w:pPr>
         <w:spacing w:after="120"/>
         <w:rPr>
-          <w:rFonts w:ascii="Roboto" w:hAnsi="Roboto"/>
-          <w:lang w:eastAsia="zh-TW"/>
-        </w:rPr>
-      </w:pPr>
-      <w:r>
-        <w:rPr>
-          <w:rFonts w:ascii="MS Gothic" w:eastAsia="MS Gothic" w:hAnsi="MS Gothic" w:cs="MS Gothic" w:hint="eastAsia"/>
+          <w:rFonts w:ascii="MISANS TC VF MEDIUM" w:eastAsia="MISANS TC VF MEDIUM" w:hAnsi="MISANS TC VF MEDIUM"/>
+          <w:lang w:eastAsia="zh-TW"/>
+        </w:rPr>
+      </w:pPr>
+      <w:r>
+        <w:rPr>
+          <w:rFonts w:ascii="MISANS TC VF MEDIUM" w:eastAsia="MISANS TC VF MEDIUM" w:hAnsi="MISANS TC VF MEDIUM" w:cs="MS Gothic"/>
           <w:lang w:eastAsia="zh-TW"/>
         </w:rPr>
         <w:t>下列資料完全在您的裝置端處理，不會傳輸至或儲存於我們的伺服器：</w:t>
@@ -1120,13 +1188,13 @@
         </w:numPr>
         <w:spacing w:after="80"/>
         <w:rPr>
-          <w:rFonts w:ascii="Roboto" w:hAnsi="Roboto"/>
-          <w:lang w:eastAsia="zh-TW"/>
-        </w:rPr>
-      </w:pPr>
-      <w:r>
-        <w:rPr>
-          <w:rFonts w:ascii="MS Gothic" w:eastAsia="MS Gothic" w:hAnsi="MS Gothic" w:cs="MS Gothic" w:hint="eastAsia"/>
+          <w:rFonts w:ascii="MISANS TC VF MEDIUM" w:eastAsia="MISANS TC VF MEDIUM" w:hAnsi="MISANS TC VF MEDIUM"/>
+          <w:lang w:eastAsia="zh-TW"/>
+        </w:rPr>
+      </w:pPr>
+      <w:r>
+        <w:rPr>
+          <w:rFonts w:ascii="MISANS TC VF MEDIUM" w:eastAsia="MISANS TC VF MEDIUM" w:hAnsi="MISANS TC VF MEDIUM" w:cs="MS Gothic"/>
           <w:lang w:eastAsia="zh-TW"/>
         </w:rPr>
         <w:t>食物紀錄、效期日期及庫存資料</w:t>
@@ -1141,12 +1209,12 @@
         </w:numPr>
         <w:spacing w:after="80"/>
         <w:rPr>
-          <w:rFonts w:ascii="Roboto" w:hAnsi="Roboto"/>
-        </w:rPr>
-      </w:pPr>
-      <w:r>
-        <w:rPr>
-          <w:rFonts w:ascii="MS Gothic" w:eastAsia="MS Gothic" w:hAnsi="MS Gothic" w:cs="MS Gothic" w:hint="eastAsia"/>
+          <w:rFonts w:ascii="MISANS TC VF MEDIUM" w:eastAsia="MISANS TC VF MEDIUM" w:hAnsi="MISANS TC VF MEDIUM"/>
+        </w:rPr>
+      </w:pPr>
+      <w:r>
+        <w:rPr>
+          <w:rFonts w:ascii="MISANS TC VF MEDIUM" w:eastAsia="MISANS TC VF MEDIUM" w:hAnsi="MISANS TC VF MEDIUM" w:cs="MS Gothic"/>
         </w:rPr>
         <w:t>相機輸入、照片及影像</w:t>
       </w:r>
@@ -1160,12 +1228,12 @@
         </w:numPr>
         <w:spacing w:after="80"/>
         <w:rPr>
-          <w:rFonts w:ascii="Roboto" w:hAnsi="Roboto"/>
-        </w:rPr>
-      </w:pPr>
-      <w:r>
-        <w:rPr>
-          <w:rFonts w:ascii="MS Gothic" w:eastAsia="MS Gothic" w:hAnsi="MS Gothic" w:cs="MS Gothic" w:hint="eastAsia"/>
+          <w:rFonts w:ascii="MISANS TC VF MEDIUM" w:eastAsia="MISANS TC VF MEDIUM" w:hAnsi="MISANS TC VF MEDIUM"/>
+        </w:rPr>
+      </w:pPr>
+      <w:r>
+        <w:rPr>
+          <w:rFonts w:ascii="MISANS TC VF MEDIUM" w:eastAsia="MISANS TC VF MEDIUM" w:hAnsi="MISANS TC VF MEDIUM" w:cs="MS Gothic"/>
         </w:rPr>
         <w:t>音訊及語音輸入</w:t>
       </w:r>
@@ -1179,18 +1247,18 @@
         </w:numPr>
         <w:spacing w:after="80"/>
         <w:rPr>
-          <w:rFonts w:ascii="Roboto" w:hAnsi="Roboto"/>
-        </w:rPr>
-      </w:pPr>
-      <w:r>
-        <w:rPr>
-          <w:rFonts w:ascii="Roboto" w:hAnsi="Roboto"/>
+          <w:rFonts w:ascii="MISANS TC VF MEDIUM" w:eastAsia="MISANS TC VF MEDIUM" w:hAnsi="MISANS TC VF MEDIUM"/>
+        </w:rPr>
+      </w:pPr>
+      <w:r>
+        <w:rPr>
+          <w:rFonts w:ascii="MISANS TC VF MEDIUM" w:eastAsia="MISANS TC VF MEDIUM" w:hAnsi="MISANS TC VF MEDIUM"/>
         </w:rPr>
         <w:t xml:space="preserve">OCR </w:t>
       </w:r>
       <w:r>
         <w:rPr>
-          <w:rFonts w:ascii="MS Gothic" w:eastAsia="MS Gothic" w:hAnsi="MS Gothic" w:cs="MS Gothic" w:hint="eastAsia"/>
+          <w:rFonts w:ascii="MISANS TC VF MEDIUM" w:eastAsia="MISANS TC VF MEDIUM" w:hAnsi="MISANS TC VF MEDIUM" w:cs="MS Gothic"/>
         </w:rPr>
         <w:t>及影像分類結果</w:t>
       </w:r>
@@ -1204,12 +1272,12 @@
         </w:numPr>
         <w:spacing w:after="80"/>
         <w:rPr>
-          <w:rFonts w:ascii="Roboto" w:hAnsi="Roboto"/>
-        </w:rPr>
-      </w:pPr>
-      <w:r>
-        <w:rPr>
-          <w:rFonts w:ascii="MS Gothic" w:eastAsia="MS Gothic" w:hAnsi="MS Gothic" w:cs="MS Gothic" w:hint="eastAsia"/>
+          <w:rFonts w:ascii="MISANS TC VF MEDIUM" w:eastAsia="MISANS TC VF MEDIUM" w:hAnsi="MISANS TC VF MEDIUM"/>
+        </w:rPr>
+      </w:pPr>
+      <w:r>
+        <w:rPr>
+          <w:rFonts w:ascii="MISANS TC VF MEDIUM" w:eastAsia="MISANS TC VF MEDIUM" w:hAnsi="MISANS TC VF MEDIUM" w:cs="MS Gothic"/>
         </w:rPr>
         <w:t>捐贈中心互動紀錄</w:t>
       </w:r>
@@ -1218,55 +1286,55 @@
       <w:pPr>
         <w:spacing w:after="120"/>
         <w:rPr>
-          <w:rFonts w:ascii="Roboto" w:hAnsi="Roboto"/>
-          <w:lang w:eastAsia="zh-TW"/>
-        </w:rPr>
-      </w:pPr>
-      <w:r>
-        <w:rPr>
-          <w:rFonts w:ascii="MS Gothic" w:eastAsia="MS Gothic" w:hAnsi="MS Gothic" w:cs="MS Gothic" w:hint="eastAsia"/>
+          <w:rFonts w:ascii="MISANS TC VF MEDIUM" w:eastAsia="MISANS TC VF MEDIUM" w:hAnsi="MISANS TC VF MEDIUM"/>
+          <w:lang w:eastAsia="zh-TW"/>
+        </w:rPr>
+      </w:pPr>
+      <w:r>
+        <w:rPr>
+          <w:rFonts w:ascii="MISANS TC VF MEDIUM" w:eastAsia="MISANS TC VF MEDIUM" w:hAnsi="MISANS TC VF MEDIUM" w:cs="MS Gothic"/>
           <w:lang w:eastAsia="zh-TW"/>
         </w:rPr>
         <w:t>當您使用</w:t>
       </w:r>
       <w:r>
         <w:rPr>
-          <w:rFonts w:ascii="Roboto" w:hAnsi="Roboto"/>
+          <w:rFonts w:ascii="MISANS TC VF MEDIUM" w:eastAsia="MISANS TC VF MEDIUM" w:hAnsi="MISANS TC VF MEDIUM"/>
           <w:lang w:eastAsia="zh-TW"/>
         </w:rPr>
         <w:t xml:space="preserve"> AI </w:t>
       </w:r>
       <w:r>
         <w:rPr>
-          <w:rFonts w:ascii="MS Gothic" w:eastAsia="MS Gothic" w:hAnsi="MS Gothic" w:cs="MS Gothic" w:hint="eastAsia"/>
+          <w:rFonts w:ascii="MISANS TC VF MEDIUM" w:eastAsia="MISANS TC VF MEDIUM" w:hAnsi="MISANS TC VF MEDIUM" w:cs="MS Gothic"/>
           <w:lang w:eastAsia="zh-TW"/>
         </w:rPr>
         <w:t>功能時，您的提示訊息、裝置上的相關食物紀錄及相關捐贈中心資料庫資料，將傳輸至我們的伺服器以</w:t>
       </w:r>
       <w:r>
         <w:rPr>
-          <w:rFonts w:ascii="Yu Gothic" w:eastAsia="Yu Gothic" w:hAnsi="Yu Gothic" w:cs="Yu Gothic" w:hint="eastAsia"/>
+          <w:rFonts w:ascii="MISANS TC VF MEDIUM" w:eastAsia="MISANS TC VF MEDIUM" w:hAnsi="MISANS TC VF MEDIUM" w:cs="Yu Gothic"/>
           <w:lang w:eastAsia="zh-TW"/>
         </w:rPr>
         <w:t>產</w:t>
       </w:r>
       <w:r>
         <w:rPr>
-          <w:rFonts w:ascii="MS Gothic" w:eastAsia="MS Gothic" w:hAnsi="MS Gothic" w:cs="MS Gothic" w:hint="eastAsia"/>
+          <w:rFonts w:ascii="MISANS TC VF MEDIUM" w:eastAsia="MISANS TC VF MEDIUM" w:hAnsi="MISANS TC VF MEDIUM" w:cs="MS Gothic"/>
           <w:lang w:eastAsia="zh-TW"/>
         </w:rPr>
         <w:t>生</w:t>
       </w:r>
       <w:r>
         <w:rPr>
-          <w:rFonts w:ascii="Roboto" w:hAnsi="Roboto"/>
+          <w:rFonts w:ascii="MISANS TC VF MEDIUM" w:eastAsia="MISANS TC VF MEDIUM" w:hAnsi="MISANS TC VF MEDIUM"/>
           <w:lang w:eastAsia="zh-TW"/>
         </w:rPr>
         <w:t xml:space="preserve"> AI </w:t>
       </w:r>
       <w:r>
         <w:rPr>
-          <w:rFonts w:ascii="MS Gothic" w:eastAsia="MS Gothic" w:hAnsi="MS Gothic" w:cs="MS Gothic" w:hint="eastAsia"/>
+          <w:rFonts w:ascii="MISANS TC VF MEDIUM" w:eastAsia="MISANS TC VF MEDIUM" w:hAnsi="MISANS TC VF MEDIUM" w:cs="MS Gothic"/>
           <w:lang w:eastAsia="zh-TW"/>
         </w:rPr>
         <w:t>回應。這些資料僅進行即時處理，回應傳回您的裝置後，我們不以任何形式儲存、記錄或保留相關資料。</w:t>
@@ -1277,18 +1345,24 @@
         <w:pStyle w:val="Heading2"/>
         <w:spacing w:before="280" w:after="100"/>
         <w:rPr>
-          <w:rFonts w:ascii="Roboto" w:hAnsi="Roboto"/>
-        </w:rPr>
-      </w:pPr>
-      <w:r>
-        <w:rPr>
-          <w:rFonts w:ascii="Roboto" w:hAnsi="Roboto"/>
+          <w:rFonts w:ascii="MISANS TC VF MEDIUM" w:eastAsia="MISANS TC VF MEDIUM" w:hAnsi="MISANS TC VF MEDIUM"/>
+          <w:b w:val="0"/>
+          <w:bCs w:val="0"/>
+        </w:rPr>
+      </w:pPr>
+      <w:r>
+        <w:rPr>
+          <w:rFonts w:ascii="MISANS TC VF MEDIUM" w:eastAsia="MISANS TC VF MEDIUM" w:hAnsi="MISANS TC VF MEDIUM"/>
+          <w:b w:val="0"/>
+          <w:bCs w:val="0"/>
         </w:rPr>
         <w:t xml:space="preserve">2.4 </w:t>
       </w:r>
       <w:r>
         <w:rPr>
-          <w:rFonts w:ascii="MS Gothic" w:eastAsia="MS Gothic" w:hAnsi="MS Gothic" w:cs="MS Gothic" w:hint="eastAsia"/>
+          <w:rFonts w:ascii="MISANS TC VF MEDIUM" w:eastAsia="MISANS TC VF MEDIUM" w:hAnsi="MISANS TC VF MEDIUM" w:cs="MS Gothic"/>
+          <w:b w:val="0"/>
+          <w:bCs w:val="0"/>
         </w:rPr>
         <w:t>日曆與提醒事項同步</w:t>
       </w:r>
@@ -1297,108 +1371,108 @@
       <w:pPr>
         <w:spacing w:after="120"/>
         <w:rPr>
-          <w:rFonts w:ascii="Roboto" w:hAnsi="Roboto"/>
-        </w:rPr>
-      </w:pPr>
-      <w:r>
-        <w:rPr>
-          <w:rFonts w:ascii="MS Gothic" w:eastAsia="MS Gothic" w:hAnsi="MS Gothic" w:cs="MS Gothic" w:hint="eastAsia"/>
+          <w:rFonts w:ascii="MISANS TC VF MEDIUM" w:eastAsia="MISANS TC VF MEDIUM" w:hAnsi="MISANS TC VF MEDIUM"/>
+        </w:rPr>
+      </w:pPr>
+      <w:r>
+        <w:rPr>
+          <w:rFonts w:ascii="MISANS TC VF MEDIUM" w:eastAsia="MISANS TC VF MEDIUM" w:hAnsi="MISANS TC VF MEDIUM" w:cs="MS Gothic"/>
         </w:rPr>
         <w:t>若您選擇</w:t>
       </w:r>
       <w:r>
         <w:rPr>
-          <w:rFonts w:ascii="Microsoft JhengHei" w:eastAsia="Microsoft JhengHei" w:hAnsi="Microsoft JhengHei" w:cs="Microsoft JhengHei" w:hint="eastAsia"/>
+          <w:rFonts w:ascii="MISANS TC VF MEDIUM" w:eastAsia="MISANS TC VF MEDIUM" w:hAnsi="MISANS TC VF MEDIUM" w:cs="Microsoft JhengHei"/>
         </w:rPr>
         <w:t>啟</w:t>
       </w:r>
       <w:r>
         <w:rPr>
-          <w:rFonts w:ascii="MS Gothic" w:eastAsia="MS Gothic" w:hAnsi="MS Gothic" w:cs="MS Gothic" w:hint="eastAsia"/>
+          <w:rFonts w:ascii="MISANS TC VF MEDIUM" w:eastAsia="MISANS TC VF MEDIUM" w:hAnsi="MISANS TC VF MEDIUM" w:cs="MS Gothic"/>
         </w:rPr>
         <w:t>用同步功能，您裝置上的食物效期紀錄將透過您的</w:t>
       </w:r>
       <w:r>
         <w:rPr>
-          <w:rFonts w:ascii="Roboto" w:hAnsi="Roboto"/>
+          <w:rFonts w:ascii="MISANS TC VF MEDIUM" w:eastAsia="MISANS TC VF MEDIUM" w:hAnsi="MISANS TC VF MEDIUM"/>
         </w:rPr>
         <w:t xml:space="preserve"> Google OAuth </w:t>
       </w:r>
       <w:r>
         <w:rPr>
-          <w:rFonts w:ascii="MS Gothic" w:eastAsia="MS Gothic" w:hAnsi="MS Gothic" w:cs="MS Gothic" w:hint="eastAsia"/>
+          <w:rFonts w:ascii="MISANS TC VF MEDIUM" w:eastAsia="MISANS TC VF MEDIUM" w:hAnsi="MISANS TC VF MEDIUM" w:cs="MS Gothic"/>
         </w:rPr>
         <w:t>重新整理權杖同步至</w:t>
       </w:r>
       <w:r>
         <w:rPr>
-          <w:rFonts w:ascii="Roboto" w:hAnsi="Roboto"/>
+          <w:rFonts w:ascii="MISANS TC VF MEDIUM" w:eastAsia="MISANS TC VF MEDIUM" w:hAnsi="MISANS TC VF MEDIUM"/>
         </w:rPr>
         <w:t xml:space="preserve"> Google </w:t>
       </w:r>
       <w:r>
         <w:rPr>
-          <w:rFonts w:ascii="MS Gothic" w:eastAsia="MS Gothic" w:hAnsi="MS Gothic" w:cs="MS Gothic" w:hint="eastAsia"/>
+          <w:rFonts w:ascii="MISANS TC VF MEDIUM" w:eastAsia="MISANS TC VF MEDIUM" w:hAnsi="MISANS TC VF MEDIUM" w:cs="MS Gothic"/>
         </w:rPr>
         <w:t>日曆及／或</w:t>
       </w:r>
       <w:r>
         <w:rPr>
-          <w:rFonts w:ascii="Roboto" w:hAnsi="Roboto"/>
+          <w:rFonts w:ascii="MISANS TC VF MEDIUM" w:eastAsia="MISANS TC VF MEDIUM" w:hAnsi="MISANS TC VF MEDIUM"/>
         </w:rPr>
         <w:t xml:space="preserve"> Google Tasks</w:t>
       </w:r>
       <w:r>
         <w:rPr>
-          <w:rFonts w:ascii="MS Gothic" w:eastAsia="MS Gothic" w:hAnsi="MS Gothic" w:cs="MS Gothic" w:hint="eastAsia"/>
+          <w:rFonts w:ascii="MISANS TC VF MEDIUM" w:eastAsia="MISANS TC VF MEDIUM" w:hAnsi="MISANS TC VF MEDIUM" w:cs="MS Gothic"/>
         </w:rPr>
         <w:t>，或透過</w:t>
       </w:r>
       <w:r>
         <w:rPr>
-          <w:rFonts w:ascii="Roboto" w:hAnsi="Roboto"/>
+          <w:rFonts w:ascii="MISANS TC VF MEDIUM" w:eastAsia="MISANS TC VF MEDIUM" w:hAnsi="MISANS TC VF MEDIUM"/>
         </w:rPr>
         <w:t xml:space="preserve"> Apple </w:t>
       </w:r>
       <w:r>
         <w:rPr>
-          <w:rFonts w:ascii="MS Gothic" w:eastAsia="MS Gothic" w:hAnsi="MS Gothic" w:cs="MS Gothic" w:hint="eastAsia"/>
+          <w:rFonts w:ascii="MISANS TC VF MEDIUM" w:eastAsia="MISANS TC VF MEDIUM" w:hAnsi="MISANS TC VF MEDIUM" w:cs="MS Gothic"/>
         </w:rPr>
         <w:t>系統</w:t>
       </w:r>
       <w:r>
         <w:rPr>
-          <w:rFonts w:ascii="Roboto" w:hAnsi="Roboto"/>
+          <w:rFonts w:ascii="MISANS TC VF MEDIUM" w:eastAsia="MISANS TC VF MEDIUM" w:hAnsi="MISANS TC VF MEDIUM"/>
         </w:rPr>
         <w:t xml:space="preserve"> API </w:t>
       </w:r>
       <w:r>
         <w:rPr>
-          <w:rFonts w:ascii="MS Gothic" w:eastAsia="MS Gothic" w:hAnsi="MS Gothic" w:cs="MS Gothic" w:hint="eastAsia"/>
+          <w:rFonts w:ascii="MISANS TC VF MEDIUM" w:eastAsia="MISANS TC VF MEDIUM" w:hAnsi="MISANS TC VF MEDIUM" w:cs="MS Gothic"/>
         </w:rPr>
         <w:t>同步至</w:t>
       </w:r>
       <w:r>
         <w:rPr>
-          <w:rFonts w:ascii="Roboto" w:hAnsi="Roboto"/>
+          <w:rFonts w:ascii="MISANS TC VF MEDIUM" w:eastAsia="MISANS TC VF MEDIUM" w:hAnsi="MISANS TC VF MEDIUM"/>
         </w:rPr>
         <w:t xml:space="preserve"> Apple </w:t>
       </w:r>
       <w:r>
         <w:rPr>
-          <w:rFonts w:ascii="MS Gothic" w:eastAsia="MS Gothic" w:hAnsi="MS Gothic" w:cs="MS Gothic" w:hint="eastAsia"/>
+          <w:rFonts w:ascii="MISANS TC VF MEDIUM" w:eastAsia="MISANS TC VF MEDIUM" w:hAnsi="MISANS TC VF MEDIUM" w:cs="MS Gothic"/>
         </w:rPr>
         <w:t>日曆及／或</w:t>
       </w:r>
       <w:r>
         <w:rPr>
-          <w:rFonts w:ascii="Roboto" w:hAnsi="Roboto"/>
+          <w:rFonts w:ascii="MISANS TC VF MEDIUM" w:eastAsia="MISANS TC VF MEDIUM" w:hAnsi="MISANS TC VF MEDIUM"/>
         </w:rPr>
         <w:t xml:space="preserve"> Apple </w:t>
       </w:r>
       <w:r>
         <w:rPr>
-          <w:rFonts w:ascii="MS Gothic" w:eastAsia="MS Gothic" w:hAnsi="MS Gothic" w:cs="MS Gothic" w:hint="eastAsia"/>
+          <w:rFonts w:ascii="MISANS TC VF MEDIUM" w:eastAsia="MISANS TC VF MEDIUM" w:hAnsi="MISANS TC VF MEDIUM" w:cs="MS Gothic"/>
         </w:rPr>
         <w:t>提醒事項。</w:t>
       </w:r>
@@ -1407,153 +1481,154 @@
       <w:pPr>
         <w:spacing w:after="120"/>
         <w:rPr>
-          <w:rFonts w:ascii="Roboto" w:hAnsi="Roboto"/>
-          <w:lang w:eastAsia="zh-TW"/>
-        </w:rPr>
-      </w:pPr>
-      <w:r>
-        <w:rPr>
-          <w:rFonts w:ascii="MS Gothic" w:eastAsia="MS Gothic" w:hAnsi="MS Gothic" w:cs="MS Gothic" w:hint="eastAsia"/>
-          <w:lang w:eastAsia="zh-TW"/>
-        </w:rPr>
+          <w:rFonts w:ascii="MISANS TC VF MEDIUM" w:eastAsia="MISANS TC VF MEDIUM" w:hAnsi="MISANS TC VF MEDIUM"/>
+          <w:lang w:eastAsia="zh-TW"/>
+        </w:rPr>
+      </w:pPr>
+      <w:r>
+        <w:rPr>
+          <w:rFonts w:ascii="MISANS TC VF MEDIUM" w:eastAsia="MISANS TC VF MEDIUM" w:hAnsi="MISANS TC VF MEDIUM" w:cs="MS Gothic"/>
+          <w:lang w:eastAsia="zh-TW"/>
+        </w:rPr>
+        <w:lastRenderedPageBreak/>
         <w:t>此功能完全由使用者自行選擇</w:t>
       </w:r>
       <w:r>
         <w:rPr>
-          <w:rFonts w:ascii="Microsoft JhengHei" w:eastAsia="Microsoft JhengHei" w:hAnsi="Microsoft JhengHei" w:cs="Microsoft JhengHei" w:hint="eastAsia"/>
+          <w:rFonts w:ascii="MISANS TC VF MEDIUM" w:eastAsia="MISANS TC VF MEDIUM" w:hAnsi="MISANS TC VF MEDIUM" w:cs="Microsoft JhengHei"/>
           <w:lang w:eastAsia="zh-TW"/>
         </w:rPr>
         <w:t>啟</w:t>
       </w:r>
       <w:r>
         <w:rPr>
-          <w:rFonts w:ascii="MS Gothic" w:eastAsia="MS Gothic" w:hAnsi="MS Gothic" w:cs="MS Gothic" w:hint="eastAsia"/>
+          <w:rFonts w:ascii="MISANS TC VF MEDIUM" w:eastAsia="MISANS TC VF MEDIUM" w:hAnsi="MISANS TC VF MEDIUM" w:cs="MS Gothic"/>
           <w:lang w:eastAsia="zh-TW"/>
         </w:rPr>
         <w:t>用。我們的伺服器僅使用您的</w:t>
       </w:r>
       <w:r>
         <w:rPr>
-          <w:rFonts w:ascii="Roboto" w:hAnsi="Roboto"/>
+          <w:rFonts w:ascii="MISANS TC VF MEDIUM" w:eastAsia="MISANS TC VF MEDIUM" w:hAnsi="MISANS TC VF MEDIUM"/>
           <w:lang w:eastAsia="zh-TW"/>
         </w:rPr>
         <w:t xml:space="preserve"> Google OAuth </w:t>
       </w:r>
       <w:r>
         <w:rPr>
-          <w:rFonts w:ascii="MS Gothic" w:eastAsia="MS Gothic" w:hAnsi="MS Gothic" w:cs="MS Gothic" w:hint="eastAsia"/>
+          <w:rFonts w:ascii="MISANS TC VF MEDIUM" w:eastAsia="MISANS TC VF MEDIUM" w:hAnsi="MISANS TC VF MEDIUM" w:cs="MS Gothic"/>
           <w:lang w:eastAsia="zh-TW"/>
         </w:rPr>
         <w:t>重新整理權杖執行</w:t>
       </w:r>
       <w:r>
         <w:rPr>
-          <w:rFonts w:ascii="Roboto" w:hAnsi="Roboto"/>
+          <w:rFonts w:ascii="MISANS TC VF MEDIUM" w:eastAsia="MISANS TC VF MEDIUM" w:hAnsi="MISANS TC VF MEDIUM"/>
           <w:lang w:eastAsia="zh-TW"/>
         </w:rPr>
         <w:t xml:space="preserve"> Google </w:t>
       </w:r>
       <w:r>
         <w:rPr>
-          <w:rFonts w:ascii="MS Gothic" w:eastAsia="MS Gothic" w:hAnsi="MS Gothic" w:cs="MS Gothic" w:hint="eastAsia"/>
+          <w:rFonts w:ascii="MISANS TC VF MEDIUM" w:eastAsia="MISANS TC VF MEDIUM" w:hAnsi="MISANS TC VF MEDIUM" w:cs="MS Gothic"/>
           <w:lang w:eastAsia="zh-TW"/>
         </w:rPr>
         <w:t>服務的同步操作。我們不讀取、儲存或分析您</w:t>
       </w:r>
       <w:r>
         <w:rPr>
-          <w:rFonts w:ascii="Roboto" w:hAnsi="Roboto"/>
+          <w:rFonts w:ascii="MISANS TC VF MEDIUM" w:eastAsia="MISANS TC VF MEDIUM" w:hAnsi="MISANS TC VF MEDIUM"/>
           <w:lang w:eastAsia="zh-TW"/>
         </w:rPr>
         <w:t xml:space="preserve"> Google </w:t>
       </w:r>
       <w:r>
         <w:rPr>
-          <w:rFonts w:ascii="MS Gothic" w:eastAsia="MS Gothic" w:hAnsi="MS Gothic" w:cs="MS Gothic" w:hint="eastAsia"/>
+          <w:rFonts w:ascii="MISANS TC VF MEDIUM" w:eastAsia="MISANS TC VF MEDIUM" w:hAnsi="MISANS TC VF MEDIUM" w:cs="MS Gothic"/>
           <w:lang w:eastAsia="zh-TW"/>
         </w:rPr>
         <w:t>日曆或</w:t>
       </w:r>
       <w:r>
         <w:rPr>
-          <w:rFonts w:ascii="Roboto" w:hAnsi="Roboto"/>
+          <w:rFonts w:ascii="MISANS TC VF MEDIUM" w:eastAsia="MISANS TC VF MEDIUM" w:hAnsi="MISANS TC VF MEDIUM"/>
           <w:lang w:eastAsia="zh-TW"/>
         </w:rPr>
         <w:t xml:space="preserve"> Google Tasks </w:t>
       </w:r>
       <w:r>
         <w:rPr>
-          <w:rFonts w:ascii="MS Gothic" w:eastAsia="MS Gothic" w:hAnsi="MS Gothic" w:cs="MS Gothic" w:hint="eastAsia"/>
+          <w:rFonts w:ascii="MISANS TC VF MEDIUM" w:eastAsia="MISANS TC VF MEDIUM" w:hAnsi="MISANS TC VF MEDIUM" w:cs="MS Gothic"/>
           <w:lang w:eastAsia="zh-TW"/>
         </w:rPr>
         <w:t>的任何現有</w:t>
       </w:r>
       <w:r>
         <w:rPr>
-          <w:rFonts w:ascii="Yu Gothic" w:eastAsia="Yu Gothic" w:hAnsi="Yu Gothic" w:cs="Yu Gothic" w:hint="eastAsia"/>
+          <w:rFonts w:ascii="MISANS TC VF MEDIUM" w:eastAsia="MISANS TC VF MEDIUM" w:hAnsi="MISANS TC VF MEDIUM" w:cs="Yu Gothic"/>
           <w:lang w:eastAsia="zh-TW"/>
         </w:rPr>
         <w:t>內</w:t>
       </w:r>
       <w:r>
         <w:rPr>
-          <w:rFonts w:ascii="MS Gothic" w:eastAsia="MS Gothic" w:hAnsi="MS Gothic" w:cs="MS Gothic" w:hint="eastAsia"/>
+          <w:rFonts w:ascii="MISANS TC VF MEDIUM" w:eastAsia="MISANS TC VF MEDIUM" w:hAnsi="MISANS TC VF MEDIUM" w:cs="MS Gothic"/>
           <w:lang w:eastAsia="zh-TW"/>
         </w:rPr>
         <w:t>容</w:t>
       </w:r>
       <w:r>
         <w:rPr>
-          <w:rFonts w:ascii="Roboto" w:hAnsi="Roboto"/>
+          <w:rFonts w:ascii="MISANS TC VF MEDIUM" w:eastAsia="MISANS TC VF MEDIUM" w:hAnsi="MISANS TC VF MEDIUM"/>
           <w:lang w:eastAsia="zh-TW"/>
         </w:rPr>
         <w:t>——</w:t>
       </w:r>
       <w:r>
         <w:rPr>
-          <w:rFonts w:ascii="MS Gothic" w:eastAsia="MS Gothic" w:hAnsi="MS Gothic" w:cs="MS Gothic" w:hint="eastAsia"/>
+          <w:rFonts w:ascii="MISANS TC VF MEDIUM" w:eastAsia="MISANS TC VF MEDIUM" w:hAnsi="MISANS TC VF MEDIUM" w:cs="MS Gothic"/>
           <w:lang w:eastAsia="zh-TW"/>
         </w:rPr>
         <w:t>我們僅向其寫入由</w:t>
       </w:r>
       <w:r>
         <w:rPr>
-          <w:rFonts w:ascii="Roboto" w:hAnsi="Roboto"/>
+          <w:rFonts w:ascii="MISANS TC VF MEDIUM" w:eastAsia="MISANS TC VF MEDIUM" w:hAnsi="MISANS TC VF MEDIUM"/>
           <w:lang w:eastAsia="zh-TW"/>
         </w:rPr>
         <w:t xml:space="preserve"> Food Ninja </w:t>
       </w:r>
       <w:r>
         <w:rPr>
-          <w:rFonts w:ascii="MS Gothic" w:eastAsia="MS Gothic" w:hAnsi="MS Gothic" w:cs="MS Gothic" w:hint="eastAsia"/>
+          <w:rFonts w:ascii="MISANS TC VF MEDIUM" w:eastAsia="MISANS TC VF MEDIUM" w:hAnsi="MISANS TC VF MEDIUM" w:cs="MS Gothic"/>
           <w:lang w:eastAsia="zh-TW"/>
         </w:rPr>
         <w:t>建立的食物效期事件。</w:t>
       </w:r>
       <w:r>
         <w:rPr>
-          <w:rFonts w:ascii="Roboto" w:hAnsi="Roboto"/>
+          <w:rFonts w:ascii="MISANS TC VF MEDIUM" w:eastAsia="MISANS TC VF MEDIUM" w:hAnsi="MISANS TC VF MEDIUM"/>
           <w:lang w:eastAsia="zh-TW"/>
         </w:rPr>
         <w:t xml:space="preserve">Apple </w:t>
       </w:r>
       <w:r>
         <w:rPr>
-          <w:rFonts w:ascii="MS Gothic" w:eastAsia="MS Gothic" w:hAnsi="MS Gothic" w:cs="MS Gothic" w:hint="eastAsia"/>
+          <w:rFonts w:ascii="MISANS TC VF MEDIUM" w:eastAsia="MISANS TC VF MEDIUM" w:hAnsi="MISANS TC VF MEDIUM" w:cs="MS Gothic"/>
           <w:lang w:eastAsia="zh-TW"/>
         </w:rPr>
         <w:t>日曆及</w:t>
       </w:r>
       <w:r>
         <w:rPr>
-          <w:rFonts w:ascii="Roboto" w:hAnsi="Roboto"/>
+          <w:rFonts w:ascii="MISANS TC VF MEDIUM" w:eastAsia="MISANS TC VF MEDIUM" w:hAnsi="MISANS TC VF MEDIUM"/>
           <w:lang w:eastAsia="zh-TW"/>
         </w:rPr>
         <w:t xml:space="preserve"> Apple </w:t>
       </w:r>
       <w:r>
         <w:rPr>
-          <w:rFonts w:ascii="MS Gothic" w:eastAsia="MS Gothic" w:hAnsi="MS Gothic" w:cs="MS Gothic" w:hint="eastAsia"/>
+          <w:rFonts w:ascii="MISANS TC VF MEDIUM" w:eastAsia="MISANS TC VF MEDIUM" w:hAnsi="MISANS TC VF MEDIUM" w:cs="MS Gothic"/>
           <w:lang w:eastAsia="zh-TW"/>
         </w:rPr>
         <w:t>提醒事項的同步作業完全在您的裝置端本機執行。</w:t>
@@ -1564,20 +1639,26 @@
         <w:pStyle w:val="Heading2"/>
         <w:spacing w:before="280" w:after="100"/>
         <w:rPr>
-          <w:rFonts w:ascii="Roboto" w:hAnsi="Roboto"/>
-          <w:lang w:eastAsia="zh-TW"/>
-        </w:rPr>
-      </w:pPr>
-      <w:r>
-        <w:rPr>
-          <w:rFonts w:ascii="Roboto" w:hAnsi="Roboto"/>
+          <w:rFonts w:ascii="MISANS TC VF MEDIUM" w:eastAsia="MISANS TC VF MEDIUM" w:hAnsi="MISANS TC VF MEDIUM"/>
+          <w:b w:val="0"/>
+          <w:bCs w:val="0"/>
+          <w:lang w:eastAsia="zh-TW"/>
+        </w:rPr>
+      </w:pPr>
+      <w:r>
+        <w:rPr>
+          <w:rFonts w:ascii="MISANS TC VF MEDIUM" w:eastAsia="MISANS TC VF MEDIUM" w:hAnsi="MISANS TC VF MEDIUM"/>
+          <w:b w:val="0"/>
+          <w:bCs w:val="0"/>
           <w:lang w:eastAsia="zh-TW"/>
         </w:rPr>
         <w:t xml:space="preserve">2.5 </w:t>
       </w:r>
       <w:r>
         <w:rPr>
-          <w:rFonts w:ascii="MS Gothic" w:eastAsia="MS Gothic" w:hAnsi="MS Gothic" w:cs="MS Gothic" w:hint="eastAsia"/>
+          <w:rFonts w:ascii="MISANS TC VF MEDIUM" w:eastAsia="MISANS TC VF MEDIUM" w:hAnsi="MISANS TC VF MEDIUM" w:cs="MS Gothic"/>
+          <w:b w:val="0"/>
+          <w:bCs w:val="0"/>
           <w:lang w:eastAsia="zh-TW"/>
         </w:rPr>
         <w:t>定位資料</w:t>
@@ -1587,27 +1668,27 @@
       <w:pPr>
         <w:spacing w:after="120"/>
         <w:rPr>
-          <w:rFonts w:ascii="Roboto" w:hAnsi="Roboto"/>
-          <w:lang w:eastAsia="zh-TW"/>
-        </w:rPr>
-      </w:pPr>
-      <w:r>
-        <w:rPr>
-          <w:rFonts w:ascii="MS Gothic" w:eastAsia="MS Gothic" w:hAnsi="MS Gothic" w:cs="MS Gothic" w:hint="eastAsia"/>
+          <w:rFonts w:ascii="MISANS TC VF MEDIUM" w:eastAsia="MISANS TC VF MEDIUM" w:hAnsi="MISANS TC VF MEDIUM"/>
+          <w:lang w:eastAsia="zh-TW"/>
+        </w:rPr>
+      </w:pPr>
+      <w:r>
+        <w:rPr>
+          <w:rFonts w:ascii="MISANS TC VF MEDIUM" w:eastAsia="MISANS TC VF MEDIUM" w:hAnsi="MISANS TC VF MEDIUM" w:cs="MS Gothic"/>
           <w:lang w:eastAsia="zh-TW"/>
         </w:rPr>
         <w:t>應用程式可能請求存取您的裝置定位，以透過</w:t>
       </w:r>
       <w:r>
         <w:rPr>
-          <w:rFonts w:ascii="Roboto" w:hAnsi="Roboto"/>
+          <w:rFonts w:ascii="MISANS TC VF MEDIUM" w:eastAsia="MISANS TC VF MEDIUM" w:hAnsi="MISANS TC VF MEDIUM"/>
           <w:lang w:eastAsia="zh-TW"/>
         </w:rPr>
         <w:t xml:space="preserve"> Apple Maps </w:t>
       </w:r>
       <w:r>
         <w:rPr>
-          <w:rFonts w:ascii="MS Gothic" w:eastAsia="MS Gothic" w:hAnsi="MS Gothic" w:cs="MS Gothic" w:hint="eastAsia"/>
+          <w:rFonts w:ascii="MISANS TC VF MEDIUM" w:eastAsia="MISANS TC VF MEDIUM" w:hAnsi="MISANS TC VF MEDIUM" w:cs="MS Gothic"/>
           <w:lang w:eastAsia="zh-TW"/>
         </w:rPr>
         <w:t>提供捐贈中心地圖探索功能。精確定位資料不會傳輸至或儲存於我們的伺服器。</w:t>
@@ -1618,148 +1699,147 @@
         <w:pStyle w:val="Heading2"/>
         <w:spacing w:before="280" w:after="100"/>
         <w:rPr>
-          <w:rFonts w:ascii="Roboto" w:hAnsi="Roboto"/>
-          <w:lang w:eastAsia="zh-TW"/>
-        </w:rPr>
-      </w:pPr>
-      <w:r>
-        <w:rPr>
-          <w:rFonts w:ascii="Roboto" w:hAnsi="Roboto"/>
+          <w:rFonts w:ascii="MISANS TC VF MEDIUM" w:eastAsia="MISANS TC VF MEDIUM" w:hAnsi="MISANS TC VF MEDIUM"/>
+          <w:b w:val="0"/>
+          <w:bCs w:val="0"/>
+          <w:lang w:val="en-US" w:eastAsia="zh-TW"/>
+        </w:rPr>
+      </w:pPr>
+      <w:r>
+        <w:rPr>
+          <w:rFonts w:ascii="MISANS TC VF MEDIUM" w:eastAsia="MISANS TC VF MEDIUM" w:hAnsi="MISANS TC VF MEDIUM"/>
+          <w:b w:val="0"/>
+          <w:bCs w:val="0"/>
           <w:lang w:eastAsia="zh-TW"/>
         </w:rPr>
         <w:t xml:space="preserve">2.6 AI </w:t>
       </w:r>
       <w:r>
         <w:rPr>
-          <w:rFonts w:ascii="Microsoft JhengHei" w:eastAsia="Microsoft JhengHei" w:hAnsi="Microsoft JhengHei" w:cs="Microsoft JhengHei" w:hint="eastAsia"/>
+          <w:rFonts w:ascii="MISANS TC VF MEDIUM" w:eastAsia="MISANS TC VF MEDIUM" w:hAnsi="MISANS TC VF MEDIUM" w:cs="Microsoft JhengHei"/>
+          <w:b w:val="0"/>
+          <w:bCs w:val="0"/>
+          <w:lang w:eastAsia="zh-TW"/>
+        </w:rPr>
+        <w:t>功能</w:t>
+      </w:r>
+    </w:p>
+    <w:p>
+      <w:pPr>
+        <w:spacing w:after="120"/>
+        <w:rPr>
+          <w:rFonts w:ascii="MISANS TC VF MEDIUM" w:eastAsia="MISANS TC VF MEDIUM" w:hAnsi="MISANS TC VF MEDIUM"/>
+          <w:lang w:eastAsia="zh-TW"/>
+        </w:rPr>
+      </w:pPr>
+      <w:r>
+        <w:rPr>
+          <w:rFonts w:ascii="MISANS TC VF MEDIUM" w:eastAsia="MISANS TC VF MEDIUM" w:hAnsi="MISANS TC VF MEDIUM" w:cs="MS Gothic"/>
+          <w:lang w:eastAsia="zh-TW"/>
+        </w:rPr>
+        <w:t>當您使用</w:t>
+      </w:r>
+      <w:r>
+        <w:rPr>
+          <w:rFonts w:ascii="MISANS TC VF MEDIUM" w:eastAsia="MISANS TC VF MEDIUM" w:hAnsi="MISANS TC VF MEDIUM"/>
+          <w:lang w:eastAsia="zh-TW"/>
+        </w:rPr>
+        <w:t xml:space="preserve"> AI </w:t>
+      </w:r>
+      <w:r>
+        <w:rPr>
+          <w:rFonts w:ascii="MISANS TC VF MEDIUM" w:eastAsia="MISANS TC VF MEDIUM" w:hAnsi="MISANS TC VF MEDIUM" w:cs="MS Gothic"/>
+          <w:lang w:eastAsia="zh-TW"/>
+        </w:rPr>
+        <w:t>功能（食譜建議、餐點規劃、捐贈資格評估）時，您的提示訊息、裝置上的相關食物紀錄，以及相關捐贈中心資料庫資料，將傳送至我們的伺服器並透過我們的</w:t>
+      </w:r>
+      <w:r>
+        <w:rPr>
+          <w:rFonts w:ascii="MISANS TC VF MEDIUM" w:eastAsia="MISANS TC VF MEDIUM" w:hAnsi="MISANS TC VF MEDIUM"/>
+          <w:lang w:eastAsia="zh-TW"/>
+        </w:rPr>
+        <w:t xml:space="preserve"> AI API </w:t>
+      </w:r>
+      <w:r>
+        <w:rPr>
+          <w:rFonts w:ascii="MISANS TC VF MEDIUM" w:eastAsia="MISANS TC VF MEDIUM" w:hAnsi="MISANS TC VF MEDIUM" w:cs="MS Gothic"/>
+          <w:lang w:eastAsia="zh-TW"/>
+        </w:rPr>
+        <w:t>處理以</w:t>
+      </w:r>
+      <w:r>
+        <w:rPr>
+          <w:rFonts w:ascii="MISANS TC VF MEDIUM" w:eastAsia="MISANS TC VF MEDIUM" w:hAnsi="MISANS TC VF MEDIUM" w:cs="Yu Gothic"/>
+          <w:lang w:eastAsia="zh-TW"/>
+        </w:rPr>
+        <w:t>產</w:t>
+      </w:r>
+      <w:r>
+        <w:rPr>
+          <w:rFonts w:ascii="MISANS TC VF MEDIUM" w:eastAsia="MISANS TC VF MEDIUM" w:hAnsi="MISANS TC VF MEDIUM" w:cs="MS Gothic"/>
+          <w:lang w:eastAsia="zh-TW"/>
+        </w:rPr>
+        <w:t>生回應。</w:t>
+      </w:r>
+      <w:r>
+        <w:rPr>
+          <w:rFonts w:ascii="MISANS TC VF MEDIUM" w:eastAsia="MISANS TC VF MEDIUM" w:hAnsi="MISANS TC VF MEDIUM"/>
+          <w:lang w:eastAsia="zh-TW"/>
+        </w:rPr>
+        <w:t xml:space="preserve">AI </w:t>
+      </w:r>
+      <w:r>
+        <w:rPr>
+          <w:rFonts w:ascii="MISANS TC VF MEDIUM" w:eastAsia="MISANS TC VF MEDIUM" w:hAnsi="MISANS TC VF MEDIUM" w:cs="MS Gothic"/>
+          <w:lang w:eastAsia="zh-TW"/>
+        </w:rPr>
+        <w:t>回應傳回您的裝置後，我們不儲存、記錄或保留任何</w:t>
+      </w:r>
+      <w:r>
+        <w:rPr>
+          <w:rFonts w:ascii="MISANS TC VF MEDIUM" w:eastAsia="MISANS TC VF MEDIUM" w:hAnsi="MISANS TC VF MEDIUM"/>
+          <w:lang w:eastAsia="zh-TW"/>
+        </w:rPr>
+        <w:t xml:space="preserve"> AI </w:t>
+      </w:r>
+      <w:r>
+        <w:rPr>
+          <w:rFonts w:ascii="MISANS TC VF MEDIUM" w:eastAsia="MISANS TC VF MEDIUM" w:hAnsi="MISANS TC VF MEDIUM" w:cs="Microsoft JhengHei"/>
           <w:lang w:eastAsia="zh-TW"/>
         </w:rPr>
         <w:t>查</w:t>
       </w:r>
       <w:r>
         <w:rPr>
-          <w:rFonts w:ascii="MS Gothic" w:eastAsia="MS Gothic" w:hAnsi="MS Gothic" w:cs="MS Gothic" w:hint="eastAsia"/>
+          <w:rFonts w:ascii="MISANS TC VF MEDIUM" w:eastAsia="MISANS TC VF MEDIUM" w:hAnsi="MISANS TC VF MEDIUM" w:cs="MS Gothic"/>
           <w:lang w:eastAsia="zh-TW"/>
         </w:rPr>
         <w:t>詢</w:t>
       </w:r>
-    </w:p>
-    <w:p>
-      <w:pPr>
-        <w:spacing w:after="120"/>
-        <w:rPr>
-          <w:rFonts w:ascii="Roboto" w:hAnsi="Roboto"/>
-          <w:lang w:eastAsia="zh-TW"/>
-        </w:rPr>
-      </w:pPr>
-      <w:r>
-        <w:rPr>
-          <w:rFonts w:ascii="MS Gothic" w:eastAsia="MS Gothic" w:hAnsi="MS Gothic" w:cs="MS Gothic" w:hint="eastAsia"/>
-          <w:lang w:eastAsia="zh-TW"/>
-        </w:rPr>
-        <w:t>當您使用</w:t>
-      </w:r>
-      <w:r>
-        <w:rPr>
-          <w:rFonts w:ascii="Roboto" w:hAnsi="Roboto"/>
-          <w:lang w:eastAsia="zh-TW"/>
-        </w:rPr>
-        <w:t xml:space="preserve"> AI </w:t>
-      </w:r>
-      <w:r>
-        <w:rPr>
-          <w:rFonts w:ascii="MS Gothic" w:eastAsia="MS Gothic" w:hAnsi="MS Gothic" w:cs="MS Gothic" w:hint="eastAsia"/>
-          <w:lang w:eastAsia="zh-TW"/>
-        </w:rPr>
-        <w:t>功能（食譜建議、餐點規劃、捐贈資格評估）時，您的提示訊息、裝置上的相關食物紀錄，以及相關捐贈中心資料庫資料，將傳送至我們的伺服器並透過我們的</w:t>
-      </w:r>
-      <w:r>
-        <w:rPr>
-          <w:rFonts w:ascii="Roboto" w:hAnsi="Roboto"/>
-          <w:lang w:eastAsia="zh-TW"/>
-        </w:rPr>
-        <w:t xml:space="preserve"> AI API </w:t>
-      </w:r>
-      <w:r>
-        <w:rPr>
-          <w:rFonts w:ascii="MS Gothic" w:eastAsia="MS Gothic" w:hAnsi="MS Gothic" w:cs="MS Gothic" w:hint="eastAsia"/>
-          <w:lang w:eastAsia="zh-TW"/>
-        </w:rPr>
-        <w:t>處理以</w:t>
-      </w:r>
-      <w:r>
-        <w:rPr>
-          <w:rFonts w:ascii="Yu Gothic" w:eastAsia="Yu Gothic" w:hAnsi="Yu Gothic" w:cs="Yu Gothic" w:hint="eastAsia"/>
-          <w:lang w:eastAsia="zh-TW"/>
-        </w:rPr>
-        <w:t>產</w:t>
-      </w:r>
-      <w:r>
-        <w:rPr>
-          <w:rFonts w:ascii="MS Gothic" w:eastAsia="MS Gothic" w:hAnsi="MS Gothic" w:cs="MS Gothic" w:hint="eastAsia"/>
-          <w:lang w:eastAsia="zh-TW"/>
-        </w:rPr>
-        <w:t>生回應。</w:t>
-      </w:r>
-      <w:r>
-        <w:rPr>
-          <w:rFonts w:ascii="Roboto" w:hAnsi="Roboto"/>
-          <w:lang w:eastAsia="zh-TW"/>
-        </w:rPr>
-        <w:t xml:space="preserve">AI </w:t>
-      </w:r>
-      <w:r>
-        <w:rPr>
-          <w:rFonts w:ascii="MS Gothic" w:eastAsia="MS Gothic" w:hAnsi="MS Gothic" w:cs="MS Gothic" w:hint="eastAsia"/>
-          <w:lang w:eastAsia="zh-TW"/>
-        </w:rPr>
-        <w:t>回應傳回您的裝置後，我們不儲存、記錄或保留任何</w:t>
-      </w:r>
-      <w:r>
-        <w:rPr>
-          <w:rFonts w:ascii="Roboto" w:hAnsi="Roboto"/>
-          <w:lang w:eastAsia="zh-TW"/>
-        </w:rPr>
-        <w:t xml:space="preserve"> AI </w:t>
-      </w:r>
-      <w:r>
-        <w:rPr>
-          <w:rFonts w:ascii="Microsoft JhengHei" w:eastAsia="Microsoft JhengHei" w:hAnsi="Microsoft JhengHei" w:cs="Microsoft JhengHei" w:hint="eastAsia"/>
-          <w:lang w:eastAsia="zh-TW"/>
-        </w:rPr>
-        <w:t>查</w:t>
-      </w:r>
-      <w:r>
-        <w:rPr>
-          <w:rFonts w:ascii="MS Gothic" w:eastAsia="MS Gothic" w:hAnsi="MS Gothic" w:cs="MS Gothic" w:hint="eastAsia"/>
-          <w:lang w:eastAsia="zh-TW"/>
-        </w:rPr>
-        <w:t>詢</w:t>
-      </w:r>
-      <w:r>
-        <w:rPr>
-          <w:rFonts w:ascii="Yu Gothic" w:eastAsia="Yu Gothic" w:hAnsi="Yu Gothic" w:cs="Yu Gothic" w:hint="eastAsia"/>
+      <w:r>
+        <w:rPr>
+          <w:rFonts w:ascii="MISANS TC VF MEDIUM" w:eastAsia="MISANS TC VF MEDIUM" w:hAnsi="MISANS TC VF MEDIUM" w:cs="Yu Gothic"/>
           <w:lang w:eastAsia="zh-TW"/>
         </w:rPr>
         <w:t>內</w:t>
       </w:r>
       <w:r>
         <w:rPr>
-          <w:rFonts w:ascii="MS Gothic" w:eastAsia="MS Gothic" w:hAnsi="MS Gothic" w:cs="MS Gothic" w:hint="eastAsia"/>
+          <w:rFonts w:ascii="MISANS TC VF MEDIUM" w:eastAsia="MISANS TC VF MEDIUM" w:hAnsi="MISANS TC VF MEDIUM" w:cs="MS Gothic"/>
           <w:lang w:eastAsia="zh-TW"/>
         </w:rPr>
         <w:t>容</w:t>
       </w:r>
       <w:r>
         <w:rPr>
-          <w:rFonts w:ascii="Roboto" w:hAnsi="Roboto"/>
+          <w:rFonts w:ascii="MISANS TC VF MEDIUM" w:eastAsia="MISANS TC VF MEDIUM" w:hAnsi="MISANS TC VF MEDIUM"/>
           <w:lang w:eastAsia="zh-TW"/>
         </w:rPr>
         <w:t>——</w:t>
       </w:r>
       <w:r>
         <w:rPr>
-          <w:rFonts w:ascii="MS Gothic" w:eastAsia="MS Gothic" w:hAnsi="MS Gothic" w:cs="MS Gothic" w:hint="eastAsia"/>
+          <w:rFonts w:ascii="MISANS TC VF MEDIUM" w:eastAsia="MISANS TC VF MEDIUM" w:hAnsi="MISANS TC VF MEDIUM" w:cs="MS Gothic"/>
           <w:lang w:eastAsia="zh-TW"/>
         </w:rPr>
         <w:t>包括提示訊息、食物紀錄或捐贈資料。</w:t>
@@ -1770,20 +1850,26 @@
         <w:pStyle w:val="Heading2"/>
         <w:spacing w:before="280" w:after="100"/>
         <w:rPr>
-          <w:rFonts w:ascii="Roboto" w:hAnsi="Roboto"/>
-          <w:lang w:eastAsia="zh-TW"/>
-        </w:rPr>
-      </w:pPr>
-      <w:r>
-        <w:rPr>
-          <w:rFonts w:ascii="Roboto" w:hAnsi="Roboto"/>
+          <w:rFonts w:ascii="MISANS TC VF MEDIUM" w:eastAsia="MISANS TC VF MEDIUM" w:hAnsi="MISANS TC VF MEDIUM"/>
+          <w:b w:val="0"/>
+          <w:bCs w:val="0"/>
+          <w:lang w:eastAsia="zh-TW"/>
+        </w:rPr>
+      </w:pPr>
+      <w:r>
+        <w:rPr>
+          <w:rFonts w:ascii="MISANS TC VF MEDIUM" w:eastAsia="MISANS TC VF MEDIUM" w:hAnsi="MISANS TC VF MEDIUM"/>
+          <w:b w:val="0"/>
+          <w:bCs w:val="0"/>
           <w:lang w:eastAsia="zh-TW"/>
         </w:rPr>
         <w:t xml:space="preserve">2.7 </w:t>
       </w:r>
       <w:r>
         <w:rPr>
-          <w:rFonts w:ascii="MS Gothic" w:eastAsia="MS Gothic" w:hAnsi="MS Gothic" w:cs="MS Gothic" w:hint="eastAsia"/>
+          <w:rFonts w:ascii="MISANS TC VF MEDIUM" w:eastAsia="MISANS TC VF MEDIUM" w:hAnsi="MISANS TC VF MEDIUM" w:cs="MS Gothic"/>
+          <w:b w:val="0"/>
+          <w:bCs w:val="0"/>
           <w:lang w:eastAsia="zh-TW"/>
         </w:rPr>
         <w:t>裝置及技術資訊</w:t>
@@ -1793,28 +1879,27 @@
       <w:pPr>
         <w:spacing w:after="120"/>
         <w:rPr>
-          <w:rFonts w:ascii="Roboto" w:hAnsi="Roboto"/>
-          <w:lang w:eastAsia="zh-TW"/>
-        </w:rPr>
-      </w:pPr>
-      <w:r>
-        <w:rPr>
-          <w:rFonts w:ascii="MS Gothic" w:eastAsia="MS Gothic" w:hAnsi="MS Gothic" w:cs="MS Gothic" w:hint="eastAsia"/>
-          <w:lang w:eastAsia="zh-TW"/>
-        </w:rPr>
-        <w:lastRenderedPageBreak/>
+          <w:rFonts w:ascii="MISANS TC VF MEDIUM" w:eastAsia="MISANS TC VF MEDIUM" w:hAnsi="MISANS TC VF MEDIUM"/>
+          <w:lang w:eastAsia="zh-TW"/>
+        </w:rPr>
+      </w:pPr>
+      <w:r>
+        <w:rPr>
+          <w:rFonts w:ascii="MISANS TC VF MEDIUM" w:eastAsia="MISANS TC VF MEDIUM" w:hAnsi="MISANS TC VF MEDIUM" w:cs="MS Gothic"/>
+          <w:lang w:eastAsia="zh-TW"/>
+        </w:rPr>
         <w:t>我們可能收集服務運作所需的標準技術資料，包括應用程式版本資訊及身份驗證權杖（</w:t>
       </w:r>
       <w:r>
         <w:rPr>
-          <w:rFonts w:ascii="Roboto" w:hAnsi="Roboto"/>
+          <w:rFonts w:ascii="MISANS TC VF MEDIUM" w:eastAsia="MISANS TC VF MEDIUM" w:hAnsi="MISANS TC VF MEDIUM"/>
           <w:lang w:eastAsia="zh-TW"/>
         </w:rPr>
         <w:t>JWT</w:t>
       </w:r>
       <w:r>
         <w:rPr>
-          <w:rFonts w:ascii="MS Gothic" w:eastAsia="MS Gothic" w:hAnsi="MS Gothic" w:cs="MS Gothic" w:hint="eastAsia"/>
+          <w:rFonts w:ascii="MISANS TC VF MEDIUM" w:eastAsia="MISANS TC VF MEDIUM" w:hAnsi="MISANS TC VF MEDIUM" w:cs="MS Gothic"/>
           <w:lang w:eastAsia="zh-TW"/>
         </w:rPr>
         <w:t>）。此類資料僅用於身份驗證及服務提供。</w:t>
@@ -1825,20 +1910,26 @@
         <w:pStyle w:val="Heading1"/>
         <w:spacing w:before="400" w:after="160"/>
         <w:rPr>
-          <w:rFonts w:ascii="Roboto" w:hAnsi="Roboto"/>
-          <w:lang w:eastAsia="zh-TW"/>
-        </w:rPr>
-      </w:pPr>
-      <w:r>
-        <w:rPr>
-          <w:rFonts w:ascii="Roboto" w:hAnsi="Roboto"/>
+          <w:rFonts w:ascii="MISANS TC VF MEDIUM" w:eastAsia="MISANS TC VF MEDIUM" w:hAnsi="MISANS TC VF MEDIUM"/>
+          <w:b w:val="0"/>
+          <w:bCs w:val="0"/>
+          <w:lang w:eastAsia="zh-TW"/>
+        </w:rPr>
+      </w:pPr>
+      <w:r>
+        <w:rPr>
+          <w:rFonts w:ascii="MISANS TC VF MEDIUM" w:eastAsia="MISANS TC VF MEDIUM" w:hAnsi="MISANS TC VF MEDIUM"/>
+          <w:b w:val="0"/>
+          <w:bCs w:val="0"/>
           <w:lang w:eastAsia="zh-TW"/>
         </w:rPr>
         <w:t xml:space="preserve">3. </w:t>
       </w:r>
       <w:r>
         <w:rPr>
-          <w:rFonts w:ascii="MS Gothic" w:eastAsia="MS Gothic" w:hAnsi="MS Gothic" w:cs="MS Gothic" w:hint="eastAsia"/>
+          <w:rFonts w:ascii="MISANS TC VF MEDIUM" w:eastAsia="MISANS TC VF MEDIUM" w:hAnsi="MISANS TC VF MEDIUM" w:cs="MS Gothic"/>
+          <w:b w:val="0"/>
+          <w:bCs w:val="0"/>
           <w:lang w:eastAsia="zh-TW"/>
         </w:rPr>
         <w:t>我們如何使用您的資訊</w:t>
@@ -1848,13 +1939,13 @@
       <w:pPr>
         <w:spacing w:after="120"/>
         <w:rPr>
-          <w:rFonts w:ascii="Roboto" w:hAnsi="Roboto"/>
-          <w:lang w:eastAsia="zh-TW"/>
-        </w:rPr>
-      </w:pPr>
-      <w:r>
-        <w:rPr>
-          <w:rFonts w:ascii="MS Gothic" w:eastAsia="MS Gothic" w:hAnsi="MS Gothic" w:cs="MS Gothic" w:hint="eastAsia"/>
+          <w:rFonts w:ascii="MISANS TC VF MEDIUM" w:eastAsia="MISANS TC VF MEDIUM" w:hAnsi="MISANS TC VF MEDIUM"/>
+          <w:lang w:eastAsia="zh-TW"/>
+        </w:rPr>
+      </w:pPr>
+      <w:r>
+        <w:rPr>
+          <w:rFonts w:ascii="MISANS TC VF MEDIUM" w:eastAsia="MISANS TC VF MEDIUM" w:hAnsi="MISANS TC VF MEDIUM" w:cs="MS Gothic"/>
           <w:lang w:eastAsia="zh-TW"/>
         </w:rPr>
         <w:t>我們將收集的資訊用於以下目的：</w:t>
@@ -1869,13 +1960,13 @@
         </w:numPr>
         <w:spacing w:after="80"/>
         <w:rPr>
-          <w:rFonts w:ascii="Roboto" w:hAnsi="Roboto"/>
-          <w:lang w:eastAsia="zh-TW"/>
-        </w:rPr>
-      </w:pPr>
-      <w:r>
-        <w:rPr>
-          <w:rFonts w:ascii="MS Gothic" w:eastAsia="MS Gothic" w:hAnsi="MS Gothic" w:cs="MS Gothic" w:hint="eastAsia"/>
+          <w:rFonts w:ascii="MISANS TC VF MEDIUM" w:eastAsia="MISANS TC VF MEDIUM" w:hAnsi="MISANS TC VF MEDIUM"/>
+          <w:lang w:eastAsia="zh-TW"/>
+        </w:rPr>
+      </w:pPr>
+      <w:r>
+        <w:rPr>
+          <w:rFonts w:ascii="MISANS TC VF MEDIUM" w:eastAsia="MISANS TC VF MEDIUM" w:hAnsi="MISANS TC VF MEDIUM" w:cs="MS Gothic"/>
           <w:lang w:eastAsia="zh-TW"/>
         </w:rPr>
         <w:t>驗證您的身份並管理您的帳號</w:t>
@@ -1890,13 +1981,13 @@
         </w:numPr>
         <w:spacing w:after="80"/>
         <w:rPr>
-          <w:rFonts w:ascii="Roboto" w:hAnsi="Roboto"/>
-          <w:lang w:eastAsia="zh-TW"/>
-        </w:rPr>
-      </w:pPr>
-      <w:r>
-        <w:rPr>
-          <w:rFonts w:ascii="MS Gothic" w:eastAsia="MS Gothic" w:hAnsi="MS Gothic" w:cs="MS Gothic" w:hint="eastAsia"/>
+          <w:rFonts w:ascii="MISANS TC VF MEDIUM" w:eastAsia="MISANS TC VF MEDIUM" w:hAnsi="MISANS TC VF MEDIUM"/>
+          <w:lang w:eastAsia="zh-TW"/>
+        </w:rPr>
+      </w:pPr>
+      <w:r>
+        <w:rPr>
+          <w:rFonts w:ascii="MISANS TC VF MEDIUM" w:eastAsia="MISANS TC VF MEDIUM" w:hAnsi="MISANS TC VF MEDIUM" w:cs="MS Gothic"/>
           <w:lang w:eastAsia="zh-TW"/>
         </w:rPr>
         <w:t>提供及維護服務及其功能</w:t>
@@ -1911,36 +2002,42 @@
         </w:numPr>
         <w:spacing w:after="80"/>
         <w:rPr>
-          <w:rFonts w:ascii="Roboto" w:hAnsi="Roboto"/>
-        </w:rPr>
-      </w:pPr>
-      <w:r>
-        <w:rPr>
-          <w:rFonts w:ascii="MS Gothic" w:eastAsia="MS Gothic" w:hAnsi="MS Gothic" w:cs="MS Gothic" w:hint="eastAsia"/>
+          <w:rFonts w:ascii="MISANS TC VF MEDIUM" w:eastAsia="MISANS TC VF MEDIUM" w:hAnsi="MISANS TC VF MEDIUM"/>
+          <w:lang w:eastAsia="zh-TW"/>
+        </w:rPr>
+      </w:pPr>
+      <w:r>
+        <w:rPr>
+          <w:rFonts w:ascii="MISANS TC VF MEDIUM" w:eastAsia="MISANS TC VF MEDIUM" w:hAnsi="MISANS TC VF MEDIUM" w:cs="MS Gothic"/>
+          <w:lang w:eastAsia="zh-TW"/>
         </w:rPr>
         <w:t>管理您的訂</w:t>
       </w:r>
       <w:r>
         <w:rPr>
-          <w:rFonts w:ascii="Yu Gothic" w:eastAsia="Yu Gothic" w:hAnsi="Yu Gothic" w:cs="Yu Gothic" w:hint="eastAsia"/>
+          <w:rFonts w:ascii="MISANS TC VF MEDIUM" w:eastAsia="MISANS TC VF MEDIUM" w:hAnsi="MISANS TC VF MEDIUM" w:cs="Yu Gothic"/>
+          <w:lang w:eastAsia="zh-TW"/>
         </w:rPr>
         <w:t>閱</w:t>
       </w:r>
       <w:r>
         <w:rPr>
-          <w:rFonts w:ascii="MS Gothic" w:eastAsia="MS Gothic" w:hAnsi="MS Gothic" w:cs="MS Gothic" w:hint="eastAsia"/>
+          <w:rFonts w:ascii="MISANS TC VF MEDIUM" w:eastAsia="MISANS TC VF MEDIUM" w:hAnsi="MISANS TC VF MEDIUM" w:cs="MS Gothic"/>
+          <w:lang w:eastAsia="zh-TW"/>
         </w:rPr>
         <w:t>狀態及</w:t>
       </w:r>
       <w:r>
         <w:rPr>
-          <w:rFonts w:ascii="Roboto" w:hAnsi="Roboto"/>
+          <w:rFonts w:ascii="MISANS TC VF MEDIUM" w:eastAsia="MISANS TC VF MEDIUM" w:hAnsi="MISANS TC VF MEDIUM"/>
+          <w:lang w:eastAsia="zh-TW"/>
         </w:rPr>
         <w:t xml:space="preserve"> AI </w:t>
       </w:r>
       <w:r>
         <w:rPr>
-          <w:rFonts w:ascii="MS Gothic" w:eastAsia="MS Gothic" w:hAnsi="MS Gothic" w:cs="MS Gothic" w:hint="eastAsia"/>
+          <w:rFonts w:ascii="MISANS TC VF MEDIUM" w:eastAsia="MISANS TC VF MEDIUM" w:hAnsi="MISANS TC VF MEDIUM" w:cs="MS Gothic"/>
+          <w:lang w:eastAsia="zh-TW"/>
         </w:rPr>
         <w:t>點數餘額</w:t>
       </w:r>
@@ -1954,36 +2051,42 @@
         </w:numPr>
         <w:spacing w:after="80"/>
         <w:rPr>
-          <w:rFonts w:ascii="Roboto" w:hAnsi="Roboto"/>
-        </w:rPr>
-      </w:pPr>
-      <w:r>
-        <w:rPr>
-          <w:rFonts w:ascii="MS Gothic" w:eastAsia="MS Gothic" w:hAnsi="MS Gothic" w:cs="MS Gothic" w:hint="eastAsia"/>
+          <w:rFonts w:ascii="MISANS TC VF MEDIUM" w:eastAsia="MISANS TC VF MEDIUM" w:hAnsi="MISANS TC VF MEDIUM"/>
+          <w:lang w:eastAsia="zh-TW"/>
+        </w:rPr>
+      </w:pPr>
+      <w:r>
+        <w:rPr>
+          <w:rFonts w:ascii="MISANS TC VF MEDIUM" w:eastAsia="MISANS TC VF MEDIUM" w:hAnsi="MISANS TC VF MEDIUM" w:cs="MS Gothic"/>
+          <w:lang w:eastAsia="zh-TW"/>
         </w:rPr>
         <w:t>處理您提交的</w:t>
       </w:r>
       <w:r>
         <w:rPr>
-          <w:rFonts w:ascii="Roboto" w:hAnsi="Roboto"/>
+          <w:rFonts w:ascii="MISANS TC VF MEDIUM" w:eastAsia="MISANS TC VF MEDIUM" w:hAnsi="MISANS TC VF MEDIUM"/>
+          <w:lang w:eastAsia="zh-TW"/>
         </w:rPr>
         <w:t xml:space="preserve"> AI </w:t>
       </w:r>
       <w:r>
         <w:rPr>
-          <w:rFonts w:ascii="MS Gothic" w:eastAsia="MS Gothic" w:hAnsi="MS Gothic" w:cs="MS Gothic" w:hint="eastAsia"/>
+          <w:rFonts w:ascii="MISANS TC VF MEDIUM" w:eastAsia="MISANS TC VF MEDIUM" w:hAnsi="MISANS TC VF MEDIUM" w:cs="MS Gothic"/>
+          <w:lang w:eastAsia="zh-TW"/>
         </w:rPr>
         <w:t>驅動</w:t>
       </w:r>
       <w:r>
         <w:rPr>
-          <w:rFonts w:ascii="Microsoft JhengHei" w:eastAsia="Microsoft JhengHei" w:hAnsi="Microsoft JhengHei" w:cs="Microsoft JhengHei" w:hint="eastAsia"/>
+          <w:rFonts w:ascii="MISANS TC VF MEDIUM" w:eastAsia="MISANS TC VF MEDIUM" w:hAnsi="MISANS TC VF MEDIUM" w:cs="Microsoft JhengHei"/>
+          <w:lang w:eastAsia="zh-TW"/>
         </w:rPr>
         <w:t>查</w:t>
       </w:r>
       <w:r>
         <w:rPr>
-          <w:rFonts w:ascii="MS Gothic" w:eastAsia="MS Gothic" w:hAnsi="MS Gothic" w:cs="MS Gothic" w:hint="eastAsia"/>
+          <w:rFonts w:ascii="MISANS TC VF MEDIUM" w:eastAsia="MISANS TC VF MEDIUM" w:hAnsi="MISANS TC VF MEDIUM" w:cs="MS Gothic"/>
+          <w:lang w:eastAsia="zh-TW"/>
         </w:rPr>
         <w:t>詢</w:t>
       </w:r>
@@ -1997,12 +2100,14 @@
         </w:numPr>
         <w:spacing w:after="80"/>
         <w:rPr>
-          <w:rFonts w:ascii="Roboto" w:hAnsi="Roboto"/>
-        </w:rPr>
-      </w:pPr>
-      <w:r>
-        <w:rPr>
-          <w:rFonts w:ascii="MS Gothic" w:eastAsia="MS Gothic" w:hAnsi="MS Gothic" w:cs="MS Gothic" w:hint="eastAsia"/>
+          <w:rFonts w:ascii="MISANS TC VF MEDIUM" w:eastAsia="MISANS TC VF MEDIUM" w:hAnsi="MISANS TC VF MEDIUM"/>
+          <w:lang w:eastAsia="zh-TW"/>
+        </w:rPr>
+      </w:pPr>
+      <w:r>
+        <w:rPr>
+          <w:rFonts w:ascii="MISANS TC VF MEDIUM" w:eastAsia="MISANS TC VF MEDIUM" w:hAnsi="MISANS TC VF MEDIUM" w:cs="MS Gothic"/>
+          <w:lang w:eastAsia="zh-TW"/>
         </w:rPr>
         <w:t>就您的帳號或服務重大變更與您溝通</w:t>
       </w:r>
@@ -2016,12 +2121,12 @@
         </w:numPr>
         <w:spacing w:after="80"/>
         <w:rPr>
-          <w:rFonts w:ascii="Roboto" w:hAnsi="Roboto"/>
-        </w:rPr>
-      </w:pPr>
-      <w:r>
-        <w:rPr>
-          <w:rFonts w:ascii="MS Gothic" w:eastAsia="MS Gothic" w:hAnsi="MS Gothic" w:cs="MS Gothic" w:hint="eastAsia"/>
+          <w:rFonts w:ascii="MISANS TC VF MEDIUM" w:eastAsia="MISANS TC VF MEDIUM" w:hAnsi="MISANS TC VF MEDIUM"/>
+        </w:rPr>
+      </w:pPr>
+      <w:r>
+        <w:rPr>
+          <w:rFonts w:ascii="MISANS TC VF MEDIUM" w:eastAsia="MISANS TC VF MEDIUM" w:hAnsi="MISANS TC VF MEDIUM" w:cs="MS Gothic"/>
         </w:rPr>
         <w:t>遵守法律義務</w:t>
       </w:r>
@@ -2031,30 +2136,45 @@
         <w:pStyle w:val="Heading1"/>
         <w:spacing w:before="400" w:after="160"/>
         <w:rPr>
-          <w:rFonts w:ascii="Roboto" w:hAnsi="Roboto"/>
-        </w:rPr>
-      </w:pPr>
-      <w:r>
-        <w:rPr>
-          <w:rFonts w:ascii="Roboto" w:hAnsi="Roboto"/>
+          <w:rFonts w:ascii="MISANS TC VF MEDIUM" w:eastAsia="MISANS TC VF MEDIUM" w:hAnsi="MISANS TC VF MEDIUM"/>
+          <w:b w:val="0"/>
+          <w:bCs w:val="0"/>
+          <w:lang w:eastAsia="zh-TW"/>
+        </w:rPr>
+      </w:pPr>
+      <w:r>
+        <w:rPr>
+          <w:rFonts w:ascii="MISANS TC VF MEDIUM" w:eastAsia="MISANS TC VF MEDIUM" w:hAnsi="MISANS TC VF MEDIUM"/>
+          <w:b w:val="0"/>
+          <w:bCs w:val="0"/>
+          <w:lang w:eastAsia="zh-TW"/>
         </w:rPr>
         <w:t xml:space="preserve">4. </w:t>
       </w:r>
       <w:r>
         <w:rPr>
-          <w:rFonts w:ascii="MS Gothic" w:eastAsia="MS Gothic" w:hAnsi="MS Gothic" w:cs="MS Gothic" w:hint="eastAsia"/>
+          <w:rFonts w:ascii="MISANS TC VF MEDIUM" w:eastAsia="MISANS TC VF MEDIUM" w:hAnsi="MISANS TC VF MEDIUM" w:cs="MS Gothic"/>
+          <w:b w:val="0"/>
+          <w:bCs w:val="0"/>
+          <w:lang w:eastAsia="zh-TW"/>
         </w:rPr>
         <w:t>處理的法律依據（</w:t>
       </w:r>
       <w:r>
         <w:rPr>
-          <w:rFonts w:ascii="Roboto" w:hAnsi="Roboto"/>
+          <w:rFonts w:ascii="MISANS TC VF MEDIUM" w:eastAsia="MISANS TC VF MEDIUM" w:hAnsi="MISANS TC VF MEDIUM"/>
+          <w:b w:val="0"/>
+          <w:bCs w:val="0"/>
+          <w:lang w:eastAsia="zh-TW"/>
         </w:rPr>
         <w:t xml:space="preserve">GDPR / </w:t>
       </w:r>
       <w:r>
         <w:rPr>
-          <w:rFonts w:ascii="MS Gothic" w:eastAsia="MS Gothic" w:hAnsi="MS Gothic" w:cs="MS Gothic" w:hint="eastAsia"/>
+          <w:rFonts w:ascii="MISANS TC VF MEDIUM" w:eastAsia="MISANS TC VF MEDIUM" w:hAnsi="MISANS TC VF MEDIUM" w:cs="MS Gothic"/>
+          <w:b w:val="0"/>
+          <w:bCs w:val="0"/>
+          <w:lang w:eastAsia="zh-TW"/>
         </w:rPr>
         <w:t>個人資料保護法）</w:t>
       </w:r>
@@ -2063,12 +2183,14 @@
       <w:pPr>
         <w:spacing w:after="120"/>
         <w:rPr>
-          <w:rFonts w:ascii="Roboto" w:hAnsi="Roboto"/>
-        </w:rPr>
-      </w:pPr>
-      <w:r>
-        <w:rPr>
-          <w:rFonts w:ascii="MS Gothic" w:eastAsia="MS Gothic" w:hAnsi="MS Gothic" w:cs="MS Gothic" w:hint="eastAsia"/>
+          <w:rFonts w:ascii="MISANS TC VF MEDIUM" w:eastAsia="MISANS TC VF MEDIUM" w:hAnsi="MISANS TC VF MEDIUM"/>
+          <w:lang w:eastAsia="zh-TW"/>
+        </w:rPr>
+      </w:pPr>
+      <w:r>
+        <w:rPr>
+          <w:rFonts w:ascii="MISANS TC VF MEDIUM" w:eastAsia="MISANS TC VF MEDIUM" w:hAnsi="MISANS TC VF MEDIUM" w:cs="MS Gothic"/>
+          <w:lang w:eastAsia="zh-TW"/>
         </w:rPr>
         <w:t>我們依據以下法律依據處理您的個人資料：</w:t>
       </w:r>
@@ -2082,13 +2204,16 @@
         </w:numPr>
         <w:spacing w:after="80"/>
         <w:rPr>
-          <w:rFonts w:ascii="Roboto" w:hAnsi="Roboto"/>
-        </w:rPr>
-      </w:pPr>
-      <w:r>
-        <w:rPr>
-          <w:rFonts w:ascii="MS Gothic" w:eastAsia="MS Gothic" w:hAnsi="MS Gothic" w:cs="MS Gothic" w:hint="eastAsia"/>
-        </w:rPr>
+          <w:rFonts w:ascii="MISANS TC VF MEDIUM" w:eastAsia="MISANS TC VF MEDIUM" w:hAnsi="MISANS TC VF MEDIUM"/>
+          <w:lang w:eastAsia="zh-TW"/>
+        </w:rPr>
+      </w:pPr>
+      <w:r>
+        <w:rPr>
+          <w:rFonts w:ascii="MISANS TC VF MEDIUM" w:eastAsia="MISANS TC VF MEDIUM" w:hAnsi="MISANS TC VF MEDIUM" w:cs="MS Gothic"/>
+          <w:lang w:eastAsia="zh-TW"/>
+        </w:rPr>
+        <w:lastRenderedPageBreak/>
         <w:t>契約必要性：提供您所要求之服務所需的處理</w:t>
       </w:r>
     </w:p>
@@ -2101,12 +2226,14 @@
         </w:numPr>
         <w:spacing w:after="80"/>
         <w:rPr>
-          <w:rFonts w:ascii="Roboto" w:hAnsi="Roboto"/>
-        </w:rPr>
-      </w:pPr>
-      <w:r>
-        <w:rPr>
-          <w:rFonts w:ascii="MS Gothic" w:eastAsia="MS Gothic" w:hAnsi="MS Gothic" w:cs="MS Gothic" w:hint="eastAsia"/>
+          <w:rFonts w:ascii="MISANS TC VF MEDIUM" w:eastAsia="MISANS TC VF MEDIUM" w:hAnsi="MISANS TC VF MEDIUM"/>
+          <w:lang w:eastAsia="zh-TW"/>
+        </w:rPr>
+      </w:pPr>
+      <w:r>
+        <w:rPr>
+          <w:rFonts w:ascii="MISANS TC VF MEDIUM" w:eastAsia="MISANS TC VF MEDIUM" w:hAnsi="MISANS TC VF MEDIUM" w:cs="MS Gothic"/>
+          <w:lang w:eastAsia="zh-TW"/>
         </w:rPr>
         <w:t>合法利益：詐欺預防、資安保護及服務改善</w:t>
       </w:r>
@@ -2120,12 +2247,14 @@
         </w:numPr>
         <w:spacing w:after="80"/>
         <w:rPr>
-          <w:rFonts w:ascii="Roboto" w:hAnsi="Roboto"/>
-        </w:rPr>
-      </w:pPr>
-      <w:r>
-        <w:rPr>
-          <w:rFonts w:ascii="MS Gothic" w:eastAsia="MS Gothic" w:hAnsi="MS Gothic" w:cs="MS Gothic" w:hint="eastAsia"/>
+          <w:rFonts w:ascii="MISANS TC VF MEDIUM" w:eastAsia="MISANS TC VF MEDIUM" w:hAnsi="MISANS TC VF MEDIUM"/>
+          <w:lang w:eastAsia="zh-TW"/>
+        </w:rPr>
+      </w:pPr>
+      <w:r>
+        <w:rPr>
+          <w:rFonts w:ascii="MISANS TC VF MEDIUM" w:eastAsia="MISANS TC VF MEDIUM" w:hAnsi="MISANS TC VF MEDIUM" w:cs="MS Gothic"/>
+          <w:lang w:eastAsia="zh-TW"/>
         </w:rPr>
         <w:t>法律義務：遵守適用法律</w:t>
       </w:r>
@@ -2139,12 +2268,14 @@
         </w:numPr>
         <w:spacing w:after="80"/>
         <w:rPr>
-          <w:rFonts w:ascii="Roboto" w:hAnsi="Roboto"/>
-        </w:rPr>
-      </w:pPr>
-      <w:r>
-        <w:rPr>
-          <w:rFonts w:ascii="MS Gothic" w:eastAsia="MS Gothic" w:hAnsi="MS Gothic" w:cs="MS Gothic" w:hint="eastAsia"/>
+          <w:rFonts w:ascii="MISANS TC VF MEDIUM" w:eastAsia="MISANS TC VF MEDIUM" w:hAnsi="MISANS TC VF MEDIUM"/>
+          <w:lang w:eastAsia="zh-TW"/>
+        </w:rPr>
+      </w:pPr>
+      <w:r>
+        <w:rPr>
+          <w:rFonts w:ascii="MISANS TC VF MEDIUM" w:eastAsia="MISANS TC VF MEDIUM" w:hAnsi="MISANS TC VF MEDIUM" w:cs="MS Gothic"/>
+          <w:lang w:eastAsia="zh-TW"/>
         </w:rPr>
         <w:t>同意：依適用法律要求，包括對未達數位同意年齡使用者的處理</w:t>
       </w:r>
@@ -2154,30 +2285,45 @@
         <w:pStyle w:val="Heading1"/>
         <w:spacing w:before="400" w:after="160"/>
         <w:rPr>
-          <w:rFonts w:ascii="Roboto" w:hAnsi="Roboto"/>
-        </w:rPr>
-      </w:pPr>
-      <w:r>
-        <w:rPr>
-          <w:rFonts w:ascii="Roboto" w:hAnsi="Roboto"/>
+          <w:rFonts w:ascii="MISANS TC VF MEDIUM" w:eastAsia="MISANS TC VF MEDIUM" w:hAnsi="MISANS TC VF MEDIUM"/>
+          <w:b w:val="0"/>
+          <w:bCs w:val="0"/>
+          <w:lang w:eastAsia="zh-TW"/>
+        </w:rPr>
+      </w:pPr>
+      <w:r>
+        <w:rPr>
+          <w:rFonts w:ascii="MISANS TC VF MEDIUM" w:eastAsia="MISANS TC VF MEDIUM" w:hAnsi="MISANS TC VF MEDIUM"/>
+          <w:b w:val="0"/>
+          <w:bCs w:val="0"/>
+          <w:lang w:eastAsia="zh-TW"/>
         </w:rPr>
         <w:t xml:space="preserve">5. </w:t>
       </w:r>
       <w:r>
         <w:rPr>
-          <w:rFonts w:ascii="MS Gothic" w:eastAsia="MS Gothic" w:hAnsi="MS Gothic" w:cs="MS Gothic" w:hint="eastAsia"/>
+          <w:rFonts w:ascii="MISANS TC VF MEDIUM" w:eastAsia="MISANS TC VF MEDIUM" w:hAnsi="MISANS TC VF MEDIUM" w:cs="MS Gothic"/>
+          <w:b w:val="0"/>
+          <w:bCs w:val="0"/>
+          <w:lang w:eastAsia="zh-TW"/>
         </w:rPr>
         <w:t>兒童隱私（</w:t>
       </w:r>
       <w:r>
         <w:rPr>
-          <w:rFonts w:ascii="Roboto" w:hAnsi="Roboto"/>
+          <w:rFonts w:ascii="MISANS TC VF MEDIUM" w:eastAsia="MISANS TC VF MEDIUM" w:hAnsi="MISANS TC VF MEDIUM"/>
+          <w:b w:val="0"/>
+          <w:bCs w:val="0"/>
+          <w:lang w:eastAsia="zh-TW"/>
         </w:rPr>
         <w:t>COPPA</w:t>
       </w:r>
       <w:r>
         <w:rPr>
-          <w:rFonts w:ascii="MS Gothic" w:eastAsia="MS Gothic" w:hAnsi="MS Gothic" w:cs="MS Gothic" w:hint="eastAsia"/>
+          <w:rFonts w:ascii="MISANS TC VF MEDIUM" w:eastAsia="MISANS TC VF MEDIUM" w:hAnsi="MISANS TC VF MEDIUM" w:cs="MS Gothic"/>
+          <w:b w:val="0"/>
+          <w:bCs w:val="0"/>
+          <w:lang w:eastAsia="zh-TW"/>
         </w:rPr>
         <w:t>）</w:t>
       </w:r>
@@ -2186,48 +2332,56 @@
       <w:pPr>
         <w:spacing w:after="120"/>
         <w:rPr>
-          <w:rFonts w:ascii="Roboto" w:hAnsi="Roboto"/>
-        </w:rPr>
-      </w:pPr>
-      <w:r>
-        <w:rPr>
-          <w:rFonts w:ascii="Roboto" w:hAnsi="Roboto"/>
+          <w:rFonts w:ascii="MISANS TC VF MEDIUM" w:eastAsia="MISANS TC VF MEDIUM" w:hAnsi="MISANS TC VF MEDIUM"/>
+          <w:lang w:eastAsia="zh-TW"/>
+        </w:rPr>
+      </w:pPr>
+      <w:r>
+        <w:rPr>
+          <w:rFonts w:ascii="MISANS TC VF MEDIUM" w:eastAsia="MISANS TC VF MEDIUM" w:hAnsi="MISANS TC VF MEDIUM"/>
+          <w:lang w:eastAsia="zh-TW"/>
         </w:rPr>
         <w:t xml:space="preserve">Food Ninja </w:t>
       </w:r>
       <w:r>
         <w:rPr>
-          <w:rFonts w:ascii="MS Gothic" w:eastAsia="MS Gothic" w:hAnsi="MS Gothic" w:cs="MS Gothic" w:hint="eastAsia"/>
+          <w:rFonts w:ascii="MISANS TC VF MEDIUM" w:eastAsia="MISANS TC VF MEDIUM" w:hAnsi="MISANS TC VF MEDIUM" w:cs="MS Gothic"/>
+          <w:lang w:eastAsia="zh-TW"/>
         </w:rPr>
         <w:t>適合所有年齡層使用，包括</w:t>
       </w:r>
       <w:r>
         <w:rPr>
-          <w:rFonts w:ascii="Roboto" w:hAnsi="Roboto"/>
+          <w:rFonts w:ascii="MISANS TC VF MEDIUM" w:eastAsia="MISANS TC VF MEDIUM" w:hAnsi="MISANS TC VF MEDIUM"/>
+          <w:lang w:eastAsia="zh-TW"/>
         </w:rPr>
         <w:t xml:space="preserve"> 13 </w:t>
       </w:r>
       <w:r>
         <w:rPr>
-          <w:rFonts w:ascii="Yu Gothic" w:eastAsia="Yu Gothic" w:hAnsi="Yu Gothic" w:cs="Yu Gothic" w:hint="eastAsia"/>
+          <w:rFonts w:ascii="MISANS TC VF MEDIUM" w:eastAsia="MISANS TC VF MEDIUM" w:hAnsi="MISANS TC VF MEDIUM" w:cs="Yu Gothic"/>
+          <w:lang w:eastAsia="zh-TW"/>
         </w:rPr>
         <w:t>歲</w:t>
       </w:r>
       <w:r>
         <w:rPr>
-          <w:rFonts w:ascii="MS Gothic" w:eastAsia="MS Gothic" w:hAnsi="MS Gothic" w:cs="MS Gothic" w:hint="eastAsia"/>
+          <w:rFonts w:ascii="MISANS TC VF MEDIUM" w:eastAsia="MISANS TC VF MEDIUM" w:hAnsi="MISANS TC VF MEDIUM" w:cs="MS Gothic"/>
+          <w:lang w:eastAsia="zh-TW"/>
         </w:rPr>
         <w:t>以下兒童。我們承諾遵守《兒童網路隱私保護法》（</w:t>
       </w:r>
       <w:r>
         <w:rPr>
-          <w:rFonts w:ascii="Roboto" w:hAnsi="Roboto"/>
+          <w:rFonts w:ascii="MISANS TC VF MEDIUM" w:eastAsia="MISANS TC VF MEDIUM" w:hAnsi="MISANS TC VF MEDIUM"/>
+          <w:lang w:eastAsia="zh-TW"/>
         </w:rPr>
         <w:t>COPPA</w:t>
       </w:r>
       <w:r>
         <w:rPr>
-          <w:rFonts w:ascii="MS Gothic" w:eastAsia="MS Gothic" w:hAnsi="MS Gothic" w:cs="MS Gothic" w:hint="eastAsia"/>
+          <w:rFonts w:ascii="MISANS TC VF MEDIUM" w:eastAsia="MISANS TC VF MEDIUM" w:hAnsi="MISANS TC VF MEDIUM" w:cs="MS Gothic"/>
+          <w:lang w:eastAsia="zh-TW"/>
         </w:rPr>
         <w:t>）及適用當地兒童隱私法律。</w:t>
       </w:r>
@@ -2236,12 +2390,14 @@
       <w:pPr>
         <w:spacing w:after="120"/>
         <w:rPr>
-          <w:rFonts w:ascii="Roboto" w:hAnsi="Roboto"/>
-        </w:rPr>
-      </w:pPr>
-      <w:r>
-        <w:rPr>
-          <w:rFonts w:ascii="MS Gothic" w:eastAsia="MS Gothic" w:hAnsi="MS Gothic" w:cs="MS Gothic" w:hint="eastAsia"/>
+          <w:rFonts w:ascii="MISANS TC VF MEDIUM" w:eastAsia="MISANS TC VF MEDIUM" w:hAnsi="MISANS TC VF MEDIUM"/>
+          <w:lang w:eastAsia="zh-TW"/>
+        </w:rPr>
+      </w:pPr>
+      <w:r>
+        <w:rPr>
+          <w:rFonts w:ascii="MISANS TC VF MEDIUM" w:eastAsia="MISANS TC VF MEDIUM" w:hAnsi="MISANS TC VF MEDIUM" w:cs="MS Gothic"/>
+          <w:lang w:eastAsia="zh-TW"/>
         </w:rPr>
         <w:t>我們僅收集帳號功能所需的最少資訊（透過社交登入取得電子郵件及姓名）。我們不在兒童中收集敏感個人資訊、向兒童投放行為廣告，也不將兒童個人資訊分享給第三方作商業用途。</w:t>
       </w:r>
@@ -2250,12 +2406,14 @@
       <w:pPr>
         <w:spacing w:after="120"/>
         <w:rPr>
-          <w:rFonts w:ascii="Roboto" w:hAnsi="Roboto"/>
-        </w:rPr>
-      </w:pPr>
-      <w:r>
-        <w:rPr>
-          <w:rFonts w:ascii="MS Gothic" w:eastAsia="MS Gothic" w:hAnsi="MS Gothic" w:cs="MS Gothic" w:hint="eastAsia"/>
+          <w:rFonts w:ascii="MISANS TC VF MEDIUM" w:eastAsia="MISANS TC VF MEDIUM" w:hAnsi="MISANS TC VF MEDIUM"/>
+          <w:lang w:eastAsia="zh-TW"/>
+        </w:rPr>
+      </w:pPr>
+      <w:r>
+        <w:rPr>
+          <w:rFonts w:ascii="MISANS TC VF MEDIUM" w:eastAsia="MISANS TC VF MEDIUM" w:hAnsi="MISANS TC VF MEDIUM" w:cs="MS Gothic"/>
+          <w:lang w:eastAsia="zh-TW"/>
         </w:rPr>
         <w:t>若您為父母或監護人，且認為您的孩子未經同意向我們提供了資訊，請透過以下地址聯絡我們，我們將立即刪除相關資訊。</w:t>
       </w:r>
@@ -2265,18 +2423,27 @@
         <w:pStyle w:val="Heading1"/>
         <w:spacing w:before="400" w:after="160"/>
         <w:rPr>
-          <w:rFonts w:ascii="Roboto" w:hAnsi="Roboto"/>
-        </w:rPr>
-      </w:pPr>
-      <w:r>
-        <w:rPr>
-          <w:rFonts w:ascii="Roboto" w:hAnsi="Roboto"/>
+          <w:rFonts w:ascii="MISANS TC VF MEDIUM" w:eastAsia="MISANS TC VF MEDIUM" w:hAnsi="MISANS TC VF MEDIUM"/>
+          <w:b w:val="0"/>
+          <w:bCs w:val="0"/>
+          <w:lang w:eastAsia="zh-TW"/>
+        </w:rPr>
+      </w:pPr>
+      <w:r>
+        <w:rPr>
+          <w:rFonts w:ascii="MISANS TC VF MEDIUM" w:eastAsia="MISANS TC VF MEDIUM" w:hAnsi="MISANS TC VF MEDIUM"/>
+          <w:b w:val="0"/>
+          <w:bCs w:val="0"/>
+          <w:lang w:eastAsia="zh-TW"/>
         </w:rPr>
         <w:t xml:space="preserve">6. </w:t>
       </w:r>
       <w:r>
         <w:rPr>
-          <w:rFonts w:ascii="MS Gothic" w:eastAsia="MS Gothic" w:hAnsi="MS Gothic" w:cs="MS Gothic" w:hint="eastAsia"/>
+          <w:rFonts w:ascii="MISANS TC VF MEDIUM" w:eastAsia="MISANS TC VF MEDIUM" w:hAnsi="MISANS TC VF MEDIUM" w:cs="MS Gothic"/>
+          <w:b w:val="0"/>
+          <w:bCs w:val="0"/>
+          <w:lang w:eastAsia="zh-TW"/>
         </w:rPr>
         <w:t>資料分享與第三方</w:t>
       </w:r>
@@ -2285,12 +2452,14 @@
       <w:pPr>
         <w:spacing w:after="120"/>
         <w:rPr>
-          <w:rFonts w:ascii="Roboto" w:hAnsi="Roboto"/>
-        </w:rPr>
-      </w:pPr>
-      <w:r>
-        <w:rPr>
-          <w:rFonts w:ascii="MS Gothic" w:eastAsia="MS Gothic" w:hAnsi="MS Gothic" w:cs="MS Gothic" w:hint="eastAsia"/>
+          <w:rFonts w:ascii="MISANS TC VF MEDIUM" w:eastAsia="MISANS TC VF MEDIUM" w:hAnsi="MISANS TC VF MEDIUM"/>
+          <w:lang w:eastAsia="zh-TW"/>
+        </w:rPr>
+      </w:pPr>
+      <w:r>
+        <w:rPr>
+          <w:rFonts w:ascii="MISANS TC VF MEDIUM" w:eastAsia="MISANS TC VF MEDIUM" w:hAnsi="MISANS TC VF MEDIUM" w:cs="MS Gothic"/>
+          <w:lang w:eastAsia="zh-TW"/>
         </w:rPr>
         <w:t>我們不出售、出租或交易您的個人資訊給任何第三方。</w:t>
       </w:r>
@@ -2299,24 +2468,28 @@
       <w:pPr>
         <w:spacing w:after="120"/>
         <w:rPr>
-          <w:rFonts w:ascii="Roboto" w:hAnsi="Roboto"/>
-        </w:rPr>
-      </w:pPr>
-      <w:r>
-        <w:rPr>
-          <w:rFonts w:ascii="MS Gothic" w:eastAsia="MS Gothic" w:hAnsi="MS Gothic" w:cs="MS Gothic" w:hint="eastAsia"/>
+          <w:rFonts w:ascii="MISANS TC VF MEDIUM" w:eastAsia="MISANS TC VF MEDIUM" w:hAnsi="MISANS TC VF MEDIUM"/>
+          <w:lang w:eastAsia="zh-TW"/>
+        </w:rPr>
+      </w:pPr>
+      <w:r>
+        <w:rPr>
+          <w:rFonts w:ascii="MISANS TC VF MEDIUM" w:eastAsia="MISANS TC VF MEDIUM" w:hAnsi="MISANS TC VF MEDIUM" w:cs="MS Gothic"/>
+          <w:lang w:eastAsia="zh-TW"/>
         </w:rPr>
         <w:t>我們僅在提供服務所需的範圍</w:t>
       </w:r>
       <w:r>
         <w:rPr>
-          <w:rFonts w:ascii="Yu Gothic" w:eastAsia="Yu Gothic" w:hAnsi="Yu Gothic" w:cs="Yu Gothic" w:hint="eastAsia"/>
+          <w:rFonts w:ascii="MISANS TC VF MEDIUM" w:eastAsia="MISANS TC VF MEDIUM" w:hAnsi="MISANS TC VF MEDIUM" w:cs="Yu Gothic"/>
+          <w:lang w:eastAsia="zh-TW"/>
         </w:rPr>
         <w:t>內</w:t>
       </w:r>
       <w:r>
         <w:rPr>
-          <w:rFonts w:ascii="MS Gothic" w:eastAsia="MS Gothic" w:hAnsi="MS Gothic" w:cs="MS Gothic" w:hint="eastAsia"/>
+          <w:rFonts w:ascii="MISANS TC VF MEDIUM" w:eastAsia="MISANS TC VF MEDIUM" w:hAnsi="MISANS TC VF MEDIUM" w:cs="MS Gothic"/>
+          <w:lang w:eastAsia="zh-TW"/>
         </w:rPr>
         <w:t>，與以下第三方服務提供商分享有限資料：</w:t>
       </w:r>
@@ -2330,66 +2503,73 @@
         </w:numPr>
         <w:spacing w:after="80"/>
         <w:rPr>
-          <w:rFonts w:ascii="Roboto" w:hAnsi="Roboto"/>
-        </w:rPr>
-      </w:pPr>
-      <w:r>
-        <w:rPr>
-          <w:rFonts w:ascii="Roboto" w:hAnsi="Roboto"/>
+          <w:rFonts w:ascii="MISANS TC VF MEDIUM" w:eastAsia="MISANS TC VF MEDIUM" w:hAnsi="MISANS TC VF MEDIUM"/>
+        </w:rPr>
+      </w:pPr>
+      <w:r>
+        <w:rPr>
+          <w:rFonts w:ascii="MISANS TC VF MEDIUM" w:eastAsia="MISANS TC VF MEDIUM" w:hAnsi="MISANS TC VF MEDIUM"/>
         </w:rPr>
         <w:t>Apple</w:t>
       </w:r>
       <w:r>
         <w:rPr>
-          <w:rFonts w:ascii="MS Gothic" w:eastAsia="MS Gothic" w:hAnsi="MS Gothic" w:cs="MS Gothic" w:hint="eastAsia"/>
+          <w:rFonts w:ascii="MISANS TC VF MEDIUM" w:eastAsia="MISANS TC VF MEDIUM" w:hAnsi="MISANS TC VF MEDIUM" w:cs="MS Gothic"/>
         </w:rPr>
         <w:t>（使用</w:t>
       </w:r>
       <w:r>
         <w:rPr>
-          <w:rFonts w:ascii="Roboto" w:hAnsi="Roboto"/>
+          <w:rFonts w:ascii="MISANS TC VF MEDIUM" w:eastAsia="MISANS TC VF MEDIUM" w:hAnsi="MISANS TC VF MEDIUM"/>
         </w:rPr>
         <w:t xml:space="preserve"> Apple </w:t>
       </w:r>
       <w:r>
         <w:rPr>
-          <w:rFonts w:ascii="MS Gothic" w:eastAsia="MS Gothic" w:hAnsi="MS Gothic" w:cs="MS Gothic" w:hint="eastAsia"/>
+          <w:rFonts w:ascii="MISANS TC VF MEDIUM" w:eastAsia="MISANS TC VF MEDIUM" w:hAnsi="MISANS TC VF MEDIUM" w:cs="MS Gothic"/>
         </w:rPr>
         <w:t>登入、</w:t>
       </w:r>
       <w:r>
         <w:rPr>
-          <w:rFonts w:ascii="Roboto" w:hAnsi="Roboto"/>
+          <w:rFonts w:ascii="MISANS TC VF MEDIUM" w:eastAsia="MISANS TC VF MEDIUM" w:hAnsi="MISANS TC VF MEDIUM"/>
         </w:rPr>
         <w:t>App Store</w:t>
       </w:r>
       <w:r>
         <w:rPr>
-          <w:rFonts w:ascii="MS Gothic" w:eastAsia="MS Gothic" w:hAnsi="MS Gothic" w:cs="MS Gothic" w:hint="eastAsia"/>
+          <w:rFonts w:ascii="MISANS TC VF MEDIUM" w:eastAsia="MISANS TC VF MEDIUM" w:hAnsi="MISANS TC VF MEDIUM" w:cs="MS Gothic"/>
         </w:rPr>
         <w:t>、</w:t>
       </w:r>
       <w:r>
         <w:rPr>
-          <w:rFonts w:ascii="Roboto" w:hAnsi="Roboto"/>
+          <w:rFonts w:ascii="MISANS TC VF MEDIUM" w:eastAsia="MISANS TC VF MEDIUM" w:hAnsi="MISANS TC VF MEDIUM"/>
         </w:rPr>
         <w:t>Apple Maps</w:t>
       </w:r>
       <w:r>
         <w:rPr>
-          <w:rFonts w:ascii="MS Gothic" w:eastAsia="MS Gothic" w:hAnsi="MS Gothic" w:cs="MS Gothic" w:hint="eastAsia"/>
+          <w:rFonts w:ascii="MISANS TC VF MEDIUM" w:eastAsia="MISANS TC VF MEDIUM" w:hAnsi="MISANS TC VF MEDIUM"/>
+          <w:lang w:eastAsia="zh-TW"/>
+        </w:rPr>
+        <w:t>、各同步平台</w:t>
+      </w:r>
+      <w:r>
+        <w:rPr>
+          <w:rFonts w:ascii="MISANS TC VF MEDIUM" w:eastAsia="MISANS TC VF MEDIUM" w:hAnsi="MISANS TC VF MEDIUM" w:cs="MS Gothic"/>
         </w:rPr>
         <w:t>）：受</w:t>
       </w:r>
       <w:r>
         <w:rPr>
-          <w:rFonts w:ascii="Roboto" w:hAnsi="Roboto"/>
+          <w:rFonts w:ascii="MISANS TC VF MEDIUM" w:eastAsia="MISANS TC VF MEDIUM" w:hAnsi="MISANS TC VF MEDIUM"/>
         </w:rPr>
         <w:t xml:space="preserve"> Apple </w:t>
       </w:r>
       <w:r>
         <w:rPr>
-          <w:rFonts w:ascii="MS Gothic" w:eastAsia="MS Gothic" w:hAnsi="MS Gothic" w:cs="MS Gothic" w:hint="eastAsia"/>
+          <w:rFonts w:ascii="MISANS TC VF MEDIUM" w:eastAsia="MISANS TC VF MEDIUM" w:hAnsi="MISANS TC VF MEDIUM" w:cs="MS Gothic"/>
         </w:rPr>
         <w:t>隱私政策約束</w:t>
       </w:r>
@@ -2403,42 +2583,55 @@
         </w:numPr>
         <w:spacing w:after="80"/>
         <w:rPr>
-          <w:rFonts w:ascii="Roboto" w:hAnsi="Roboto"/>
-        </w:rPr>
-      </w:pPr>
-      <w:r>
-        <w:rPr>
-          <w:rFonts w:ascii="Roboto" w:hAnsi="Roboto"/>
+          <w:rFonts w:ascii="MISANS TC VF MEDIUM" w:eastAsia="MISANS TC VF MEDIUM" w:hAnsi="MISANS TC VF MEDIUM"/>
+        </w:rPr>
+      </w:pPr>
+      <w:r>
+        <w:rPr>
+          <w:rFonts w:ascii="MISANS TC VF MEDIUM" w:eastAsia="MISANS TC VF MEDIUM" w:hAnsi="MISANS TC VF MEDIUM"/>
         </w:rPr>
         <w:t>Google</w:t>
       </w:r>
       <w:r>
         <w:rPr>
-          <w:rFonts w:ascii="MS Gothic" w:eastAsia="MS Gothic" w:hAnsi="MS Gothic" w:cs="MS Gothic" w:hint="eastAsia"/>
+          <w:rFonts w:ascii="MISANS TC VF MEDIUM" w:eastAsia="MISANS TC VF MEDIUM" w:hAnsi="MISANS TC VF MEDIUM" w:cs="MS Gothic"/>
         </w:rPr>
         <w:t>（使用</w:t>
       </w:r>
       <w:r>
         <w:rPr>
-          <w:rFonts w:ascii="Roboto" w:hAnsi="Roboto"/>
+          <w:rFonts w:ascii="MISANS TC VF MEDIUM" w:eastAsia="MISANS TC VF MEDIUM" w:hAnsi="MISANS TC VF MEDIUM"/>
         </w:rPr>
         <w:t xml:space="preserve"> Google </w:t>
       </w:r>
       <w:r>
         <w:rPr>
-          <w:rFonts w:ascii="MS Gothic" w:eastAsia="MS Gothic" w:hAnsi="MS Gothic" w:cs="MS Gothic" w:hint="eastAsia"/>
-        </w:rPr>
-        <w:t>登入）：受</w:t>
-      </w:r>
-      <w:r>
-        <w:rPr>
-          <w:rFonts w:ascii="Roboto" w:hAnsi="Roboto"/>
+          <w:rFonts w:ascii="MISANS TC VF MEDIUM" w:eastAsia="MISANS TC VF MEDIUM" w:hAnsi="MISANS TC VF MEDIUM" w:cs="MS Gothic"/>
+        </w:rPr>
+        <w:t>登入</w:t>
+      </w:r>
+      <w:r>
+        <w:rPr>
+          <w:rFonts w:ascii="MISANS TC VF MEDIUM" w:eastAsia="MISANS TC VF MEDIUM" w:hAnsi="MISANS TC VF MEDIUM" w:cs="MS Gothic"/>
+          <w:lang w:eastAsia="zh-TW"/>
+        </w:rPr>
+        <w:t>、各同步平台</w:t>
+      </w:r>
+      <w:r>
+        <w:rPr>
+          <w:rFonts w:ascii="MISANS TC VF MEDIUM" w:eastAsia="MISANS TC VF MEDIUM" w:hAnsi="MISANS TC VF MEDIUM" w:cs="MS Gothic"/>
+        </w:rPr>
+        <w:t>）：受</w:t>
+      </w:r>
+      <w:r>
+        <w:rPr>
+          <w:rFonts w:ascii="MISANS TC VF MEDIUM" w:eastAsia="MISANS TC VF MEDIUM" w:hAnsi="MISANS TC VF MEDIUM"/>
         </w:rPr>
         <w:t xml:space="preserve"> Google </w:t>
       </w:r>
       <w:r>
         <w:rPr>
-          <w:rFonts w:ascii="MS Gothic" w:eastAsia="MS Gothic" w:hAnsi="MS Gothic" w:cs="MS Gothic" w:hint="eastAsia"/>
+          <w:rFonts w:ascii="MISANS TC VF MEDIUM" w:eastAsia="MISANS TC VF MEDIUM" w:hAnsi="MISANS TC VF MEDIUM" w:cs="MS Gothic"/>
         </w:rPr>
         <w:t>隱私政策約束</w:t>
       </w:r>
@@ -2447,12 +2640,14 @@
       <w:pPr>
         <w:spacing w:after="120"/>
         <w:rPr>
-          <w:rFonts w:ascii="Roboto" w:hAnsi="Roboto"/>
-        </w:rPr>
-      </w:pPr>
-      <w:r>
-        <w:rPr>
-          <w:rFonts w:ascii="MS Gothic" w:eastAsia="MS Gothic" w:hAnsi="MS Gothic" w:cs="MS Gothic" w:hint="eastAsia"/>
+          <w:rFonts w:ascii="MISANS TC VF MEDIUM" w:eastAsia="MISANS TC VF MEDIUM" w:hAnsi="MISANS TC VF MEDIUM"/>
+          <w:lang w:eastAsia="zh-TW"/>
+        </w:rPr>
+      </w:pPr>
+      <w:r>
+        <w:rPr>
+          <w:rFonts w:ascii="MISANS TC VF MEDIUM" w:eastAsia="MISANS TC VF MEDIUM" w:hAnsi="MISANS TC VF MEDIUM" w:cs="MS Gothic"/>
+          <w:lang w:eastAsia="zh-TW"/>
         </w:rPr>
         <w:t>我們不使用任何第三方廣告網路、分析平台或資料仲介商。</w:t>
       </w:r>
@@ -2462,19 +2657,27 @@
         <w:pStyle w:val="Heading1"/>
         <w:spacing w:before="400" w:after="160"/>
         <w:rPr>
-          <w:rFonts w:ascii="Roboto" w:hAnsi="Roboto"/>
-        </w:rPr>
-      </w:pPr>
-      <w:r>
-        <w:rPr>
-          <w:rFonts w:ascii="Roboto" w:hAnsi="Roboto"/>
-        </w:rPr>
-        <w:lastRenderedPageBreak/>
+          <w:rFonts w:ascii="MISANS TC VF MEDIUM" w:eastAsia="MISANS TC VF MEDIUM" w:hAnsi="MISANS TC VF MEDIUM"/>
+          <w:b w:val="0"/>
+          <w:bCs w:val="0"/>
+          <w:lang w:eastAsia="zh-TW"/>
+        </w:rPr>
+      </w:pPr>
+      <w:r>
+        <w:rPr>
+          <w:rFonts w:ascii="MISANS TC VF MEDIUM" w:eastAsia="MISANS TC VF MEDIUM" w:hAnsi="MISANS TC VF MEDIUM"/>
+          <w:b w:val="0"/>
+          <w:bCs w:val="0"/>
+          <w:lang w:eastAsia="zh-TW"/>
+        </w:rPr>
         <w:t xml:space="preserve">7. </w:t>
       </w:r>
       <w:r>
         <w:rPr>
-          <w:rFonts w:ascii="MS Gothic" w:eastAsia="MS Gothic" w:hAnsi="MS Gothic" w:cs="MS Gothic" w:hint="eastAsia"/>
+          <w:rFonts w:ascii="MISANS TC VF MEDIUM" w:eastAsia="MISANS TC VF MEDIUM" w:hAnsi="MISANS TC VF MEDIUM" w:cs="MS Gothic"/>
+          <w:b w:val="0"/>
+          <w:bCs w:val="0"/>
+          <w:lang w:eastAsia="zh-TW"/>
         </w:rPr>
         <w:t>資料保留</w:t>
       </w:r>
@@ -2483,24 +2686,28 @@
       <w:pPr>
         <w:spacing w:after="120"/>
         <w:rPr>
-          <w:rFonts w:ascii="Roboto" w:hAnsi="Roboto"/>
-        </w:rPr>
-      </w:pPr>
-      <w:r>
-        <w:rPr>
-          <w:rFonts w:ascii="MS Gothic" w:eastAsia="MS Gothic" w:hAnsi="MS Gothic" w:cs="MS Gothic" w:hint="eastAsia"/>
+          <w:rFonts w:ascii="MISANS TC VF MEDIUM" w:eastAsia="MISANS TC VF MEDIUM" w:hAnsi="MISANS TC VF MEDIUM"/>
+          <w:lang w:eastAsia="zh-TW"/>
+        </w:rPr>
+      </w:pPr>
+      <w:r>
+        <w:rPr>
+          <w:rFonts w:ascii="MISANS TC VF MEDIUM" w:eastAsia="MISANS TC VF MEDIUM" w:hAnsi="MISANS TC VF MEDIUM" w:cs="MS Gothic"/>
+          <w:lang w:eastAsia="zh-TW"/>
         </w:rPr>
         <w:t>我們僅在您的帳號有效期間或提供服務所必要的期間</w:t>
       </w:r>
       <w:r>
         <w:rPr>
-          <w:rFonts w:ascii="Yu Gothic" w:eastAsia="Yu Gothic" w:hAnsi="Yu Gothic" w:cs="Yu Gothic" w:hint="eastAsia"/>
+          <w:rFonts w:ascii="MISANS TC VF MEDIUM" w:eastAsia="MISANS TC VF MEDIUM" w:hAnsi="MISANS TC VF MEDIUM" w:cs="Yu Gothic"/>
+          <w:lang w:eastAsia="zh-TW"/>
         </w:rPr>
         <w:t>內</w:t>
       </w:r>
       <w:r>
         <w:rPr>
-          <w:rFonts w:ascii="MS Gothic" w:eastAsia="MS Gothic" w:hAnsi="MS Gothic" w:cs="MS Gothic" w:hint="eastAsia"/>
+          <w:rFonts w:ascii="MISANS TC VF MEDIUM" w:eastAsia="MISANS TC VF MEDIUM" w:hAnsi="MISANS TC VF MEDIUM" w:cs="MS Gothic"/>
+          <w:lang w:eastAsia="zh-TW"/>
         </w:rPr>
         <w:t>保留您的個人資料。</w:t>
       </w:r>
@@ -2509,12 +2716,12 @@
       <w:pPr>
         <w:spacing w:after="120"/>
         <w:rPr>
-          <w:rFonts w:ascii="Roboto" w:hAnsi="Roboto"/>
-        </w:rPr>
-      </w:pPr>
-      <w:r>
-        <w:rPr>
-          <w:rFonts w:ascii="MS Gothic" w:eastAsia="MS Gothic" w:hAnsi="MS Gothic" w:cs="MS Gothic" w:hint="eastAsia"/>
+          <w:rFonts w:ascii="MISANS TC VF MEDIUM" w:eastAsia="MISANS TC VF MEDIUM" w:hAnsi="MISANS TC VF MEDIUM"/>
+        </w:rPr>
+      </w:pPr>
+      <w:r>
+        <w:rPr>
+          <w:rFonts w:ascii="MISANS TC VF MEDIUM" w:eastAsia="MISANS TC VF MEDIUM" w:hAnsi="MISANS TC VF MEDIUM" w:cs="MS Gothic"/>
         </w:rPr>
         <w:t>帳號刪除後：</w:t>
       </w:r>
@@ -2528,12 +2735,14 @@
         </w:numPr>
         <w:spacing w:after="80"/>
         <w:rPr>
-          <w:rFonts w:ascii="Roboto" w:hAnsi="Roboto"/>
-        </w:rPr>
-      </w:pPr>
-      <w:r>
-        <w:rPr>
-          <w:rFonts w:ascii="MS Gothic" w:eastAsia="MS Gothic" w:hAnsi="MS Gothic" w:cs="MS Gothic" w:hint="eastAsia"/>
+          <w:rFonts w:ascii="MISANS TC VF MEDIUM" w:eastAsia="MISANS TC VF MEDIUM" w:hAnsi="MISANS TC VF MEDIUM"/>
+          <w:lang w:eastAsia="zh-TW"/>
+        </w:rPr>
+      </w:pPr>
+      <w:r>
+        <w:rPr>
+          <w:rFonts w:ascii="MISANS TC VF MEDIUM" w:eastAsia="MISANS TC VF MEDIUM" w:hAnsi="MISANS TC VF MEDIUM" w:cs="MS Gothic"/>
+          <w:lang w:eastAsia="zh-TW"/>
         </w:rPr>
         <w:t>與您帳號相關的所有資料將立即從我們的伺服器永久刪除</w:t>
       </w:r>
@@ -2547,48 +2756,48 @@
         </w:numPr>
         <w:spacing w:after="80"/>
         <w:rPr>
-          <w:rFonts w:ascii="Roboto" w:hAnsi="Roboto"/>
-        </w:rPr>
-      </w:pPr>
-      <w:r>
-        <w:rPr>
-          <w:rFonts w:ascii="MS Gothic" w:eastAsia="MS Gothic" w:hAnsi="MS Gothic" w:cs="MS Gothic" w:hint="eastAsia"/>
+          <w:rFonts w:ascii="MISANS TC VF MEDIUM" w:eastAsia="MISANS TC VF MEDIUM" w:hAnsi="MISANS TC VF MEDIUM"/>
+        </w:rPr>
+      </w:pPr>
+      <w:r>
+        <w:rPr>
+          <w:rFonts w:ascii="MISANS TC VF MEDIUM" w:eastAsia="MISANS TC VF MEDIUM" w:hAnsi="MISANS TC VF MEDIUM" w:cs="MS Gothic"/>
         </w:rPr>
         <w:t>您的</w:t>
       </w:r>
       <w:r>
         <w:rPr>
-          <w:rFonts w:ascii="Roboto" w:hAnsi="Roboto"/>
+          <w:rFonts w:ascii="MISANS TC VF MEDIUM" w:eastAsia="MISANS TC VF MEDIUM" w:hAnsi="MISANS TC VF MEDIUM"/>
         </w:rPr>
         <w:t xml:space="preserve"> Google OAuth </w:t>
       </w:r>
       <w:r>
         <w:rPr>
-          <w:rFonts w:ascii="MS Gothic" w:eastAsia="MS Gothic" w:hAnsi="MS Gothic" w:cs="MS Gothic" w:hint="eastAsia"/>
+          <w:rFonts w:ascii="MISANS TC VF MEDIUM" w:eastAsia="MISANS TC VF MEDIUM" w:hAnsi="MISANS TC VF MEDIUM" w:cs="MS Gothic"/>
         </w:rPr>
         <w:t>重新整理權杖將透過</w:t>
       </w:r>
       <w:r>
         <w:rPr>
-          <w:rFonts w:ascii="Roboto" w:hAnsi="Roboto"/>
+          <w:rFonts w:ascii="MISANS TC VF MEDIUM" w:eastAsia="MISANS TC VF MEDIUM" w:hAnsi="MISANS TC VF MEDIUM"/>
         </w:rPr>
         <w:t xml:space="preserve"> Google OAuth </w:t>
       </w:r>
       <w:r>
         <w:rPr>
-          <w:rFonts w:ascii="MS Gothic" w:eastAsia="MS Gothic" w:hAnsi="MS Gothic" w:cs="MS Gothic" w:hint="eastAsia"/>
+          <w:rFonts w:ascii="MISANS TC VF MEDIUM" w:eastAsia="MISANS TC VF MEDIUM" w:hAnsi="MISANS TC VF MEDIUM" w:cs="MS Gothic"/>
         </w:rPr>
         <w:t>撤銷</w:t>
       </w:r>
       <w:r>
         <w:rPr>
-          <w:rFonts w:ascii="Roboto" w:hAnsi="Roboto"/>
+          <w:rFonts w:ascii="MISANS TC VF MEDIUM" w:eastAsia="MISANS TC VF MEDIUM" w:hAnsi="MISANS TC VF MEDIUM"/>
         </w:rPr>
         <w:t xml:space="preserve"> API </w:t>
       </w:r>
       <w:r>
         <w:rPr>
-          <w:rFonts w:ascii="MS Gothic" w:eastAsia="MS Gothic" w:hAnsi="MS Gothic" w:cs="MS Gothic" w:hint="eastAsia"/>
+          <w:rFonts w:ascii="MISANS TC VF MEDIUM" w:eastAsia="MISANS TC VF MEDIUM" w:hAnsi="MISANS TC VF MEDIUM" w:cs="MS Gothic"/>
         </w:rPr>
         <w:t>予以撤銷</w:t>
       </w:r>
@@ -2602,24 +2811,28 @@
         </w:numPr>
         <w:spacing w:after="80"/>
         <w:rPr>
-          <w:rFonts w:ascii="Roboto" w:hAnsi="Roboto"/>
-        </w:rPr>
-      </w:pPr>
-      <w:r>
-        <w:rPr>
-          <w:rFonts w:ascii="MS Gothic" w:eastAsia="MS Gothic" w:hAnsi="MS Gothic" w:cs="MS Gothic" w:hint="eastAsia"/>
+          <w:rFonts w:ascii="MISANS TC VF MEDIUM" w:eastAsia="MISANS TC VF MEDIUM" w:hAnsi="MISANS TC VF MEDIUM"/>
+          <w:lang w:eastAsia="zh-TW"/>
+        </w:rPr>
+      </w:pPr>
+      <w:r>
+        <w:rPr>
+          <w:rFonts w:ascii="MISANS TC VF MEDIUM" w:eastAsia="MISANS TC VF MEDIUM" w:hAnsi="MISANS TC VF MEDIUM" w:cs="MS Gothic"/>
+          <w:lang w:eastAsia="zh-TW"/>
         </w:rPr>
         <w:t>與您工作階段相關的所有</w:t>
       </w:r>
       <w:r>
         <w:rPr>
-          <w:rFonts w:ascii="Roboto" w:hAnsi="Roboto"/>
+          <w:rFonts w:ascii="MISANS TC VF MEDIUM" w:eastAsia="MISANS TC VF MEDIUM" w:hAnsi="MISANS TC VF MEDIUM"/>
+          <w:lang w:eastAsia="zh-TW"/>
         </w:rPr>
         <w:t xml:space="preserve"> JWT </w:t>
       </w:r>
       <w:r>
         <w:rPr>
-          <w:rFonts w:ascii="MS Gothic" w:eastAsia="MS Gothic" w:hAnsi="MS Gothic" w:cs="MS Gothic" w:hint="eastAsia"/>
+          <w:rFonts w:ascii="MISANS TC VF MEDIUM" w:eastAsia="MISANS TC VF MEDIUM" w:hAnsi="MISANS TC VF MEDIUM" w:cs="MS Gothic"/>
+          <w:lang w:eastAsia="zh-TW"/>
         </w:rPr>
         <w:t>權杖將被作廢</w:t>
       </w:r>
@@ -2628,24 +2841,29 @@
       <w:pPr>
         <w:spacing w:after="120"/>
         <w:rPr>
-          <w:rFonts w:ascii="Roboto" w:hAnsi="Roboto"/>
-        </w:rPr>
-      </w:pPr>
-      <w:r>
-        <w:rPr>
-          <w:rFonts w:ascii="MS Gothic" w:eastAsia="MS Gothic" w:hAnsi="MS Gothic" w:cs="MS Gothic" w:hint="eastAsia"/>
-        </w:rPr>
+          <w:rFonts w:ascii="MISANS TC VF MEDIUM" w:eastAsia="MISANS TC VF MEDIUM" w:hAnsi="MISANS TC VF MEDIUM"/>
+          <w:lang w:eastAsia="zh-TW"/>
+        </w:rPr>
+      </w:pPr>
+      <w:r>
+        <w:rPr>
+          <w:rFonts w:ascii="MISANS TC VF MEDIUM" w:eastAsia="MISANS TC VF MEDIUM" w:hAnsi="MISANS TC VF MEDIUM" w:cs="MS Gothic"/>
+          <w:lang w:eastAsia="zh-TW"/>
+        </w:rPr>
+        <w:lastRenderedPageBreak/>
         <w:t>已刪除的資料無法復原。我們不保留已刪除使用者資料的備份，超過</w:t>
       </w:r>
       <w:r>
         <w:rPr>
-          <w:rFonts w:ascii="Roboto" w:hAnsi="Roboto"/>
+          <w:rFonts w:ascii="MISANS TC VF MEDIUM" w:eastAsia="MISANS TC VF MEDIUM" w:hAnsi="MISANS TC VF MEDIUM"/>
+          <w:lang w:eastAsia="zh-TW"/>
         </w:rPr>
         <w:t xml:space="preserve"> 30 </w:t>
       </w:r>
       <w:r>
         <w:rPr>
-          <w:rFonts w:ascii="MS Gothic" w:eastAsia="MS Gothic" w:hAnsi="MS Gothic" w:cs="MS Gothic" w:hint="eastAsia"/>
+          <w:rFonts w:ascii="MISANS TC VF MEDIUM" w:eastAsia="MISANS TC VF MEDIUM" w:hAnsi="MISANS TC VF MEDIUM" w:cs="MS Gothic"/>
+          <w:lang w:eastAsia="zh-TW"/>
         </w:rPr>
         <w:t>天的標準系統備份週期將自動清除。</w:t>
       </w:r>
@@ -2655,18 +2873,27 @@
         <w:pStyle w:val="Heading1"/>
         <w:spacing w:before="400" w:after="160"/>
         <w:rPr>
-          <w:rFonts w:ascii="Roboto" w:hAnsi="Roboto"/>
-        </w:rPr>
-      </w:pPr>
-      <w:r>
-        <w:rPr>
-          <w:rFonts w:ascii="Roboto" w:hAnsi="Roboto"/>
+          <w:rFonts w:ascii="MISANS TC VF MEDIUM" w:eastAsia="MISANS TC VF MEDIUM" w:hAnsi="MISANS TC VF MEDIUM"/>
+          <w:b w:val="0"/>
+          <w:bCs w:val="0"/>
+          <w:lang w:eastAsia="zh-TW"/>
+        </w:rPr>
+      </w:pPr>
+      <w:r>
+        <w:rPr>
+          <w:rFonts w:ascii="MISANS TC VF MEDIUM" w:eastAsia="MISANS TC VF MEDIUM" w:hAnsi="MISANS TC VF MEDIUM"/>
+          <w:b w:val="0"/>
+          <w:bCs w:val="0"/>
+          <w:lang w:eastAsia="zh-TW"/>
         </w:rPr>
         <w:t xml:space="preserve">8. </w:t>
       </w:r>
       <w:r>
         <w:rPr>
-          <w:rFonts w:ascii="MS Gothic" w:eastAsia="MS Gothic" w:hAnsi="MS Gothic" w:cs="MS Gothic" w:hint="eastAsia"/>
+          <w:rFonts w:ascii="MISANS TC VF MEDIUM" w:eastAsia="MISANS TC VF MEDIUM" w:hAnsi="MISANS TC VF MEDIUM" w:cs="MS Gothic"/>
+          <w:b w:val="0"/>
+          <w:bCs w:val="0"/>
+          <w:lang w:eastAsia="zh-TW"/>
         </w:rPr>
         <w:t>資料安全</w:t>
       </w:r>
@@ -2675,12 +2902,14 @@
       <w:pPr>
         <w:spacing w:after="120"/>
         <w:rPr>
-          <w:rFonts w:ascii="Roboto" w:hAnsi="Roboto"/>
-        </w:rPr>
-      </w:pPr>
-      <w:r>
-        <w:rPr>
-          <w:rFonts w:ascii="MS Gothic" w:eastAsia="MS Gothic" w:hAnsi="MS Gothic" w:cs="MS Gothic" w:hint="eastAsia"/>
+          <w:rFonts w:ascii="MISANS TC VF MEDIUM" w:eastAsia="MISANS TC VF MEDIUM" w:hAnsi="MISANS TC VF MEDIUM"/>
+          <w:lang w:eastAsia="zh-TW"/>
+        </w:rPr>
+      </w:pPr>
+      <w:r>
+        <w:rPr>
+          <w:rFonts w:ascii="MISANS TC VF MEDIUM" w:eastAsia="MISANS TC VF MEDIUM" w:hAnsi="MISANS TC VF MEDIUM" w:cs="MS Gothic"/>
+          <w:lang w:eastAsia="zh-TW"/>
         </w:rPr>
         <w:t>我們實施符合業界標準的安全措施保護您的個人資料，包括：</w:t>
       </w:r>
@@ -2694,24 +2923,28 @@
         </w:numPr>
         <w:spacing w:after="80"/>
         <w:rPr>
-          <w:rFonts w:ascii="Roboto" w:hAnsi="Roboto"/>
-        </w:rPr>
-      </w:pPr>
-      <w:r>
-        <w:rPr>
-          <w:rFonts w:ascii="MS Gothic" w:eastAsia="MS Gothic" w:hAnsi="MS Gothic" w:cs="MS Gothic" w:hint="eastAsia"/>
+          <w:rFonts w:ascii="MISANS TC VF MEDIUM" w:eastAsia="MISANS TC VF MEDIUM" w:hAnsi="MISANS TC VF MEDIUM"/>
+          <w:lang w:eastAsia="zh-TW"/>
+        </w:rPr>
+      </w:pPr>
+      <w:r>
+        <w:rPr>
+          <w:rFonts w:ascii="MISANS TC VF MEDIUM" w:eastAsia="MISANS TC VF MEDIUM" w:hAnsi="MISANS TC VF MEDIUM" w:cs="MS Gothic"/>
+          <w:lang w:eastAsia="zh-TW"/>
         </w:rPr>
         <w:t>裝置與伺服器間的加密資料傳輸（</w:t>
       </w:r>
       <w:r>
         <w:rPr>
-          <w:rFonts w:ascii="Roboto" w:hAnsi="Roboto"/>
+          <w:rFonts w:ascii="MISANS TC VF MEDIUM" w:eastAsia="MISANS TC VF MEDIUM" w:hAnsi="MISANS TC VF MEDIUM"/>
+          <w:lang w:eastAsia="zh-TW"/>
         </w:rPr>
         <w:t>TLS/HTTPS</w:t>
       </w:r>
       <w:r>
         <w:rPr>
-          <w:rFonts w:ascii="MS Gothic" w:eastAsia="MS Gothic" w:hAnsi="MS Gothic" w:cs="MS Gothic" w:hint="eastAsia"/>
+          <w:rFonts w:ascii="MISANS TC VF MEDIUM" w:eastAsia="MISANS TC VF MEDIUM" w:hAnsi="MISANS TC VF MEDIUM" w:cs="MS Gothic"/>
+          <w:lang w:eastAsia="zh-TW"/>
         </w:rPr>
         <w:t>）</w:t>
       </w:r>
@@ -2725,24 +2958,28 @@
         </w:numPr>
         <w:spacing w:after="80"/>
         <w:rPr>
-          <w:rFonts w:ascii="Roboto" w:hAnsi="Roboto"/>
-        </w:rPr>
-      </w:pPr>
-      <w:r>
-        <w:rPr>
-          <w:rFonts w:ascii="MS Gothic" w:eastAsia="MS Gothic" w:hAnsi="MS Gothic" w:cs="MS Gothic" w:hint="eastAsia"/>
+          <w:rFonts w:ascii="MISANS TC VF MEDIUM" w:eastAsia="MISANS TC VF MEDIUM" w:hAnsi="MISANS TC VF MEDIUM"/>
+          <w:lang w:eastAsia="zh-TW"/>
+        </w:rPr>
+      </w:pPr>
+      <w:r>
+        <w:rPr>
+          <w:rFonts w:ascii="MISANS TC VF MEDIUM" w:eastAsia="MISANS TC VF MEDIUM" w:hAnsi="MISANS TC VF MEDIUM" w:cs="MS Gothic"/>
+          <w:lang w:eastAsia="zh-TW"/>
         </w:rPr>
         <w:t>安全的</w:t>
       </w:r>
       <w:r>
         <w:rPr>
-          <w:rFonts w:ascii="Roboto" w:hAnsi="Roboto"/>
+          <w:rFonts w:ascii="MISANS TC VF MEDIUM" w:eastAsia="MISANS TC VF MEDIUM" w:hAnsi="MISANS TC VF MEDIUM"/>
+          <w:lang w:eastAsia="zh-TW"/>
         </w:rPr>
         <w:t xml:space="preserve"> JWT </w:t>
       </w:r>
       <w:r>
         <w:rPr>
-          <w:rFonts w:ascii="MS Gothic" w:eastAsia="MS Gothic" w:hAnsi="MS Gothic" w:cs="MS Gothic" w:hint="eastAsia"/>
+          <w:rFonts w:ascii="MISANS TC VF MEDIUM" w:eastAsia="MISANS TC VF MEDIUM" w:hAnsi="MISANS TC VF MEDIUM" w:cs="MS Gothic"/>
+          <w:lang w:eastAsia="zh-TW"/>
         </w:rPr>
         <w:t>身份驗證，於登出及帳號刪除時作廢權杖</w:t>
       </w:r>
@@ -2756,18 +2993,21 @@
         </w:numPr>
         <w:spacing w:after="80"/>
         <w:rPr>
-          <w:rFonts w:ascii="Roboto" w:hAnsi="Roboto"/>
-        </w:rPr>
-      </w:pPr>
-      <w:r>
-        <w:rPr>
-          <w:rFonts w:ascii="Roboto" w:hAnsi="Roboto"/>
+          <w:rFonts w:ascii="MISANS TC VF MEDIUM" w:eastAsia="MISANS TC VF MEDIUM" w:hAnsi="MISANS TC VF MEDIUM"/>
+          <w:lang w:eastAsia="zh-TW"/>
+        </w:rPr>
+      </w:pPr>
+      <w:r>
+        <w:rPr>
+          <w:rFonts w:ascii="MISANS TC VF MEDIUM" w:eastAsia="MISANS TC VF MEDIUM" w:hAnsi="MISANS TC VF MEDIUM"/>
+          <w:lang w:eastAsia="zh-TW"/>
         </w:rPr>
         <w:t xml:space="preserve">OAuth 2.0 </w:t>
       </w:r>
       <w:r>
         <w:rPr>
-          <w:rFonts w:ascii="MS Gothic" w:eastAsia="MS Gothic" w:hAnsi="MS Gothic" w:cs="MS Gothic" w:hint="eastAsia"/>
+          <w:rFonts w:ascii="MISANS TC VF MEDIUM" w:eastAsia="MISANS TC VF MEDIUM" w:hAnsi="MISANS TC VF MEDIUM" w:cs="MS Gothic"/>
+          <w:lang w:eastAsia="zh-TW"/>
         </w:rPr>
         <w:t>授權，於帳號刪除時立即撤銷權杖</w:t>
       </w:r>
@@ -2781,12 +3021,14 @@
         </w:numPr>
         <w:spacing w:after="80"/>
         <w:rPr>
-          <w:rFonts w:ascii="Roboto" w:hAnsi="Roboto"/>
-        </w:rPr>
-      </w:pPr>
-      <w:r>
-        <w:rPr>
-          <w:rFonts w:ascii="MS Gothic" w:eastAsia="MS Gothic" w:hAnsi="MS Gothic" w:cs="MS Gothic" w:hint="eastAsia"/>
+          <w:rFonts w:ascii="MISANS TC VF MEDIUM" w:eastAsia="MISANS TC VF MEDIUM" w:hAnsi="MISANS TC VF MEDIUM"/>
+          <w:lang w:eastAsia="zh-TW"/>
+        </w:rPr>
+      </w:pPr>
+      <w:r>
+        <w:rPr>
+          <w:rFonts w:ascii="MISANS TC VF MEDIUM" w:eastAsia="MISANS TC VF MEDIUM" w:hAnsi="MISANS TC VF MEDIUM" w:cs="MS Gothic"/>
+          <w:lang w:eastAsia="zh-TW"/>
         </w:rPr>
         <w:t>存取控制，限制伺服器端資料僅供授權人員存取</w:t>
       </w:r>
@@ -2795,24 +3037,28 @@
       <w:pPr>
         <w:spacing w:after="120"/>
         <w:rPr>
-          <w:rFonts w:ascii="Roboto" w:hAnsi="Roboto"/>
-        </w:rPr>
-      </w:pPr>
-      <w:r>
-        <w:rPr>
-          <w:rFonts w:ascii="MS Gothic" w:eastAsia="MS Gothic" w:hAnsi="MS Gothic" w:cs="MS Gothic" w:hint="eastAsia"/>
+          <w:rFonts w:ascii="MISANS TC VF MEDIUM" w:eastAsia="MISANS TC VF MEDIUM" w:hAnsi="MISANS TC VF MEDIUM"/>
+          <w:lang w:eastAsia="zh-TW"/>
+        </w:rPr>
+      </w:pPr>
+      <w:r>
+        <w:rPr>
+          <w:rFonts w:ascii="MISANS TC VF MEDIUM" w:eastAsia="MISANS TC VF MEDIUM" w:hAnsi="MISANS TC VF MEDIUM" w:cs="MS Gothic"/>
+          <w:lang w:eastAsia="zh-TW"/>
         </w:rPr>
         <w:t>沒有任何電子傳輸或儲存方法是百分之百安全的。雖然我們致力保護您的個人資料，但我們無法保證</w:t>
       </w:r>
       <w:r>
         <w:rPr>
-          <w:rFonts w:ascii="Yu Gothic" w:eastAsia="Yu Gothic" w:hAnsi="Yu Gothic" w:cs="Yu Gothic" w:hint="eastAsia"/>
+          <w:rFonts w:ascii="MISANS TC VF MEDIUM" w:eastAsia="MISANS TC VF MEDIUM" w:hAnsi="MISANS TC VF MEDIUM" w:cs="Yu Gothic"/>
+          <w:lang w:eastAsia="zh-TW"/>
         </w:rPr>
         <w:t>絕</w:t>
       </w:r>
       <w:r>
         <w:rPr>
-          <w:rFonts w:ascii="MS Gothic" w:eastAsia="MS Gothic" w:hAnsi="MS Gothic" w:cs="MS Gothic" w:hint="eastAsia"/>
+          <w:rFonts w:ascii="MISANS TC VF MEDIUM" w:eastAsia="MISANS TC VF MEDIUM" w:hAnsi="MISANS TC VF MEDIUM" w:cs="MS Gothic"/>
+          <w:lang w:eastAsia="zh-TW"/>
         </w:rPr>
         <w:t>對安全。</w:t>
       </w:r>
@@ -2822,18 +3068,27 @@
         <w:pStyle w:val="Heading1"/>
         <w:spacing w:before="400" w:after="160"/>
         <w:rPr>
-          <w:rFonts w:ascii="Roboto" w:hAnsi="Roboto"/>
-        </w:rPr>
-      </w:pPr>
-      <w:r>
-        <w:rPr>
-          <w:rFonts w:ascii="Roboto" w:hAnsi="Roboto"/>
+          <w:rFonts w:ascii="MISANS TC VF MEDIUM" w:eastAsia="MISANS TC VF MEDIUM" w:hAnsi="MISANS TC VF MEDIUM"/>
+          <w:b w:val="0"/>
+          <w:bCs w:val="0"/>
+          <w:lang w:eastAsia="zh-TW"/>
+        </w:rPr>
+      </w:pPr>
+      <w:r>
+        <w:rPr>
+          <w:rFonts w:ascii="MISANS TC VF MEDIUM" w:eastAsia="MISANS TC VF MEDIUM" w:hAnsi="MISANS TC VF MEDIUM"/>
+          <w:b w:val="0"/>
+          <w:bCs w:val="0"/>
+          <w:lang w:eastAsia="zh-TW"/>
         </w:rPr>
         <w:t xml:space="preserve">9. </w:t>
       </w:r>
       <w:r>
         <w:rPr>
-          <w:rFonts w:ascii="MS Gothic" w:eastAsia="MS Gothic" w:hAnsi="MS Gothic" w:cs="MS Gothic" w:hint="eastAsia"/>
+          <w:rFonts w:ascii="MISANS TC VF MEDIUM" w:eastAsia="MISANS TC VF MEDIUM" w:hAnsi="MISANS TC VF MEDIUM" w:cs="MS Gothic"/>
+          <w:b w:val="0"/>
+          <w:bCs w:val="0"/>
+          <w:lang w:eastAsia="zh-TW"/>
         </w:rPr>
         <w:t>您的權利</w:t>
       </w:r>
@@ -2842,12 +3097,14 @@
       <w:pPr>
         <w:spacing w:after="120"/>
         <w:rPr>
-          <w:rFonts w:ascii="Roboto" w:hAnsi="Roboto"/>
-        </w:rPr>
-      </w:pPr>
-      <w:r>
-        <w:rPr>
-          <w:rFonts w:ascii="MS Gothic" w:eastAsia="MS Gothic" w:hAnsi="MS Gothic" w:cs="MS Gothic" w:hint="eastAsia"/>
+          <w:rFonts w:ascii="MISANS TC VF MEDIUM" w:eastAsia="MISANS TC VF MEDIUM" w:hAnsi="MISANS TC VF MEDIUM"/>
+          <w:lang w:eastAsia="zh-TW"/>
+        </w:rPr>
+      </w:pPr>
+      <w:r>
+        <w:rPr>
+          <w:rFonts w:ascii="MISANS TC VF MEDIUM" w:eastAsia="MISANS TC VF MEDIUM" w:hAnsi="MISANS TC VF MEDIUM" w:cs="MS Gothic"/>
+          <w:lang w:eastAsia="zh-TW"/>
         </w:rPr>
         <w:t>依據您所在地法律，您可能就您的個人資料享有以下權利：</w:t>
       </w:r>
@@ -2861,24 +3118,28 @@
         </w:numPr>
         <w:spacing w:after="80"/>
         <w:rPr>
-          <w:rFonts w:ascii="Roboto" w:hAnsi="Roboto"/>
-        </w:rPr>
-      </w:pPr>
-      <w:r>
-        <w:rPr>
-          <w:rFonts w:ascii="Microsoft JhengHei" w:eastAsia="Microsoft JhengHei" w:hAnsi="Microsoft JhengHei" w:cs="Microsoft JhengHei" w:hint="eastAsia"/>
+          <w:rFonts w:ascii="MISANS TC VF MEDIUM" w:eastAsia="MISANS TC VF MEDIUM" w:hAnsi="MISANS TC VF MEDIUM"/>
+          <w:lang w:eastAsia="zh-TW"/>
+        </w:rPr>
+      </w:pPr>
+      <w:r>
+        <w:rPr>
+          <w:rFonts w:ascii="MISANS TC VF MEDIUM" w:eastAsia="MISANS TC VF MEDIUM" w:hAnsi="MISANS TC VF MEDIUM" w:cs="Microsoft JhengHei"/>
+          <w:lang w:eastAsia="zh-TW"/>
         </w:rPr>
         <w:t>查</w:t>
       </w:r>
       <w:r>
         <w:rPr>
-          <w:rFonts w:ascii="Yu Gothic" w:eastAsia="Yu Gothic" w:hAnsi="Yu Gothic" w:cs="Yu Gothic" w:hint="eastAsia"/>
+          <w:rFonts w:ascii="MISANS TC VF MEDIUM" w:eastAsia="MISANS TC VF MEDIUM" w:hAnsi="MISANS TC VF MEDIUM" w:cs="Yu Gothic"/>
+          <w:lang w:eastAsia="zh-TW"/>
         </w:rPr>
         <w:t>閱</w:t>
       </w:r>
       <w:r>
         <w:rPr>
-          <w:rFonts w:ascii="MS Gothic" w:eastAsia="MS Gothic" w:hAnsi="MS Gothic" w:cs="MS Gothic" w:hint="eastAsia"/>
+          <w:rFonts w:ascii="MISANS TC VF MEDIUM" w:eastAsia="MISANS TC VF MEDIUM" w:hAnsi="MISANS TC VF MEDIUM" w:cs="MS Gothic"/>
+          <w:lang w:eastAsia="zh-TW"/>
         </w:rPr>
         <w:t>權：要求取得我們持有的您個人資料副本</w:t>
       </w:r>
@@ -2892,12 +3153,14 @@
         </w:numPr>
         <w:spacing w:after="80"/>
         <w:rPr>
-          <w:rFonts w:ascii="Roboto" w:hAnsi="Roboto"/>
-        </w:rPr>
-      </w:pPr>
-      <w:r>
-        <w:rPr>
-          <w:rFonts w:ascii="MS Gothic" w:eastAsia="MS Gothic" w:hAnsi="MS Gothic" w:cs="MS Gothic" w:hint="eastAsia"/>
+          <w:rFonts w:ascii="MISANS TC VF MEDIUM" w:eastAsia="MISANS TC VF MEDIUM" w:hAnsi="MISANS TC VF MEDIUM"/>
+          <w:lang w:eastAsia="zh-TW"/>
+        </w:rPr>
+      </w:pPr>
+      <w:r>
+        <w:rPr>
+          <w:rFonts w:ascii="MISANS TC VF MEDIUM" w:eastAsia="MISANS TC VF MEDIUM" w:hAnsi="MISANS TC VF MEDIUM" w:cs="MS Gothic"/>
+          <w:lang w:eastAsia="zh-TW"/>
         </w:rPr>
         <w:t>更正權：要求更正不準確的資料</w:t>
       </w:r>
@@ -2911,24 +3174,28 @@
         </w:numPr>
         <w:spacing w:after="80"/>
         <w:rPr>
-          <w:rFonts w:ascii="Roboto" w:hAnsi="Roboto"/>
-        </w:rPr>
-      </w:pPr>
-      <w:r>
-        <w:rPr>
-          <w:rFonts w:ascii="MS Gothic" w:eastAsia="MS Gothic" w:hAnsi="MS Gothic" w:cs="MS Gothic" w:hint="eastAsia"/>
+          <w:rFonts w:ascii="MISANS TC VF MEDIUM" w:eastAsia="MISANS TC VF MEDIUM" w:hAnsi="MISANS TC VF MEDIUM"/>
+          <w:lang w:eastAsia="zh-TW"/>
+        </w:rPr>
+      </w:pPr>
+      <w:r>
+        <w:rPr>
+          <w:rFonts w:ascii="MISANS TC VF MEDIUM" w:eastAsia="MISANS TC VF MEDIUM" w:hAnsi="MISANS TC VF MEDIUM" w:cs="MS Gothic"/>
+          <w:lang w:eastAsia="zh-TW"/>
         </w:rPr>
         <w:t>刪除權：要求刪除您的個人資料（可直接透過應用程式「設定</w:t>
       </w:r>
       <w:r>
         <w:rPr>
-          <w:rFonts w:ascii="Roboto" w:hAnsi="Roboto"/>
+          <w:rFonts w:ascii="MISANS TC VF MEDIUM" w:eastAsia="MISANS TC VF MEDIUM" w:hAnsi="MISANS TC VF MEDIUM"/>
+          <w:lang w:eastAsia="zh-TW"/>
         </w:rPr>
         <w:t xml:space="preserve"> &gt; </w:t>
       </w:r>
       <w:r>
         <w:rPr>
-          <w:rFonts w:ascii="MS Gothic" w:eastAsia="MS Gothic" w:hAnsi="MS Gothic" w:cs="MS Gothic" w:hint="eastAsia"/>
+          <w:rFonts w:ascii="MISANS TC VF MEDIUM" w:eastAsia="MISANS TC VF MEDIUM" w:hAnsi="MISANS TC VF MEDIUM" w:cs="MS Gothic"/>
+          <w:lang w:eastAsia="zh-TW"/>
         </w:rPr>
         <w:t>帳號」操作）</w:t>
       </w:r>
@@ -2942,12 +3209,14 @@
         </w:numPr>
         <w:spacing w:after="80"/>
         <w:rPr>
-          <w:rFonts w:ascii="Roboto" w:hAnsi="Roboto"/>
-        </w:rPr>
-      </w:pPr>
-      <w:r>
-        <w:rPr>
-          <w:rFonts w:ascii="MS Gothic" w:eastAsia="MS Gothic" w:hAnsi="MS Gothic" w:cs="MS Gothic" w:hint="eastAsia"/>
+          <w:rFonts w:ascii="MISANS TC VF MEDIUM" w:eastAsia="MISANS TC VF MEDIUM" w:hAnsi="MISANS TC VF MEDIUM"/>
+          <w:lang w:eastAsia="zh-TW"/>
+        </w:rPr>
+      </w:pPr>
+      <w:r>
+        <w:rPr>
+          <w:rFonts w:ascii="MISANS TC VF MEDIUM" w:eastAsia="MISANS TC VF MEDIUM" w:hAnsi="MISANS TC VF MEDIUM" w:cs="MS Gothic"/>
+          <w:lang w:eastAsia="zh-TW"/>
         </w:rPr>
         <w:t>資料可攜權：以結構化、機器可讀格式接收您的資料</w:t>
       </w:r>
@@ -2961,12 +3230,14 @@
         </w:numPr>
         <w:spacing w:after="80"/>
         <w:rPr>
-          <w:rFonts w:ascii="Roboto" w:hAnsi="Roboto"/>
-        </w:rPr>
-      </w:pPr>
-      <w:r>
-        <w:rPr>
-          <w:rFonts w:ascii="MS Gothic" w:eastAsia="MS Gothic" w:hAnsi="MS Gothic" w:cs="MS Gothic" w:hint="eastAsia"/>
+          <w:rFonts w:ascii="MISANS TC VF MEDIUM" w:eastAsia="MISANS TC VF MEDIUM" w:hAnsi="MISANS TC VF MEDIUM"/>
+          <w:lang w:eastAsia="zh-TW"/>
+        </w:rPr>
+      </w:pPr>
+      <w:r>
+        <w:rPr>
+          <w:rFonts w:ascii="MISANS TC VF MEDIUM" w:eastAsia="MISANS TC VF MEDIUM" w:hAnsi="MISANS TC VF MEDIUM" w:cs="MS Gothic"/>
+          <w:lang w:eastAsia="zh-TW"/>
         </w:rPr>
         <w:t>反對權：就特定類型的處理提出反對</w:t>
       </w:r>
@@ -2980,12 +3251,14 @@
         </w:numPr>
         <w:spacing w:after="80"/>
         <w:rPr>
-          <w:rFonts w:ascii="Roboto" w:hAnsi="Roboto"/>
-        </w:rPr>
-      </w:pPr>
-      <w:r>
-        <w:rPr>
-          <w:rFonts w:ascii="MS Gothic" w:eastAsia="MS Gothic" w:hAnsi="MS Gothic" w:cs="MS Gothic" w:hint="eastAsia"/>
+          <w:rFonts w:ascii="MISANS TC VF MEDIUM" w:eastAsia="MISANS TC VF MEDIUM" w:hAnsi="MISANS TC VF MEDIUM"/>
+          <w:lang w:eastAsia="zh-TW"/>
+        </w:rPr>
+      </w:pPr>
+      <w:r>
+        <w:rPr>
+          <w:rFonts w:ascii="MISANS TC VF MEDIUM" w:eastAsia="MISANS TC VF MEDIUM" w:hAnsi="MISANS TC VF MEDIUM" w:cs="MS Gothic"/>
+          <w:lang w:eastAsia="zh-TW"/>
         </w:rPr>
         <w:t>撤回同意權：在處理以同意為依據的情況下，隨時撤回同意</w:t>
       </w:r>
@@ -2994,24 +3267,28 @@
       <w:pPr>
         <w:spacing w:after="120"/>
         <w:rPr>
-          <w:rFonts w:ascii="Roboto" w:hAnsi="Roboto"/>
-        </w:rPr>
-      </w:pPr>
-      <w:r>
-        <w:rPr>
-          <w:rFonts w:ascii="MS Gothic" w:eastAsia="MS Gothic" w:hAnsi="MS Gothic" w:cs="MS Gothic" w:hint="eastAsia"/>
+          <w:rFonts w:ascii="MISANS TC VF MEDIUM" w:eastAsia="MISANS TC VF MEDIUM" w:hAnsi="MISANS TC VF MEDIUM"/>
+          <w:lang w:eastAsia="zh-TW"/>
+        </w:rPr>
+      </w:pPr>
+      <w:r>
+        <w:rPr>
+          <w:rFonts w:ascii="MISANS TC VF MEDIUM" w:eastAsia="MISANS TC VF MEDIUM" w:hAnsi="MISANS TC VF MEDIUM" w:cs="MS Gothic"/>
+          <w:lang w:eastAsia="zh-TW"/>
         </w:rPr>
         <w:t>如需行使上述任何權利，請透過第</w:t>
       </w:r>
       <w:r>
         <w:rPr>
-          <w:rFonts w:ascii="Roboto" w:hAnsi="Roboto"/>
+          <w:rFonts w:ascii="MISANS TC VF MEDIUM" w:eastAsia="MISANS TC VF MEDIUM" w:hAnsi="MISANS TC VF MEDIUM"/>
+          <w:lang w:eastAsia="zh-TW"/>
         </w:rPr>
         <w:t xml:space="preserve"> 12 </w:t>
       </w:r>
       <w:r>
         <w:rPr>
-          <w:rFonts w:ascii="MS Gothic" w:eastAsia="MS Gothic" w:hAnsi="MS Gothic" w:cs="MS Gothic" w:hint="eastAsia"/>
+          <w:rFonts w:ascii="MISANS TC VF MEDIUM" w:eastAsia="MISANS TC VF MEDIUM" w:hAnsi="MISANS TC VF MEDIUM" w:cs="MS Gothic"/>
+          <w:lang w:eastAsia="zh-TW"/>
         </w:rPr>
         <w:t>條所列地址聯絡我們。</w:t>
       </w:r>
@@ -3021,18 +3298,27 @@
         <w:pStyle w:val="Heading1"/>
         <w:spacing w:before="400" w:after="160"/>
         <w:rPr>
-          <w:rFonts w:ascii="Roboto" w:hAnsi="Roboto"/>
-        </w:rPr>
-      </w:pPr>
-      <w:r>
-        <w:rPr>
-          <w:rFonts w:ascii="Roboto" w:hAnsi="Roboto"/>
+          <w:rFonts w:ascii="MISANS TC VF MEDIUM" w:eastAsia="MISANS TC VF MEDIUM" w:hAnsi="MISANS TC VF MEDIUM"/>
+          <w:b w:val="0"/>
+          <w:bCs w:val="0"/>
+          <w:lang w:eastAsia="zh-TW"/>
+        </w:rPr>
+      </w:pPr>
+      <w:r>
+        <w:rPr>
+          <w:rFonts w:ascii="MISANS TC VF MEDIUM" w:eastAsia="MISANS TC VF MEDIUM" w:hAnsi="MISANS TC VF MEDIUM"/>
+          <w:b w:val="0"/>
+          <w:bCs w:val="0"/>
+          <w:lang w:eastAsia="zh-TW"/>
         </w:rPr>
         <w:t xml:space="preserve">10. </w:t>
       </w:r>
       <w:r>
         <w:rPr>
-          <w:rFonts w:ascii="MS Gothic" w:eastAsia="MS Gothic" w:hAnsi="MS Gothic" w:cs="MS Gothic" w:hint="eastAsia"/>
+          <w:rFonts w:ascii="MISANS TC VF MEDIUM" w:eastAsia="MISANS TC VF MEDIUM" w:hAnsi="MISANS TC VF MEDIUM" w:cs="MS Gothic"/>
+          <w:b w:val="0"/>
+          <w:bCs w:val="0"/>
+          <w:lang w:eastAsia="zh-TW"/>
         </w:rPr>
         <w:t>跨境資料傳輸與伺服器位置</w:t>
       </w:r>
@@ -3041,54 +3327,54 @@
       <w:pPr>
         <w:spacing w:after="120"/>
         <w:rPr>
-          <w:rFonts w:ascii="Roboto" w:hAnsi="Roboto"/>
-        </w:rPr>
-      </w:pPr>
-      <w:r>
-        <w:rPr>
-          <w:rFonts w:ascii="Roboto" w:hAnsi="Roboto"/>
+          <w:rFonts w:ascii="MISANS TC VF MEDIUM" w:eastAsia="MISANS TC VF MEDIUM" w:hAnsi="MISANS TC VF MEDIUM"/>
+        </w:rPr>
+      </w:pPr>
+      <w:r>
+        <w:rPr>
+          <w:rFonts w:ascii="MISANS TC VF MEDIUM" w:eastAsia="MISANS TC VF MEDIUM" w:hAnsi="MISANS TC VF MEDIUM"/>
         </w:rPr>
         <w:t xml:space="preserve">Food Ninja </w:t>
       </w:r>
       <w:r>
         <w:rPr>
-          <w:rFonts w:ascii="MS Gothic" w:eastAsia="MS Gothic" w:hAnsi="MS Gothic" w:cs="MS Gothic" w:hint="eastAsia"/>
+          <w:rFonts w:ascii="MISANS TC VF MEDIUM" w:eastAsia="MISANS TC VF MEDIUM" w:hAnsi="MISANS TC VF MEDIUM" w:cs="MS Gothic"/>
         </w:rPr>
         <w:t>由台灣的</w:t>
       </w:r>
       <w:r>
         <w:rPr>
-          <w:rFonts w:ascii="Roboto" w:hAnsi="Roboto"/>
+          <w:rFonts w:ascii="MISANS TC VF MEDIUM" w:eastAsia="MISANS TC VF MEDIUM" w:hAnsi="MISANS TC VF MEDIUM"/>
         </w:rPr>
         <w:t xml:space="preserve"> Albert Huang </w:t>
       </w:r>
       <w:r>
         <w:rPr>
-          <w:rFonts w:ascii="MS Gothic" w:eastAsia="MS Gothic" w:hAnsi="MS Gothic" w:cs="MS Gothic" w:hint="eastAsia"/>
+          <w:rFonts w:ascii="MISANS TC VF MEDIUM" w:eastAsia="MISANS TC VF MEDIUM" w:hAnsi="MISANS TC VF MEDIUM" w:cs="MS Gothic"/>
         </w:rPr>
         <w:t>開發及營運。然而，所有使用者資料均實際儲存於德國紐倫堡（</w:t>
       </w:r>
       <w:r>
         <w:rPr>
-          <w:rFonts w:ascii="Roboto" w:hAnsi="Roboto"/>
+          <w:rFonts w:ascii="MISANS TC VF MEDIUM" w:eastAsia="MISANS TC VF MEDIUM" w:hAnsi="MISANS TC VF MEDIUM"/>
         </w:rPr>
         <w:t>Nuremberg</w:t>
       </w:r>
       <w:r>
         <w:rPr>
-          <w:rFonts w:ascii="MS Gothic" w:eastAsia="MS Gothic" w:hAnsi="MS Gothic" w:cs="MS Gothic" w:hint="eastAsia"/>
+          <w:rFonts w:ascii="MISANS TC VF MEDIUM" w:eastAsia="MISANS TC VF MEDIUM" w:hAnsi="MISANS TC VF MEDIUM" w:cs="MS Gothic"/>
         </w:rPr>
         <w:t>）的伺服器上，並由歐洲雲端基礎設施服務商</w:t>
       </w:r>
       <w:r>
         <w:rPr>
-          <w:rFonts w:ascii="Roboto" w:hAnsi="Roboto"/>
+          <w:rFonts w:ascii="MISANS TC VF MEDIUM" w:eastAsia="MISANS TC VF MEDIUM" w:hAnsi="MISANS TC VF MEDIUM"/>
         </w:rPr>
         <w:t xml:space="preserve"> Hetzner Online GmbH </w:t>
       </w:r>
       <w:r>
         <w:rPr>
-          <w:rFonts w:ascii="MS Gothic" w:eastAsia="MS Gothic" w:hAnsi="MS Gothic" w:cs="MS Gothic" w:hint="eastAsia"/>
+          <w:rFonts w:ascii="MISANS TC VF MEDIUM" w:eastAsia="MISANS TC VF MEDIUM" w:hAnsi="MISANS TC VF MEDIUM" w:cs="MS Gothic"/>
         </w:rPr>
         <w:t>負責管理。</w:t>
       </w:r>
@@ -3097,49 +3383,57 @@
       <w:pPr>
         <w:spacing w:after="120"/>
         <w:rPr>
-          <w:rFonts w:ascii="Roboto" w:hAnsi="Roboto"/>
-        </w:rPr>
-      </w:pPr>
-      <w:r>
-        <w:rPr>
-          <w:rFonts w:ascii="MS Gothic" w:eastAsia="MS Gothic" w:hAnsi="MS Gothic" w:cs="MS Gothic" w:hint="eastAsia"/>
+          <w:rFonts w:ascii="MISANS TC VF MEDIUM" w:eastAsia="MISANS TC VF MEDIUM" w:hAnsi="MISANS TC VF MEDIUM"/>
+          <w:lang w:eastAsia="zh-TW"/>
+        </w:rPr>
+      </w:pPr>
+      <w:r>
+        <w:rPr>
+          <w:rFonts w:ascii="MISANS TC VF MEDIUM" w:eastAsia="MISANS TC VF MEDIUM" w:hAnsi="MISANS TC VF MEDIUM" w:cs="MS Gothic"/>
+          <w:lang w:eastAsia="zh-TW"/>
         </w:rPr>
         <w:lastRenderedPageBreak/>
         <w:t>由於我們的伺服器位於德國（歐盟成員國），您的資料除受台灣《個人資料保護法》規範外，亦受《歐盟一般資料保護規範》（</w:t>
       </w:r>
       <w:r>
         <w:rPr>
-          <w:rFonts w:ascii="Roboto" w:hAnsi="Roboto"/>
+          <w:rFonts w:ascii="MISANS TC VF MEDIUM" w:eastAsia="MISANS TC VF MEDIUM" w:hAnsi="MISANS TC VF MEDIUM"/>
+          <w:lang w:eastAsia="zh-TW"/>
         </w:rPr>
         <w:t>GDPR</w:t>
       </w:r>
       <w:r>
         <w:rPr>
-          <w:rFonts w:ascii="MS Gothic" w:eastAsia="MS Gothic" w:hAnsi="MS Gothic" w:cs="MS Gothic" w:hint="eastAsia"/>
+          <w:rFonts w:ascii="MISANS TC VF MEDIUM" w:eastAsia="MISANS TC VF MEDIUM" w:hAnsi="MISANS TC VF MEDIUM" w:cs="MS Gothic"/>
+          <w:lang w:eastAsia="zh-TW"/>
         </w:rPr>
         <w:t>）的約束。因此，本政策第</w:t>
       </w:r>
       <w:r>
         <w:rPr>
-          <w:rFonts w:ascii="Roboto" w:hAnsi="Roboto"/>
+          <w:rFonts w:ascii="MISANS TC VF MEDIUM" w:eastAsia="MISANS TC VF MEDIUM" w:hAnsi="MISANS TC VF MEDIUM"/>
+          <w:lang w:eastAsia="zh-TW"/>
         </w:rPr>
         <w:t xml:space="preserve"> 9 </w:t>
       </w:r>
       <w:r>
         <w:rPr>
-          <w:rFonts w:ascii="MS Gothic" w:eastAsia="MS Gothic" w:hAnsi="MS Gothic" w:cs="MS Gothic" w:hint="eastAsia"/>
+          <w:rFonts w:ascii="MISANS TC VF MEDIUM" w:eastAsia="MISANS TC VF MEDIUM" w:hAnsi="MISANS TC VF MEDIUM" w:cs="MS Gothic"/>
+          <w:lang w:eastAsia="zh-TW"/>
         </w:rPr>
         <w:t>條所述的使用者權利，在</w:t>
       </w:r>
       <w:r>
         <w:rPr>
-          <w:rFonts w:ascii="Roboto" w:hAnsi="Roboto"/>
+          <w:rFonts w:ascii="MISANS TC VF MEDIUM" w:eastAsia="MISANS TC VF MEDIUM" w:hAnsi="MISANS TC VF MEDIUM"/>
+          <w:lang w:eastAsia="zh-TW"/>
         </w:rPr>
         <w:t xml:space="preserve"> GDPR </w:t>
       </w:r>
       <w:r>
         <w:rPr>
-          <w:rFonts w:ascii="MS Gothic" w:eastAsia="MS Gothic" w:hAnsi="MS Gothic" w:cs="MS Gothic" w:hint="eastAsia"/>
+          <w:rFonts w:ascii="MISANS TC VF MEDIUM" w:eastAsia="MISANS TC VF MEDIUM" w:hAnsi="MISANS TC VF MEDIUM" w:cs="MS Gothic"/>
+          <w:lang w:eastAsia="zh-TW"/>
         </w:rPr>
         <w:t>下為具法律效力的強制性權利，而非僅係自願承諾。</w:t>
       </w:r>
@@ -3148,42 +3442,49 @@
       <w:pPr>
         <w:spacing w:after="120"/>
         <w:rPr>
-          <w:rFonts w:ascii="Roboto" w:hAnsi="Roboto"/>
-        </w:rPr>
-      </w:pPr>
-      <w:r>
-        <w:rPr>
-          <w:rFonts w:ascii="Roboto" w:hAnsi="Roboto"/>
+          <w:rFonts w:ascii="MISANS TC VF MEDIUM" w:eastAsia="MISANS TC VF MEDIUM" w:hAnsi="MISANS TC VF MEDIUM"/>
+          <w:lang w:eastAsia="zh-TW"/>
+        </w:rPr>
+      </w:pPr>
+      <w:r>
+        <w:rPr>
+          <w:rFonts w:ascii="MISANS TC VF MEDIUM" w:eastAsia="MISANS TC VF MEDIUM" w:hAnsi="MISANS TC VF MEDIUM"/>
+          <w:lang w:eastAsia="zh-TW"/>
         </w:rPr>
         <w:t xml:space="preserve">Hetzner Online GmbH </w:t>
       </w:r>
       <w:r>
         <w:rPr>
-          <w:rFonts w:ascii="MS Gothic" w:eastAsia="MS Gothic" w:hAnsi="MS Gothic" w:cs="MS Gothic" w:hint="eastAsia"/>
+          <w:rFonts w:ascii="MISANS TC VF MEDIUM" w:eastAsia="MISANS TC VF MEDIUM" w:hAnsi="MISANS TC VF MEDIUM" w:cs="MS Gothic"/>
+          <w:lang w:eastAsia="zh-TW"/>
         </w:rPr>
         <w:t>作為我們的資料處理者，依其標準服務條款提供資料處理協議（</w:t>
       </w:r>
       <w:r>
         <w:rPr>
-          <w:rFonts w:ascii="Roboto" w:hAnsi="Roboto"/>
+          <w:rFonts w:ascii="MISANS TC VF MEDIUM" w:eastAsia="MISANS TC VF MEDIUM" w:hAnsi="MISANS TC VF MEDIUM"/>
+          <w:lang w:eastAsia="zh-TW"/>
         </w:rPr>
         <w:t>DPA</w:t>
       </w:r>
       <w:r>
         <w:rPr>
-          <w:rFonts w:ascii="MS Gothic" w:eastAsia="MS Gothic" w:hAnsi="MS Gothic" w:cs="MS Gothic" w:hint="eastAsia"/>
+          <w:rFonts w:ascii="MISANS TC VF MEDIUM" w:eastAsia="MISANS TC VF MEDIUM" w:hAnsi="MISANS TC VF MEDIUM" w:cs="MS Gothic"/>
+          <w:lang w:eastAsia="zh-TW"/>
         </w:rPr>
         <w:t>），確保您的資料依</w:t>
       </w:r>
       <w:r>
         <w:rPr>
-          <w:rFonts w:ascii="Roboto" w:hAnsi="Roboto"/>
+          <w:rFonts w:ascii="MISANS TC VF MEDIUM" w:eastAsia="MISANS TC VF MEDIUM" w:hAnsi="MISANS TC VF MEDIUM"/>
+          <w:lang w:eastAsia="zh-TW"/>
         </w:rPr>
         <w:t xml:space="preserve"> GDPR </w:t>
       </w:r>
       <w:r>
         <w:rPr>
-          <w:rFonts w:ascii="MS Gothic" w:eastAsia="MS Gothic" w:hAnsi="MS Gothic" w:cs="MS Gothic" w:hint="eastAsia"/>
+          <w:rFonts w:ascii="MISANS TC VF MEDIUM" w:eastAsia="MISANS TC VF MEDIUM" w:hAnsi="MISANS TC VF MEDIUM" w:cs="MS Gothic"/>
+          <w:lang w:eastAsia="zh-TW"/>
         </w:rPr>
         <w:t>規定進行處理。</w:t>
       </w:r>
@@ -3192,12 +3493,14 @@
       <w:pPr>
         <w:spacing w:after="120"/>
         <w:rPr>
-          <w:rFonts w:ascii="Roboto" w:hAnsi="Roboto"/>
-        </w:rPr>
-      </w:pPr>
-      <w:r>
-        <w:rPr>
-          <w:rFonts w:ascii="MS Gothic" w:eastAsia="MS Gothic" w:hAnsi="MS Gothic" w:cs="MS Gothic" w:hint="eastAsia"/>
+          <w:rFonts w:ascii="MISANS TC VF MEDIUM" w:eastAsia="MISANS TC VF MEDIUM" w:hAnsi="MISANS TC VF MEDIUM"/>
+          <w:lang w:eastAsia="zh-TW"/>
+        </w:rPr>
+      </w:pPr>
+      <w:r>
+        <w:rPr>
+          <w:rFonts w:ascii="MISANS TC VF MEDIUM" w:eastAsia="MISANS TC VF MEDIUM" w:hAnsi="MISANS TC VF MEDIUM" w:cs="MS Gothic"/>
+          <w:lang w:eastAsia="zh-TW"/>
         </w:rPr>
         <w:t>若您位於歐盟或台灣以外地區，您的個人資料將被傳輸至德國（歐盟）並在當地進行處理。使用本服務即表示您知悉並同意此項資料傳輸。我們確保所有此類傳輸均依適用隱私法律採取適當保護措施進行。</w:t>
       </w:r>
@@ -3207,18 +3510,27 @@
         <w:pStyle w:val="Heading1"/>
         <w:spacing w:before="400" w:after="160"/>
         <w:rPr>
-          <w:rFonts w:ascii="Roboto" w:hAnsi="Roboto"/>
-        </w:rPr>
-      </w:pPr>
-      <w:r>
-        <w:rPr>
-          <w:rFonts w:ascii="Roboto" w:hAnsi="Roboto"/>
+          <w:rFonts w:ascii="MISANS TC VF MEDIUM" w:eastAsia="MISANS TC VF MEDIUM" w:hAnsi="MISANS TC VF MEDIUM"/>
+          <w:b w:val="0"/>
+          <w:bCs w:val="0"/>
+          <w:lang w:eastAsia="zh-TW"/>
+        </w:rPr>
+      </w:pPr>
+      <w:r>
+        <w:rPr>
+          <w:rFonts w:ascii="MISANS TC VF MEDIUM" w:eastAsia="MISANS TC VF MEDIUM" w:hAnsi="MISANS TC VF MEDIUM"/>
+          <w:b w:val="0"/>
+          <w:bCs w:val="0"/>
+          <w:lang w:eastAsia="zh-TW"/>
         </w:rPr>
         <w:t xml:space="preserve">11. </w:t>
       </w:r>
       <w:r>
         <w:rPr>
-          <w:rFonts w:ascii="MS Gothic" w:eastAsia="MS Gothic" w:hAnsi="MS Gothic" w:cs="MS Gothic" w:hint="eastAsia"/>
+          <w:rFonts w:ascii="MISANS TC VF MEDIUM" w:eastAsia="MISANS TC VF MEDIUM" w:hAnsi="MISANS TC VF MEDIUM" w:cs="MS Gothic"/>
+          <w:b w:val="0"/>
+          <w:bCs w:val="0"/>
+          <w:lang w:eastAsia="zh-TW"/>
         </w:rPr>
         <w:t>隱私政策變更</w:t>
       </w:r>
@@ -3227,12 +3539,14 @@
       <w:pPr>
         <w:spacing w:after="120"/>
         <w:rPr>
-          <w:rFonts w:ascii="Roboto" w:hAnsi="Roboto"/>
-        </w:rPr>
-      </w:pPr>
-      <w:r>
-        <w:rPr>
-          <w:rFonts w:ascii="MS Gothic" w:eastAsia="MS Gothic" w:hAnsi="MS Gothic" w:cs="MS Gothic" w:hint="eastAsia"/>
+          <w:rFonts w:ascii="MISANS TC VF MEDIUM" w:eastAsia="MISANS TC VF MEDIUM" w:hAnsi="MISANS TC VF MEDIUM"/>
+          <w:lang w:eastAsia="zh-TW"/>
+        </w:rPr>
+      </w:pPr>
+      <w:r>
+        <w:rPr>
+          <w:rFonts w:ascii="MISANS TC VF MEDIUM" w:eastAsia="MISANS TC VF MEDIUM" w:hAnsi="MISANS TC VF MEDIUM" w:cs="MS Gothic"/>
+          <w:lang w:eastAsia="zh-TW"/>
         </w:rPr>
         <w:t>我們可能不時更新本隱私政策。更新時，我們將修改生效日期，並視情況透過應用程式或電子郵件通知您。</w:t>
       </w:r>
@@ -3241,12 +3555,14 @@
       <w:pPr>
         <w:spacing w:after="120"/>
         <w:rPr>
-          <w:rFonts w:ascii="Roboto" w:hAnsi="Roboto"/>
-        </w:rPr>
-      </w:pPr>
-      <w:r>
-        <w:rPr>
-          <w:rFonts w:ascii="MS Gothic" w:eastAsia="MS Gothic" w:hAnsi="MS Gothic" w:cs="MS Gothic" w:hint="eastAsia"/>
+          <w:rFonts w:ascii="MISANS TC VF MEDIUM" w:eastAsia="MISANS TC VF MEDIUM" w:hAnsi="MISANS TC VF MEDIUM"/>
+          <w:lang w:eastAsia="zh-TW"/>
+        </w:rPr>
+      </w:pPr>
+      <w:r>
+        <w:rPr>
+          <w:rFonts w:ascii="MISANS TC VF MEDIUM" w:eastAsia="MISANS TC VF MEDIUM" w:hAnsi="MISANS TC VF MEDIUM" w:cs="MS Gothic"/>
+          <w:lang w:eastAsia="zh-TW"/>
         </w:rPr>
         <w:t>您在任何變更後繼續使用本服務，即表示您接受更新後的隱私政策。</w:t>
       </w:r>
@@ -3256,18 +3572,27 @@
         <w:pStyle w:val="Heading1"/>
         <w:spacing w:before="400" w:after="160"/>
         <w:rPr>
-          <w:rFonts w:ascii="Roboto" w:hAnsi="Roboto"/>
-        </w:rPr>
-      </w:pPr>
-      <w:r>
-        <w:rPr>
-          <w:rFonts w:ascii="Roboto" w:hAnsi="Roboto"/>
+          <w:rFonts w:ascii="MISANS TC VF MEDIUM" w:eastAsia="MISANS TC VF MEDIUM" w:hAnsi="MISANS TC VF MEDIUM"/>
+          <w:b w:val="0"/>
+          <w:bCs w:val="0"/>
+          <w:lang w:eastAsia="zh-TW"/>
+        </w:rPr>
+      </w:pPr>
+      <w:r>
+        <w:rPr>
+          <w:rFonts w:ascii="MISANS TC VF MEDIUM" w:eastAsia="MISANS TC VF MEDIUM" w:hAnsi="MISANS TC VF MEDIUM"/>
+          <w:b w:val="0"/>
+          <w:bCs w:val="0"/>
+          <w:lang w:eastAsia="zh-TW"/>
         </w:rPr>
         <w:t xml:space="preserve">12. </w:t>
       </w:r>
       <w:r>
         <w:rPr>
-          <w:rFonts w:ascii="MS Gothic" w:eastAsia="MS Gothic" w:hAnsi="MS Gothic" w:cs="MS Gothic" w:hint="eastAsia"/>
+          <w:rFonts w:ascii="MISANS TC VF MEDIUM" w:eastAsia="MISANS TC VF MEDIUM" w:hAnsi="MISANS TC VF MEDIUM" w:cs="MS Gothic"/>
+          <w:b w:val="0"/>
+          <w:bCs w:val="0"/>
+          <w:lang w:eastAsia="zh-TW"/>
         </w:rPr>
         <w:t>聯絡我們</w:t>
       </w:r>
@@ -3276,12 +3601,14 @@
       <w:pPr>
         <w:spacing w:after="120"/>
         <w:rPr>
-          <w:rFonts w:ascii="Roboto" w:hAnsi="Roboto"/>
-        </w:rPr>
-      </w:pPr>
-      <w:r>
-        <w:rPr>
-          <w:rFonts w:ascii="MS Gothic" w:eastAsia="MS Gothic" w:hAnsi="MS Gothic" w:cs="MS Gothic" w:hint="eastAsia"/>
+          <w:rFonts w:ascii="MISANS TC VF MEDIUM" w:eastAsia="MISANS TC VF MEDIUM" w:hAnsi="MISANS TC VF MEDIUM"/>
+          <w:lang w:eastAsia="zh-TW"/>
+        </w:rPr>
+      </w:pPr>
+      <w:r>
+        <w:rPr>
+          <w:rFonts w:ascii="MISANS TC VF MEDIUM" w:eastAsia="MISANS TC VF MEDIUM" w:hAnsi="MISANS TC VF MEDIUM" w:cs="MS Gothic"/>
+          <w:lang w:eastAsia="zh-TW"/>
         </w:rPr>
         <w:t>若您對本隱私政策或我們的資料實踐有任何疑問、疑慮或請求，請聯絡我們：</w:t>
       </w:r>
@@ -3290,7 +3617,8 @@
       <w:pPr>
         <w:spacing w:after="80"/>
         <w:rPr>
-          <w:rFonts w:ascii="Roboto" w:hAnsi="Roboto"/>
+          <w:rFonts w:ascii="MISANS TC VF MEDIUM" w:eastAsia="MISANS TC VF MEDIUM" w:hAnsi="MISANS TC VF MEDIUM"/>
+          <w:lang w:eastAsia="zh-TW"/>
         </w:rPr>
       </w:pPr>
     </w:p>
@@ -3298,22 +3626,18 @@
       <w:pPr>
         <w:spacing w:after="80"/>
         <w:rPr>
-          <w:rFonts w:ascii="Roboto" w:hAnsi="Roboto"/>
-        </w:rPr>
-      </w:pPr>
-      <w:r>
-        <w:rPr>
-          <w:rFonts w:ascii="Roboto" w:hAnsi="Roboto"/>
-          <w:b/>
-          <w:bCs/>
+          <w:rFonts w:ascii="MISANS TC VF MEDIUM" w:eastAsia="MISANS TC VF MEDIUM" w:hAnsi="MISANS TC VF MEDIUM"/>
+        </w:rPr>
+      </w:pPr>
+      <w:r>
+        <w:rPr>
+          <w:rFonts w:ascii="MISANS TC VF MEDIUM" w:eastAsia="MISANS TC VF MEDIUM" w:hAnsi="MISANS TC VF MEDIUM"/>
         </w:rPr>
         <w:t xml:space="preserve">Albert Huang — Food Ninja </w:t>
       </w:r>
       <w:r>
         <w:rPr>
-          <w:rFonts w:ascii="MS Gothic" w:eastAsia="MS Gothic" w:hAnsi="MS Gothic" w:cs="MS Gothic" w:hint="eastAsia"/>
-          <w:b/>
-          <w:bCs/>
+          <w:rFonts w:ascii="MISANS TC VF MEDIUM" w:eastAsia="MISANS TC VF MEDIUM" w:hAnsi="MISANS TC VF MEDIUM" w:cs="MS Gothic"/>
         </w:rPr>
         <w:t>開發者</w:t>
       </w:r>
@@ -3322,18 +3646,18 @@
       <w:pPr>
         <w:spacing w:after="80"/>
         <w:rPr>
-          <w:rFonts w:ascii="Roboto" w:hAnsi="Roboto"/>
-        </w:rPr>
-      </w:pPr>
-      <w:r>
-        <w:rPr>
-          <w:rFonts w:ascii="MS Gothic" w:eastAsia="MS Gothic" w:hAnsi="MS Gothic" w:cs="MS Gothic" w:hint="eastAsia"/>
+          <w:rFonts w:ascii="MISANS TC VF MEDIUM" w:eastAsia="MISANS TC VF MEDIUM" w:hAnsi="MISANS TC VF MEDIUM"/>
+        </w:rPr>
+      </w:pPr>
+      <w:r>
+        <w:rPr>
+          <w:rFonts w:ascii="MISANS TC VF MEDIUM" w:eastAsia="MISANS TC VF MEDIUM" w:hAnsi="MISANS TC VF MEDIUM" w:cs="MS Gothic"/>
         </w:rPr>
         <w:t>隱私相關：</w:t>
       </w:r>
       <w:r>
         <w:rPr>
-          <w:rFonts w:ascii="Roboto" w:hAnsi="Roboto"/>
+          <w:rFonts w:ascii="MISANS TC VF MEDIUM" w:eastAsia="MISANS TC VF MEDIUM" w:hAnsi="MISANS TC VF MEDIUM"/>
         </w:rPr>
         <w:t>privacy@food-ninja.com</w:t>
       </w:r>
@@ -3342,18 +3666,18 @@
       <w:pPr>
         <w:spacing w:after="80"/>
         <w:rPr>
-          <w:rFonts w:ascii="Roboto" w:hAnsi="Roboto"/>
-        </w:rPr>
-      </w:pPr>
-      <w:r>
-        <w:rPr>
-          <w:rFonts w:ascii="MS Gothic" w:eastAsia="MS Gothic" w:hAnsi="MS Gothic" w:cs="MS Gothic" w:hint="eastAsia"/>
+          <w:rFonts w:ascii="MISANS TC VF MEDIUM" w:eastAsia="MISANS TC VF MEDIUM" w:hAnsi="MISANS TC VF MEDIUM"/>
+        </w:rPr>
+      </w:pPr>
+      <w:r>
+        <w:rPr>
+          <w:rFonts w:ascii="MISANS TC VF MEDIUM" w:eastAsia="MISANS TC VF MEDIUM" w:hAnsi="MISANS TC VF MEDIUM" w:cs="MS Gothic"/>
         </w:rPr>
         <w:t>法律相關：</w:t>
       </w:r>
       <w:r>
         <w:rPr>
-          <w:rFonts w:ascii="Roboto" w:hAnsi="Roboto"/>
+          <w:rFonts w:ascii="MISANS TC VF MEDIUM" w:eastAsia="MISANS TC VF MEDIUM" w:hAnsi="MISANS TC VF MEDIUM"/>
         </w:rPr>
         <w:t>legal@food-ninja.com</w:t>
       </w:r>
@@ -3362,18 +3686,18 @@
       <w:pPr>
         <w:spacing w:after="80"/>
         <w:rPr>
-          <w:rFonts w:ascii="Roboto" w:hAnsi="Roboto"/>
-        </w:rPr>
-      </w:pPr>
-      <w:r>
-        <w:rPr>
-          <w:rFonts w:ascii="MS Gothic" w:eastAsia="MS Gothic" w:hAnsi="MS Gothic" w:cs="MS Gothic" w:hint="eastAsia"/>
+          <w:rFonts w:ascii="MISANS TC VF MEDIUM" w:eastAsia="MISANS TC VF MEDIUM" w:hAnsi="MISANS TC VF MEDIUM"/>
+        </w:rPr>
+      </w:pPr>
+      <w:r>
+        <w:rPr>
+          <w:rFonts w:ascii="MISANS TC VF MEDIUM" w:eastAsia="MISANS TC VF MEDIUM" w:hAnsi="MISANS TC VF MEDIUM" w:cs="MS Gothic"/>
         </w:rPr>
         <w:t>一般支援：</w:t>
       </w:r>
       <w:r>
         <w:rPr>
-          <w:rFonts w:ascii="Roboto" w:hAnsi="Roboto"/>
+          <w:rFonts w:ascii="MISANS TC VF MEDIUM" w:eastAsia="MISANS TC VF MEDIUM" w:hAnsi="MISANS TC VF MEDIUM"/>
         </w:rPr>
         <w:t>support@food-ninja.com</w:t>
       </w:r>
@@ -3382,18 +3706,18 @@
       <w:pPr>
         <w:spacing w:after="80"/>
         <w:rPr>
-          <w:rFonts w:ascii="Roboto" w:hAnsi="Roboto"/>
-        </w:rPr>
-      </w:pPr>
-      <w:r>
-        <w:rPr>
-          <w:rFonts w:ascii="MS Gothic" w:eastAsia="MS Gothic" w:hAnsi="MS Gothic" w:cs="MS Gothic" w:hint="eastAsia"/>
+          <w:rFonts w:ascii="MISANS TC VF MEDIUM" w:eastAsia="MISANS TC VF MEDIUM" w:hAnsi="MISANS TC VF MEDIUM"/>
+        </w:rPr>
+      </w:pPr>
+      <w:r>
+        <w:rPr>
+          <w:rFonts w:ascii="MISANS TC VF MEDIUM" w:eastAsia="MISANS TC VF MEDIUM" w:hAnsi="MISANS TC VF MEDIUM" w:cs="MS Gothic"/>
         </w:rPr>
         <w:t>開發者：</w:t>
       </w:r>
       <w:r>
         <w:rPr>
-          <w:rFonts w:ascii="Roboto" w:hAnsi="Roboto"/>
+          <w:rFonts w:ascii="MISANS TC VF MEDIUM" w:eastAsia="MISANS TC VF MEDIUM" w:hAnsi="MISANS TC VF MEDIUM"/>
         </w:rPr>
         <w:t>alberthuang@food-ninja.com</w:t>
       </w:r>
@@ -3434,9 +3758,13 @@
   <w:p>
     <w:pPr>
       <w:jc w:val="center"/>
+      <w:rPr>
+        <w:rFonts w:ascii="MISANS TC VF MEDIUM" w:eastAsia="MISANS TC VF MEDIUM" w:hAnsi="MISANS TC VF MEDIUM"/>
+      </w:rPr>
     </w:pPr>
     <w:r>
       <w:rPr>
+        <w:rFonts w:ascii="MISANS TC VF MEDIUM" w:eastAsia="MISANS TC VF MEDIUM" w:hAnsi="MISANS TC VF MEDIUM"/>
         <w:color w:val="888888"/>
         <w:sz w:val="18"/>
         <w:szCs w:val="18"/>
@@ -3445,6 +3773,7 @@
     </w:r>
     <w:r>
       <w:rPr>
+        <w:rFonts w:ascii="MISANS TC VF MEDIUM" w:eastAsia="MISANS TC VF MEDIUM" w:hAnsi="MISANS TC VF MEDIUM"/>
         <w:color w:val="888888"/>
         <w:sz w:val="18"/>
         <w:szCs w:val="18"/>
@@ -3453,6 +3782,7 @@
     </w:r>
     <w:r>
       <w:rPr>
+        <w:rFonts w:ascii="MISANS TC VF MEDIUM" w:eastAsia="MISANS TC VF MEDIUM" w:hAnsi="MISANS TC VF MEDIUM"/>
         <w:color w:val="888888"/>
         <w:sz w:val="18"/>
         <w:szCs w:val="18"/>
@@ -3461,6 +3791,7 @@
     </w:r>
     <w:r>
       <w:rPr>
+        <w:rFonts w:ascii="MISANS TC VF MEDIUM" w:eastAsia="MISANS TC VF MEDIUM" w:hAnsi="MISANS TC VF MEDIUM"/>
         <w:color w:val="888888"/>
         <w:sz w:val="18"/>
         <w:szCs w:val="18"/>
@@ -3469,6 +3800,7 @@
     </w:r>
     <w:r>
       <w:rPr>
+        <w:rFonts w:ascii="MISANS TC VF MEDIUM" w:eastAsia="MISANS TC VF MEDIUM" w:hAnsi="MISANS TC VF MEDIUM"/>
         <w:noProof/>
         <w:color w:val="888888"/>
         <w:sz w:val="18"/>
@@ -3478,6 +3810,7 @@
     </w:r>
     <w:r>
       <w:rPr>
+        <w:rFonts w:ascii="MISANS TC VF MEDIUM" w:eastAsia="MISANS TC VF MEDIUM" w:hAnsi="MISANS TC VF MEDIUM"/>
         <w:color w:val="888888"/>
         <w:sz w:val="18"/>
         <w:szCs w:val="18"/>
@@ -3486,6 +3819,7 @@
     </w:r>
     <w:r>
       <w:rPr>
+        <w:rFonts w:ascii="MISANS TC VF MEDIUM" w:eastAsia="MISANS TC VF MEDIUM" w:hAnsi="MISANS TC VF MEDIUM"/>
         <w:color w:val="888888"/>
         <w:sz w:val="18"/>
         <w:szCs w:val="18"/>
@@ -3494,6 +3828,7 @@
     </w:r>
     <w:r>
       <w:rPr>
+        <w:rFonts w:ascii="MISANS TC VF MEDIUM" w:eastAsia="MISANS TC VF MEDIUM" w:hAnsi="MISANS TC VF MEDIUM"/>
         <w:color w:val="888888"/>
         <w:sz w:val="18"/>
         <w:szCs w:val="18"/>
@@ -3502,6 +3837,7 @@
     </w:r>
     <w:r>
       <w:rPr>
+        <w:rFonts w:ascii="MISANS TC VF MEDIUM" w:eastAsia="MISANS TC VF MEDIUM" w:hAnsi="MISANS TC VF MEDIUM"/>
         <w:color w:val="888888"/>
         <w:sz w:val="18"/>
         <w:szCs w:val="18"/>
@@ -3510,6 +3846,7 @@
     </w:r>
     <w:r>
       <w:rPr>
+        <w:rFonts w:ascii="MISANS TC VF MEDIUM" w:eastAsia="MISANS TC VF MEDIUM" w:hAnsi="MISANS TC VF MEDIUM"/>
         <w:color w:val="888888"/>
         <w:sz w:val="18"/>
         <w:szCs w:val="18"/>
@@ -3518,6 +3855,7 @@
     </w:r>
     <w:r>
       <w:rPr>
+        <w:rFonts w:ascii="MISANS TC VF MEDIUM" w:eastAsia="MISANS TC VF MEDIUM" w:hAnsi="MISANS TC VF MEDIUM"/>
         <w:noProof/>
         <w:color w:val="888888"/>
         <w:sz w:val="18"/>
@@ -3527,6 +3865,7 @@
     </w:r>
     <w:r>
       <w:rPr>
+        <w:rFonts w:ascii="MISANS TC VF MEDIUM" w:eastAsia="MISANS TC VF MEDIUM" w:hAnsi="MISANS TC VF MEDIUM"/>
         <w:color w:val="888888"/>
         <w:sz w:val="18"/>
         <w:szCs w:val="18"/>
@@ -3563,9 +3902,13 @@
       <w:pBdr>
         <w:bottom w:val="single" w:sz="4" w:space="1" w:color="4CAF50"/>
       </w:pBdr>
+      <w:rPr>
+        <w:rFonts w:ascii="MISANS TC VF MEDIUM" w:eastAsia="MISANS TC VF MEDIUM" w:hAnsi="MISANS TC VF MEDIUM"/>
+      </w:rPr>
     </w:pPr>
     <w:r>
       <w:rPr>
+        <w:rFonts w:ascii="MISANS TC VF MEDIUM" w:eastAsia="MISANS TC VF MEDIUM" w:hAnsi="MISANS TC VF MEDIUM"/>
         <w:b/>
         <w:bCs/>
         <w:color w:val="2E7D32"/>
@@ -3740,7 +4083,7 @@
   <w:docDefaults>
     <w:rPrDefault>
       <w:rPr>
-        <w:rFonts w:ascii="Arial" w:eastAsia="Arial" w:hAnsi="Arial" w:cs="Arial"/>
+        <w:rFonts w:ascii="Arial" w:eastAsia="PMingLiU" w:hAnsi="Arial" w:cs="Arial"/>
         <w:sz w:val="22"/>
         <w:szCs w:val="22"/>
         <w:lang w:val="en-TW" w:eastAsia="zh-CN" w:bidi="ar-SA"/>
@@ -4310,6 +4653,48 @@
       <w:szCs w:val="20"/>
     </w:rPr>
   </w:style>
+  <w:style w:type="paragraph" w:styleId="Header">
+    <w:name w:val="header"/>
+    <w:basedOn w:val="Normal"/>
+    <w:link w:val="HeaderChar"/>
+    <w:uiPriority w:val="99"/>
+    <w:unhideWhenUsed/>
+    <w:rsid w:val="00117E8F"/>
+    <w:pPr>
+      <w:tabs>
+        <w:tab w:val="center" w:pos="4680"/>
+        <w:tab w:val="right" w:pos="9360"/>
+      </w:tabs>
+    </w:pPr>
+  </w:style>
+  <w:style w:type="character" w:customStyle="1" w:styleId="HeaderChar">
+    <w:name w:val="Header Char"/>
+    <w:basedOn w:val="DefaultParagraphFont"/>
+    <w:link w:val="Header"/>
+    <w:uiPriority w:val="99"/>
+    <w:rsid w:val="00117E8F"/>
+  </w:style>
+  <w:style w:type="paragraph" w:styleId="Footer">
+    <w:name w:val="footer"/>
+    <w:basedOn w:val="Normal"/>
+    <w:link w:val="FooterChar"/>
+    <w:uiPriority w:val="99"/>
+    <w:unhideWhenUsed/>
+    <w:rsid w:val="00117E8F"/>
+    <w:pPr>
+      <w:tabs>
+        <w:tab w:val="center" w:pos="4680"/>
+        <w:tab w:val="right" w:pos="9360"/>
+      </w:tabs>
+    </w:pPr>
+  </w:style>
+  <w:style w:type="character" w:customStyle="1" w:styleId="FooterChar">
+    <w:name w:val="Footer Char"/>
+    <w:basedOn w:val="DefaultParagraphFont"/>
+    <w:link w:val="Footer"/>
+    <w:uiPriority w:val="99"/>
+    <w:rsid w:val="00117E8F"/>
+  </w:style>
 </w:styles>
 </file>
 

--- a/public/legal/FoodNinja_隱私政策_ZH.docx
+++ b/public/legal/FoodNinja_隱私政策_ZH.docx
@@ -93,12 +93,13 @@
       </w:r>
       <w:r>
         <w:rPr>
-          <w:rFonts w:ascii="MISANS TC VF MEDIUM" w:eastAsia="MISANS TC VF MEDIUM" w:hAnsi="MISANS TC VF MEDIUM"/>
+          <w:rFonts w:ascii="MISANS TC VF MEDIUM" w:eastAsia="MISANS TC VF MEDIUM" w:hAnsi="MISANS TC VF MEDIUM" w:hint="eastAsia"/>
           <w:color w:val="555555"/>
           <w:sz w:val="20"/>
           <w:szCs w:val="20"/>
-        </w:rPr>
-        <w:t>5</w:t>
+          <w:lang w:eastAsia="zh-TW"/>
+        </w:rPr>
+        <w:t>11</w:t>
       </w:r>
       <w:r>
         <w:rPr>
@@ -138,12 +139,13 @@
       </w:r>
       <w:r>
         <w:rPr>
-          <w:rFonts w:ascii="MISANS TC VF MEDIUM" w:eastAsia="MISANS TC VF MEDIUM" w:hAnsi="MISANS TC VF MEDIUM"/>
+          <w:rFonts w:ascii="MISANS TC VF MEDIUM" w:eastAsia="MISANS TC VF MEDIUM" w:hAnsi="MISANS TC VF MEDIUM" w:hint="eastAsia"/>
           <w:color w:val="555555"/>
           <w:sz w:val="20"/>
           <w:szCs w:val="20"/>
-        </w:rPr>
-        <w:t>5</w:t>
+          <w:lang w:eastAsia="zh-TW"/>
+        </w:rPr>
+        <w:t>11</w:t>
       </w:r>
       <w:r>
         <w:rPr>
@@ -163,13 +165,15 @@
           <w:rFonts w:ascii="MISANS TC VF MEDIUM" w:eastAsia="MISANS TC VF MEDIUM" w:hAnsi="MISANS TC VF MEDIUM"/>
           <w:b w:val="0"/>
           <w:bCs w:val="0"/>
-        </w:rPr>
-      </w:pPr>
-      <w:r>
-        <w:rPr>
-          <w:rFonts w:ascii="MISANS TC VF MEDIUM" w:eastAsia="MISANS TC VF MEDIUM" w:hAnsi="MISANS TC VF MEDIUM"/>
-          <w:b w:val="0"/>
-          <w:bCs w:val="0"/>
+          <w:lang w:eastAsia="zh-TW"/>
+        </w:rPr>
+      </w:pPr>
+      <w:r>
+        <w:rPr>
+          <w:rFonts w:ascii="MISANS TC VF MEDIUM" w:eastAsia="MISANS TC VF MEDIUM" w:hAnsi="MISANS TC VF MEDIUM"/>
+          <w:b w:val="0"/>
+          <w:bCs w:val="0"/>
+          <w:lang w:eastAsia="zh-TW"/>
         </w:rPr>
         <w:t xml:space="preserve">1. </w:t>
       </w:r>
@@ -178,6 +182,7 @@
           <w:rFonts w:ascii="MISANS TC VF MEDIUM" w:eastAsia="MISANS TC VF MEDIUM" w:hAnsi="MISANS TC VF MEDIUM" w:cs="MS Gothic"/>
           <w:b w:val="0"/>
           <w:bCs w:val="0"/>
+          <w:lang w:eastAsia="zh-TW"/>
         </w:rPr>
         <w:t>前言</w:t>
       </w:r>
@@ -187,59 +192,69 @@
         <w:spacing w:after="120"/>
         <w:rPr>
           <w:rFonts w:ascii="MISANS TC VF MEDIUM" w:eastAsia="MISANS TC VF MEDIUM" w:hAnsi="MISANS TC VF MEDIUM"/>
-        </w:rPr>
-      </w:pPr>
-      <w:r>
-        <w:rPr>
-          <w:rFonts w:ascii="MISANS TC VF MEDIUM" w:eastAsia="MISANS TC VF MEDIUM" w:hAnsi="MISANS TC VF MEDIUM" w:cs="MS Gothic"/>
+          <w:lang w:eastAsia="zh-TW"/>
+        </w:rPr>
+      </w:pPr>
+      <w:r>
+        <w:rPr>
+          <w:rFonts w:ascii="MISANS TC VF MEDIUM" w:eastAsia="MISANS TC VF MEDIUM" w:hAnsi="MISANS TC VF MEDIUM" w:cs="MS Gothic"/>
+          <w:lang w:eastAsia="zh-TW"/>
         </w:rPr>
         <w:t>本隱私政策</w:t>
       </w:r>
       <w:r>
         <w:rPr>
           <w:rFonts w:ascii="MISANS TC VF MEDIUM" w:eastAsia="MISANS TC VF MEDIUM" w:hAnsi="MISANS TC VF MEDIUM" w:cs="Yu Gothic"/>
+          <w:lang w:eastAsia="zh-TW"/>
         </w:rPr>
         <w:t>說</w:t>
       </w:r>
       <w:r>
         <w:rPr>
           <w:rFonts w:ascii="MISANS TC VF MEDIUM" w:eastAsia="MISANS TC VF MEDIUM" w:hAnsi="MISANS TC VF MEDIUM" w:cs="MS Gothic"/>
+          <w:lang w:eastAsia="zh-TW"/>
         </w:rPr>
         <w:t>明</w:t>
       </w:r>
       <w:r>
         <w:rPr>
           <w:rFonts w:ascii="MISANS TC VF MEDIUM" w:eastAsia="MISANS TC VF MEDIUM" w:hAnsi="MISANS TC VF MEDIUM"/>
+          <w:lang w:eastAsia="zh-TW"/>
         </w:rPr>
         <w:t xml:space="preserve"> Food Ninja </w:t>
       </w:r>
       <w:r>
         <w:rPr>
           <w:rFonts w:ascii="MISANS TC VF MEDIUM" w:eastAsia="MISANS TC VF MEDIUM" w:hAnsi="MISANS TC VF MEDIUM" w:cs="MS Gothic"/>
+          <w:lang w:eastAsia="zh-TW"/>
         </w:rPr>
         <w:t>開發者</w:t>
       </w:r>
       <w:r>
         <w:rPr>
           <w:rFonts w:ascii="MISANS TC VF MEDIUM" w:eastAsia="MISANS TC VF MEDIUM" w:hAnsi="MISANS TC VF MEDIUM"/>
+          <w:lang w:eastAsia="zh-TW"/>
         </w:rPr>
         <w:t xml:space="preserve"> Albert Huang</w:t>
       </w:r>
       <w:r>
         <w:rPr>
           <w:rFonts w:ascii="MISANS TC VF MEDIUM" w:eastAsia="MISANS TC VF MEDIUM" w:hAnsi="MISANS TC VF MEDIUM" w:cs="MS Gothic"/>
+          <w:lang w:eastAsia="zh-TW"/>
         </w:rPr>
         <w:t>（「我們」）在您使用</w:t>
       </w:r>
       <w:r>
         <w:rPr>
           <w:rFonts w:ascii="MISANS TC VF MEDIUM" w:eastAsia="MISANS TC VF MEDIUM" w:hAnsi="MISANS TC VF MEDIUM"/>
+          <w:lang w:eastAsia="zh-TW"/>
         </w:rPr>
         <w:t xml:space="preserve"> Food Ninja iOS </w:t>
       </w:r>
       <w:r>
         <w:rPr>
           <w:rFonts w:ascii="MISANS TC VF MEDIUM" w:eastAsia="MISANS TC VF MEDIUM" w:hAnsi="MISANS TC VF MEDIUM" w:cs="MS Gothic"/>
+          <w:lang w:eastAsia="zh-TW"/>
         </w:rPr>
         <w:t>應用程式及網頁服務（統稱「服務」）時，如何收集、使用、儲存及保護您的資訊。</w:t>
       </w:r>
@@ -1879,7 +1894,7 @@
       <w:pPr>
         <w:spacing w:after="120"/>
         <w:rPr>
-          <w:rFonts w:ascii="MISANS TC VF MEDIUM" w:eastAsia="MISANS TC VF MEDIUM" w:hAnsi="MISANS TC VF MEDIUM"/>
+          <w:rFonts w:ascii="MISANS TC VF MEDIUM" w:eastAsia="MISANS TC VF MEDIUM" w:hAnsi="MISANS TC VF MEDIUM" w:cs="MS Gothic"/>
           <w:lang w:eastAsia="zh-TW"/>
         </w:rPr>
       </w:pPr>
@@ -1903,6 +1918,79 @@
           <w:lang w:eastAsia="zh-TW"/>
         </w:rPr>
         <w:t>）。此類資料僅用於身份驗證及服務提供。</w:t>
+      </w:r>
+    </w:p>
+    <w:p>
+      <w:pPr>
+        <w:pStyle w:val="Heading2"/>
+        <w:spacing w:before="280" w:after="100"/>
+        <w:rPr>
+          <w:rFonts w:ascii="MISANS TC VF MEDIUM" w:eastAsia="MISANS TC VF MEDIUM" w:hAnsi="MISANS TC VF MEDIUM" w:hint="eastAsia"/>
+          <w:b w:val="0"/>
+          <w:bCs w:val="0"/>
+          <w:lang w:val="en-US" w:eastAsia="zh-TW"/>
+        </w:rPr>
+      </w:pPr>
+      <w:r>
+        <w:rPr>
+          <w:rFonts w:ascii="MISANS TC VF MEDIUM" w:eastAsia="MISANS TC VF MEDIUM" w:hAnsi="MISANS TC VF MEDIUM"/>
+          <w:b w:val="0"/>
+          <w:bCs w:val="0"/>
+          <w:lang w:eastAsia="zh-TW"/>
+        </w:rPr>
+        <w:t>2.</w:t>
+      </w:r>
+      <w:r>
+        <w:rPr>
+          <w:rFonts w:ascii="MISANS TC VF MEDIUM" w:eastAsia="MISANS TC VF MEDIUM" w:hAnsi="MISANS TC VF MEDIUM" w:hint="eastAsia"/>
+          <w:b w:val="0"/>
+          <w:bCs w:val="0"/>
+          <w:lang w:eastAsia="zh-TW"/>
+        </w:rPr>
+        <w:t>8</w:t>
+      </w:r>
+      <w:r>
+        <w:rPr>
+          <w:rFonts w:ascii="MISANS TC VF MEDIUM" w:eastAsia="MISANS TC VF MEDIUM" w:hAnsi="MISANS TC VF MEDIUM" w:hint="eastAsia"/>
+          <w:b w:val="0"/>
+          <w:bCs w:val="0"/>
+          <w:lang w:eastAsia="zh-TW"/>
+        </w:rPr>
+        <w:t xml:space="preserve">選用性 </w:t>
+      </w:r>
+      <w:r>
+        <w:rPr>
+          <w:rFonts w:ascii="MISANS TC VF MEDIUM" w:eastAsia="MISANS TC VF MEDIUM" w:hAnsi="MISANS TC VF MEDIUM"/>
+          <w:b w:val="0"/>
+          <w:bCs w:val="0"/>
+          <w:lang w:val="en-US" w:eastAsia="zh-TW"/>
+        </w:rPr>
+        <w:t xml:space="preserve">iCloud </w:t>
+      </w:r>
+      <w:r>
+        <w:rPr>
+          <w:rFonts w:ascii="MISANS TC VF MEDIUM" w:eastAsia="MISANS TC VF MEDIUM" w:hAnsi="MISANS TC VF MEDIUM" w:hint="eastAsia"/>
+          <w:b w:val="0"/>
+          <w:bCs w:val="0"/>
+          <w:lang w:val="en-US" w:eastAsia="zh-TW"/>
+        </w:rPr>
+        <w:t>備份</w:t>
+      </w:r>
+    </w:p>
+    <w:p>
+      <w:pPr>
+        <w:spacing w:after="120"/>
+        <w:rPr>
+          <w:rFonts w:ascii="MISANS TC VF MEDIUM" w:eastAsia="MISANS TC VF MEDIUM" w:hAnsi="MISANS TC VF MEDIUM" w:hint="eastAsia"/>
+          <w:lang w:eastAsia="zh-TW"/>
+        </w:rPr>
+      </w:pPr>
+      <w:r>
+        <w:rPr>
+          <w:rFonts w:ascii="MISANS TC VF MEDIUM" w:eastAsia="MISANS TC VF MEDIUM" w:hAnsi="MISANS TC VF MEDIUM" w:hint="eastAsia"/>
+          <w:lang w:eastAsia="zh-TW"/>
+        </w:rPr>
+        <w:t>本服務於「設定」頁面提供選用性的手動備份功能。若您選擇執行備份，應用程式資料（包括食物紀錄與庫存資料）將上傳至您的個人 iCloud 私用資料庫 (iCloud Private Database)。此類資料儲存於由 Apple 管理的個人 iCloud 儲存空間內。我們無法、亦無權限存取、讀取或下載任何備份至您個人 iCloud 空間的資料。您可以隨時透過 iOS 裝置的系統設定刪除這些備份。</w:t>
       </w:r>
     </w:p>
     <w:p>
@@ -2109,6 +2197,7 @@
           <w:rFonts w:ascii="MISANS TC VF MEDIUM" w:eastAsia="MISANS TC VF MEDIUM" w:hAnsi="MISANS TC VF MEDIUM" w:cs="MS Gothic"/>
           <w:lang w:eastAsia="zh-TW"/>
         </w:rPr>
+        <w:lastRenderedPageBreak/>
         <w:t>就您的帳號或服務重大變更與您溝通</w:t>
       </w:r>
     </w:p>
@@ -2213,7 +2302,6 @@
           <w:rFonts w:ascii="MISANS TC VF MEDIUM" w:eastAsia="MISANS TC VF MEDIUM" w:hAnsi="MISANS TC VF MEDIUM" w:cs="MS Gothic"/>
           <w:lang w:eastAsia="zh-TW"/>
         </w:rPr>
-        <w:lastRenderedPageBreak/>
         <w:t>契約必要性：提供您所要求之服務所需的處理</w:t>
       </w:r>
     </w:p>
@@ -2583,147 +2671,58 @@
         </w:numPr>
         <w:spacing w:after="80"/>
         <w:rPr>
-          <w:rFonts w:ascii="MISANS TC VF MEDIUM" w:eastAsia="MISANS TC VF MEDIUM" w:hAnsi="MISANS TC VF MEDIUM"/>
-        </w:rPr>
-      </w:pPr>
-      <w:r>
-        <w:rPr>
-          <w:rFonts w:ascii="MISANS TC VF MEDIUM" w:eastAsia="MISANS TC VF MEDIUM" w:hAnsi="MISANS TC VF MEDIUM"/>
-        </w:rPr>
-        <w:t>Google</w:t>
-      </w:r>
-      <w:r>
-        <w:rPr>
-          <w:rFonts w:ascii="MISANS TC VF MEDIUM" w:eastAsia="MISANS TC VF MEDIUM" w:hAnsi="MISANS TC VF MEDIUM" w:cs="MS Gothic"/>
-        </w:rPr>
-        <w:t>（使用</w:t>
-      </w:r>
-      <w:r>
-        <w:rPr>
-          <w:rFonts w:ascii="MISANS TC VF MEDIUM" w:eastAsia="MISANS TC VF MEDIUM" w:hAnsi="MISANS TC VF MEDIUM"/>
-        </w:rPr>
-        <w:t xml:space="preserve"> Google </w:t>
-      </w:r>
-      <w:r>
-        <w:rPr>
-          <w:rFonts w:ascii="MISANS TC VF MEDIUM" w:eastAsia="MISANS TC VF MEDIUM" w:hAnsi="MISANS TC VF MEDIUM" w:cs="MS Gothic"/>
-        </w:rPr>
-        <w:t>登入</w:t>
-      </w:r>
-      <w:r>
-        <w:rPr>
-          <w:rFonts w:ascii="MISANS TC VF MEDIUM" w:eastAsia="MISANS TC VF MEDIUM" w:hAnsi="MISANS TC VF MEDIUM" w:cs="MS Gothic"/>
-          <w:lang w:eastAsia="zh-TW"/>
-        </w:rPr>
-        <w:t>、各同步平台</w:t>
-      </w:r>
-      <w:r>
-        <w:rPr>
-          <w:rFonts w:ascii="MISANS TC VF MEDIUM" w:eastAsia="MISANS TC VF MEDIUM" w:hAnsi="MISANS TC VF MEDIUM" w:cs="MS Gothic"/>
-        </w:rPr>
-        <w:t>）：受</w:t>
-      </w:r>
-      <w:r>
-        <w:rPr>
-          <w:rFonts w:ascii="MISANS TC VF MEDIUM" w:eastAsia="MISANS TC VF MEDIUM" w:hAnsi="MISANS TC VF MEDIUM"/>
-        </w:rPr>
-        <w:t xml:space="preserve"> Google </w:t>
+          <w:rFonts w:ascii="MISANS TC VF MEDIUM" w:eastAsia="MISANS TC VF MEDIUM" w:hAnsi="MISANS TC VF MEDIUM" w:hint="eastAsia"/>
+        </w:rPr>
+      </w:pPr>
+      <w:r>
+        <w:rPr>
+          <w:rFonts w:ascii="MISANS TC VF MEDIUM" w:eastAsia="MISANS TC VF MEDIUM" w:hAnsi="MISANS TC VF MEDIUM"/>
+        </w:rPr>
+        <w:t>Apple</w:t>
+      </w:r>
+      <w:r>
+        <w:rPr>
+          <w:rFonts w:ascii="MISANS TC VF MEDIUM" w:eastAsia="MISANS TC VF MEDIUM" w:hAnsi="MISANS TC VF MEDIUM" w:cs="MS Gothic"/>
+        </w:rPr>
+        <w:t>（</w:t>
+      </w:r>
+      <w:r>
+        <w:rPr>
+          <w:rFonts w:ascii="MISANS TC VF MEDIUM" w:eastAsia="MISANS TC VF MEDIUM" w:hAnsi="MISANS TC VF MEDIUM" w:cs="MS Gothic"/>
+          <w:lang w:val="en-US" w:eastAsia="zh-TW"/>
+        </w:rPr>
+        <w:t>iCloud</w:t>
+      </w:r>
+      <w:r>
+        <w:rPr>
+          <w:rFonts w:ascii="MISANS TC VF MEDIUM" w:eastAsia="MISANS TC VF MEDIUM" w:hAnsi="MISANS TC VF MEDIUM" w:cs="MS Gothic" w:hint="eastAsia"/>
+          <w:lang w:val="en-US" w:eastAsia="zh-TW"/>
+        </w:rPr>
+        <w:t xml:space="preserve"> 資料備份</w:t>
+      </w:r>
+      <w:r>
+        <w:rPr>
+          <w:rFonts w:ascii="MISANS TC VF MEDIUM" w:eastAsia="MISANS TC VF MEDIUM" w:hAnsi="MISANS TC VF MEDIUM" w:cs="MS Gothic" w:hint="eastAsia"/>
+        </w:rPr>
+        <w:t>）</w:t>
+      </w:r>
+      <w:r>
+        <w:rPr>
+          <w:rFonts w:ascii="MISANS TC VF MEDIUM" w:eastAsia="MISANS TC VF MEDIUM" w:hAnsi="MISANS TC VF MEDIUM" w:cs="MS Gothic"/>
+        </w:rPr>
+        <w:t>：受</w:t>
+      </w:r>
+      <w:r>
+        <w:rPr>
+          <w:rFonts w:ascii="MISANS TC VF MEDIUM" w:eastAsia="MISANS TC VF MEDIUM" w:hAnsi="MISANS TC VF MEDIUM"/>
+        </w:rPr>
+        <w:t xml:space="preserve"> Apple </w:t>
       </w:r>
       <w:r>
         <w:rPr>
           <w:rFonts w:ascii="MISANS TC VF MEDIUM" w:eastAsia="MISANS TC VF MEDIUM" w:hAnsi="MISANS TC VF MEDIUM" w:cs="MS Gothic"/>
         </w:rPr>
         <w:t>隱私政策約束</w:t>
-      </w:r>
-    </w:p>
-    <w:p>
-      <w:pPr>
-        <w:spacing w:after="120"/>
-        <w:rPr>
-          <w:rFonts w:ascii="MISANS TC VF MEDIUM" w:eastAsia="MISANS TC VF MEDIUM" w:hAnsi="MISANS TC VF MEDIUM"/>
-          <w:lang w:eastAsia="zh-TW"/>
-        </w:rPr>
-      </w:pPr>
-      <w:r>
-        <w:rPr>
-          <w:rFonts w:ascii="MISANS TC VF MEDIUM" w:eastAsia="MISANS TC VF MEDIUM" w:hAnsi="MISANS TC VF MEDIUM" w:cs="MS Gothic"/>
-          <w:lang w:eastAsia="zh-TW"/>
-        </w:rPr>
-        <w:t>我們不使用任何第三方廣告網路、分析平台或資料仲介商。</w:t>
-      </w:r>
-    </w:p>
-    <w:p>
-      <w:pPr>
-        <w:pStyle w:val="Heading1"/>
-        <w:spacing w:before="400" w:after="160"/>
-        <w:rPr>
-          <w:rFonts w:ascii="MISANS TC VF MEDIUM" w:eastAsia="MISANS TC VF MEDIUM" w:hAnsi="MISANS TC VF MEDIUM"/>
-          <w:b w:val="0"/>
-          <w:bCs w:val="0"/>
-          <w:lang w:eastAsia="zh-TW"/>
-        </w:rPr>
-      </w:pPr>
-      <w:r>
-        <w:rPr>
-          <w:rFonts w:ascii="MISANS TC VF MEDIUM" w:eastAsia="MISANS TC VF MEDIUM" w:hAnsi="MISANS TC VF MEDIUM"/>
-          <w:b w:val="0"/>
-          <w:bCs w:val="0"/>
-          <w:lang w:eastAsia="zh-TW"/>
-        </w:rPr>
-        <w:t xml:space="preserve">7. </w:t>
-      </w:r>
-      <w:r>
-        <w:rPr>
-          <w:rFonts w:ascii="MISANS TC VF MEDIUM" w:eastAsia="MISANS TC VF MEDIUM" w:hAnsi="MISANS TC VF MEDIUM" w:cs="MS Gothic"/>
-          <w:b w:val="0"/>
-          <w:bCs w:val="0"/>
-          <w:lang w:eastAsia="zh-TW"/>
-        </w:rPr>
-        <w:t>資料保留</w:t>
-      </w:r>
-    </w:p>
-    <w:p>
-      <w:pPr>
-        <w:spacing w:after="120"/>
-        <w:rPr>
-          <w:rFonts w:ascii="MISANS TC VF MEDIUM" w:eastAsia="MISANS TC VF MEDIUM" w:hAnsi="MISANS TC VF MEDIUM"/>
-          <w:lang w:eastAsia="zh-TW"/>
-        </w:rPr>
-      </w:pPr>
-      <w:r>
-        <w:rPr>
-          <w:rFonts w:ascii="MISANS TC VF MEDIUM" w:eastAsia="MISANS TC VF MEDIUM" w:hAnsi="MISANS TC VF MEDIUM" w:cs="MS Gothic"/>
-          <w:lang w:eastAsia="zh-TW"/>
-        </w:rPr>
-        <w:t>我們僅在您的帳號有效期間或提供服務所必要的期間</w:t>
-      </w:r>
-      <w:r>
-        <w:rPr>
-          <w:rFonts w:ascii="MISANS TC VF MEDIUM" w:eastAsia="MISANS TC VF MEDIUM" w:hAnsi="MISANS TC VF MEDIUM" w:cs="Yu Gothic"/>
-          <w:lang w:eastAsia="zh-TW"/>
-        </w:rPr>
-        <w:t>內</w:t>
-      </w:r>
-      <w:r>
-        <w:rPr>
-          <w:rFonts w:ascii="MISANS TC VF MEDIUM" w:eastAsia="MISANS TC VF MEDIUM" w:hAnsi="MISANS TC VF MEDIUM" w:cs="MS Gothic"/>
-          <w:lang w:eastAsia="zh-TW"/>
-        </w:rPr>
-        <w:t>保留您的個人資料。</w:t>
-      </w:r>
-    </w:p>
-    <w:p>
-      <w:pPr>
-        <w:spacing w:after="120"/>
-        <w:rPr>
-          <w:rFonts w:ascii="MISANS TC VF MEDIUM" w:eastAsia="MISANS TC VF MEDIUM" w:hAnsi="MISANS TC VF MEDIUM"/>
-        </w:rPr>
-      </w:pPr>
-      <w:r>
-        <w:rPr>
-          <w:rFonts w:ascii="MISANS TC VF MEDIUM" w:eastAsia="MISANS TC VF MEDIUM" w:hAnsi="MISANS TC VF MEDIUM" w:cs="MS Gothic"/>
-        </w:rPr>
-        <w:t>帳號刪除後：</w:t>
       </w:r>
     </w:p>
     <w:p>
@@ -2736,15 +2735,56 @@
         <w:spacing w:after="80"/>
         <w:rPr>
           <w:rFonts w:ascii="MISANS TC VF MEDIUM" w:eastAsia="MISANS TC VF MEDIUM" w:hAnsi="MISANS TC VF MEDIUM"/>
-          <w:lang w:eastAsia="zh-TW"/>
-        </w:rPr>
-      </w:pPr>
-      <w:r>
-        <w:rPr>
-          <w:rFonts w:ascii="MISANS TC VF MEDIUM" w:eastAsia="MISANS TC VF MEDIUM" w:hAnsi="MISANS TC VF MEDIUM" w:cs="MS Gothic"/>
-          <w:lang w:eastAsia="zh-TW"/>
-        </w:rPr>
-        <w:t>與您帳號相關的所有資料將立即從我們的伺服器永久刪除</w:t>
+        </w:rPr>
+      </w:pPr>
+      <w:r>
+        <w:rPr>
+          <w:rFonts w:ascii="MISANS TC VF MEDIUM" w:eastAsia="MISANS TC VF MEDIUM" w:hAnsi="MISANS TC VF MEDIUM"/>
+        </w:rPr>
+        <w:t>Google</w:t>
+      </w:r>
+      <w:r>
+        <w:rPr>
+          <w:rFonts w:ascii="MISANS TC VF MEDIUM" w:eastAsia="MISANS TC VF MEDIUM" w:hAnsi="MISANS TC VF MEDIUM" w:cs="MS Gothic"/>
+        </w:rPr>
+        <w:t>（使用</w:t>
+      </w:r>
+      <w:r>
+        <w:rPr>
+          <w:rFonts w:ascii="MISANS TC VF MEDIUM" w:eastAsia="MISANS TC VF MEDIUM" w:hAnsi="MISANS TC VF MEDIUM"/>
+        </w:rPr>
+        <w:t xml:space="preserve"> Google </w:t>
+      </w:r>
+      <w:r>
+        <w:rPr>
+          <w:rFonts w:ascii="MISANS TC VF MEDIUM" w:eastAsia="MISANS TC VF MEDIUM" w:hAnsi="MISANS TC VF MEDIUM" w:cs="MS Gothic"/>
+        </w:rPr>
+        <w:t>登入</w:t>
+      </w:r>
+      <w:r>
+        <w:rPr>
+          <w:rFonts w:ascii="MISANS TC VF MEDIUM" w:eastAsia="MISANS TC VF MEDIUM" w:hAnsi="MISANS TC VF MEDIUM" w:cs="MS Gothic"/>
+          <w:lang w:eastAsia="zh-TW"/>
+        </w:rPr>
+        <w:t>、各同步平台</w:t>
+      </w:r>
+      <w:r>
+        <w:rPr>
+          <w:rFonts w:ascii="MISANS TC VF MEDIUM" w:eastAsia="MISANS TC VF MEDIUM" w:hAnsi="MISANS TC VF MEDIUM" w:cs="MS Gothic"/>
+        </w:rPr>
+        <w:t>）：受</w:t>
+      </w:r>
+      <w:r>
+        <w:rPr>
+          <w:rFonts w:ascii="MISANS TC VF MEDIUM" w:eastAsia="MISANS TC VF MEDIUM" w:hAnsi="MISANS TC VF MEDIUM"/>
+        </w:rPr>
+        <w:t xml:space="preserve"> Google </w:t>
+      </w:r>
+      <w:r>
+        <w:rPr>
+          <w:rFonts w:ascii="MISANS TC VF MEDIUM" w:eastAsia="MISANS TC VF MEDIUM" w:hAnsi="MISANS TC VF MEDIUM" w:cs="MS Gothic"/>
+        </w:rPr>
+        <w:t>隱私政策約束</w:t>
       </w:r>
     </w:p>
     <w:p>
@@ -2761,45 +2801,151 @@
       </w:pPr>
       <w:r>
         <w:rPr>
-          <w:rFonts w:ascii="MISANS TC VF MEDIUM" w:eastAsia="MISANS TC VF MEDIUM" w:hAnsi="MISANS TC VF MEDIUM" w:cs="MS Gothic"/>
-        </w:rPr>
-        <w:t>您的</w:t>
-      </w:r>
-      <w:r>
-        <w:rPr>
-          <w:rFonts w:ascii="MISANS TC VF MEDIUM" w:eastAsia="MISANS TC VF MEDIUM" w:hAnsi="MISANS TC VF MEDIUM"/>
-        </w:rPr>
-        <w:t xml:space="preserve"> Google OAuth </w:t>
-      </w:r>
-      <w:r>
-        <w:rPr>
-          <w:rFonts w:ascii="MISANS TC VF MEDIUM" w:eastAsia="MISANS TC VF MEDIUM" w:hAnsi="MISANS TC VF MEDIUM" w:cs="MS Gothic"/>
-        </w:rPr>
-        <w:t>重新整理權杖將透過</w:t>
-      </w:r>
-      <w:r>
-        <w:rPr>
-          <w:rFonts w:ascii="MISANS TC VF MEDIUM" w:eastAsia="MISANS TC VF MEDIUM" w:hAnsi="MISANS TC VF MEDIUM"/>
-        </w:rPr>
-        <w:t xml:space="preserve"> Google OAuth </w:t>
-      </w:r>
-      <w:r>
-        <w:rPr>
-          <w:rFonts w:ascii="MISANS TC VF MEDIUM" w:eastAsia="MISANS TC VF MEDIUM" w:hAnsi="MISANS TC VF MEDIUM" w:cs="MS Gothic"/>
-        </w:rPr>
-        <w:t>撤銷</w:t>
-      </w:r>
-      <w:r>
-        <w:rPr>
-          <w:rFonts w:ascii="MISANS TC VF MEDIUM" w:eastAsia="MISANS TC VF MEDIUM" w:hAnsi="MISANS TC VF MEDIUM"/>
-        </w:rPr>
-        <w:t xml:space="preserve"> API </w:t>
-      </w:r>
-      <w:r>
-        <w:rPr>
-          <w:rFonts w:ascii="MISANS TC VF MEDIUM" w:eastAsia="MISANS TC VF MEDIUM" w:hAnsi="MISANS TC VF MEDIUM" w:cs="MS Gothic"/>
-        </w:rPr>
-        <w:t>予以撤銷</w:t>
+          <w:rFonts w:ascii="MISANS TC VF MEDIUM" w:eastAsia="MISANS TC VF MEDIUM" w:hAnsi="MISANS TC VF MEDIUM"/>
+        </w:rPr>
+        <w:t>Google</w:t>
+      </w:r>
+      <w:r>
+        <w:rPr>
+          <w:rFonts w:ascii="MISANS TC VF MEDIUM" w:eastAsia="MISANS TC VF MEDIUM" w:hAnsi="MISANS TC VF MEDIUM" w:cs="MS Gothic"/>
+        </w:rPr>
+        <w:t>（</w:t>
+      </w:r>
+      <w:r>
+        <w:rPr>
+          <w:rFonts w:ascii="MISANS TC VF MEDIUM" w:eastAsia="MISANS TC VF MEDIUM" w:hAnsi="MISANS TC VF MEDIUM" w:cs="MS Gothic" w:hint="eastAsia"/>
+          <w:lang w:eastAsia="zh-TW"/>
+        </w:rPr>
+        <w:t xml:space="preserve">所有服務內的 AI 功能均由 </w:t>
+      </w:r>
+      <w:r>
+        <w:rPr>
+          <w:rFonts w:ascii="MISANS TC VF MEDIUM" w:eastAsia="MISANS TC VF MEDIUM" w:hAnsi="MISANS TC VF MEDIUM" w:cs="MS Gothic"/>
+          <w:lang w:val="en-US" w:eastAsia="zh-TW"/>
+        </w:rPr>
+        <w:t xml:space="preserve">Google Gemini </w:t>
+      </w:r>
+      <w:r>
+        <w:rPr>
+          <w:rFonts w:ascii="MISANS TC VF MEDIUM" w:eastAsia="MISANS TC VF MEDIUM" w:hAnsi="MISANS TC VF MEDIUM" w:cs="MS Gothic" w:hint="eastAsia"/>
+          <w:lang w:val="en-US" w:eastAsia="zh-TW"/>
+        </w:rPr>
+        <w:t>驅動</w:t>
+      </w:r>
+      <w:r>
+        <w:rPr>
+          <w:rFonts w:ascii="MISANS TC VF MEDIUM" w:eastAsia="MISANS TC VF MEDIUM" w:hAnsi="MISANS TC VF MEDIUM" w:cs="MS Gothic" w:hint="eastAsia"/>
+        </w:rPr>
+        <w:t>）</w:t>
+      </w:r>
+      <w:r>
+        <w:rPr>
+          <w:rFonts w:ascii="MISANS TC VF MEDIUM" w:eastAsia="MISANS TC VF MEDIUM" w:hAnsi="MISANS TC VF MEDIUM" w:cs="MS Gothic"/>
+        </w:rPr>
+        <w:t>：受</w:t>
+      </w:r>
+      <w:r>
+        <w:rPr>
+          <w:rFonts w:ascii="MISANS TC VF MEDIUM" w:eastAsia="MISANS TC VF MEDIUM" w:hAnsi="MISANS TC VF MEDIUM"/>
+        </w:rPr>
+        <w:t xml:space="preserve"> Google </w:t>
+      </w:r>
+      <w:r>
+        <w:rPr>
+          <w:rFonts w:ascii="MISANS TC VF MEDIUM" w:eastAsia="MISANS TC VF MEDIUM" w:hAnsi="MISANS TC VF MEDIUM" w:cs="MS Gothic"/>
+        </w:rPr>
+        <w:t>隱私政策約束</w:t>
+      </w:r>
+    </w:p>
+    <w:p>
+      <w:pPr>
+        <w:spacing w:after="120"/>
+        <w:rPr>
+          <w:rFonts w:ascii="MISANS TC VF MEDIUM" w:eastAsia="MISANS TC VF MEDIUM" w:hAnsi="MISANS TC VF MEDIUM"/>
+          <w:lang w:eastAsia="zh-TW"/>
+        </w:rPr>
+      </w:pPr>
+      <w:r>
+        <w:rPr>
+          <w:rFonts w:ascii="MISANS TC VF MEDIUM" w:eastAsia="MISANS TC VF MEDIUM" w:hAnsi="MISANS TC VF MEDIUM" w:cs="MS Gothic"/>
+          <w:lang w:eastAsia="zh-TW"/>
+        </w:rPr>
+        <w:t>我們不使用任何第三方廣告網路、分析平台或資料仲介商。</w:t>
+      </w:r>
+    </w:p>
+    <w:p>
+      <w:pPr>
+        <w:pStyle w:val="Heading1"/>
+        <w:spacing w:before="400" w:after="160"/>
+        <w:rPr>
+          <w:rFonts w:ascii="MISANS TC VF MEDIUM" w:eastAsia="MISANS TC VF MEDIUM" w:hAnsi="MISANS TC VF MEDIUM"/>
+          <w:b w:val="0"/>
+          <w:bCs w:val="0"/>
+          <w:lang w:eastAsia="zh-TW"/>
+        </w:rPr>
+      </w:pPr>
+      <w:r>
+        <w:rPr>
+          <w:rFonts w:ascii="MISANS TC VF MEDIUM" w:eastAsia="MISANS TC VF MEDIUM" w:hAnsi="MISANS TC VF MEDIUM"/>
+          <w:b w:val="0"/>
+          <w:bCs w:val="0"/>
+          <w:lang w:eastAsia="zh-TW"/>
+        </w:rPr>
+        <w:lastRenderedPageBreak/>
+        <w:t xml:space="preserve">7. </w:t>
+      </w:r>
+      <w:r>
+        <w:rPr>
+          <w:rFonts w:ascii="MISANS TC VF MEDIUM" w:eastAsia="MISANS TC VF MEDIUM" w:hAnsi="MISANS TC VF MEDIUM" w:cs="MS Gothic"/>
+          <w:b w:val="0"/>
+          <w:bCs w:val="0"/>
+          <w:lang w:eastAsia="zh-TW"/>
+        </w:rPr>
+        <w:t>資料保留</w:t>
+      </w:r>
+    </w:p>
+    <w:p>
+      <w:pPr>
+        <w:spacing w:after="120"/>
+        <w:rPr>
+          <w:rFonts w:ascii="MISANS TC VF MEDIUM" w:eastAsia="MISANS TC VF MEDIUM" w:hAnsi="MISANS TC VF MEDIUM"/>
+          <w:lang w:eastAsia="zh-TW"/>
+        </w:rPr>
+      </w:pPr>
+      <w:r>
+        <w:rPr>
+          <w:rFonts w:ascii="MISANS TC VF MEDIUM" w:eastAsia="MISANS TC VF MEDIUM" w:hAnsi="MISANS TC VF MEDIUM" w:cs="MS Gothic"/>
+          <w:lang w:eastAsia="zh-TW"/>
+        </w:rPr>
+        <w:t>我們僅在您的帳號有效期間或提供服務所必要的期間</w:t>
+      </w:r>
+      <w:r>
+        <w:rPr>
+          <w:rFonts w:ascii="MISANS TC VF MEDIUM" w:eastAsia="MISANS TC VF MEDIUM" w:hAnsi="MISANS TC VF MEDIUM" w:cs="Yu Gothic"/>
+          <w:lang w:eastAsia="zh-TW"/>
+        </w:rPr>
+        <w:t>內</w:t>
+      </w:r>
+      <w:r>
+        <w:rPr>
+          <w:rFonts w:ascii="MISANS TC VF MEDIUM" w:eastAsia="MISANS TC VF MEDIUM" w:hAnsi="MISANS TC VF MEDIUM" w:cs="MS Gothic"/>
+          <w:lang w:eastAsia="zh-TW"/>
+        </w:rPr>
+        <w:t>保留您的個人資料。</w:t>
+      </w:r>
+    </w:p>
+    <w:p>
+      <w:pPr>
+        <w:spacing w:after="120"/>
+        <w:rPr>
+          <w:rFonts w:ascii="MISANS TC VF MEDIUM" w:eastAsia="MISANS TC VF MEDIUM" w:hAnsi="MISANS TC VF MEDIUM"/>
+        </w:rPr>
+      </w:pPr>
+      <w:r>
+        <w:rPr>
+          <w:rFonts w:ascii="MISANS TC VF MEDIUM" w:eastAsia="MISANS TC VF MEDIUM" w:hAnsi="MISANS TC VF MEDIUM" w:cs="MS Gothic"/>
+        </w:rPr>
+        <w:t>帳號刪除後：</w:t>
       </w:r>
     </w:p>
     <w:p>
@@ -2820,98 +2966,7 @@
           <w:rFonts w:ascii="MISANS TC VF MEDIUM" w:eastAsia="MISANS TC VF MEDIUM" w:hAnsi="MISANS TC VF MEDIUM" w:cs="MS Gothic"/>
           <w:lang w:eastAsia="zh-TW"/>
         </w:rPr>
-        <w:t>與您工作階段相關的所有</w:t>
-      </w:r>
-      <w:r>
-        <w:rPr>
-          <w:rFonts w:ascii="MISANS TC VF MEDIUM" w:eastAsia="MISANS TC VF MEDIUM" w:hAnsi="MISANS TC VF MEDIUM"/>
-          <w:lang w:eastAsia="zh-TW"/>
-        </w:rPr>
-        <w:t xml:space="preserve"> JWT </w:t>
-      </w:r>
-      <w:r>
-        <w:rPr>
-          <w:rFonts w:ascii="MISANS TC VF MEDIUM" w:eastAsia="MISANS TC VF MEDIUM" w:hAnsi="MISANS TC VF MEDIUM" w:cs="MS Gothic"/>
-          <w:lang w:eastAsia="zh-TW"/>
-        </w:rPr>
-        <w:t>權杖將被作廢</w:t>
-      </w:r>
-    </w:p>
-    <w:p>
-      <w:pPr>
-        <w:spacing w:after="120"/>
-        <w:rPr>
-          <w:rFonts w:ascii="MISANS TC VF MEDIUM" w:eastAsia="MISANS TC VF MEDIUM" w:hAnsi="MISANS TC VF MEDIUM"/>
-          <w:lang w:eastAsia="zh-TW"/>
-        </w:rPr>
-      </w:pPr>
-      <w:r>
-        <w:rPr>
-          <w:rFonts w:ascii="MISANS TC VF MEDIUM" w:eastAsia="MISANS TC VF MEDIUM" w:hAnsi="MISANS TC VF MEDIUM" w:cs="MS Gothic"/>
-          <w:lang w:eastAsia="zh-TW"/>
-        </w:rPr>
-        <w:lastRenderedPageBreak/>
-        <w:t>已刪除的資料無法復原。我們不保留已刪除使用者資料的備份，超過</w:t>
-      </w:r>
-      <w:r>
-        <w:rPr>
-          <w:rFonts w:ascii="MISANS TC VF MEDIUM" w:eastAsia="MISANS TC VF MEDIUM" w:hAnsi="MISANS TC VF MEDIUM"/>
-          <w:lang w:eastAsia="zh-TW"/>
-        </w:rPr>
-        <w:t xml:space="preserve"> 30 </w:t>
-      </w:r>
-      <w:r>
-        <w:rPr>
-          <w:rFonts w:ascii="MISANS TC VF MEDIUM" w:eastAsia="MISANS TC VF MEDIUM" w:hAnsi="MISANS TC VF MEDIUM" w:cs="MS Gothic"/>
-          <w:lang w:eastAsia="zh-TW"/>
-        </w:rPr>
-        <w:t>天的標準系統備份週期將自動清除。</w:t>
-      </w:r>
-    </w:p>
-    <w:p>
-      <w:pPr>
-        <w:pStyle w:val="Heading1"/>
-        <w:spacing w:before="400" w:after="160"/>
-        <w:rPr>
-          <w:rFonts w:ascii="MISANS TC VF MEDIUM" w:eastAsia="MISANS TC VF MEDIUM" w:hAnsi="MISANS TC VF MEDIUM"/>
-          <w:b w:val="0"/>
-          <w:bCs w:val="0"/>
-          <w:lang w:eastAsia="zh-TW"/>
-        </w:rPr>
-      </w:pPr>
-      <w:r>
-        <w:rPr>
-          <w:rFonts w:ascii="MISANS TC VF MEDIUM" w:eastAsia="MISANS TC VF MEDIUM" w:hAnsi="MISANS TC VF MEDIUM"/>
-          <w:b w:val="0"/>
-          <w:bCs w:val="0"/>
-          <w:lang w:eastAsia="zh-TW"/>
-        </w:rPr>
-        <w:t xml:space="preserve">8. </w:t>
-      </w:r>
-      <w:r>
-        <w:rPr>
-          <w:rFonts w:ascii="MISANS TC VF MEDIUM" w:eastAsia="MISANS TC VF MEDIUM" w:hAnsi="MISANS TC VF MEDIUM" w:cs="MS Gothic"/>
-          <w:b w:val="0"/>
-          <w:bCs w:val="0"/>
-          <w:lang w:eastAsia="zh-TW"/>
-        </w:rPr>
-        <w:t>資料安全</w:t>
-      </w:r>
-    </w:p>
-    <w:p>
-      <w:pPr>
-        <w:spacing w:after="120"/>
-        <w:rPr>
-          <w:rFonts w:ascii="MISANS TC VF MEDIUM" w:eastAsia="MISANS TC VF MEDIUM" w:hAnsi="MISANS TC VF MEDIUM"/>
-          <w:lang w:eastAsia="zh-TW"/>
-        </w:rPr>
-      </w:pPr>
-      <w:r>
-        <w:rPr>
-          <w:rFonts w:ascii="MISANS TC VF MEDIUM" w:eastAsia="MISANS TC VF MEDIUM" w:hAnsi="MISANS TC VF MEDIUM" w:cs="MS Gothic"/>
-          <w:lang w:eastAsia="zh-TW"/>
-        </w:rPr>
-        <w:t>我們實施符合業界標準的安全措施保護您的個人資料，包括：</w:t>
+        <w:t>與您帳號相關的所有資料將立即從我們的伺服器永久刪除</w:t>
       </w:r>
     </w:p>
     <w:p>
@@ -2924,29 +2979,49 @@
         <w:spacing w:after="80"/>
         <w:rPr>
           <w:rFonts w:ascii="MISANS TC VF MEDIUM" w:eastAsia="MISANS TC VF MEDIUM" w:hAnsi="MISANS TC VF MEDIUM"/>
-          <w:lang w:eastAsia="zh-TW"/>
-        </w:rPr>
-      </w:pPr>
-      <w:r>
-        <w:rPr>
-          <w:rFonts w:ascii="MISANS TC VF MEDIUM" w:eastAsia="MISANS TC VF MEDIUM" w:hAnsi="MISANS TC VF MEDIUM" w:cs="MS Gothic"/>
-          <w:lang w:eastAsia="zh-TW"/>
-        </w:rPr>
-        <w:t>裝置與伺服器間的加密資料傳輸（</w:t>
-      </w:r>
-      <w:r>
-        <w:rPr>
-          <w:rFonts w:ascii="MISANS TC VF MEDIUM" w:eastAsia="MISANS TC VF MEDIUM" w:hAnsi="MISANS TC VF MEDIUM"/>
-          <w:lang w:eastAsia="zh-TW"/>
-        </w:rPr>
-        <w:t>TLS/HTTPS</w:t>
-      </w:r>
-      <w:r>
-        <w:rPr>
-          <w:rFonts w:ascii="MISANS TC VF MEDIUM" w:eastAsia="MISANS TC VF MEDIUM" w:hAnsi="MISANS TC VF MEDIUM" w:cs="MS Gothic"/>
-          <w:lang w:eastAsia="zh-TW"/>
-        </w:rPr>
-        <w:t>）</w:t>
+        </w:rPr>
+      </w:pPr>
+      <w:r>
+        <w:rPr>
+          <w:rFonts w:ascii="MISANS TC VF MEDIUM" w:eastAsia="MISANS TC VF MEDIUM" w:hAnsi="MISANS TC VF MEDIUM" w:cs="MS Gothic"/>
+        </w:rPr>
+        <w:t>您的</w:t>
+      </w:r>
+      <w:r>
+        <w:rPr>
+          <w:rFonts w:ascii="MISANS TC VF MEDIUM" w:eastAsia="MISANS TC VF MEDIUM" w:hAnsi="MISANS TC VF MEDIUM"/>
+        </w:rPr>
+        <w:t xml:space="preserve"> Google OAuth </w:t>
+      </w:r>
+      <w:r>
+        <w:rPr>
+          <w:rFonts w:ascii="MISANS TC VF MEDIUM" w:eastAsia="MISANS TC VF MEDIUM" w:hAnsi="MISANS TC VF MEDIUM" w:cs="MS Gothic"/>
+        </w:rPr>
+        <w:t>重新整理權杖將透過</w:t>
+      </w:r>
+      <w:r>
+        <w:rPr>
+          <w:rFonts w:ascii="MISANS TC VF MEDIUM" w:eastAsia="MISANS TC VF MEDIUM" w:hAnsi="MISANS TC VF MEDIUM"/>
+        </w:rPr>
+        <w:t xml:space="preserve"> Google OAuth </w:t>
+      </w:r>
+      <w:r>
+        <w:rPr>
+          <w:rFonts w:ascii="MISANS TC VF MEDIUM" w:eastAsia="MISANS TC VF MEDIUM" w:hAnsi="MISANS TC VF MEDIUM" w:cs="MS Gothic"/>
+        </w:rPr>
+        <w:t>撤銷</w:t>
+      </w:r>
+      <w:r>
+        <w:rPr>
+          <w:rFonts w:ascii="MISANS TC VF MEDIUM" w:eastAsia="MISANS TC VF MEDIUM" w:hAnsi="MISANS TC VF MEDIUM"/>
+        </w:rPr>
+        <w:t xml:space="preserve"> API </w:t>
+      </w:r>
+      <w:r>
+        <w:rPr>
+          <w:rFonts w:ascii="MISANS TC VF MEDIUM" w:eastAsia="MISANS TC VF MEDIUM" w:hAnsi="MISANS TC VF MEDIUM" w:cs="MS Gothic"/>
+        </w:rPr>
+        <w:t>予以撤銷</w:t>
       </w:r>
     </w:p>
     <w:p>
@@ -2967,7 +3042,7 @@
           <w:rFonts w:ascii="MISANS TC VF MEDIUM" w:eastAsia="MISANS TC VF MEDIUM" w:hAnsi="MISANS TC VF MEDIUM" w:cs="MS Gothic"/>
           <w:lang w:eastAsia="zh-TW"/>
         </w:rPr>
-        <w:t>安全的</w:t>
+        <w:t>與您工作階段相關的所有</w:t>
       </w:r>
       <w:r>
         <w:rPr>
@@ -2981,7 +3056,83 @@
           <w:rFonts w:ascii="MISANS TC VF MEDIUM" w:eastAsia="MISANS TC VF MEDIUM" w:hAnsi="MISANS TC VF MEDIUM" w:cs="MS Gothic"/>
           <w:lang w:eastAsia="zh-TW"/>
         </w:rPr>
-        <w:t>身份驗證，於登出及帳號刪除時作廢權杖</w:t>
+        <w:t>權杖將被作廢</w:t>
+      </w:r>
+    </w:p>
+    <w:p>
+      <w:pPr>
+        <w:spacing w:after="120"/>
+        <w:rPr>
+          <w:rFonts w:ascii="MISANS TC VF MEDIUM" w:eastAsia="MISANS TC VF MEDIUM" w:hAnsi="MISANS TC VF MEDIUM"/>
+          <w:lang w:eastAsia="zh-TW"/>
+        </w:rPr>
+      </w:pPr>
+      <w:r>
+        <w:rPr>
+          <w:rFonts w:ascii="MISANS TC VF MEDIUM" w:eastAsia="MISANS TC VF MEDIUM" w:hAnsi="MISANS TC VF MEDIUM" w:cs="MS Gothic"/>
+          <w:lang w:eastAsia="zh-TW"/>
+        </w:rPr>
+        <w:t>已刪除的資料無法復原。我們不保留已刪除使用者資料的備份，超過</w:t>
+      </w:r>
+      <w:r>
+        <w:rPr>
+          <w:rFonts w:ascii="MISANS TC VF MEDIUM" w:eastAsia="MISANS TC VF MEDIUM" w:hAnsi="MISANS TC VF MEDIUM"/>
+          <w:lang w:eastAsia="zh-TW"/>
+        </w:rPr>
+        <w:t xml:space="preserve"> 30 </w:t>
+      </w:r>
+      <w:r>
+        <w:rPr>
+          <w:rFonts w:ascii="MISANS TC VF MEDIUM" w:eastAsia="MISANS TC VF MEDIUM" w:hAnsi="MISANS TC VF MEDIUM" w:cs="MS Gothic"/>
+          <w:lang w:eastAsia="zh-TW"/>
+        </w:rPr>
+        <w:t>天的標準系統備份週期將自動清除。</w:t>
+      </w:r>
+    </w:p>
+    <w:p>
+      <w:pPr>
+        <w:pStyle w:val="Heading1"/>
+        <w:spacing w:before="400" w:after="160"/>
+        <w:rPr>
+          <w:rFonts w:ascii="MISANS TC VF MEDIUM" w:eastAsia="MISANS TC VF MEDIUM" w:hAnsi="MISANS TC VF MEDIUM"/>
+          <w:b w:val="0"/>
+          <w:bCs w:val="0"/>
+          <w:lang w:eastAsia="zh-TW"/>
+        </w:rPr>
+      </w:pPr>
+      <w:r>
+        <w:rPr>
+          <w:rFonts w:ascii="MISANS TC VF MEDIUM" w:eastAsia="MISANS TC VF MEDIUM" w:hAnsi="MISANS TC VF MEDIUM"/>
+          <w:b w:val="0"/>
+          <w:bCs w:val="0"/>
+          <w:lang w:eastAsia="zh-TW"/>
+        </w:rPr>
+        <w:t xml:space="preserve">8. </w:t>
+      </w:r>
+      <w:r>
+        <w:rPr>
+          <w:rFonts w:ascii="MISANS TC VF MEDIUM" w:eastAsia="MISANS TC VF MEDIUM" w:hAnsi="MISANS TC VF MEDIUM" w:cs="MS Gothic"/>
+          <w:b w:val="0"/>
+          <w:bCs w:val="0"/>
+          <w:lang w:eastAsia="zh-TW"/>
+        </w:rPr>
+        <w:t>資料安全</w:t>
+      </w:r>
+    </w:p>
+    <w:p>
+      <w:pPr>
+        <w:spacing w:after="120"/>
+        <w:rPr>
+          <w:rFonts w:ascii="MISANS TC VF MEDIUM" w:eastAsia="MISANS TC VF MEDIUM" w:hAnsi="MISANS TC VF MEDIUM"/>
+          <w:lang w:eastAsia="zh-TW"/>
+        </w:rPr>
+      </w:pPr>
+      <w:r>
+        <w:rPr>
+          <w:rFonts w:ascii="MISANS TC VF MEDIUM" w:eastAsia="MISANS TC VF MEDIUM" w:hAnsi="MISANS TC VF MEDIUM" w:cs="MS Gothic"/>
+          <w:lang w:eastAsia="zh-TW"/>
+        </w:rPr>
+        <w:t>我們實施符合業界標準的安全措施保護您的個人資料，包括：</w:t>
       </w:r>
     </w:p>
     <w:p>
@@ -2999,17 +3150,24 @@
       </w:pPr>
       <w:r>
         <w:rPr>
-          <w:rFonts w:ascii="MISANS TC VF MEDIUM" w:eastAsia="MISANS TC VF MEDIUM" w:hAnsi="MISANS TC VF MEDIUM"/>
-          <w:lang w:eastAsia="zh-TW"/>
-        </w:rPr>
-        <w:t xml:space="preserve">OAuth 2.0 </w:t>
-      </w:r>
-      <w:r>
-        <w:rPr>
-          <w:rFonts w:ascii="MISANS TC VF MEDIUM" w:eastAsia="MISANS TC VF MEDIUM" w:hAnsi="MISANS TC VF MEDIUM" w:cs="MS Gothic"/>
-          <w:lang w:eastAsia="zh-TW"/>
-        </w:rPr>
-        <w:t>授權，於帳號刪除時立即撤銷權杖</w:t>
+          <w:rFonts w:ascii="MISANS TC VF MEDIUM" w:eastAsia="MISANS TC VF MEDIUM" w:hAnsi="MISANS TC VF MEDIUM" w:cs="MS Gothic"/>
+          <w:lang w:eastAsia="zh-TW"/>
+        </w:rPr>
+        <w:t>裝置與伺服器間的加密資料傳輸（</w:t>
+      </w:r>
+      <w:r>
+        <w:rPr>
+          <w:rFonts w:ascii="MISANS TC VF MEDIUM" w:eastAsia="MISANS TC VF MEDIUM" w:hAnsi="MISANS TC VF MEDIUM"/>
+          <w:lang w:eastAsia="zh-TW"/>
+        </w:rPr>
+        <w:t>TLS/HTTPS</w:t>
+      </w:r>
+      <w:r>
+        <w:rPr>
+          <w:rFonts w:ascii="MISANS TC VF MEDIUM" w:eastAsia="MISANS TC VF MEDIUM" w:hAnsi="MISANS TC VF MEDIUM" w:cs="MS Gothic"/>
+          <w:lang w:eastAsia="zh-TW"/>
+        </w:rPr>
+        <w:t>）</w:t>
       </w:r>
     </w:p>
     <w:p>
@@ -3030,83 +3188,21 @@
           <w:rFonts w:ascii="MISANS TC VF MEDIUM" w:eastAsia="MISANS TC VF MEDIUM" w:hAnsi="MISANS TC VF MEDIUM" w:cs="MS Gothic"/>
           <w:lang w:eastAsia="zh-TW"/>
         </w:rPr>
-        <w:t>存取控制，限制伺服器端資料僅供授權人員存取</w:t>
-      </w:r>
-    </w:p>
-    <w:p>
-      <w:pPr>
-        <w:spacing w:after="120"/>
-        <w:rPr>
-          <w:rFonts w:ascii="MISANS TC VF MEDIUM" w:eastAsia="MISANS TC VF MEDIUM" w:hAnsi="MISANS TC VF MEDIUM"/>
-          <w:lang w:eastAsia="zh-TW"/>
-        </w:rPr>
-      </w:pPr>
-      <w:r>
-        <w:rPr>
-          <w:rFonts w:ascii="MISANS TC VF MEDIUM" w:eastAsia="MISANS TC VF MEDIUM" w:hAnsi="MISANS TC VF MEDIUM" w:cs="MS Gothic"/>
-          <w:lang w:eastAsia="zh-TW"/>
-        </w:rPr>
-        <w:t>沒有任何電子傳輸或儲存方法是百分之百安全的。雖然我們致力保護您的個人資料，但我們無法保證</w:t>
-      </w:r>
-      <w:r>
-        <w:rPr>
-          <w:rFonts w:ascii="MISANS TC VF MEDIUM" w:eastAsia="MISANS TC VF MEDIUM" w:hAnsi="MISANS TC VF MEDIUM" w:cs="Yu Gothic"/>
-          <w:lang w:eastAsia="zh-TW"/>
-        </w:rPr>
-        <w:t>絕</w:t>
-      </w:r>
-      <w:r>
-        <w:rPr>
-          <w:rFonts w:ascii="MISANS TC VF MEDIUM" w:eastAsia="MISANS TC VF MEDIUM" w:hAnsi="MISANS TC VF MEDIUM" w:cs="MS Gothic"/>
-          <w:lang w:eastAsia="zh-TW"/>
-        </w:rPr>
-        <w:t>對安全。</w:t>
-      </w:r>
-    </w:p>
-    <w:p>
-      <w:pPr>
-        <w:pStyle w:val="Heading1"/>
-        <w:spacing w:before="400" w:after="160"/>
-        <w:rPr>
-          <w:rFonts w:ascii="MISANS TC VF MEDIUM" w:eastAsia="MISANS TC VF MEDIUM" w:hAnsi="MISANS TC VF MEDIUM"/>
-          <w:b w:val="0"/>
-          <w:bCs w:val="0"/>
-          <w:lang w:eastAsia="zh-TW"/>
-        </w:rPr>
-      </w:pPr>
-      <w:r>
-        <w:rPr>
-          <w:rFonts w:ascii="MISANS TC VF MEDIUM" w:eastAsia="MISANS TC VF MEDIUM" w:hAnsi="MISANS TC VF MEDIUM"/>
-          <w:b w:val="0"/>
-          <w:bCs w:val="0"/>
-          <w:lang w:eastAsia="zh-TW"/>
-        </w:rPr>
-        <w:t xml:space="preserve">9. </w:t>
-      </w:r>
-      <w:r>
-        <w:rPr>
-          <w:rFonts w:ascii="MISANS TC VF MEDIUM" w:eastAsia="MISANS TC VF MEDIUM" w:hAnsi="MISANS TC VF MEDIUM" w:cs="MS Gothic"/>
-          <w:b w:val="0"/>
-          <w:bCs w:val="0"/>
-          <w:lang w:eastAsia="zh-TW"/>
-        </w:rPr>
-        <w:t>您的權利</w:t>
-      </w:r>
-    </w:p>
-    <w:p>
-      <w:pPr>
-        <w:spacing w:after="120"/>
-        <w:rPr>
-          <w:rFonts w:ascii="MISANS TC VF MEDIUM" w:eastAsia="MISANS TC VF MEDIUM" w:hAnsi="MISANS TC VF MEDIUM"/>
-          <w:lang w:eastAsia="zh-TW"/>
-        </w:rPr>
-      </w:pPr>
-      <w:r>
-        <w:rPr>
-          <w:rFonts w:ascii="MISANS TC VF MEDIUM" w:eastAsia="MISANS TC VF MEDIUM" w:hAnsi="MISANS TC VF MEDIUM" w:cs="MS Gothic"/>
-          <w:lang w:eastAsia="zh-TW"/>
-        </w:rPr>
-        <w:t>依據您所在地法律，您可能就您的個人資料享有以下權利：</w:t>
+        <w:t>安全的</w:t>
+      </w:r>
+      <w:r>
+        <w:rPr>
+          <w:rFonts w:ascii="MISANS TC VF MEDIUM" w:eastAsia="MISANS TC VF MEDIUM" w:hAnsi="MISANS TC VF MEDIUM"/>
+          <w:lang w:eastAsia="zh-TW"/>
+        </w:rPr>
+        <w:t xml:space="preserve"> JWT </w:t>
+      </w:r>
+      <w:r>
+        <w:rPr>
+          <w:rFonts w:ascii="MISANS TC VF MEDIUM" w:eastAsia="MISANS TC VF MEDIUM" w:hAnsi="MISANS TC VF MEDIUM" w:cs="MS Gothic"/>
+          <w:lang w:eastAsia="zh-TW"/>
+        </w:rPr>
+        <w:t>身份驗證，於登出及帳號刪除時作廢權杖</w:t>
       </w:r>
     </w:p>
     <w:p>
@@ -3124,24 +3220,17 @@
       </w:pPr>
       <w:r>
         <w:rPr>
-          <w:rFonts w:ascii="MISANS TC VF MEDIUM" w:eastAsia="MISANS TC VF MEDIUM" w:hAnsi="MISANS TC VF MEDIUM" w:cs="Microsoft JhengHei"/>
-          <w:lang w:eastAsia="zh-TW"/>
-        </w:rPr>
-        <w:t>查</w:t>
-      </w:r>
-      <w:r>
-        <w:rPr>
-          <w:rFonts w:ascii="MISANS TC VF MEDIUM" w:eastAsia="MISANS TC VF MEDIUM" w:hAnsi="MISANS TC VF MEDIUM" w:cs="Yu Gothic"/>
-          <w:lang w:eastAsia="zh-TW"/>
-        </w:rPr>
-        <w:t>閱</w:t>
-      </w:r>
-      <w:r>
-        <w:rPr>
-          <w:rFonts w:ascii="MISANS TC VF MEDIUM" w:eastAsia="MISANS TC VF MEDIUM" w:hAnsi="MISANS TC VF MEDIUM" w:cs="MS Gothic"/>
-          <w:lang w:eastAsia="zh-TW"/>
-        </w:rPr>
-        <w:t>權：要求取得我們持有的您個人資料副本</w:t>
+          <w:rFonts w:ascii="MISANS TC VF MEDIUM" w:eastAsia="MISANS TC VF MEDIUM" w:hAnsi="MISANS TC VF MEDIUM"/>
+          <w:lang w:eastAsia="zh-TW"/>
+        </w:rPr>
+        <w:t xml:space="preserve">OAuth 2.0 </w:t>
+      </w:r>
+      <w:r>
+        <w:rPr>
+          <w:rFonts w:ascii="MISANS TC VF MEDIUM" w:eastAsia="MISANS TC VF MEDIUM" w:hAnsi="MISANS TC VF MEDIUM" w:cs="MS Gothic"/>
+          <w:lang w:eastAsia="zh-TW"/>
+        </w:rPr>
+        <w:t>授權，於帳號刪除時立即撤銷權杖</w:t>
       </w:r>
     </w:p>
     <w:p>
@@ -3162,7 +3251,83 @@
           <w:rFonts w:ascii="MISANS TC VF MEDIUM" w:eastAsia="MISANS TC VF MEDIUM" w:hAnsi="MISANS TC VF MEDIUM" w:cs="MS Gothic"/>
           <w:lang w:eastAsia="zh-TW"/>
         </w:rPr>
-        <w:t>更正權：要求更正不準確的資料</w:t>
+        <w:t>存取控制，限制伺服器端資料僅供授權人員存取</w:t>
+      </w:r>
+    </w:p>
+    <w:p>
+      <w:pPr>
+        <w:spacing w:after="120"/>
+        <w:rPr>
+          <w:rFonts w:ascii="MISANS TC VF MEDIUM" w:eastAsia="MISANS TC VF MEDIUM" w:hAnsi="MISANS TC VF MEDIUM"/>
+          <w:lang w:eastAsia="zh-TW"/>
+        </w:rPr>
+      </w:pPr>
+      <w:r>
+        <w:rPr>
+          <w:rFonts w:ascii="MISANS TC VF MEDIUM" w:eastAsia="MISANS TC VF MEDIUM" w:hAnsi="MISANS TC VF MEDIUM" w:cs="MS Gothic"/>
+          <w:lang w:eastAsia="zh-TW"/>
+        </w:rPr>
+        <w:t>沒有任何電子傳輸或儲存方法是百分之百安全的。雖然我們致力保護您的個人資料，但我們無法保證</w:t>
+      </w:r>
+      <w:r>
+        <w:rPr>
+          <w:rFonts w:ascii="MISANS TC VF MEDIUM" w:eastAsia="MISANS TC VF MEDIUM" w:hAnsi="MISANS TC VF MEDIUM" w:cs="Yu Gothic"/>
+          <w:lang w:eastAsia="zh-TW"/>
+        </w:rPr>
+        <w:t>絕</w:t>
+      </w:r>
+      <w:r>
+        <w:rPr>
+          <w:rFonts w:ascii="MISANS TC VF MEDIUM" w:eastAsia="MISANS TC VF MEDIUM" w:hAnsi="MISANS TC VF MEDIUM" w:cs="MS Gothic"/>
+          <w:lang w:eastAsia="zh-TW"/>
+        </w:rPr>
+        <w:t>對安全。</w:t>
+      </w:r>
+    </w:p>
+    <w:p>
+      <w:pPr>
+        <w:pStyle w:val="Heading1"/>
+        <w:spacing w:before="400" w:after="160"/>
+        <w:rPr>
+          <w:rFonts w:ascii="MISANS TC VF MEDIUM" w:eastAsia="MISANS TC VF MEDIUM" w:hAnsi="MISANS TC VF MEDIUM"/>
+          <w:b w:val="0"/>
+          <w:bCs w:val="0"/>
+          <w:lang w:eastAsia="zh-TW"/>
+        </w:rPr>
+      </w:pPr>
+      <w:r>
+        <w:rPr>
+          <w:rFonts w:ascii="MISANS TC VF MEDIUM" w:eastAsia="MISANS TC VF MEDIUM" w:hAnsi="MISANS TC VF MEDIUM"/>
+          <w:b w:val="0"/>
+          <w:bCs w:val="0"/>
+          <w:lang w:eastAsia="zh-TW"/>
+        </w:rPr>
+        <w:t xml:space="preserve">9. </w:t>
+      </w:r>
+      <w:r>
+        <w:rPr>
+          <w:rFonts w:ascii="MISANS TC VF MEDIUM" w:eastAsia="MISANS TC VF MEDIUM" w:hAnsi="MISANS TC VF MEDIUM" w:cs="MS Gothic"/>
+          <w:b w:val="0"/>
+          <w:bCs w:val="0"/>
+          <w:lang w:eastAsia="zh-TW"/>
+        </w:rPr>
+        <w:t>您的權利</w:t>
+      </w:r>
+    </w:p>
+    <w:p>
+      <w:pPr>
+        <w:spacing w:after="120"/>
+        <w:rPr>
+          <w:rFonts w:ascii="MISANS TC VF MEDIUM" w:eastAsia="MISANS TC VF MEDIUM" w:hAnsi="MISANS TC VF MEDIUM"/>
+          <w:lang w:eastAsia="zh-TW"/>
+        </w:rPr>
+      </w:pPr>
+      <w:r>
+        <w:rPr>
+          <w:rFonts w:ascii="MISANS TC VF MEDIUM" w:eastAsia="MISANS TC VF MEDIUM" w:hAnsi="MISANS TC VF MEDIUM" w:cs="MS Gothic"/>
+          <w:lang w:eastAsia="zh-TW"/>
+        </w:rPr>
+        <w:t>依據您所在地法律，您可能就您的個人資料享有以下權利：</w:t>
       </w:r>
     </w:p>
     <w:p>
@@ -3180,24 +3345,24 @@
       </w:pPr>
       <w:r>
         <w:rPr>
-          <w:rFonts w:ascii="MISANS TC VF MEDIUM" w:eastAsia="MISANS TC VF MEDIUM" w:hAnsi="MISANS TC VF MEDIUM" w:cs="MS Gothic"/>
-          <w:lang w:eastAsia="zh-TW"/>
-        </w:rPr>
-        <w:t>刪除權：要求刪除您的個人資料（可直接透過應用程式「設定</w:t>
-      </w:r>
-      <w:r>
-        <w:rPr>
-          <w:rFonts w:ascii="MISANS TC VF MEDIUM" w:eastAsia="MISANS TC VF MEDIUM" w:hAnsi="MISANS TC VF MEDIUM"/>
-          <w:lang w:eastAsia="zh-TW"/>
-        </w:rPr>
-        <w:t xml:space="preserve"> &gt; </w:t>
-      </w:r>
-      <w:r>
-        <w:rPr>
-          <w:rFonts w:ascii="MISANS TC VF MEDIUM" w:eastAsia="MISANS TC VF MEDIUM" w:hAnsi="MISANS TC VF MEDIUM" w:cs="MS Gothic"/>
-          <w:lang w:eastAsia="zh-TW"/>
-        </w:rPr>
-        <w:t>帳號」操作）</w:t>
+          <w:rFonts w:ascii="MISANS TC VF MEDIUM" w:eastAsia="MISANS TC VF MEDIUM" w:hAnsi="MISANS TC VF MEDIUM" w:cs="Microsoft JhengHei"/>
+          <w:lang w:eastAsia="zh-TW"/>
+        </w:rPr>
+        <w:t>查</w:t>
+      </w:r>
+      <w:r>
+        <w:rPr>
+          <w:rFonts w:ascii="MISANS TC VF MEDIUM" w:eastAsia="MISANS TC VF MEDIUM" w:hAnsi="MISANS TC VF MEDIUM" w:cs="Yu Gothic"/>
+          <w:lang w:eastAsia="zh-TW"/>
+        </w:rPr>
+        <w:t>閱</w:t>
+      </w:r>
+      <w:r>
+        <w:rPr>
+          <w:rFonts w:ascii="MISANS TC VF MEDIUM" w:eastAsia="MISANS TC VF MEDIUM" w:hAnsi="MISANS TC VF MEDIUM" w:cs="MS Gothic"/>
+          <w:lang w:eastAsia="zh-TW"/>
+        </w:rPr>
+        <w:t>權：要求取得我們持有的您個人資料副本</w:t>
       </w:r>
     </w:p>
     <w:p>
@@ -3218,7 +3383,7 @@
           <w:rFonts w:ascii="MISANS TC VF MEDIUM" w:eastAsia="MISANS TC VF MEDIUM" w:hAnsi="MISANS TC VF MEDIUM" w:cs="MS Gothic"/>
           <w:lang w:eastAsia="zh-TW"/>
         </w:rPr>
-        <w:t>資料可攜權：以結構化、機器可讀格式接收您的資料</w:t>
+        <w:t>更正權：要求更正不準確的資料</w:t>
       </w:r>
     </w:p>
     <w:p>
@@ -3239,7 +3404,21 @@
           <w:rFonts w:ascii="MISANS TC VF MEDIUM" w:eastAsia="MISANS TC VF MEDIUM" w:hAnsi="MISANS TC VF MEDIUM" w:cs="MS Gothic"/>
           <w:lang w:eastAsia="zh-TW"/>
         </w:rPr>
-        <w:t>反對權：就特定類型的處理提出反對</w:t>
+        <w:t>刪除權：要求刪除您的個人資料（可直接透過應用程式「設定</w:t>
+      </w:r>
+      <w:r>
+        <w:rPr>
+          <w:rFonts w:ascii="MISANS TC VF MEDIUM" w:eastAsia="MISANS TC VF MEDIUM" w:hAnsi="MISANS TC VF MEDIUM"/>
+          <w:lang w:eastAsia="zh-TW"/>
+        </w:rPr>
+        <w:t xml:space="preserve"> &gt; </w:t>
+      </w:r>
+      <w:r>
+        <w:rPr>
+          <w:rFonts w:ascii="MISANS TC VF MEDIUM" w:eastAsia="MISANS TC VF MEDIUM" w:hAnsi="MISANS TC VF MEDIUM" w:cs="MS Gothic"/>
+          <w:lang w:eastAsia="zh-TW"/>
+        </w:rPr>
+        <w:t>帳號」操作）</w:t>
       </w:r>
     </w:p>
     <w:p>
@@ -3260,6 +3439,48 @@
           <w:rFonts w:ascii="MISANS TC VF MEDIUM" w:eastAsia="MISANS TC VF MEDIUM" w:hAnsi="MISANS TC VF MEDIUM" w:cs="MS Gothic"/>
           <w:lang w:eastAsia="zh-TW"/>
         </w:rPr>
+        <w:t>資料可攜權：以結構化、機器可讀格式接收您的資料</w:t>
+      </w:r>
+    </w:p>
+    <w:p>
+      <w:pPr>
+        <w:pStyle w:val="ListParagraph"/>
+        <w:numPr>
+          <w:ilvl w:val="0"/>
+          <w:numId w:val="2"/>
+        </w:numPr>
+        <w:spacing w:after="80"/>
+        <w:rPr>
+          <w:rFonts w:ascii="MISANS TC VF MEDIUM" w:eastAsia="MISANS TC VF MEDIUM" w:hAnsi="MISANS TC VF MEDIUM"/>
+          <w:lang w:eastAsia="zh-TW"/>
+        </w:rPr>
+      </w:pPr>
+      <w:r>
+        <w:rPr>
+          <w:rFonts w:ascii="MISANS TC VF MEDIUM" w:eastAsia="MISANS TC VF MEDIUM" w:hAnsi="MISANS TC VF MEDIUM" w:cs="MS Gothic"/>
+          <w:lang w:eastAsia="zh-TW"/>
+        </w:rPr>
+        <w:t>反對權：就特定類型的處理提出反對</w:t>
+      </w:r>
+    </w:p>
+    <w:p>
+      <w:pPr>
+        <w:pStyle w:val="ListParagraph"/>
+        <w:numPr>
+          <w:ilvl w:val="0"/>
+          <w:numId w:val="2"/>
+        </w:numPr>
+        <w:spacing w:after="80"/>
+        <w:rPr>
+          <w:rFonts w:ascii="MISANS TC VF MEDIUM" w:eastAsia="MISANS TC VF MEDIUM" w:hAnsi="MISANS TC VF MEDIUM"/>
+          <w:lang w:eastAsia="zh-TW"/>
+        </w:rPr>
+      </w:pPr>
+      <w:r>
+        <w:rPr>
+          <w:rFonts w:ascii="MISANS TC VF MEDIUM" w:eastAsia="MISANS TC VF MEDIUM" w:hAnsi="MISANS TC VF MEDIUM" w:cs="MS Gothic"/>
+          <w:lang w:eastAsia="zh-TW"/>
+        </w:rPr>
         <w:t>撤回同意權：在處理以同意為依據的情況下，隨時撤回同意</w:t>
       </w:r>
     </w:p>
@@ -3311,6 +3532,7 @@
           <w:bCs w:val="0"/>
           <w:lang w:eastAsia="zh-TW"/>
         </w:rPr>
+        <w:lastRenderedPageBreak/>
         <w:t xml:space="preserve">10. </w:t>
       </w:r>
       <w:r>
@@ -3392,7 +3614,6 @@
           <w:rFonts w:ascii="MISANS TC VF MEDIUM" w:eastAsia="MISANS TC VF MEDIUM" w:hAnsi="MISANS TC VF MEDIUM" w:cs="MS Gothic"/>
           <w:lang w:eastAsia="zh-TW"/>
         </w:rPr>
-        <w:lastRenderedPageBreak/>
         <w:t>由於我們的伺服器位於德國（歐盟成員國），您的資料除受台灣《個人資料保護法》規範外，亦受《歐盟一般資料保護規範》（</w:t>
       </w:r>
       <w:r>

--- a/public/legal/FoodNinja_隱私政策_ZH.docx
+++ b/public/legal/FoodNinja_隱私政策_ZH.docx
@@ -17,7 +17,16 @@
           <w:sz w:val="52"/>
           <w:szCs w:val="52"/>
         </w:rPr>
-        <w:t>Food Ninja</w:t>
+        <w:t>F</w:t>
+      </w:r>
+      <w:r>
+        <w:rPr>
+          <w:rFonts w:ascii="MISANS TC VF MEDIUM" w:eastAsia="MISANS TC VF MEDIUM" w:hAnsi="MISANS TC VF MEDIUM"/>
+          <w:color w:val="1B5E20"/>
+          <w:sz w:val="52"/>
+          <w:szCs w:val="52"/>
+        </w:rPr>
+        <w:t>OOD NINJA</w:t>
       </w:r>
     </w:p>
     <w:p>
@@ -93,13 +102,13 @@
       </w:r>
       <w:r>
         <w:rPr>
-          <w:rFonts w:ascii="MISANS TC VF MEDIUM" w:eastAsia="MISANS TC VF MEDIUM" w:hAnsi="MISANS TC VF MEDIUM" w:hint="eastAsia"/>
+          <w:rFonts w:ascii="MISANS TC VF MEDIUM" w:eastAsia="MISANS TC VF MEDIUM" w:hAnsi="MISANS TC VF MEDIUM"/>
           <w:color w:val="555555"/>
           <w:sz w:val="20"/>
           <w:szCs w:val="20"/>
           <w:lang w:eastAsia="zh-TW"/>
         </w:rPr>
-        <w:t>11</w:t>
+        <w:t>25</w:t>
       </w:r>
       <w:r>
         <w:rPr>
@@ -139,13 +148,13 @@
       </w:r>
       <w:r>
         <w:rPr>
-          <w:rFonts w:ascii="MISANS TC VF MEDIUM" w:eastAsia="MISANS TC VF MEDIUM" w:hAnsi="MISANS TC VF MEDIUM" w:hint="eastAsia"/>
+          <w:rFonts w:ascii="MISANS TC VF MEDIUM" w:eastAsia="MISANS TC VF MEDIUM" w:hAnsi="MISANS TC VF MEDIUM"/>
           <w:color w:val="555555"/>
           <w:sz w:val="20"/>
           <w:szCs w:val="20"/>
           <w:lang w:eastAsia="zh-TW"/>
         </w:rPr>
-        <w:t>11</w:t>
+        <w:t>25</w:t>
       </w:r>
       <w:r>
         <w:rPr>
@@ -1925,11 +1934,84 @@
         <w:pStyle w:val="Heading2"/>
         <w:spacing w:before="280" w:after="100"/>
         <w:rPr>
+          <w:rFonts w:ascii="MISANS TC VF MEDIUM" w:eastAsia="MISANS TC VF MEDIUM" w:hAnsi="MISANS TC VF MEDIUM"/>
+          <w:b w:val="0"/>
+          <w:bCs w:val="0"/>
+          <w:lang w:val="en-US" w:eastAsia="zh-TW"/>
+        </w:rPr>
+      </w:pPr>
+      <w:r>
+        <w:rPr>
+          <w:rFonts w:ascii="MISANS TC VF MEDIUM" w:eastAsia="MISANS TC VF MEDIUM" w:hAnsi="MISANS TC VF MEDIUM"/>
+          <w:b w:val="0"/>
+          <w:bCs w:val="0"/>
+          <w:lang w:eastAsia="zh-TW"/>
+        </w:rPr>
+        <w:t>2.</w:t>
+      </w:r>
+      <w:r>
+        <w:rPr>
           <w:rFonts w:ascii="MISANS TC VF MEDIUM" w:eastAsia="MISANS TC VF MEDIUM" w:hAnsi="MISANS TC VF MEDIUM" w:hint="eastAsia"/>
           <w:b w:val="0"/>
           <w:bCs w:val="0"/>
+          <w:lang w:eastAsia="zh-TW"/>
+        </w:rPr>
+        <w:t>8</w:t>
+      </w:r>
+      <w:r>
+        <w:rPr>
+          <w:rFonts w:ascii="MISANS TC VF MEDIUM" w:eastAsia="MISANS TC VF MEDIUM" w:hAnsi="MISANS TC VF MEDIUM" w:hint="eastAsia"/>
+          <w:b w:val="0"/>
+          <w:bCs w:val="0"/>
+          <w:lang w:eastAsia="zh-TW"/>
+        </w:rPr>
+        <w:t xml:space="preserve">選用性 </w:t>
+      </w:r>
+      <w:r>
+        <w:rPr>
+          <w:rFonts w:ascii="MISANS TC VF MEDIUM" w:eastAsia="MISANS TC VF MEDIUM" w:hAnsi="MISANS TC VF MEDIUM"/>
+          <w:b w:val="0"/>
+          <w:bCs w:val="0"/>
           <w:lang w:val="en-US" w:eastAsia="zh-TW"/>
         </w:rPr>
+        <w:t xml:space="preserve">iCloud </w:t>
+      </w:r>
+      <w:r>
+        <w:rPr>
+          <w:rFonts w:ascii="MISANS TC VF MEDIUM" w:eastAsia="MISANS TC VF MEDIUM" w:hAnsi="MISANS TC VF MEDIUM" w:hint="eastAsia"/>
+          <w:b w:val="0"/>
+          <w:bCs w:val="0"/>
+          <w:lang w:val="en-US" w:eastAsia="zh-TW"/>
+        </w:rPr>
+        <w:t>備份</w:t>
+      </w:r>
+    </w:p>
+    <w:p>
+      <w:pPr>
+        <w:spacing w:after="120"/>
+        <w:rPr>
+          <w:rFonts w:ascii="MISANS TC VF MEDIUM" w:eastAsia="MISANS TC VF MEDIUM" w:hAnsi="MISANS TC VF MEDIUM"/>
+          <w:lang w:val="en-US" w:eastAsia="zh-TW"/>
+        </w:rPr>
+      </w:pPr>
+      <w:r>
+        <w:rPr>
+          <w:rFonts w:ascii="MISANS TC VF MEDIUM" w:eastAsia="MISANS TC VF MEDIUM" w:hAnsi="MISANS TC VF MEDIUM" w:hint="eastAsia"/>
+          <w:lang w:eastAsia="zh-TW"/>
+        </w:rPr>
+        <w:t>本服務於「設定」頁面提供選用性的手動備份功能。若您選擇執行備份，應用程式資料（包括食物紀錄與庫存資料）將上傳至您的個人 iCloud 私用資料庫 (iCloud Private Database)。此類資料儲存於由 Apple 管理的個人 iCloud 儲存空間內。我們無法、亦無權限存取、讀取或下載任何備份至您個人 iCloud 空間的資料。您可以隨時透過 iOS 裝置的系統設定刪除這些備份。</w:t>
+      </w:r>
+    </w:p>
+    <w:p>
+      <w:pPr>
+        <w:pStyle w:val="Heading2"/>
+        <w:spacing w:before="280" w:after="100"/>
+        <w:rPr>
+          <w:rFonts w:ascii="MISANS TC VF MEDIUM" w:eastAsia="MISANS TC VF MEDIUM" w:hAnsi="MISANS TC VF MEDIUM"/>
+          <w:b w:val="0"/>
+          <w:bCs w:val="0"/>
+          <w:lang w:val="en-US" w:eastAsia="zh-TW"/>
+        </w:rPr>
       </w:pPr>
       <w:r>
         <w:rPr>
@@ -1942,55 +2024,129 @@
       </w:r>
       <w:r>
         <w:rPr>
+          <w:rFonts w:ascii="MISANS TC VF MEDIUM" w:eastAsia="MISANS TC VF MEDIUM" w:hAnsi="MISANS TC VF MEDIUM"/>
+          <w:b w:val="0"/>
+          <w:bCs w:val="0"/>
+          <w:lang w:eastAsia="zh-TW"/>
+        </w:rPr>
+        <w:t>9</w:t>
+      </w:r>
+      <w:r>
+        <w:rPr>
           <w:rFonts w:ascii="MISANS TC VF MEDIUM" w:eastAsia="MISANS TC VF MEDIUM" w:hAnsi="MISANS TC VF MEDIUM" w:hint="eastAsia"/>
           <w:b w:val="0"/>
           <w:bCs w:val="0"/>
           <w:lang w:eastAsia="zh-TW"/>
         </w:rPr>
-        <w:t>8</w:t>
-      </w:r>
-      <w:r>
+        <w:t>服務內的種樹功能</w:t>
+      </w:r>
+    </w:p>
+    <w:p>
+      <w:pPr>
+        <w:spacing w:after="120"/>
         <w:rPr>
           <w:rFonts w:ascii="MISANS TC VF MEDIUM" w:eastAsia="MISANS TC VF MEDIUM" w:hAnsi="MISANS TC VF MEDIUM" w:hint="eastAsia"/>
-          <w:b w:val="0"/>
-          <w:bCs w:val="0"/>
-          <w:lang w:eastAsia="zh-TW"/>
-        </w:rPr>
-        <w:t xml:space="preserve">選用性 </w:t>
-      </w:r>
-      <w:r>
-        <w:rPr>
-          <w:rFonts w:ascii="MISANS TC VF MEDIUM" w:eastAsia="MISANS TC VF MEDIUM" w:hAnsi="MISANS TC VF MEDIUM"/>
-          <w:b w:val="0"/>
-          <w:bCs w:val="0"/>
           <w:lang w:val="en-US" w:eastAsia="zh-TW"/>
         </w:rPr>
-        <w:t xml:space="preserve">iCloud </w:t>
-      </w:r>
+      </w:pPr>
       <w:r>
         <w:rPr>
           <w:rFonts w:ascii="MISANS TC VF MEDIUM" w:eastAsia="MISANS TC VF MEDIUM" w:hAnsi="MISANS TC VF MEDIUM" w:hint="eastAsia"/>
-          <w:b w:val="0"/>
-          <w:bCs w:val="0"/>
           <w:lang w:val="en-US" w:eastAsia="zh-TW"/>
         </w:rPr>
-        <w:t>備份</w:t>
+        <w:t>當你您在服務內的種樹頁面/功能內達到100%</w:t>
+      </w:r>
+      <w:r>
+        <w:rPr>
+          <w:rFonts w:ascii="MISANS TC VF MEDIUM" w:eastAsia="MISANS TC VF MEDIUM" w:hAnsi="MISANS TC VF MEDIUM" w:hint="eastAsia"/>
+          <w:lang w:val="en-US" w:eastAsia="zh-TW"/>
+        </w:rPr>
+        <w:t>，服務將會種植樹木。和我們合作的第三方「</w:t>
+      </w:r>
+      <w:proofErr w:type="spellStart"/>
+      <w:r>
+        <w:rPr>
+          <w:rFonts w:ascii="MISANS TC VF MEDIUM" w:eastAsia="MISANS TC VF MEDIUM" w:hAnsi="MISANS TC VF MEDIUM"/>
+          <w:lang w:val="en-US" w:eastAsia="zh-TW"/>
+        </w:rPr>
+        <w:t>TheGoodAPI</w:t>
+      </w:r>
+      <w:proofErr w:type="spellEnd"/>
+      <w:r>
+        <w:rPr>
+          <w:rFonts w:ascii="MISANS TC VF MEDIUM" w:eastAsia="MISANS TC VF MEDIUM" w:hAnsi="MISANS TC VF MEDIUM" w:hint="eastAsia"/>
+          <w:lang w:val="en-US" w:eastAsia="zh-TW"/>
+        </w:rPr>
+        <w:t>」將幫助服務達成種樹的效果，我們並不會和此第三方分享任何您（使用者）的個人資料。</w:t>
+      </w:r>
+    </w:p>
+    <w:p>
+      <w:pPr>
+        <w:pStyle w:val="Heading2"/>
+        <w:spacing w:before="280" w:after="100"/>
+        <w:rPr>
+          <w:rFonts w:ascii="MISANS TC VF MEDIUM" w:eastAsia="MISANS TC VF MEDIUM" w:hAnsi="MISANS TC VF MEDIUM"/>
+          <w:b w:val="0"/>
+          <w:bCs w:val="0"/>
+          <w:lang w:val="en-US" w:eastAsia="zh-TW"/>
+        </w:rPr>
+      </w:pPr>
+      <w:r>
+        <w:rPr>
+          <w:rFonts w:ascii="MISANS TC VF MEDIUM" w:eastAsia="MISANS TC VF MEDIUM" w:hAnsi="MISANS TC VF MEDIUM"/>
+          <w:b w:val="0"/>
+          <w:bCs w:val="0"/>
+          <w:lang w:eastAsia="zh-TW"/>
+        </w:rPr>
+        <w:t>2.</w:t>
+      </w:r>
+      <w:r>
+        <w:rPr>
+          <w:rFonts w:ascii="MISANS TC VF MEDIUM" w:eastAsia="MISANS TC VF MEDIUM" w:hAnsi="MISANS TC VF MEDIUM"/>
+          <w:b w:val="0"/>
+          <w:bCs w:val="0"/>
+          <w:lang w:eastAsia="zh-TW"/>
+        </w:rPr>
+        <w:t>10</w:t>
+      </w:r>
+      <w:r>
+        <w:rPr>
+          <w:rFonts w:ascii="MISANS TC VF MEDIUM" w:eastAsia="MISANS TC VF MEDIUM" w:hAnsi="MISANS TC VF MEDIUM" w:hint="eastAsia"/>
+          <w:b w:val="0"/>
+          <w:bCs w:val="0"/>
+          <w:lang w:eastAsia="zh-TW"/>
+        </w:rPr>
+        <w:t>加總匿名資料</w:t>
       </w:r>
     </w:p>
     <w:p>
       <w:pPr>
         <w:spacing w:after="120"/>
         <w:rPr>
+          <w:rFonts w:ascii="MISANS TC VF MEDIUM" w:eastAsia="MISANS TC VF MEDIUM" w:hAnsi="MISANS TC VF MEDIUM"/>
+          <w:lang w:val="en-US" w:eastAsia="zh-TW"/>
+        </w:rPr>
+      </w:pPr>
+      <w:r>
+        <w:rPr>
           <w:rFonts w:ascii="MISANS TC VF MEDIUM" w:eastAsia="MISANS TC VF MEDIUM" w:hAnsi="MISANS TC VF MEDIUM" w:hint="eastAsia"/>
-          <w:lang w:eastAsia="zh-TW"/>
-        </w:rPr>
-      </w:pPr>
+          <w:lang w:val="en-US" w:eastAsia="zh-TW"/>
+        </w:rPr>
+        <w:t>我們</w:t>
+      </w:r>
       <w:r>
         <w:rPr>
           <w:rFonts w:ascii="MISANS TC VF MEDIUM" w:eastAsia="MISANS TC VF MEDIUM" w:hAnsi="MISANS TC VF MEDIUM" w:hint="eastAsia"/>
-          <w:lang w:eastAsia="zh-TW"/>
-        </w:rPr>
-        <w:t>本服務於「設定」頁面提供選用性的手動備份功能。若您選擇執行備份，應用程式資料（包括食物紀錄與庫存資料）將上傳至您的個人 iCloud 私用資料庫 (iCloud Private Database)。此類資料儲存於由 Apple 管理的個人 iCloud 儲存空間內。我們無法、亦無權限存取、讀取或下載任何備份至您個人 iCloud 空間的資料。您可以隨時透過 iOS 裝置的系統設定刪除這些備份。</w:t>
+          <w:lang w:val="en-US" w:eastAsia="zh-TW"/>
+        </w:rPr>
+        <w:t>也會收集加總的紀錄創建及種樹資料。這些資料僅會被用來分析及顯示可分享的數據，且不能以任何方式推測回資料來源的使用者用戶。</w:t>
+      </w:r>
+      <w:r>
+        <w:rPr>
+          <w:rFonts w:ascii="MISANS TC VF MEDIUM" w:eastAsia="MISANS TC VF MEDIUM" w:hAnsi="MISANS TC VF MEDIUM" w:hint="eastAsia"/>
+          <w:lang w:val="en-US" w:eastAsia="zh-TW"/>
+        </w:rPr>
+        <w:t>我們只會儲存加總的資料以及日期。</w:t>
       </w:r>
     </w:p>
     <w:p>
@@ -2011,6 +2167,7 @@
           <w:bCs w:val="0"/>
           <w:lang w:eastAsia="zh-TW"/>
         </w:rPr>
+        <w:lastRenderedPageBreak/>
         <w:t xml:space="preserve">3. </w:t>
       </w:r>
       <w:r>
@@ -2197,7 +2354,6 @@
           <w:rFonts w:ascii="MISANS TC VF MEDIUM" w:eastAsia="MISANS TC VF MEDIUM" w:hAnsi="MISANS TC VF MEDIUM" w:cs="MS Gothic"/>
           <w:lang w:eastAsia="zh-TW"/>
         </w:rPr>
-        <w:lastRenderedPageBreak/>
         <w:t>就您的帳號或服務重大變更與您溝通</w:t>
       </w:r>
     </w:p>
@@ -2598,6 +2754,7 @@
         <w:rPr>
           <w:rFonts w:ascii="MISANS TC VF MEDIUM" w:eastAsia="MISANS TC VF MEDIUM" w:hAnsi="MISANS TC VF MEDIUM"/>
         </w:rPr>
+        <w:lastRenderedPageBreak/>
         <w:t>Apple</w:t>
       </w:r>
       <w:r>
@@ -2671,7 +2828,7 @@
         </w:numPr>
         <w:spacing w:after="80"/>
         <w:rPr>
-          <w:rFonts w:ascii="MISANS TC VF MEDIUM" w:eastAsia="MISANS TC VF MEDIUM" w:hAnsi="MISANS TC VF MEDIUM" w:hint="eastAsia"/>
+          <w:rFonts w:ascii="MISANS TC VF MEDIUM" w:eastAsia="MISANS TC VF MEDIUM" w:hAnsi="MISANS TC VF MEDIUM"/>
         </w:rPr>
       </w:pPr>
       <w:r>
@@ -2891,7 +3048,6 @@
           <w:bCs w:val="0"/>
           <w:lang w:eastAsia="zh-TW"/>
         </w:rPr>
-        <w:lastRenderedPageBreak/>
         <w:t xml:space="preserve">7. </w:t>
       </w:r>
       <w:r>
@@ -3348,6 +3504,7 @@
           <w:rFonts w:ascii="MISANS TC VF MEDIUM" w:eastAsia="MISANS TC VF MEDIUM" w:hAnsi="MISANS TC VF MEDIUM" w:cs="Microsoft JhengHei"/>
           <w:lang w:eastAsia="zh-TW"/>
         </w:rPr>
+        <w:lastRenderedPageBreak/>
         <w:t>查</w:t>
       </w:r>
       <w:r>
@@ -3532,7 +3689,6 @@
           <w:bCs w:val="0"/>
           <w:lang w:eastAsia="zh-TW"/>
         </w:rPr>
-        <w:lastRenderedPageBreak/>
         <w:t xml:space="preserve">10. </w:t>
       </w:r>
       <w:r>

--- a/public/legal/FoodNinja_隱私政策_ZH.docx
+++ b/public/legal/FoodNinja_隱私政策_ZH.docx
@@ -89,7 +89,7 @@
           <w:sz w:val="20"/>
           <w:szCs w:val="20"/>
         </w:rPr>
-        <w:t>4</w:t>
+        <w:t>5</w:t>
       </w:r>
       <w:r>
         <w:rPr>
@@ -135,7 +135,7 @@
           <w:sz w:val="20"/>
           <w:szCs w:val="20"/>
         </w:rPr>
-        <w:t>April</w:t>
+        <w:t>May</w:t>
       </w:r>
       <w:r>
         <w:rPr>
@@ -2045,33 +2045,31 @@
       <w:pPr>
         <w:spacing w:after="120"/>
         <w:rPr>
+          <w:rFonts w:ascii="MISANS TC VF MEDIUM" w:eastAsia="MISANS TC VF MEDIUM" w:hAnsi="MISANS TC VF MEDIUM"/>
+          <w:lang w:val="en-US" w:eastAsia="zh-TW"/>
+        </w:rPr>
+      </w:pPr>
+      <w:r>
+        <w:rPr>
           <w:rFonts w:ascii="MISANS TC VF MEDIUM" w:eastAsia="MISANS TC VF MEDIUM" w:hAnsi="MISANS TC VF MEDIUM" w:hint="eastAsia"/>
           <w:lang w:val="en-US" w:eastAsia="zh-TW"/>
         </w:rPr>
-      </w:pPr>
+        <w:t>當你您在服務內的種樹頁面/功能內達到100%</w:t>
+      </w:r>
       <w:r>
         <w:rPr>
           <w:rFonts w:ascii="MISANS TC VF MEDIUM" w:eastAsia="MISANS TC VF MEDIUM" w:hAnsi="MISANS TC VF MEDIUM" w:hint="eastAsia"/>
           <w:lang w:val="en-US" w:eastAsia="zh-TW"/>
         </w:rPr>
-        <w:t>當你您在服務內的種樹頁面/功能內達到100%</w:t>
-      </w:r>
-      <w:r>
-        <w:rPr>
-          <w:rFonts w:ascii="MISANS TC VF MEDIUM" w:eastAsia="MISANS TC VF MEDIUM" w:hAnsi="MISANS TC VF MEDIUM" w:hint="eastAsia"/>
+        <w:t>，服務將會種植樹木。和我們合作的第三方「</w:t>
+      </w:r>
+      <w:r>
+        <w:rPr>
+          <w:rFonts w:ascii="MISANS TC VF MEDIUM" w:eastAsia="MISANS TC VF MEDIUM" w:hAnsi="MISANS TC VF MEDIUM"/>
           <w:lang w:val="en-US" w:eastAsia="zh-TW"/>
         </w:rPr>
-        <w:t>，服務將會種植樹木。和我們合作的第三方「</w:t>
-      </w:r>
-      <w:proofErr w:type="spellStart"/>
-      <w:r>
-        <w:rPr>
-          <w:rFonts w:ascii="MISANS TC VF MEDIUM" w:eastAsia="MISANS TC VF MEDIUM" w:hAnsi="MISANS TC VF MEDIUM"/>
-          <w:lang w:val="en-US" w:eastAsia="zh-TW"/>
-        </w:rPr>
         <w:t>TheGoodAPI</w:t>
       </w:r>
-      <w:proofErr w:type="spellEnd"/>
       <w:r>
         <w:rPr>
           <w:rFonts w:ascii="MISANS TC VF MEDIUM" w:eastAsia="MISANS TC VF MEDIUM" w:hAnsi="MISANS TC VF MEDIUM" w:hint="eastAsia"/>

--- a/public/legal/FoodNinja_隱私政策_ZH.docx
+++ b/public/legal/FoodNinja_隱私政策_ZH.docx
@@ -17,16 +17,7 @@
           <w:sz w:val="52"/>
           <w:szCs w:val="52"/>
         </w:rPr>
-        <w:t>F</w:t>
-      </w:r>
-      <w:r>
-        <w:rPr>
-          <w:rFonts w:ascii="MISANS TC VF MEDIUM" w:eastAsia="MISANS TC VF MEDIUM" w:hAnsi="MISANS TC VF MEDIUM"/>
-          <w:color w:val="1B5E20"/>
-          <w:sz w:val="52"/>
-          <w:szCs w:val="52"/>
-        </w:rPr>
-        <w:t>OOD NINJA</w:t>
+        <w:t>FOOD NINJA</w:t>
       </w:r>
     </w:p>
     <w:p>
@@ -89,7 +80,7 @@
           <w:sz w:val="20"/>
           <w:szCs w:val="20"/>
         </w:rPr>
-        <w:t>5</w:t>
+        <w:t>6</w:t>
       </w:r>
       <w:r>
         <w:rPr>
@@ -108,25 +99,26 @@
           <w:szCs w:val="20"/>
           <w:lang w:eastAsia="zh-TW"/>
         </w:rPr>
-        <w:t>25</w:t>
-      </w:r>
-      <w:r>
-        <w:rPr>
-          <w:rFonts w:ascii="MISANS TC VF MEDIUM" w:eastAsia="MISANS TC VF MEDIUM" w:hAnsi="MISANS TC VF MEDIUM" w:cs="MS Gothic"/>
+        <w:t>2</w:t>
+      </w:r>
+      <w:r>
+        <w:rPr>
+          <w:rFonts w:ascii="MISANS TC VF MEDIUM" w:eastAsia="MISANS TC VF MEDIUM" w:hAnsi="MISANS TC VF MEDIUM"/>
           <w:color w:val="555555"/>
           <w:sz w:val="20"/>
           <w:szCs w:val="20"/>
-        </w:rPr>
-        <w:t>日</w:t>
-      </w:r>
-      <w:r>
-        <w:rPr>
-          <w:rFonts w:ascii="MISANS TC VF MEDIUM" w:eastAsia="MISANS TC VF MEDIUM" w:hAnsi="MISANS TC VF MEDIUM"/>
+          <w:lang w:eastAsia="zh-TW"/>
+        </w:rPr>
+        <w:t>4</w:t>
+      </w:r>
+      <w:r>
+        <w:rPr>
+          <w:rFonts w:ascii="MISANS TC VF MEDIUM" w:eastAsia="MISANS TC VF MEDIUM" w:hAnsi="MISANS TC VF MEDIUM" w:cs="MS Gothic"/>
           <w:color w:val="555555"/>
           <w:sz w:val="20"/>
           <w:szCs w:val="20"/>
         </w:rPr>
-        <w:t xml:space="preserve"> / </w:t>
+        <w:t>日</w:t>
       </w:r>
       <w:r>
         <w:rPr>
@@ -135,7 +127,7 @@
           <w:sz w:val="20"/>
           <w:szCs w:val="20"/>
         </w:rPr>
-        <w:t>May</w:t>
+        <w:t xml:space="preserve"> / </w:t>
       </w:r>
       <w:r>
         <w:rPr>
@@ -144,7 +136,7 @@
           <w:sz w:val="20"/>
           <w:szCs w:val="20"/>
         </w:rPr>
-        <w:t xml:space="preserve"> </w:t>
+        <w:t>June</w:t>
       </w:r>
       <w:r>
         <w:rPr>
@@ -152,9 +144,28 @@
           <w:color w:val="555555"/>
           <w:sz w:val="20"/>
           <w:szCs w:val="20"/>
-          <w:lang w:eastAsia="zh-TW"/>
-        </w:rPr>
-        <w:t>25</w:t>
+        </w:rPr>
+        <w:t xml:space="preserve"> </w:t>
+      </w:r>
+      <w:r>
+        <w:rPr>
+          <w:rFonts w:ascii="MISANS TC VF MEDIUM" w:eastAsia="MISANS TC VF MEDIUM" w:hAnsi="MISANS TC VF MEDIUM"/>
+          <w:color w:val="555555"/>
+          <w:sz w:val="20"/>
+          <w:szCs w:val="20"/>
+          <w:lang w:eastAsia="zh-TW"/>
+        </w:rPr>
+        <w:t>2</w:t>
+      </w:r>
+      <w:r>
+        <w:rPr>
+          <w:rFonts w:ascii="MISANS TC VF MEDIUM" w:eastAsia="MISANS TC VF MEDIUM" w:hAnsi="MISANS TC VF MEDIUM"/>
+          <w:color w:val="555555"/>
+          <w:sz w:val="20"/>
+          <w:szCs w:val="20"/>
+          <w:lang w:eastAsia="zh-TW"/>
+        </w:rPr>
+        <w:t>4</w:t>
       </w:r>
       <w:r>
         <w:rPr>
@@ -1308,894 +1319,6 @@
     </w:p>
     <w:p>
       <w:pPr>
-        <w:spacing w:after="120"/>
-        <w:rPr>
-          <w:rFonts w:ascii="MISANS TC VF MEDIUM" w:eastAsia="MISANS TC VF MEDIUM" w:hAnsi="MISANS TC VF MEDIUM"/>
-          <w:lang w:eastAsia="zh-TW"/>
-        </w:rPr>
-      </w:pPr>
-      <w:r>
-        <w:rPr>
-          <w:rFonts w:ascii="MISANS TC VF MEDIUM" w:eastAsia="MISANS TC VF MEDIUM" w:hAnsi="MISANS TC VF MEDIUM" w:cs="MS Gothic"/>
-          <w:lang w:eastAsia="zh-TW"/>
-        </w:rPr>
-        <w:t>當您使用</w:t>
-      </w:r>
-      <w:r>
-        <w:rPr>
-          <w:rFonts w:ascii="MISANS TC VF MEDIUM" w:eastAsia="MISANS TC VF MEDIUM" w:hAnsi="MISANS TC VF MEDIUM"/>
-          <w:lang w:eastAsia="zh-TW"/>
-        </w:rPr>
-        <w:t xml:space="preserve"> AI </w:t>
-      </w:r>
-      <w:r>
-        <w:rPr>
-          <w:rFonts w:ascii="MISANS TC VF MEDIUM" w:eastAsia="MISANS TC VF MEDIUM" w:hAnsi="MISANS TC VF MEDIUM" w:cs="MS Gothic"/>
-          <w:lang w:eastAsia="zh-TW"/>
-        </w:rPr>
-        <w:t>功能時，您的提示訊息、裝置上的相關食物紀錄及相關捐贈中心資料庫資料，將傳輸至我們的伺服器以</w:t>
-      </w:r>
-      <w:r>
-        <w:rPr>
-          <w:rFonts w:ascii="MISANS TC VF MEDIUM" w:eastAsia="MISANS TC VF MEDIUM" w:hAnsi="MISANS TC VF MEDIUM" w:cs="Yu Gothic"/>
-          <w:lang w:eastAsia="zh-TW"/>
-        </w:rPr>
-        <w:t>產</w:t>
-      </w:r>
-      <w:r>
-        <w:rPr>
-          <w:rFonts w:ascii="MISANS TC VF MEDIUM" w:eastAsia="MISANS TC VF MEDIUM" w:hAnsi="MISANS TC VF MEDIUM" w:cs="MS Gothic"/>
-          <w:lang w:eastAsia="zh-TW"/>
-        </w:rPr>
-        <w:t>生</w:t>
-      </w:r>
-      <w:r>
-        <w:rPr>
-          <w:rFonts w:ascii="MISANS TC VF MEDIUM" w:eastAsia="MISANS TC VF MEDIUM" w:hAnsi="MISANS TC VF MEDIUM"/>
-          <w:lang w:eastAsia="zh-TW"/>
-        </w:rPr>
-        <w:t xml:space="preserve"> AI </w:t>
-      </w:r>
-      <w:r>
-        <w:rPr>
-          <w:rFonts w:ascii="MISANS TC VF MEDIUM" w:eastAsia="MISANS TC VF MEDIUM" w:hAnsi="MISANS TC VF MEDIUM" w:cs="MS Gothic"/>
-          <w:lang w:eastAsia="zh-TW"/>
-        </w:rPr>
-        <w:t>回應。這些資料僅進行即時處理，回應傳回您的裝置後，我們不以任何形式儲存、記錄或保留相關資料。</w:t>
-      </w:r>
-    </w:p>
-    <w:p>
-      <w:pPr>
-        <w:pStyle w:val="Heading2"/>
-        <w:spacing w:before="280" w:after="100"/>
-        <w:rPr>
-          <w:rFonts w:ascii="MISANS TC VF MEDIUM" w:eastAsia="MISANS TC VF MEDIUM" w:hAnsi="MISANS TC VF MEDIUM"/>
-          <w:b w:val="0"/>
-          <w:bCs w:val="0"/>
-        </w:rPr>
-      </w:pPr>
-      <w:r>
-        <w:rPr>
-          <w:rFonts w:ascii="MISANS TC VF MEDIUM" w:eastAsia="MISANS TC VF MEDIUM" w:hAnsi="MISANS TC VF MEDIUM"/>
-          <w:b w:val="0"/>
-          <w:bCs w:val="0"/>
-        </w:rPr>
-        <w:t xml:space="preserve">2.4 </w:t>
-      </w:r>
-      <w:r>
-        <w:rPr>
-          <w:rFonts w:ascii="MISANS TC VF MEDIUM" w:eastAsia="MISANS TC VF MEDIUM" w:hAnsi="MISANS TC VF MEDIUM" w:cs="MS Gothic"/>
-          <w:b w:val="0"/>
-          <w:bCs w:val="0"/>
-        </w:rPr>
-        <w:t>日曆與提醒事項同步</w:t>
-      </w:r>
-    </w:p>
-    <w:p>
-      <w:pPr>
-        <w:spacing w:after="120"/>
-        <w:rPr>
-          <w:rFonts w:ascii="MISANS TC VF MEDIUM" w:eastAsia="MISANS TC VF MEDIUM" w:hAnsi="MISANS TC VF MEDIUM"/>
-        </w:rPr>
-      </w:pPr>
-      <w:r>
-        <w:rPr>
-          <w:rFonts w:ascii="MISANS TC VF MEDIUM" w:eastAsia="MISANS TC VF MEDIUM" w:hAnsi="MISANS TC VF MEDIUM" w:cs="MS Gothic"/>
-        </w:rPr>
-        <w:t>若您選擇</w:t>
-      </w:r>
-      <w:r>
-        <w:rPr>
-          <w:rFonts w:ascii="MISANS TC VF MEDIUM" w:eastAsia="MISANS TC VF MEDIUM" w:hAnsi="MISANS TC VF MEDIUM" w:cs="Microsoft JhengHei"/>
-        </w:rPr>
-        <w:t>啟</w:t>
-      </w:r>
-      <w:r>
-        <w:rPr>
-          <w:rFonts w:ascii="MISANS TC VF MEDIUM" w:eastAsia="MISANS TC VF MEDIUM" w:hAnsi="MISANS TC VF MEDIUM" w:cs="MS Gothic"/>
-        </w:rPr>
-        <w:t>用同步功能，您裝置上的食物效期紀錄將透過您的</w:t>
-      </w:r>
-      <w:r>
-        <w:rPr>
-          <w:rFonts w:ascii="MISANS TC VF MEDIUM" w:eastAsia="MISANS TC VF MEDIUM" w:hAnsi="MISANS TC VF MEDIUM"/>
-        </w:rPr>
-        <w:t xml:space="preserve"> Google OAuth </w:t>
-      </w:r>
-      <w:r>
-        <w:rPr>
-          <w:rFonts w:ascii="MISANS TC VF MEDIUM" w:eastAsia="MISANS TC VF MEDIUM" w:hAnsi="MISANS TC VF MEDIUM" w:cs="MS Gothic"/>
-        </w:rPr>
-        <w:t>重新整理權杖同步至</w:t>
-      </w:r>
-      <w:r>
-        <w:rPr>
-          <w:rFonts w:ascii="MISANS TC VF MEDIUM" w:eastAsia="MISANS TC VF MEDIUM" w:hAnsi="MISANS TC VF MEDIUM"/>
-        </w:rPr>
-        <w:t xml:space="preserve"> Google </w:t>
-      </w:r>
-      <w:r>
-        <w:rPr>
-          <w:rFonts w:ascii="MISANS TC VF MEDIUM" w:eastAsia="MISANS TC VF MEDIUM" w:hAnsi="MISANS TC VF MEDIUM" w:cs="MS Gothic"/>
-        </w:rPr>
-        <w:t>日曆及／或</w:t>
-      </w:r>
-      <w:r>
-        <w:rPr>
-          <w:rFonts w:ascii="MISANS TC VF MEDIUM" w:eastAsia="MISANS TC VF MEDIUM" w:hAnsi="MISANS TC VF MEDIUM"/>
-        </w:rPr>
-        <w:t xml:space="preserve"> Google Tasks</w:t>
-      </w:r>
-      <w:r>
-        <w:rPr>
-          <w:rFonts w:ascii="MISANS TC VF MEDIUM" w:eastAsia="MISANS TC VF MEDIUM" w:hAnsi="MISANS TC VF MEDIUM" w:cs="MS Gothic"/>
-        </w:rPr>
-        <w:t>，或透過</w:t>
-      </w:r>
-      <w:r>
-        <w:rPr>
-          <w:rFonts w:ascii="MISANS TC VF MEDIUM" w:eastAsia="MISANS TC VF MEDIUM" w:hAnsi="MISANS TC VF MEDIUM"/>
-        </w:rPr>
-        <w:t xml:space="preserve"> Apple </w:t>
-      </w:r>
-      <w:r>
-        <w:rPr>
-          <w:rFonts w:ascii="MISANS TC VF MEDIUM" w:eastAsia="MISANS TC VF MEDIUM" w:hAnsi="MISANS TC VF MEDIUM" w:cs="MS Gothic"/>
-        </w:rPr>
-        <w:t>系統</w:t>
-      </w:r>
-      <w:r>
-        <w:rPr>
-          <w:rFonts w:ascii="MISANS TC VF MEDIUM" w:eastAsia="MISANS TC VF MEDIUM" w:hAnsi="MISANS TC VF MEDIUM"/>
-        </w:rPr>
-        <w:t xml:space="preserve"> API </w:t>
-      </w:r>
-      <w:r>
-        <w:rPr>
-          <w:rFonts w:ascii="MISANS TC VF MEDIUM" w:eastAsia="MISANS TC VF MEDIUM" w:hAnsi="MISANS TC VF MEDIUM" w:cs="MS Gothic"/>
-        </w:rPr>
-        <w:t>同步至</w:t>
-      </w:r>
-      <w:r>
-        <w:rPr>
-          <w:rFonts w:ascii="MISANS TC VF MEDIUM" w:eastAsia="MISANS TC VF MEDIUM" w:hAnsi="MISANS TC VF MEDIUM"/>
-        </w:rPr>
-        <w:t xml:space="preserve"> Apple </w:t>
-      </w:r>
-      <w:r>
-        <w:rPr>
-          <w:rFonts w:ascii="MISANS TC VF MEDIUM" w:eastAsia="MISANS TC VF MEDIUM" w:hAnsi="MISANS TC VF MEDIUM" w:cs="MS Gothic"/>
-        </w:rPr>
-        <w:t>日曆及／或</w:t>
-      </w:r>
-      <w:r>
-        <w:rPr>
-          <w:rFonts w:ascii="MISANS TC VF MEDIUM" w:eastAsia="MISANS TC VF MEDIUM" w:hAnsi="MISANS TC VF MEDIUM"/>
-        </w:rPr>
-        <w:t xml:space="preserve"> Apple </w:t>
-      </w:r>
-      <w:r>
-        <w:rPr>
-          <w:rFonts w:ascii="MISANS TC VF MEDIUM" w:eastAsia="MISANS TC VF MEDIUM" w:hAnsi="MISANS TC VF MEDIUM" w:cs="MS Gothic"/>
-        </w:rPr>
-        <w:t>提醒事項。</w:t>
-      </w:r>
-    </w:p>
-    <w:p>
-      <w:pPr>
-        <w:spacing w:after="120"/>
-        <w:rPr>
-          <w:rFonts w:ascii="MISANS TC VF MEDIUM" w:eastAsia="MISANS TC VF MEDIUM" w:hAnsi="MISANS TC VF MEDIUM"/>
-          <w:lang w:eastAsia="zh-TW"/>
-        </w:rPr>
-      </w:pPr>
-      <w:r>
-        <w:rPr>
-          <w:rFonts w:ascii="MISANS TC VF MEDIUM" w:eastAsia="MISANS TC VF MEDIUM" w:hAnsi="MISANS TC VF MEDIUM" w:cs="MS Gothic"/>
-          <w:lang w:eastAsia="zh-TW"/>
-        </w:rPr>
-        <w:lastRenderedPageBreak/>
-        <w:t>此功能完全由使用者自行選擇</w:t>
-      </w:r>
-      <w:r>
-        <w:rPr>
-          <w:rFonts w:ascii="MISANS TC VF MEDIUM" w:eastAsia="MISANS TC VF MEDIUM" w:hAnsi="MISANS TC VF MEDIUM" w:cs="Microsoft JhengHei"/>
-          <w:lang w:eastAsia="zh-TW"/>
-        </w:rPr>
-        <w:t>啟</w:t>
-      </w:r>
-      <w:r>
-        <w:rPr>
-          <w:rFonts w:ascii="MISANS TC VF MEDIUM" w:eastAsia="MISANS TC VF MEDIUM" w:hAnsi="MISANS TC VF MEDIUM" w:cs="MS Gothic"/>
-          <w:lang w:eastAsia="zh-TW"/>
-        </w:rPr>
-        <w:t>用。我們的伺服器僅使用您的</w:t>
-      </w:r>
-      <w:r>
-        <w:rPr>
-          <w:rFonts w:ascii="MISANS TC VF MEDIUM" w:eastAsia="MISANS TC VF MEDIUM" w:hAnsi="MISANS TC VF MEDIUM"/>
-          <w:lang w:eastAsia="zh-TW"/>
-        </w:rPr>
-        <w:t xml:space="preserve"> Google OAuth </w:t>
-      </w:r>
-      <w:r>
-        <w:rPr>
-          <w:rFonts w:ascii="MISANS TC VF MEDIUM" w:eastAsia="MISANS TC VF MEDIUM" w:hAnsi="MISANS TC VF MEDIUM" w:cs="MS Gothic"/>
-          <w:lang w:eastAsia="zh-TW"/>
-        </w:rPr>
-        <w:t>重新整理權杖執行</w:t>
-      </w:r>
-      <w:r>
-        <w:rPr>
-          <w:rFonts w:ascii="MISANS TC VF MEDIUM" w:eastAsia="MISANS TC VF MEDIUM" w:hAnsi="MISANS TC VF MEDIUM"/>
-          <w:lang w:eastAsia="zh-TW"/>
-        </w:rPr>
-        <w:t xml:space="preserve"> Google </w:t>
-      </w:r>
-      <w:r>
-        <w:rPr>
-          <w:rFonts w:ascii="MISANS TC VF MEDIUM" w:eastAsia="MISANS TC VF MEDIUM" w:hAnsi="MISANS TC VF MEDIUM" w:cs="MS Gothic"/>
-          <w:lang w:eastAsia="zh-TW"/>
-        </w:rPr>
-        <w:t>服務的同步操作。我們不讀取、儲存或分析您</w:t>
-      </w:r>
-      <w:r>
-        <w:rPr>
-          <w:rFonts w:ascii="MISANS TC VF MEDIUM" w:eastAsia="MISANS TC VF MEDIUM" w:hAnsi="MISANS TC VF MEDIUM"/>
-          <w:lang w:eastAsia="zh-TW"/>
-        </w:rPr>
-        <w:t xml:space="preserve"> Google </w:t>
-      </w:r>
-      <w:r>
-        <w:rPr>
-          <w:rFonts w:ascii="MISANS TC VF MEDIUM" w:eastAsia="MISANS TC VF MEDIUM" w:hAnsi="MISANS TC VF MEDIUM" w:cs="MS Gothic"/>
-          <w:lang w:eastAsia="zh-TW"/>
-        </w:rPr>
-        <w:t>日曆或</w:t>
-      </w:r>
-      <w:r>
-        <w:rPr>
-          <w:rFonts w:ascii="MISANS TC VF MEDIUM" w:eastAsia="MISANS TC VF MEDIUM" w:hAnsi="MISANS TC VF MEDIUM"/>
-          <w:lang w:eastAsia="zh-TW"/>
-        </w:rPr>
-        <w:t xml:space="preserve"> Google Tasks </w:t>
-      </w:r>
-      <w:r>
-        <w:rPr>
-          <w:rFonts w:ascii="MISANS TC VF MEDIUM" w:eastAsia="MISANS TC VF MEDIUM" w:hAnsi="MISANS TC VF MEDIUM" w:cs="MS Gothic"/>
-          <w:lang w:eastAsia="zh-TW"/>
-        </w:rPr>
-        <w:t>的任何現有</w:t>
-      </w:r>
-      <w:r>
-        <w:rPr>
-          <w:rFonts w:ascii="MISANS TC VF MEDIUM" w:eastAsia="MISANS TC VF MEDIUM" w:hAnsi="MISANS TC VF MEDIUM" w:cs="Yu Gothic"/>
-          <w:lang w:eastAsia="zh-TW"/>
-        </w:rPr>
-        <w:t>內</w:t>
-      </w:r>
-      <w:r>
-        <w:rPr>
-          <w:rFonts w:ascii="MISANS TC VF MEDIUM" w:eastAsia="MISANS TC VF MEDIUM" w:hAnsi="MISANS TC VF MEDIUM" w:cs="MS Gothic"/>
-          <w:lang w:eastAsia="zh-TW"/>
-        </w:rPr>
-        <w:t>容</w:t>
-      </w:r>
-      <w:r>
-        <w:rPr>
-          <w:rFonts w:ascii="MISANS TC VF MEDIUM" w:eastAsia="MISANS TC VF MEDIUM" w:hAnsi="MISANS TC VF MEDIUM"/>
-          <w:lang w:eastAsia="zh-TW"/>
-        </w:rPr>
-        <w:t>——</w:t>
-      </w:r>
-      <w:r>
-        <w:rPr>
-          <w:rFonts w:ascii="MISANS TC VF MEDIUM" w:eastAsia="MISANS TC VF MEDIUM" w:hAnsi="MISANS TC VF MEDIUM" w:cs="MS Gothic"/>
-          <w:lang w:eastAsia="zh-TW"/>
-        </w:rPr>
-        <w:t>我們僅向其寫入由</w:t>
-      </w:r>
-      <w:r>
-        <w:rPr>
-          <w:rFonts w:ascii="MISANS TC VF MEDIUM" w:eastAsia="MISANS TC VF MEDIUM" w:hAnsi="MISANS TC VF MEDIUM"/>
-          <w:lang w:eastAsia="zh-TW"/>
-        </w:rPr>
-        <w:t xml:space="preserve"> Food Ninja </w:t>
-      </w:r>
-      <w:r>
-        <w:rPr>
-          <w:rFonts w:ascii="MISANS TC VF MEDIUM" w:eastAsia="MISANS TC VF MEDIUM" w:hAnsi="MISANS TC VF MEDIUM" w:cs="MS Gothic"/>
-          <w:lang w:eastAsia="zh-TW"/>
-        </w:rPr>
-        <w:t>建立的食物效期事件。</w:t>
-      </w:r>
-      <w:r>
-        <w:rPr>
-          <w:rFonts w:ascii="MISANS TC VF MEDIUM" w:eastAsia="MISANS TC VF MEDIUM" w:hAnsi="MISANS TC VF MEDIUM"/>
-          <w:lang w:eastAsia="zh-TW"/>
-        </w:rPr>
-        <w:t xml:space="preserve">Apple </w:t>
-      </w:r>
-      <w:r>
-        <w:rPr>
-          <w:rFonts w:ascii="MISANS TC VF MEDIUM" w:eastAsia="MISANS TC VF MEDIUM" w:hAnsi="MISANS TC VF MEDIUM" w:cs="MS Gothic"/>
-          <w:lang w:eastAsia="zh-TW"/>
-        </w:rPr>
-        <w:t>日曆及</w:t>
-      </w:r>
-      <w:r>
-        <w:rPr>
-          <w:rFonts w:ascii="MISANS TC VF MEDIUM" w:eastAsia="MISANS TC VF MEDIUM" w:hAnsi="MISANS TC VF MEDIUM"/>
-          <w:lang w:eastAsia="zh-TW"/>
-        </w:rPr>
-        <w:t xml:space="preserve"> Apple </w:t>
-      </w:r>
-      <w:r>
-        <w:rPr>
-          <w:rFonts w:ascii="MISANS TC VF MEDIUM" w:eastAsia="MISANS TC VF MEDIUM" w:hAnsi="MISANS TC VF MEDIUM" w:cs="MS Gothic"/>
-          <w:lang w:eastAsia="zh-TW"/>
-        </w:rPr>
-        <w:t>提醒事項的同步作業完全在您的裝置端本機執行。</w:t>
-      </w:r>
-    </w:p>
-    <w:p>
-      <w:pPr>
-        <w:pStyle w:val="Heading2"/>
-        <w:spacing w:before="280" w:after="100"/>
-        <w:rPr>
-          <w:rFonts w:ascii="MISANS TC VF MEDIUM" w:eastAsia="MISANS TC VF MEDIUM" w:hAnsi="MISANS TC VF MEDIUM"/>
-          <w:b w:val="0"/>
-          <w:bCs w:val="0"/>
-          <w:lang w:eastAsia="zh-TW"/>
-        </w:rPr>
-      </w:pPr>
-      <w:r>
-        <w:rPr>
-          <w:rFonts w:ascii="MISANS TC VF MEDIUM" w:eastAsia="MISANS TC VF MEDIUM" w:hAnsi="MISANS TC VF MEDIUM"/>
-          <w:b w:val="0"/>
-          <w:bCs w:val="0"/>
-          <w:lang w:eastAsia="zh-TW"/>
-        </w:rPr>
-        <w:t xml:space="preserve">2.5 </w:t>
-      </w:r>
-      <w:r>
-        <w:rPr>
-          <w:rFonts w:ascii="MISANS TC VF MEDIUM" w:eastAsia="MISANS TC VF MEDIUM" w:hAnsi="MISANS TC VF MEDIUM" w:cs="MS Gothic"/>
-          <w:b w:val="0"/>
-          <w:bCs w:val="0"/>
-          <w:lang w:eastAsia="zh-TW"/>
-        </w:rPr>
-        <w:t>定位資料</w:t>
-      </w:r>
-    </w:p>
-    <w:p>
-      <w:pPr>
-        <w:spacing w:after="120"/>
-        <w:rPr>
-          <w:rFonts w:ascii="MISANS TC VF MEDIUM" w:eastAsia="MISANS TC VF MEDIUM" w:hAnsi="MISANS TC VF MEDIUM"/>
-          <w:lang w:eastAsia="zh-TW"/>
-        </w:rPr>
-      </w:pPr>
-      <w:r>
-        <w:rPr>
-          <w:rFonts w:ascii="MISANS TC VF MEDIUM" w:eastAsia="MISANS TC VF MEDIUM" w:hAnsi="MISANS TC VF MEDIUM" w:cs="MS Gothic"/>
-          <w:lang w:eastAsia="zh-TW"/>
-        </w:rPr>
-        <w:t>應用程式可能請求存取您的裝置定位，以透過</w:t>
-      </w:r>
-      <w:r>
-        <w:rPr>
-          <w:rFonts w:ascii="MISANS TC VF MEDIUM" w:eastAsia="MISANS TC VF MEDIUM" w:hAnsi="MISANS TC VF MEDIUM"/>
-          <w:lang w:eastAsia="zh-TW"/>
-        </w:rPr>
-        <w:t xml:space="preserve"> Apple Maps </w:t>
-      </w:r>
-      <w:r>
-        <w:rPr>
-          <w:rFonts w:ascii="MISANS TC VF MEDIUM" w:eastAsia="MISANS TC VF MEDIUM" w:hAnsi="MISANS TC VF MEDIUM" w:cs="MS Gothic"/>
-          <w:lang w:eastAsia="zh-TW"/>
-        </w:rPr>
-        <w:t>提供捐贈中心地圖探索功能。精確定位資料不會傳輸至或儲存於我們的伺服器。</w:t>
-      </w:r>
-    </w:p>
-    <w:p>
-      <w:pPr>
-        <w:pStyle w:val="Heading2"/>
-        <w:spacing w:before="280" w:after="100"/>
-        <w:rPr>
-          <w:rFonts w:ascii="MISANS TC VF MEDIUM" w:eastAsia="MISANS TC VF MEDIUM" w:hAnsi="MISANS TC VF MEDIUM"/>
-          <w:b w:val="0"/>
-          <w:bCs w:val="0"/>
-          <w:lang w:val="en-US" w:eastAsia="zh-TW"/>
-        </w:rPr>
-      </w:pPr>
-      <w:r>
-        <w:rPr>
-          <w:rFonts w:ascii="MISANS TC VF MEDIUM" w:eastAsia="MISANS TC VF MEDIUM" w:hAnsi="MISANS TC VF MEDIUM"/>
-          <w:b w:val="0"/>
-          <w:bCs w:val="0"/>
-          <w:lang w:eastAsia="zh-TW"/>
-        </w:rPr>
-        <w:t xml:space="preserve">2.6 AI </w:t>
-      </w:r>
-      <w:r>
-        <w:rPr>
-          <w:rFonts w:ascii="MISANS TC VF MEDIUM" w:eastAsia="MISANS TC VF MEDIUM" w:hAnsi="MISANS TC VF MEDIUM" w:cs="Microsoft JhengHei"/>
-          <w:b w:val="0"/>
-          <w:bCs w:val="0"/>
-          <w:lang w:eastAsia="zh-TW"/>
-        </w:rPr>
-        <w:t>功能</w:t>
-      </w:r>
-    </w:p>
-    <w:p>
-      <w:pPr>
-        <w:spacing w:after="120"/>
-        <w:rPr>
-          <w:rFonts w:ascii="MISANS TC VF MEDIUM" w:eastAsia="MISANS TC VF MEDIUM" w:hAnsi="MISANS TC VF MEDIUM"/>
-          <w:lang w:eastAsia="zh-TW"/>
-        </w:rPr>
-      </w:pPr>
-      <w:r>
-        <w:rPr>
-          <w:rFonts w:ascii="MISANS TC VF MEDIUM" w:eastAsia="MISANS TC VF MEDIUM" w:hAnsi="MISANS TC VF MEDIUM" w:cs="MS Gothic"/>
-          <w:lang w:eastAsia="zh-TW"/>
-        </w:rPr>
-        <w:t>當您使用</w:t>
-      </w:r>
-      <w:r>
-        <w:rPr>
-          <w:rFonts w:ascii="MISANS TC VF MEDIUM" w:eastAsia="MISANS TC VF MEDIUM" w:hAnsi="MISANS TC VF MEDIUM"/>
-          <w:lang w:eastAsia="zh-TW"/>
-        </w:rPr>
-        <w:t xml:space="preserve"> AI </w:t>
-      </w:r>
-      <w:r>
-        <w:rPr>
-          <w:rFonts w:ascii="MISANS TC VF MEDIUM" w:eastAsia="MISANS TC VF MEDIUM" w:hAnsi="MISANS TC VF MEDIUM" w:cs="MS Gothic"/>
-          <w:lang w:eastAsia="zh-TW"/>
-        </w:rPr>
-        <w:t>功能（食譜建議、餐點規劃、捐贈資格評估）時，您的提示訊息、裝置上的相關食物紀錄，以及相關捐贈中心資料庫資料，將傳送至我們的伺服器並透過我們的</w:t>
-      </w:r>
-      <w:r>
-        <w:rPr>
-          <w:rFonts w:ascii="MISANS TC VF MEDIUM" w:eastAsia="MISANS TC VF MEDIUM" w:hAnsi="MISANS TC VF MEDIUM"/>
-          <w:lang w:eastAsia="zh-TW"/>
-        </w:rPr>
-        <w:t xml:space="preserve"> AI API </w:t>
-      </w:r>
-      <w:r>
-        <w:rPr>
-          <w:rFonts w:ascii="MISANS TC VF MEDIUM" w:eastAsia="MISANS TC VF MEDIUM" w:hAnsi="MISANS TC VF MEDIUM" w:cs="MS Gothic"/>
-          <w:lang w:eastAsia="zh-TW"/>
-        </w:rPr>
-        <w:t>處理以</w:t>
-      </w:r>
-      <w:r>
-        <w:rPr>
-          <w:rFonts w:ascii="MISANS TC VF MEDIUM" w:eastAsia="MISANS TC VF MEDIUM" w:hAnsi="MISANS TC VF MEDIUM" w:cs="Yu Gothic"/>
-          <w:lang w:eastAsia="zh-TW"/>
-        </w:rPr>
-        <w:t>產</w:t>
-      </w:r>
-      <w:r>
-        <w:rPr>
-          <w:rFonts w:ascii="MISANS TC VF MEDIUM" w:eastAsia="MISANS TC VF MEDIUM" w:hAnsi="MISANS TC VF MEDIUM" w:cs="MS Gothic"/>
-          <w:lang w:eastAsia="zh-TW"/>
-        </w:rPr>
-        <w:t>生回應。</w:t>
-      </w:r>
-      <w:r>
-        <w:rPr>
-          <w:rFonts w:ascii="MISANS TC VF MEDIUM" w:eastAsia="MISANS TC VF MEDIUM" w:hAnsi="MISANS TC VF MEDIUM"/>
-          <w:lang w:eastAsia="zh-TW"/>
-        </w:rPr>
-        <w:t xml:space="preserve">AI </w:t>
-      </w:r>
-      <w:r>
-        <w:rPr>
-          <w:rFonts w:ascii="MISANS TC VF MEDIUM" w:eastAsia="MISANS TC VF MEDIUM" w:hAnsi="MISANS TC VF MEDIUM" w:cs="MS Gothic"/>
-          <w:lang w:eastAsia="zh-TW"/>
-        </w:rPr>
-        <w:t>回應傳回您的裝置後，我們不儲存、記錄或保留任何</w:t>
-      </w:r>
-      <w:r>
-        <w:rPr>
-          <w:rFonts w:ascii="MISANS TC VF MEDIUM" w:eastAsia="MISANS TC VF MEDIUM" w:hAnsi="MISANS TC VF MEDIUM"/>
-          <w:lang w:eastAsia="zh-TW"/>
-        </w:rPr>
-        <w:t xml:space="preserve"> AI </w:t>
-      </w:r>
-      <w:r>
-        <w:rPr>
-          <w:rFonts w:ascii="MISANS TC VF MEDIUM" w:eastAsia="MISANS TC VF MEDIUM" w:hAnsi="MISANS TC VF MEDIUM" w:cs="Microsoft JhengHei"/>
-          <w:lang w:eastAsia="zh-TW"/>
-        </w:rPr>
-        <w:t>查</w:t>
-      </w:r>
-      <w:r>
-        <w:rPr>
-          <w:rFonts w:ascii="MISANS TC VF MEDIUM" w:eastAsia="MISANS TC VF MEDIUM" w:hAnsi="MISANS TC VF MEDIUM" w:cs="MS Gothic"/>
-          <w:lang w:eastAsia="zh-TW"/>
-        </w:rPr>
-        <w:t>詢</w:t>
-      </w:r>
-      <w:r>
-        <w:rPr>
-          <w:rFonts w:ascii="MISANS TC VF MEDIUM" w:eastAsia="MISANS TC VF MEDIUM" w:hAnsi="MISANS TC VF MEDIUM" w:cs="Yu Gothic"/>
-          <w:lang w:eastAsia="zh-TW"/>
-        </w:rPr>
-        <w:t>內</w:t>
-      </w:r>
-      <w:r>
-        <w:rPr>
-          <w:rFonts w:ascii="MISANS TC VF MEDIUM" w:eastAsia="MISANS TC VF MEDIUM" w:hAnsi="MISANS TC VF MEDIUM" w:cs="MS Gothic"/>
-          <w:lang w:eastAsia="zh-TW"/>
-        </w:rPr>
-        <w:t>容</w:t>
-      </w:r>
-      <w:r>
-        <w:rPr>
-          <w:rFonts w:ascii="MISANS TC VF MEDIUM" w:eastAsia="MISANS TC VF MEDIUM" w:hAnsi="MISANS TC VF MEDIUM"/>
-          <w:lang w:eastAsia="zh-TW"/>
-        </w:rPr>
-        <w:t>——</w:t>
-      </w:r>
-      <w:r>
-        <w:rPr>
-          <w:rFonts w:ascii="MISANS TC VF MEDIUM" w:eastAsia="MISANS TC VF MEDIUM" w:hAnsi="MISANS TC VF MEDIUM" w:cs="MS Gothic"/>
-          <w:lang w:eastAsia="zh-TW"/>
-        </w:rPr>
-        <w:t>包括提示訊息、食物紀錄或捐贈資料。</w:t>
-      </w:r>
-    </w:p>
-    <w:p>
-      <w:pPr>
-        <w:pStyle w:val="Heading2"/>
-        <w:spacing w:before="280" w:after="100"/>
-        <w:rPr>
-          <w:rFonts w:ascii="MISANS TC VF MEDIUM" w:eastAsia="MISANS TC VF MEDIUM" w:hAnsi="MISANS TC VF MEDIUM"/>
-          <w:b w:val="0"/>
-          <w:bCs w:val="0"/>
-          <w:lang w:eastAsia="zh-TW"/>
-        </w:rPr>
-      </w:pPr>
-      <w:r>
-        <w:rPr>
-          <w:rFonts w:ascii="MISANS TC VF MEDIUM" w:eastAsia="MISANS TC VF MEDIUM" w:hAnsi="MISANS TC VF MEDIUM"/>
-          <w:b w:val="0"/>
-          <w:bCs w:val="0"/>
-          <w:lang w:eastAsia="zh-TW"/>
-        </w:rPr>
-        <w:t xml:space="preserve">2.7 </w:t>
-      </w:r>
-      <w:r>
-        <w:rPr>
-          <w:rFonts w:ascii="MISANS TC VF MEDIUM" w:eastAsia="MISANS TC VF MEDIUM" w:hAnsi="MISANS TC VF MEDIUM" w:cs="MS Gothic"/>
-          <w:b w:val="0"/>
-          <w:bCs w:val="0"/>
-          <w:lang w:eastAsia="zh-TW"/>
-        </w:rPr>
-        <w:t>裝置及技術資訊</w:t>
-      </w:r>
-    </w:p>
-    <w:p>
-      <w:pPr>
-        <w:spacing w:after="120"/>
-        <w:rPr>
-          <w:rFonts w:ascii="MISANS TC VF MEDIUM" w:eastAsia="MISANS TC VF MEDIUM" w:hAnsi="MISANS TC VF MEDIUM" w:cs="MS Gothic"/>
-          <w:lang w:eastAsia="zh-TW"/>
-        </w:rPr>
-      </w:pPr>
-      <w:r>
-        <w:rPr>
-          <w:rFonts w:ascii="MISANS TC VF MEDIUM" w:eastAsia="MISANS TC VF MEDIUM" w:hAnsi="MISANS TC VF MEDIUM" w:cs="MS Gothic"/>
-          <w:lang w:eastAsia="zh-TW"/>
-        </w:rPr>
-        <w:t>我們可能收集服務運作所需的標準技術資料，包括應用程式版本資訊及身份驗證權杖（</w:t>
-      </w:r>
-      <w:r>
-        <w:rPr>
-          <w:rFonts w:ascii="MISANS TC VF MEDIUM" w:eastAsia="MISANS TC VF MEDIUM" w:hAnsi="MISANS TC VF MEDIUM"/>
-          <w:lang w:eastAsia="zh-TW"/>
-        </w:rPr>
-        <w:t>JWT</w:t>
-      </w:r>
-      <w:r>
-        <w:rPr>
-          <w:rFonts w:ascii="MISANS TC VF MEDIUM" w:eastAsia="MISANS TC VF MEDIUM" w:hAnsi="MISANS TC VF MEDIUM" w:cs="MS Gothic"/>
-          <w:lang w:eastAsia="zh-TW"/>
-        </w:rPr>
-        <w:t>）。此類資料僅用於身份驗證及服務提供。</w:t>
-      </w:r>
-    </w:p>
-    <w:p>
-      <w:pPr>
-        <w:pStyle w:val="Heading2"/>
-        <w:spacing w:before="280" w:after="100"/>
-        <w:rPr>
-          <w:rFonts w:ascii="MISANS TC VF MEDIUM" w:eastAsia="MISANS TC VF MEDIUM" w:hAnsi="MISANS TC VF MEDIUM"/>
-          <w:b w:val="0"/>
-          <w:bCs w:val="0"/>
-          <w:lang w:val="en-US" w:eastAsia="zh-TW"/>
-        </w:rPr>
-      </w:pPr>
-      <w:r>
-        <w:rPr>
-          <w:rFonts w:ascii="MISANS TC VF MEDIUM" w:eastAsia="MISANS TC VF MEDIUM" w:hAnsi="MISANS TC VF MEDIUM"/>
-          <w:b w:val="0"/>
-          <w:bCs w:val="0"/>
-          <w:lang w:eastAsia="zh-TW"/>
-        </w:rPr>
-        <w:t>2.</w:t>
-      </w:r>
-      <w:r>
-        <w:rPr>
-          <w:rFonts w:ascii="MISANS TC VF MEDIUM" w:eastAsia="MISANS TC VF MEDIUM" w:hAnsi="MISANS TC VF MEDIUM" w:hint="eastAsia"/>
-          <w:b w:val="0"/>
-          <w:bCs w:val="0"/>
-          <w:lang w:eastAsia="zh-TW"/>
-        </w:rPr>
-        <w:t>8</w:t>
-      </w:r>
-      <w:r>
-        <w:rPr>
-          <w:rFonts w:ascii="MISANS TC VF MEDIUM" w:eastAsia="MISANS TC VF MEDIUM" w:hAnsi="MISANS TC VF MEDIUM" w:hint="eastAsia"/>
-          <w:b w:val="0"/>
-          <w:bCs w:val="0"/>
-          <w:lang w:eastAsia="zh-TW"/>
-        </w:rPr>
-        <w:t xml:space="preserve">選用性 </w:t>
-      </w:r>
-      <w:r>
-        <w:rPr>
-          <w:rFonts w:ascii="MISANS TC VF MEDIUM" w:eastAsia="MISANS TC VF MEDIUM" w:hAnsi="MISANS TC VF MEDIUM"/>
-          <w:b w:val="0"/>
-          <w:bCs w:val="0"/>
-          <w:lang w:val="en-US" w:eastAsia="zh-TW"/>
-        </w:rPr>
-        <w:t xml:space="preserve">iCloud </w:t>
-      </w:r>
-      <w:r>
-        <w:rPr>
-          <w:rFonts w:ascii="MISANS TC VF MEDIUM" w:eastAsia="MISANS TC VF MEDIUM" w:hAnsi="MISANS TC VF MEDIUM" w:hint="eastAsia"/>
-          <w:b w:val="0"/>
-          <w:bCs w:val="0"/>
-          <w:lang w:val="en-US" w:eastAsia="zh-TW"/>
-        </w:rPr>
-        <w:t>備份</w:t>
-      </w:r>
-    </w:p>
-    <w:p>
-      <w:pPr>
-        <w:spacing w:after="120"/>
-        <w:rPr>
-          <w:rFonts w:ascii="MISANS TC VF MEDIUM" w:eastAsia="MISANS TC VF MEDIUM" w:hAnsi="MISANS TC VF MEDIUM"/>
-          <w:lang w:val="en-US" w:eastAsia="zh-TW"/>
-        </w:rPr>
-      </w:pPr>
-      <w:r>
-        <w:rPr>
-          <w:rFonts w:ascii="MISANS TC VF MEDIUM" w:eastAsia="MISANS TC VF MEDIUM" w:hAnsi="MISANS TC VF MEDIUM" w:hint="eastAsia"/>
-          <w:lang w:eastAsia="zh-TW"/>
-        </w:rPr>
-        <w:t>本服務於「設定」頁面提供選用性的手動備份功能。若您選擇執行備份，應用程式資料（包括食物紀錄與庫存資料）將上傳至您的個人 iCloud 私用資料庫 (iCloud Private Database)。此類資料儲存於由 Apple 管理的個人 iCloud 儲存空間內。我們無法、亦無權限存取、讀取或下載任何備份至您個人 iCloud 空間的資料。您可以隨時透過 iOS 裝置的系統設定刪除這些備份。</w:t>
-      </w:r>
-    </w:p>
-    <w:p>
-      <w:pPr>
-        <w:pStyle w:val="Heading2"/>
-        <w:spacing w:before="280" w:after="100"/>
-        <w:rPr>
-          <w:rFonts w:ascii="MISANS TC VF MEDIUM" w:eastAsia="MISANS TC VF MEDIUM" w:hAnsi="MISANS TC VF MEDIUM"/>
-          <w:b w:val="0"/>
-          <w:bCs w:val="0"/>
-          <w:lang w:val="en-US" w:eastAsia="zh-TW"/>
-        </w:rPr>
-      </w:pPr>
-      <w:r>
-        <w:rPr>
-          <w:rFonts w:ascii="MISANS TC VF MEDIUM" w:eastAsia="MISANS TC VF MEDIUM" w:hAnsi="MISANS TC VF MEDIUM"/>
-          <w:b w:val="0"/>
-          <w:bCs w:val="0"/>
-          <w:lang w:eastAsia="zh-TW"/>
-        </w:rPr>
-        <w:t>2.</w:t>
-      </w:r>
-      <w:r>
-        <w:rPr>
-          <w:rFonts w:ascii="MISANS TC VF MEDIUM" w:eastAsia="MISANS TC VF MEDIUM" w:hAnsi="MISANS TC VF MEDIUM"/>
-          <w:b w:val="0"/>
-          <w:bCs w:val="0"/>
-          <w:lang w:eastAsia="zh-TW"/>
-        </w:rPr>
-        <w:t>9</w:t>
-      </w:r>
-      <w:r>
-        <w:rPr>
-          <w:rFonts w:ascii="MISANS TC VF MEDIUM" w:eastAsia="MISANS TC VF MEDIUM" w:hAnsi="MISANS TC VF MEDIUM" w:hint="eastAsia"/>
-          <w:b w:val="0"/>
-          <w:bCs w:val="0"/>
-          <w:lang w:eastAsia="zh-TW"/>
-        </w:rPr>
-        <w:t>服務內的種樹功能</w:t>
-      </w:r>
-    </w:p>
-    <w:p>
-      <w:pPr>
-        <w:spacing w:after="120"/>
-        <w:rPr>
-          <w:rFonts w:ascii="MISANS TC VF MEDIUM" w:eastAsia="MISANS TC VF MEDIUM" w:hAnsi="MISANS TC VF MEDIUM"/>
-          <w:lang w:val="en-US" w:eastAsia="zh-TW"/>
-        </w:rPr>
-      </w:pPr>
-      <w:r>
-        <w:rPr>
-          <w:rFonts w:ascii="MISANS TC VF MEDIUM" w:eastAsia="MISANS TC VF MEDIUM" w:hAnsi="MISANS TC VF MEDIUM" w:hint="eastAsia"/>
-          <w:lang w:val="en-US" w:eastAsia="zh-TW"/>
-        </w:rPr>
-        <w:t>當你您在服務內的種樹頁面/功能內達到100%</w:t>
-      </w:r>
-      <w:r>
-        <w:rPr>
-          <w:rFonts w:ascii="MISANS TC VF MEDIUM" w:eastAsia="MISANS TC VF MEDIUM" w:hAnsi="MISANS TC VF MEDIUM" w:hint="eastAsia"/>
-          <w:lang w:val="en-US" w:eastAsia="zh-TW"/>
-        </w:rPr>
-        <w:t>，服務將會種植樹木。和我們合作的第三方「</w:t>
-      </w:r>
-      <w:r>
-        <w:rPr>
-          <w:rFonts w:ascii="MISANS TC VF MEDIUM" w:eastAsia="MISANS TC VF MEDIUM" w:hAnsi="MISANS TC VF MEDIUM"/>
-          <w:lang w:val="en-US" w:eastAsia="zh-TW"/>
-        </w:rPr>
-        <w:t>TheGoodAPI</w:t>
-      </w:r>
-      <w:r>
-        <w:rPr>
-          <w:rFonts w:ascii="MISANS TC VF MEDIUM" w:eastAsia="MISANS TC VF MEDIUM" w:hAnsi="MISANS TC VF MEDIUM" w:hint="eastAsia"/>
-          <w:lang w:val="en-US" w:eastAsia="zh-TW"/>
-        </w:rPr>
-        <w:t>」將幫助服務達成種樹的效果，我們並不會和此第三方分享任何您（使用者）的個人資料。</w:t>
-      </w:r>
-    </w:p>
-    <w:p>
-      <w:pPr>
-        <w:pStyle w:val="Heading2"/>
-        <w:spacing w:before="280" w:after="100"/>
-        <w:rPr>
-          <w:rFonts w:ascii="MISANS TC VF MEDIUM" w:eastAsia="MISANS TC VF MEDIUM" w:hAnsi="MISANS TC VF MEDIUM"/>
-          <w:b w:val="0"/>
-          <w:bCs w:val="0"/>
-          <w:lang w:val="en-US" w:eastAsia="zh-TW"/>
-        </w:rPr>
-      </w:pPr>
-      <w:r>
-        <w:rPr>
-          <w:rFonts w:ascii="MISANS TC VF MEDIUM" w:eastAsia="MISANS TC VF MEDIUM" w:hAnsi="MISANS TC VF MEDIUM"/>
-          <w:b w:val="0"/>
-          <w:bCs w:val="0"/>
-          <w:lang w:eastAsia="zh-TW"/>
-        </w:rPr>
-        <w:t>2.</w:t>
-      </w:r>
-      <w:r>
-        <w:rPr>
-          <w:rFonts w:ascii="MISANS TC VF MEDIUM" w:eastAsia="MISANS TC VF MEDIUM" w:hAnsi="MISANS TC VF MEDIUM"/>
-          <w:b w:val="0"/>
-          <w:bCs w:val="0"/>
-          <w:lang w:eastAsia="zh-TW"/>
-        </w:rPr>
-        <w:t>10</w:t>
-      </w:r>
-      <w:r>
-        <w:rPr>
-          <w:rFonts w:ascii="MISANS TC VF MEDIUM" w:eastAsia="MISANS TC VF MEDIUM" w:hAnsi="MISANS TC VF MEDIUM" w:hint="eastAsia"/>
-          <w:b w:val="0"/>
-          <w:bCs w:val="0"/>
-          <w:lang w:eastAsia="zh-TW"/>
-        </w:rPr>
-        <w:t>加總匿名資料</w:t>
-      </w:r>
-    </w:p>
-    <w:p>
-      <w:pPr>
-        <w:spacing w:after="120"/>
-        <w:rPr>
-          <w:rFonts w:ascii="MISANS TC VF MEDIUM" w:eastAsia="MISANS TC VF MEDIUM" w:hAnsi="MISANS TC VF MEDIUM"/>
-          <w:lang w:val="en-US" w:eastAsia="zh-TW"/>
-        </w:rPr>
-      </w:pPr>
-      <w:r>
-        <w:rPr>
-          <w:rFonts w:ascii="MISANS TC VF MEDIUM" w:eastAsia="MISANS TC VF MEDIUM" w:hAnsi="MISANS TC VF MEDIUM" w:hint="eastAsia"/>
-          <w:lang w:val="en-US" w:eastAsia="zh-TW"/>
-        </w:rPr>
-        <w:t>我們</w:t>
-      </w:r>
-      <w:r>
-        <w:rPr>
-          <w:rFonts w:ascii="MISANS TC VF MEDIUM" w:eastAsia="MISANS TC VF MEDIUM" w:hAnsi="MISANS TC VF MEDIUM" w:hint="eastAsia"/>
-          <w:lang w:val="en-US" w:eastAsia="zh-TW"/>
-        </w:rPr>
-        <w:t>也會收集加總的紀錄創建及種樹資料。這些資料僅會被用來分析及顯示可分享的數據，且不能以任何方式推測回資料來源的使用者用戶。</w:t>
-      </w:r>
-      <w:r>
-        <w:rPr>
-          <w:rFonts w:ascii="MISANS TC VF MEDIUM" w:eastAsia="MISANS TC VF MEDIUM" w:hAnsi="MISANS TC VF MEDIUM" w:hint="eastAsia"/>
-          <w:lang w:val="en-US" w:eastAsia="zh-TW"/>
-        </w:rPr>
-        <w:t>我們只會儲存加總的資料以及日期。</w:t>
-      </w:r>
-    </w:p>
-    <w:p>
-      <w:pPr>
-        <w:pStyle w:val="Heading1"/>
-        <w:spacing w:before="400" w:after="160"/>
-        <w:rPr>
-          <w:rFonts w:ascii="MISANS TC VF MEDIUM" w:eastAsia="MISANS TC VF MEDIUM" w:hAnsi="MISANS TC VF MEDIUM"/>
-          <w:b w:val="0"/>
-          <w:bCs w:val="0"/>
-          <w:lang w:eastAsia="zh-TW"/>
-        </w:rPr>
-      </w:pPr>
-      <w:r>
-        <w:rPr>
-          <w:rFonts w:ascii="MISANS TC VF MEDIUM" w:eastAsia="MISANS TC VF MEDIUM" w:hAnsi="MISANS TC VF MEDIUM"/>
-          <w:b w:val="0"/>
-          <w:bCs w:val="0"/>
-          <w:lang w:eastAsia="zh-TW"/>
-        </w:rPr>
-        <w:lastRenderedPageBreak/>
-        <w:t xml:space="preserve">3. </w:t>
-      </w:r>
-      <w:r>
-        <w:rPr>
-          <w:rFonts w:ascii="MISANS TC VF MEDIUM" w:eastAsia="MISANS TC VF MEDIUM" w:hAnsi="MISANS TC VF MEDIUM" w:cs="MS Gothic"/>
-          <w:b w:val="0"/>
-          <w:bCs w:val="0"/>
-          <w:lang w:eastAsia="zh-TW"/>
-        </w:rPr>
-        <w:t>我們如何使用您的資訊</w:t>
-      </w:r>
-    </w:p>
-    <w:p>
-      <w:pPr>
-        <w:spacing w:after="120"/>
-        <w:rPr>
-          <w:rFonts w:ascii="MISANS TC VF MEDIUM" w:eastAsia="MISANS TC VF MEDIUM" w:hAnsi="MISANS TC VF MEDIUM"/>
-          <w:lang w:eastAsia="zh-TW"/>
-        </w:rPr>
-      </w:pPr>
-      <w:r>
-        <w:rPr>
-          <w:rFonts w:ascii="MISANS TC VF MEDIUM" w:eastAsia="MISANS TC VF MEDIUM" w:hAnsi="MISANS TC VF MEDIUM" w:cs="MS Gothic"/>
-          <w:lang w:eastAsia="zh-TW"/>
-        </w:rPr>
-        <w:t>我們將收集的資訊用於以下目的：</w:t>
-      </w:r>
-    </w:p>
-    <w:p>
-      <w:pPr>
         <w:pStyle w:val="ListParagraph"/>
         <w:numPr>
           <w:ilvl w:val="0"/>
@@ -2212,7 +1335,918 @@
           <w:rFonts w:ascii="MISANS TC VF MEDIUM" w:eastAsia="MISANS TC VF MEDIUM" w:hAnsi="MISANS TC VF MEDIUM" w:cs="MS Gothic"/>
           <w:lang w:eastAsia="zh-TW"/>
         </w:rPr>
-        <w:t>驗證您的身份並管理您的帳號</w:t>
+        <w:t>藥物紀錄、提醒排程及劑量資訊</w:t>
+      </w:r>
+    </w:p>
+    <w:p>
+      <w:pPr>
+        <w:spacing w:after="120"/>
+        <w:rPr>
+          <w:rFonts w:ascii="MISANS TC VF MEDIUM" w:eastAsia="MISANS TC VF MEDIUM" w:hAnsi="MISANS TC VF MEDIUM"/>
+          <w:lang w:eastAsia="zh-TW"/>
+        </w:rPr>
+      </w:pPr>
+      <w:r>
+        <w:rPr>
+          <w:rFonts w:ascii="MISANS TC VF MEDIUM" w:eastAsia="MISANS TC VF MEDIUM" w:hAnsi="MISANS TC VF MEDIUM" w:cs="MS Gothic"/>
+          <w:lang w:eastAsia="zh-TW"/>
+        </w:rPr>
+        <w:t>當您使用</w:t>
+      </w:r>
+      <w:r>
+        <w:rPr>
+          <w:rFonts w:ascii="MISANS TC VF MEDIUM" w:eastAsia="MISANS TC VF MEDIUM" w:hAnsi="MISANS TC VF MEDIUM"/>
+          <w:lang w:eastAsia="zh-TW"/>
+        </w:rPr>
+        <w:t xml:space="preserve"> AI </w:t>
+      </w:r>
+      <w:r>
+        <w:rPr>
+          <w:rFonts w:ascii="MISANS TC VF MEDIUM" w:eastAsia="MISANS TC VF MEDIUM" w:hAnsi="MISANS TC VF MEDIUM" w:cs="MS Gothic"/>
+          <w:lang w:eastAsia="zh-TW"/>
+        </w:rPr>
+        <w:t>功能時，您的提示訊息、裝置上的相關食物紀錄及相關捐贈中心資料庫資料，將傳輸至我們的伺服器以</w:t>
+      </w:r>
+      <w:r>
+        <w:rPr>
+          <w:rFonts w:ascii="MISANS TC VF MEDIUM" w:eastAsia="MISANS TC VF MEDIUM" w:hAnsi="MISANS TC VF MEDIUM" w:cs="Yu Gothic"/>
+          <w:lang w:eastAsia="zh-TW"/>
+        </w:rPr>
+        <w:t>產</w:t>
+      </w:r>
+      <w:r>
+        <w:rPr>
+          <w:rFonts w:ascii="MISANS TC VF MEDIUM" w:eastAsia="MISANS TC VF MEDIUM" w:hAnsi="MISANS TC VF MEDIUM" w:cs="MS Gothic"/>
+          <w:lang w:eastAsia="zh-TW"/>
+        </w:rPr>
+        <w:t>生</w:t>
+      </w:r>
+      <w:r>
+        <w:rPr>
+          <w:rFonts w:ascii="MISANS TC VF MEDIUM" w:eastAsia="MISANS TC VF MEDIUM" w:hAnsi="MISANS TC VF MEDIUM"/>
+          <w:lang w:eastAsia="zh-TW"/>
+        </w:rPr>
+        <w:t xml:space="preserve"> AI </w:t>
+      </w:r>
+      <w:r>
+        <w:rPr>
+          <w:rFonts w:ascii="MISANS TC VF MEDIUM" w:eastAsia="MISANS TC VF MEDIUM" w:hAnsi="MISANS TC VF MEDIUM" w:cs="MS Gothic"/>
+          <w:lang w:eastAsia="zh-TW"/>
+        </w:rPr>
+        <w:t>回應。這些資料僅進行即時處理，回應傳回您的裝置後，我們不以任何形式儲存、記錄或保留相關資料。</w:t>
+      </w:r>
+    </w:p>
+    <w:p>
+      <w:pPr>
+        <w:pStyle w:val="Heading2"/>
+        <w:spacing w:before="280" w:after="100"/>
+        <w:rPr>
+          <w:rFonts w:ascii="MISANS TC VF MEDIUM" w:eastAsia="MISANS TC VF MEDIUM" w:hAnsi="MISANS TC VF MEDIUM"/>
+          <w:b w:val="0"/>
+          <w:bCs w:val="0"/>
+        </w:rPr>
+      </w:pPr>
+      <w:r>
+        <w:rPr>
+          <w:rFonts w:ascii="MISANS TC VF MEDIUM" w:eastAsia="MISANS TC VF MEDIUM" w:hAnsi="MISANS TC VF MEDIUM"/>
+          <w:b w:val="0"/>
+          <w:bCs w:val="0"/>
+        </w:rPr>
+        <w:t xml:space="preserve">2.4 </w:t>
+      </w:r>
+      <w:r>
+        <w:rPr>
+          <w:rFonts w:ascii="MISANS TC VF MEDIUM" w:eastAsia="MISANS TC VF MEDIUM" w:hAnsi="MISANS TC VF MEDIUM" w:cs="MS Gothic"/>
+          <w:b w:val="0"/>
+          <w:bCs w:val="0"/>
+        </w:rPr>
+        <w:t>日曆與提醒事項同步</w:t>
+      </w:r>
+    </w:p>
+    <w:p>
+      <w:pPr>
+        <w:spacing w:after="120"/>
+        <w:rPr>
+          <w:rFonts w:ascii="MISANS TC VF MEDIUM" w:eastAsia="MISANS TC VF MEDIUM" w:hAnsi="MISANS TC VF MEDIUM"/>
+        </w:rPr>
+      </w:pPr>
+      <w:r>
+        <w:rPr>
+          <w:rFonts w:ascii="MISANS TC VF MEDIUM" w:eastAsia="MISANS TC VF MEDIUM" w:hAnsi="MISANS TC VF MEDIUM" w:cs="MS Gothic"/>
+        </w:rPr>
+        <w:t>若您選擇</w:t>
+      </w:r>
+      <w:r>
+        <w:rPr>
+          <w:rFonts w:ascii="MISANS TC VF MEDIUM" w:eastAsia="MISANS TC VF MEDIUM" w:hAnsi="MISANS TC VF MEDIUM" w:cs="Microsoft JhengHei"/>
+        </w:rPr>
+        <w:t>啟</w:t>
+      </w:r>
+      <w:r>
+        <w:rPr>
+          <w:rFonts w:ascii="MISANS TC VF MEDIUM" w:eastAsia="MISANS TC VF MEDIUM" w:hAnsi="MISANS TC VF MEDIUM" w:cs="MS Gothic"/>
+        </w:rPr>
+        <w:t>用同步功能，您裝置上的食物效期紀錄將透過您的</w:t>
+      </w:r>
+      <w:r>
+        <w:rPr>
+          <w:rFonts w:ascii="MISANS TC VF MEDIUM" w:eastAsia="MISANS TC VF MEDIUM" w:hAnsi="MISANS TC VF MEDIUM"/>
+        </w:rPr>
+        <w:t xml:space="preserve"> Google OAuth </w:t>
+      </w:r>
+      <w:r>
+        <w:rPr>
+          <w:rFonts w:ascii="MISANS TC VF MEDIUM" w:eastAsia="MISANS TC VF MEDIUM" w:hAnsi="MISANS TC VF MEDIUM" w:cs="MS Gothic"/>
+        </w:rPr>
+        <w:t>重新整理權杖同步至</w:t>
+      </w:r>
+      <w:r>
+        <w:rPr>
+          <w:rFonts w:ascii="MISANS TC VF MEDIUM" w:eastAsia="MISANS TC VF MEDIUM" w:hAnsi="MISANS TC VF MEDIUM"/>
+        </w:rPr>
+        <w:t xml:space="preserve"> Google </w:t>
+      </w:r>
+      <w:r>
+        <w:rPr>
+          <w:rFonts w:ascii="MISANS TC VF MEDIUM" w:eastAsia="MISANS TC VF MEDIUM" w:hAnsi="MISANS TC VF MEDIUM" w:cs="MS Gothic"/>
+        </w:rPr>
+        <w:t>日曆及／或</w:t>
+      </w:r>
+      <w:r>
+        <w:rPr>
+          <w:rFonts w:ascii="MISANS TC VF MEDIUM" w:eastAsia="MISANS TC VF MEDIUM" w:hAnsi="MISANS TC VF MEDIUM"/>
+        </w:rPr>
+        <w:t xml:space="preserve"> Google Tasks</w:t>
+      </w:r>
+      <w:r>
+        <w:rPr>
+          <w:rFonts w:ascii="MISANS TC VF MEDIUM" w:eastAsia="MISANS TC VF MEDIUM" w:hAnsi="MISANS TC VF MEDIUM" w:cs="MS Gothic"/>
+        </w:rPr>
+        <w:t>，或透過</w:t>
+      </w:r>
+      <w:r>
+        <w:rPr>
+          <w:rFonts w:ascii="MISANS TC VF MEDIUM" w:eastAsia="MISANS TC VF MEDIUM" w:hAnsi="MISANS TC VF MEDIUM"/>
+        </w:rPr>
+        <w:t xml:space="preserve"> Apple </w:t>
+      </w:r>
+      <w:r>
+        <w:rPr>
+          <w:rFonts w:ascii="MISANS TC VF MEDIUM" w:eastAsia="MISANS TC VF MEDIUM" w:hAnsi="MISANS TC VF MEDIUM" w:cs="MS Gothic"/>
+        </w:rPr>
+        <w:t>系統</w:t>
+      </w:r>
+      <w:r>
+        <w:rPr>
+          <w:rFonts w:ascii="MISANS TC VF MEDIUM" w:eastAsia="MISANS TC VF MEDIUM" w:hAnsi="MISANS TC VF MEDIUM"/>
+        </w:rPr>
+        <w:t xml:space="preserve"> API </w:t>
+      </w:r>
+      <w:r>
+        <w:rPr>
+          <w:rFonts w:ascii="MISANS TC VF MEDIUM" w:eastAsia="MISANS TC VF MEDIUM" w:hAnsi="MISANS TC VF MEDIUM" w:cs="MS Gothic"/>
+        </w:rPr>
+        <w:t>同步至</w:t>
+      </w:r>
+      <w:r>
+        <w:rPr>
+          <w:rFonts w:ascii="MISANS TC VF MEDIUM" w:eastAsia="MISANS TC VF MEDIUM" w:hAnsi="MISANS TC VF MEDIUM"/>
+        </w:rPr>
+        <w:t xml:space="preserve"> Apple </w:t>
+      </w:r>
+      <w:r>
+        <w:rPr>
+          <w:rFonts w:ascii="MISANS TC VF MEDIUM" w:eastAsia="MISANS TC VF MEDIUM" w:hAnsi="MISANS TC VF MEDIUM" w:cs="MS Gothic"/>
+        </w:rPr>
+        <w:t>日曆及／或</w:t>
+      </w:r>
+      <w:r>
+        <w:rPr>
+          <w:rFonts w:ascii="MISANS TC VF MEDIUM" w:eastAsia="MISANS TC VF MEDIUM" w:hAnsi="MISANS TC VF MEDIUM"/>
+        </w:rPr>
+        <w:t xml:space="preserve"> Apple </w:t>
+      </w:r>
+      <w:r>
+        <w:rPr>
+          <w:rFonts w:ascii="MISANS TC VF MEDIUM" w:eastAsia="MISANS TC VF MEDIUM" w:hAnsi="MISANS TC VF MEDIUM" w:cs="MS Gothic"/>
+        </w:rPr>
+        <w:t>提醒事項。</w:t>
+      </w:r>
+    </w:p>
+    <w:p>
+      <w:pPr>
+        <w:spacing w:after="120"/>
+        <w:rPr>
+          <w:rFonts w:ascii="MISANS TC VF MEDIUM" w:eastAsia="MISANS TC VF MEDIUM" w:hAnsi="MISANS TC VF MEDIUM"/>
+          <w:lang w:eastAsia="zh-TW"/>
+        </w:rPr>
+      </w:pPr>
+      <w:r>
+        <w:rPr>
+          <w:rFonts w:ascii="MISANS TC VF MEDIUM" w:eastAsia="MISANS TC VF MEDIUM" w:hAnsi="MISANS TC VF MEDIUM" w:cs="MS Gothic"/>
+          <w:lang w:eastAsia="zh-TW"/>
+        </w:rPr>
+        <w:lastRenderedPageBreak/>
+        <w:t>此功能完全由使用者自行選擇</w:t>
+      </w:r>
+      <w:r>
+        <w:rPr>
+          <w:rFonts w:ascii="MISANS TC VF MEDIUM" w:eastAsia="MISANS TC VF MEDIUM" w:hAnsi="MISANS TC VF MEDIUM" w:cs="Microsoft JhengHei"/>
+          <w:lang w:eastAsia="zh-TW"/>
+        </w:rPr>
+        <w:t>啟</w:t>
+      </w:r>
+      <w:r>
+        <w:rPr>
+          <w:rFonts w:ascii="MISANS TC VF MEDIUM" w:eastAsia="MISANS TC VF MEDIUM" w:hAnsi="MISANS TC VF MEDIUM" w:cs="MS Gothic"/>
+          <w:lang w:eastAsia="zh-TW"/>
+        </w:rPr>
+        <w:t>用。我們的伺服器僅使用您的</w:t>
+      </w:r>
+      <w:r>
+        <w:rPr>
+          <w:rFonts w:ascii="MISANS TC VF MEDIUM" w:eastAsia="MISANS TC VF MEDIUM" w:hAnsi="MISANS TC VF MEDIUM"/>
+          <w:lang w:eastAsia="zh-TW"/>
+        </w:rPr>
+        <w:t xml:space="preserve"> Google OAuth </w:t>
+      </w:r>
+      <w:r>
+        <w:rPr>
+          <w:rFonts w:ascii="MISANS TC VF MEDIUM" w:eastAsia="MISANS TC VF MEDIUM" w:hAnsi="MISANS TC VF MEDIUM" w:cs="MS Gothic"/>
+          <w:lang w:eastAsia="zh-TW"/>
+        </w:rPr>
+        <w:t>重新整理權杖執行</w:t>
+      </w:r>
+      <w:r>
+        <w:rPr>
+          <w:rFonts w:ascii="MISANS TC VF MEDIUM" w:eastAsia="MISANS TC VF MEDIUM" w:hAnsi="MISANS TC VF MEDIUM"/>
+          <w:lang w:eastAsia="zh-TW"/>
+        </w:rPr>
+        <w:t xml:space="preserve"> Google </w:t>
+      </w:r>
+      <w:r>
+        <w:rPr>
+          <w:rFonts w:ascii="MISANS TC VF MEDIUM" w:eastAsia="MISANS TC VF MEDIUM" w:hAnsi="MISANS TC VF MEDIUM" w:cs="MS Gothic"/>
+          <w:lang w:eastAsia="zh-TW"/>
+        </w:rPr>
+        <w:t>服務的同步操作。我們不讀取、儲存或分析您</w:t>
+      </w:r>
+      <w:r>
+        <w:rPr>
+          <w:rFonts w:ascii="MISANS TC VF MEDIUM" w:eastAsia="MISANS TC VF MEDIUM" w:hAnsi="MISANS TC VF MEDIUM"/>
+          <w:lang w:eastAsia="zh-TW"/>
+        </w:rPr>
+        <w:t xml:space="preserve"> Google </w:t>
+      </w:r>
+      <w:r>
+        <w:rPr>
+          <w:rFonts w:ascii="MISANS TC VF MEDIUM" w:eastAsia="MISANS TC VF MEDIUM" w:hAnsi="MISANS TC VF MEDIUM" w:cs="MS Gothic"/>
+          <w:lang w:eastAsia="zh-TW"/>
+        </w:rPr>
+        <w:t>日曆或</w:t>
+      </w:r>
+      <w:r>
+        <w:rPr>
+          <w:rFonts w:ascii="MISANS TC VF MEDIUM" w:eastAsia="MISANS TC VF MEDIUM" w:hAnsi="MISANS TC VF MEDIUM"/>
+          <w:lang w:eastAsia="zh-TW"/>
+        </w:rPr>
+        <w:t xml:space="preserve"> Google Tasks </w:t>
+      </w:r>
+      <w:r>
+        <w:rPr>
+          <w:rFonts w:ascii="MISANS TC VF MEDIUM" w:eastAsia="MISANS TC VF MEDIUM" w:hAnsi="MISANS TC VF MEDIUM" w:cs="MS Gothic"/>
+          <w:lang w:eastAsia="zh-TW"/>
+        </w:rPr>
+        <w:t>的任何現有</w:t>
+      </w:r>
+      <w:r>
+        <w:rPr>
+          <w:rFonts w:ascii="MISANS TC VF MEDIUM" w:eastAsia="MISANS TC VF MEDIUM" w:hAnsi="MISANS TC VF MEDIUM" w:cs="Yu Gothic"/>
+          <w:lang w:eastAsia="zh-TW"/>
+        </w:rPr>
+        <w:t>內</w:t>
+      </w:r>
+      <w:r>
+        <w:rPr>
+          <w:rFonts w:ascii="MISANS TC VF MEDIUM" w:eastAsia="MISANS TC VF MEDIUM" w:hAnsi="MISANS TC VF MEDIUM" w:cs="MS Gothic"/>
+          <w:lang w:eastAsia="zh-TW"/>
+        </w:rPr>
+        <w:t>容</w:t>
+      </w:r>
+      <w:r>
+        <w:rPr>
+          <w:rFonts w:ascii="MISANS TC VF MEDIUM" w:eastAsia="MISANS TC VF MEDIUM" w:hAnsi="MISANS TC VF MEDIUM"/>
+          <w:lang w:eastAsia="zh-TW"/>
+        </w:rPr>
+        <w:t>——</w:t>
+      </w:r>
+      <w:r>
+        <w:rPr>
+          <w:rFonts w:ascii="MISANS TC VF MEDIUM" w:eastAsia="MISANS TC VF MEDIUM" w:hAnsi="MISANS TC VF MEDIUM" w:cs="MS Gothic"/>
+          <w:lang w:eastAsia="zh-TW"/>
+        </w:rPr>
+        <w:t>我們僅向其寫入由</w:t>
+      </w:r>
+      <w:r>
+        <w:rPr>
+          <w:rFonts w:ascii="MISANS TC VF MEDIUM" w:eastAsia="MISANS TC VF MEDIUM" w:hAnsi="MISANS TC VF MEDIUM"/>
+          <w:lang w:eastAsia="zh-TW"/>
+        </w:rPr>
+        <w:t xml:space="preserve"> Food Ninja </w:t>
+      </w:r>
+      <w:r>
+        <w:rPr>
+          <w:rFonts w:ascii="MISANS TC VF MEDIUM" w:eastAsia="MISANS TC VF MEDIUM" w:hAnsi="MISANS TC VF MEDIUM" w:cs="MS Gothic"/>
+          <w:lang w:eastAsia="zh-TW"/>
+        </w:rPr>
+        <w:t>建立的食物效期事件。</w:t>
+      </w:r>
+      <w:r>
+        <w:rPr>
+          <w:rFonts w:ascii="MISANS TC VF MEDIUM" w:eastAsia="MISANS TC VF MEDIUM" w:hAnsi="MISANS TC VF MEDIUM"/>
+          <w:lang w:eastAsia="zh-TW"/>
+        </w:rPr>
+        <w:t xml:space="preserve">Apple </w:t>
+      </w:r>
+      <w:r>
+        <w:rPr>
+          <w:rFonts w:ascii="MISANS TC VF MEDIUM" w:eastAsia="MISANS TC VF MEDIUM" w:hAnsi="MISANS TC VF MEDIUM" w:cs="MS Gothic"/>
+          <w:lang w:eastAsia="zh-TW"/>
+        </w:rPr>
+        <w:t>日曆及</w:t>
+      </w:r>
+      <w:r>
+        <w:rPr>
+          <w:rFonts w:ascii="MISANS TC VF MEDIUM" w:eastAsia="MISANS TC VF MEDIUM" w:hAnsi="MISANS TC VF MEDIUM"/>
+          <w:lang w:eastAsia="zh-TW"/>
+        </w:rPr>
+        <w:t xml:space="preserve"> Apple </w:t>
+      </w:r>
+      <w:r>
+        <w:rPr>
+          <w:rFonts w:ascii="MISANS TC VF MEDIUM" w:eastAsia="MISANS TC VF MEDIUM" w:hAnsi="MISANS TC VF MEDIUM" w:cs="MS Gothic"/>
+          <w:lang w:eastAsia="zh-TW"/>
+        </w:rPr>
+        <w:t>提醒事項的同步作業完全在您的裝置端本機執行。</w:t>
+      </w:r>
+    </w:p>
+    <w:p>
+      <w:pPr>
+        <w:pStyle w:val="Heading2"/>
+        <w:spacing w:before="280" w:after="100"/>
+        <w:rPr>
+          <w:rFonts w:ascii="MISANS TC VF MEDIUM" w:eastAsia="MISANS TC VF MEDIUM" w:hAnsi="MISANS TC VF MEDIUM"/>
+          <w:b w:val="0"/>
+          <w:bCs w:val="0"/>
+          <w:lang w:eastAsia="zh-TW"/>
+        </w:rPr>
+      </w:pPr>
+      <w:r>
+        <w:rPr>
+          <w:rFonts w:ascii="MISANS TC VF MEDIUM" w:eastAsia="MISANS TC VF MEDIUM" w:hAnsi="MISANS TC VF MEDIUM"/>
+          <w:b w:val="0"/>
+          <w:bCs w:val="0"/>
+          <w:lang w:eastAsia="zh-TW"/>
+        </w:rPr>
+        <w:t xml:space="preserve">2.5 </w:t>
+      </w:r>
+      <w:r>
+        <w:rPr>
+          <w:rFonts w:ascii="MISANS TC VF MEDIUM" w:eastAsia="MISANS TC VF MEDIUM" w:hAnsi="MISANS TC VF MEDIUM" w:cs="MS Gothic"/>
+          <w:b w:val="0"/>
+          <w:bCs w:val="0"/>
+          <w:lang w:eastAsia="zh-TW"/>
+        </w:rPr>
+        <w:t>定位資料</w:t>
+      </w:r>
+    </w:p>
+    <w:p>
+      <w:pPr>
+        <w:spacing w:after="120"/>
+        <w:rPr>
+          <w:rFonts w:ascii="MISANS TC VF MEDIUM" w:eastAsia="MISANS TC VF MEDIUM" w:hAnsi="MISANS TC VF MEDIUM"/>
+          <w:lang w:eastAsia="zh-TW"/>
+        </w:rPr>
+      </w:pPr>
+      <w:r>
+        <w:rPr>
+          <w:rFonts w:ascii="MISANS TC VF MEDIUM" w:eastAsia="MISANS TC VF MEDIUM" w:hAnsi="MISANS TC VF MEDIUM" w:cs="MS Gothic"/>
+          <w:lang w:eastAsia="zh-TW"/>
+        </w:rPr>
+        <w:t>應用程式可能請求存取您的裝置定位，以透過</w:t>
+      </w:r>
+      <w:r>
+        <w:rPr>
+          <w:rFonts w:ascii="MISANS TC VF MEDIUM" w:eastAsia="MISANS TC VF MEDIUM" w:hAnsi="MISANS TC VF MEDIUM"/>
+          <w:lang w:eastAsia="zh-TW"/>
+        </w:rPr>
+        <w:t xml:space="preserve"> Apple Maps </w:t>
+      </w:r>
+      <w:r>
+        <w:rPr>
+          <w:rFonts w:ascii="MISANS TC VF MEDIUM" w:eastAsia="MISANS TC VF MEDIUM" w:hAnsi="MISANS TC VF MEDIUM" w:cs="MS Gothic"/>
+          <w:lang w:eastAsia="zh-TW"/>
+        </w:rPr>
+        <w:t>提供捐贈中心地圖探索功能。精確定位資料不會傳輸至或儲存於我們的伺服器。</w:t>
+      </w:r>
+    </w:p>
+    <w:p>
+      <w:pPr>
+        <w:pStyle w:val="Heading2"/>
+        <w:spacing w:before="280" w:after="100"/>
+        <w:rPr>
+          <w:rFonts w:ascii="MISANS TC VF MEDIUM" w:eastAsia="MISANS TC VF MEDIUM" w:hAnsi="MISANS TC VF MEDIUM"/>
+          <w:b w:val="0"/>
+          <w:bCs w:val="0"/>
+          <w:lang w:val="en-US" w:eastAsia="zh-TW"/>
+        </w:rPr>
+      </w:pPr>
+      <w:r>
+        <w:rPr>
+          <w:rFonts w:ascii="MISANS TC VF MEDIUM" w:eastAsia="MISANS TC VF MEDIUM" w:hAnsi="MISANS TC VF MEDIUM"/>
+          <w:b w:val="0"/>
+          <w:bCs w:val="0"/>
+          <w:lang w:eastAsia="zh-TW"/>
+        </w:rPr>
+        <w:t xml:space="preserve">2.6 AI </w:t>
+      </w:r>
+      <w:r>
+        <w:rPr>
+          <w:rFonts w:ascii="MISANS TC VF MEDIUM" w:eastAsia="MISANS TC VF MEDIUM" w:hAnsi="MISANS TC VF MEDIUM" w:cs="Microsoft JhengHei"/>
+          <w:b w:val="0"/>
+          <w:bCs w:val="0"/>
+          <w:lang w:eastAsia="zh-TW"/>
+        </w:rPr>
+        <w:t>功能</w:t>
+      </w:r>
+    </w:p>
+    <w:p>
+      <w:pPr>
+        <w:spacing w:after="120"/>
+        <w:rPr>
+          <w:rFonts w:ascii="MISANS TC VF MEDIUM" w:eastAsia="MISANS TC VF MEDIUM" w:hAnsi="MISANS TC VF MEDIUM"/>
+          <w:lang w:eastAsia="zh-TW"/>
+        </w:rPr>
+      </w:pPr>
+      <w:r>
+        <w:rPr>
+          <w:rFonts w:ascii="MISANS TC VF MEDIUM" w:eastAsia="MISANS TC VF MEDIUM" w:hAnsi="MISANS TC VF MEDIUM" w:cs="MS Gothic"/>
+          <w:lang w:eastAsia="zh-TW"/>
+        </w:rPr>
+        <w:t>當您使用</w:t>
+      </w:r>
+      <w:r>
+        <w:rPr>
+          <w:rFonts w:ascii="MISANS TC VF MEDIUM" w:eastAsia="MISANS TC VF MEDIUM" w:hAnsi="MISANS TC VF MEDIUM"/>
+          <w:lang w:eastAsia="zh-TW"/>
+        </w:rPr>
+        <w:t xml:space="preserve"> AI </w:t>
+      </w:r>
+      <w:r>
+        <w:rPr>
+          <w:rFonts w:ascii="MISANS TC VF MEDIUM" w:eastAsia="MISANS TC VF MEDIUM" w:hAnsi="MISANS TC VF MEDIUM" w:cs="MS Gothic"/>
+          <w:lang w:eastAsia="zh-TW"/>
+        </w:rPr>
+        <w:t>功能（食譜建議、餐點規劃、捐贈資格評估）時，您的提示訊息、裝置上的相關食物紀錄，以及相關捐贈中心資料庫資料，將傳送至我們的伺服器並透過我們的</w:t>
+      </w:r>
+      <w:r>
+        <w:rPr>
+          <w:rFonts w:ascii="MISANS TC VF MEDIUM" w:eastAsia="MISANS TC VF MEDIUM" w:hAnsi="MISANS TC VF MEDIUM"/>
+          <w:lang w:eastAsia="zh-TW"/>
+        </w:rPr>
+        <w:t xml:space="preserve"> AI API </w:t>
+      </w:r>
+      <w:r>
+        <w:rPr>
+          <w:rFonts w:ascii="MISANS TC VF MEDIUM" w:eastAsia="MISANS TC VF MEDIUM" w:hAnsi="MISANS TC VF MEDIUM" w:cs="MS Gothic"/>
+          <w:lang w:eastAsia="zh-TW"/>
+        </w:rPr>
+        <w:t>處理以</w:t>
+      </w:r>
+      <w:r>
+        <w:rPr>
+          <w:rFonts w:ascii="MISANS TC VF MEDIUM" w:eastAsia="MISANS TC VF MEDIUM" w:hAnsi="MISANS TC VF MEDIUM" w:cs="Yu Gothic"/>
+          <w:lang w:eastAsia="zh-TW"/>
+        </w:rPr>
+        <w:t>產</w:t>
+      </w:r>
+      <w:r>
+        <w:rPr>
+          <w:rFonts w:ascii="MISANS TC VF MEDIUM" w:eastAsia="MISANS TC VF MEDIUM" w:hAnsi="MISANS TC VF MEDIUM" w:cs="MS Gothic"/>
+          <w:lang w:eastAsia="zh-TW"/>
+        </w:rPr>
+        <w:t>生回應。</w:t>
+      </w:r>
+      <w:r>
+        <w:rPr>
+          <w:rFonts w:ascii="MISANS TC VF MEDIUM" w:eastAsia="MISANS TC VF MEDIUM" w:hAnsi="MISANS TC VF MEDIUM"/>
+          <w:lang w:eastAsia="zh-TW"/>
+        </w:rPr>
+        <w:t xml:space="preserve">AI </w:t>
+      </w:r>
+      <w:r>
+        <w:rPr>
+          <w:rFonts w:ascii="MISANS TC VF MEDIUM" w:eastAsia="MISANS TC VF MEDIUM" w:hAnsi="MISANS TC VF MEDIUM" w:cs="MS Gothic"/>
+          <w:lang w:eastAsia="zh-TW"/>
+        </w:rPr>
+        <w:t>回應傳回您的裝置後，我們不儲存、記錄或保留任何</w:t>
+      </w:r>
+      <w:r>
+        <w:rPr>
+          <w:rFonts w:ascii="MISANS TC VF MEDIUM" w:eastAsia="MISANS TC VF MEDIUM" w:hAnsi="MISANS TC VF MEDIUM"/>
+          <w:lang w:eastAsia="zh-TW"/>
+        </w:rPr>
+        <w:t xml:space="preserve"> AI </w:t>
+      </w:r>
+      <w:r>
+        <w:rPr>
+          <w:rFonts w:ascii="MISANS TC VF MEDIUM" w:eastAsia="MISANS TC VF MEDIUM" w:hAnsi="MISANS TC VF MEDIUM" w:cs="Microsoft JhengHei"/>
+          <w:lang w:eastAsia="zh-TW"/>
+        </w:rPr>
+        <w:t>查</w:t>
+      </w:r>
+      <w:r>
+        <w:rPr>
+          <w:rFonts w:ascii="MISANS TC VF MEDIUM" w:eastAsia="MISANS TC VF MEDIUM" w:hAnsi="MISANS TC VF MEDIUM" w:cs="MS Gothic"/>
+          <w:lang w:eastAsia="zh-TW"/>
+        </w:rPr>
+        <w:t>詢</w:t>
+      </w:r>
+      <w:r>
+        <w:rPr>
+          <w:rFonts w:ascii="MISANS TC VF MEDIUM" w:eastAsia="MISANS TC VF MEDIUM" w:hAnsi="MISANS TC VF MEDIUM" w:cs="Yu Gothic"/>
+          <w:lang w:eastAsia="zh-TW"/>
+        </w:rPr>
+        <w:t>內</w:t>
+      </w:r>
+      <w:r>
+        <w:rPr>
+          <w:rFonts w:ascii="MISANS TC VF MEDIUM" w:eastAsia="MISANS TC VF MEDIUM" w:hAnsi="MISANS TC VF MEDIUM" w:cs="MS Gothic"/>
+          <w:lang w:eastAsia="zh-TW"/>
+        </w:rPr>
+        <w:t>容</w:t>
+      </w:r>
+      <w:r>
+        <w:rPr>
+          <w:rFonts w:ascii="MISANS TC VF MEDIUM" w:eastAsia="MISANS TC VF MEDIUM" w:hAnsi="MISANS TC VF MEDIUM"/>
+          <w:lang w:eastAsia="zh-TW"/>
+        </w:rPr>
+        <w:t>——</w:t>
+      </w:r>
+      <w:r>
+        <w:rPr>
+          <w:rFonts w:ascii="MISANS TC VF MEDIUM" w:eastAsia="MISANS TC VF MEDIUM" w:hAnsi="MISANS TC VF MEDIUM" w:cs="MS Gothic"/>
+          <w:lang w:eastAsia="zh-TW"/>
+        </w:rPr>
+        <w:t>包括提示訊息、食物紀錄或捐贈資料。</w:t>
+      </w:r>
+    </w:p>
+    <w:p>
+      <w:pPr>
+        <w:pStyle w:val="Heading2"/>
+        <w:spacing w:before="280" w:after="100"/>
+        <w:rPr>
+          <w:rFonts w:ascii="MISANS TC VF MEDIUM" w:eastAsia="MISANS TC VF MEDIUM" w:hAnsi="MISANS TC VF MEDIUM"/>
+          <w:b w:val="0"/>
+          <w:bCs w:val="0"/>
+          <w:lang w:eastAsia="zh-TW"/>
+        </w:rPr>
+      </w:pPr>
+      <w:r>
+        <w:rPr>
+          <w:rFonts w:ascii="MISANS TC VF MEDIUM" w:eastAsia="MISANS TC VF MEDIUM" w:hAnsi="MISANS TC VF MEDIUM"/>
+          <w:b w:val="0"/>
+          <w:bCs w:val="0"/>
+          <w:lang w:eastAsia="zh-TW"/>
+        </w:rPr>
+        <w:t xml:space="preserve">2.7 </w:t>
+      </w:r>
+      <w:r>
+        <w:rPr>
+          <w:rFonts w:ascii="MISANS TC VF MEDIUM" w:eastAsia="MISANS TC VF MEDIUM" w:hAnsi="MISANS TC VF MEDIUM" w:cs="MS Gothic"/>
+          <w:b w:val="0"/>
+          <w:bCs w:val="0"/>
+          <w:lang w:eastAsia="zh-TW"/>
+        </w:rPr>
+        <w:t>裝置及技術資訊</w:t>
+      </w:r>
+    </w:p>
+    <w:p>
+      <w:pPr>
+        <w:spacing w:after="120"/>
+        <w:rPr>
+          <w:rFonts w:ascii="MISANS TC VF MEDIUM" w:eastAsia="MISANS TC VF MEDIUM" w:hAnsi="MISANS TC VF MEDIUM" w:cs="MS Gothic"/>
+          <w:lang w:eastAsia="zh-TW"/>
+        </w:rPr>
+      </w:pPr>
+      <w:r>
+        <w:rPr>
+          <w:rFonts w:ascii="MISANS TC VF MEDIUM" w:eastAsia="MISANS TC VF MEDIUM" w:hAnsi="MISANS TC VF MEDIUM" w:cs="MS Gothic"/>
+          <w:lang w:eastAsia="zh-TW"/>
+        </w:rPr>
+        <w:t>我們可能收集服務運作所需的標準技術資料，包括應用程式版本資訊及身份驗證權杖（</w:t>
+      </w:r>
+      <w:r>
+        <w:rPr>
+          <w:rFonts w:ascii="MISANS TC VF MEDIUM" w:eastAsia="MISANS TC VF MEDIUM" w:hAnsi="MISANS TC VF MEDIUM"/>
+          <w:lang w:eastAsia="zh-TW"/>
+        </w:rPr>
+        <w:t>JWT</w:t>
+      </w:r>
+      <w:r>
+        <w:rPr>
+          <w:rFonts w:ascii="MISANS TC VF MEDIUM" w:eastAsia="MISANS TC VF MEDIUM" w:hAnsi="MISANS TC VF MEDIUM" w:cs="MS Gothic"/>
+          <w:lang w:eastAsia="zh-TW"/>
+        </w:rPr>
+        <w:t>）。此類資料僅用於身份驗證及服務提供。</w:t>
+      </w:r>
+    </w:p>
+    <w:p>
+      <w:pPr>
+        <w:pStyle w:val="Heading2"/>
+        <w:spacing w:before="280" w:after="100"/>
+        <w:rPr>
+          <w:rFonts w:ascii="MISANS TC VF MEDIUM" w:eastAsia="MISANS TC VF MEDIUM" w:hAnsi="MISANS TC VF MEDIUM"/>
+          <w:b w:val="0"/>
+          <w:bCs w:val="0"/>
+          <w:lang w:val="en-US" w:eastAsia="zh-TW"/>
+        </w:rPr>
+      </w:pPr>
+      <w:r>
+        <w:rPr>
+          <w:rFonts w:ascii="MISANS TC VF MEDIUM" w:eastAsia="MISANS TC VF MEDIUM" w:hAnsi="MISANS TC VF MEDIUM"/>
+          <w:b w:val="0"/>
+          <w:bCs w:val="0"/>
+          <w:lang w:eastAsia="zh-TW"/>
+        </w:rPr>
+        <w:t>2.</w:t>
+      </w:r>
+      <w:r>
+        <w:rPr>
+          <w:rFonts w:ascii="MISANS TC VF MEDIUM" w:eastAsia="MISANS TC VF MEDIUM" w:hAnsi="MISANS TC VF MEDIUM" w:hint="eastAsia"/>
+          <w:b w:val="0"/>
+          <w:bCs w:val="0"/>
+          <w:lang w:eastAsia="zh-TW"/>
+        </w:rPr>
+        <w:t xml:space="preserve">8選用性 </w:t>
+      </w:r>
+      <w:r>
+        <w:rPr>
+          <w:rFonts w:ascii="MISANS TC VF MEDIUM" w:eastAsia="MISANS TC VF MEDIUM" w:hAnsi="MISANS TC VF MEDIUM"/>
+          <w:b w:val="0"/>
+          <w:bCs w:val="0"/>
+          <w:lang w:val="en-US" w:eastAsia="zh-TW"/>
+        </w:rPr>
+        <w:t xml:space="preserve">iCloud </w:t>
+      </w:r>
+      <w:r>
+        <w:rPr>
+          <w:rFonts w:ascii="MISANS TC VF MEDIUM" w:eastAsia="MISANS TC VF MEDIUM" w:hAnsi="MISANS TC VF MEDIUM" w:hint="eastAsia"/>
+          <w:b w:val="0"/>
+          <w:bCs w:val="0"/>
+          <w:lang w:val="en-US" w:eastAsia="zh-TW"/>
+        </w:rPr>
+        <w:t>備份</w:t>
+      </w:r>
+    </w:p>
+    <w:p>
+      <w:pPr>
+        <w:spacing w:after="120"/>
+        <w:rPr>
+          <w:rFonts w:ascii="MISANS TC VF MEDIUM" w:eastAsia="MISANS TC VF MEDIUM" w:hAnsi="MISANS TC VF MEDIUM"/>
+          <w:lang w:val="en-US" w:eastAsia="zh-TW"/>
+        </w:rPr>
+      </w:pPr>
+      <w:r>
+        <w:rPr>
+          <w:rFonts w:ascii="MISANS TC VF MEDIUM" w:eastAsia="MISANS TC VF MEDIUM" w:hAnsi="MISANS TC VF MEDIUM" w:hint="eastAsia"/>
+          <w:lang w:eastAsia="zh-TW"/>
+        </w:rPr>
+        <w:t>本服務於「設定」頁面提供選用性的手動備份功能。若您選擇執行備份，應用程式資料（包括食物紀錄與庫存資料）將上傳至您的個人 iCloud 私用資料庫 (iCloud Private Database)。此類資料儲存於由 Apple 管理的個人 iCloud 儲存空間內。我們無法、亦無權限存取、讀取或下載任何備份至您個人 iCloud 空間的資料。您可以隨時透過 iOS 裝置的系統設定刪除這些備份。</w:t>
+      </w:r>
+    </w:p>
+    <w:p>
+      <w:pPr>
+        <w:pStyle w:val="Heading2"/>
+        <w:spacing w:before="280" w:after="100"/>
+        <w:rPr>
+          <w:rFonts w:ascii="MISANS TC VF MEDIUM" w:eastAsia="MISANS TC VF MEDIUM" w:hAnsi="MISANS TC VF MEDIUM"/>
+          <w:b w:val="0"/>
+          <w:bCs w:val="0"/>
+          <w:lang w:val="en-US" w:eastAsia="zh-TW"/>
+        </w:rPr>
+      </w:pPr>
+      <w:r>
+        <w:rPr>
+          <w:rFonts w:ascii="MISANS TC VF MEDIUM" w:eastAsia="MISANS TC VF MEDIUM" w:hAnsi="MISANS TC VF MEDIUM"/>
+          <w:b w:val="0"/>
+          <w:bCs w:val="0"/>
+          <w:lang w:eastAsia="zh-TW"/>
+        </w:rPr>
+        <w:t>2.9</w:t>
+      </w:r>
+      <w:r>
+        <w:rPr>
+          <w:rFonts w:ascii="MISANS TC VF MEDIUM" w:eastAsia="MISANS TC VF MEDIUM" w:hAnsi="MISANS TC VF MEDIUM" w:hint="eastAsia"/>
+          <w:b w:val="0"/>
+          <w:bCs w:val="0"/>
+          <w:lang w:eastAsia="zh-TW"/>
+        </w:rPr>
+        <w:t>服務內的種樹功能</w:t>
+      </w:r>
+    </w:p>
+    <w:p>
+      <w:pPr>
+        <w:spacing w:after="120"/>
+        <w:rPr>
+          <w:rFonts w:ascii="MISANS TC VF MEDIUM" w:eastAsia="MISANS TC VF MEDIUM" w:hAnsi="MISANS TC VF MEDIUM"/>
+          <w:lang w:val="en-US" w:eastAsia="zh-TW"/>
+        </w:rPr>
+      </w:pPr>
+      <w:r>
+        <w:rPr>
+          <w:rFonts w:ascii="MISANS TC VF MEDIUM" w:eastAsia="MISANS TC VF MEDIUM" w:hAnsi="MISANS TC VF MEDIUM" w:hint="eastAsia"/>
+          <w:lang w:val="en-US" w:eastAsia="zh-TW"/>
+        </w:rPr>
+        <w:t>當你您在服務內的種樹頁面/功能內達到100%，服務將會種植樹木。和我們合作的第三方「</w:t>
+      </w:r>
+      <w:proofErr w:type="spellStart"/>
+      <w:r>
+        <w:rPr>
+          <w:rFonts w:ascii="MISANS TC VF MEDIUM" w:eastAsia="MISANS TC VF MEDIUM" w:hAnsi="MISANS TC VF MEDIUM"/>
+          <w:lang w:val="en-US" w:eastAsia="zh-TW"/>
+        </w:rPr>
+        <w:t>TheGoodAPI</w:t>
+      </w:r>
+      <w:proofErr w:type="spellEnd"/>
+      <w:r>
+        <w:rPr>
+          <w:rFonts w:ascii="MISANS TC VF MEDIUM" w:eastAsia="MISANS TC VF MEDIUM" w:hAnsi="MISANS TC VF MEDIUM" w:hint="eastAsia"/>
+          <w:lang w:val="en-US" w:eastAsia="zh-TW"/>
+        </w:rPr>
+        <w:t>」將幫助服務達成種樹的效果，我們並不會和此第三方分享任何您（使用者）的個人資料。</w:t>
+      </w:r>
+    </w:p>
+    <w:p>
+      <w:pPr>
+        <w:pStyle w:val="Heading2"/>
+        <w:spacing w:before="280" w:after="100"/>
+        <w:rPr>
+          <w:rFonts w:ascii="MISANS TC VF MEDIUM" w:eastAsia="MISANS TC VF MEDIUM" w:hAnsi="MISANS TC VF MEDIUM"/>
+          <w:b w:val="0"/>
+          <w:bCs w:val="0"/>
+          <w:lang w:val="en-US" w:eastAsia="zh-TW"/>
+        </w:rPr>
+      </w:pPr>
+      <w:r>
+        <w:rPr>
+          <w:rFonts w:ascii="MISANS TC VF MEDIUM" w:eastAsia="MISANS TC VF MEDIUM" w:hAnsi="MISANS TC VF MEDIUM"/>
+          <w:b w:val="0"/>
+          <w:bCs w:val="0"/>
+          <w:lang w:eastAsia="zh-TW"/>
+        </w:rPr>
+        <w:t>2.10</w:t>
+      </w:r>
+      <w:r>
+        <w:rPr>
+          <w:rFonts w:ascii="MISANS TC VF MEDIUM" w:eastAsia="MISANS TC VF MEDIUM" w:hAnsi="MISANS TC VF MEDIUM" w:hint="eastAsia"/>
+          <w:b w:val="0"/>
+          <w:bCs w:val="0"/>
+          <w:lang w:eastAsia="zh-TW"/>
+        </w:rPr>
+        <w:t>加總匿名資料</w:t>
+      </w:r>
+    </w:p>
+    <w:p>
+      <w:pPr>
+        <w:spacing w:after="120"/>
+        <w:rPr>
+          <w:rFonts w:ascii="MISANS TC VF MEDIUM" w:eastAsia="MISANS TC VF MEDIUM" w:hAnsi="MISANS TC VF MEDIUM"/>
+          <w:lang w:val="en-US" w:eastAsia="zh-TW"/>
+        </w:rPr>
+      </w:pPr>
+      <w:r>
+        <w:rPr>
+          <w:rFonts w:ascii="MISANS TC VF MEDIUM" w:eastAsia="MISANS TC VF MEDIUM" w:hAnsi="MISANS TC VF MEDIUM" w:hint="eastAsia"/>
+          <w:lang w:val="en-US" w:eastAsia="zh-TW"/>
+        </w:rPr>
+        <w:t>我們也會收集加總的紀錄創建及種樹資料。這些資料僅會被用來分析及顯示可分享的數據，且不能以任何方式推測回資料來源的使用者用戶。我們只會儲存加總的資料以及日期。</w:t>
+      </w:r>
+    </w:p>
+    <w:p>
+      <w:pPr>
+        <w:pStyle w:val="Heading2"/>
+        <w:spacing w:before="280" w:after="100"/>
+        <w:rPr>
+          <w:rFonts w:ascii="MISANS TC VF MEDIUM" w:eastAsia="MISANS TC VF MEDIUM" w:hAnsi="MISANS TC VF MEDIUM"/>
+          <w:b w:val="0"/>
+          <w:bCs w:val="0"/>
+          <w:lang w:eastAsia="zh-TW"/>
+        </w:rPr>
+      </w:pPr>
+      <w:r>
+        <w:rPr>
+          <w:rFonts w:ascii="MISANS TC VF MEDIUM" w:eastAsia="MISANS TC VF MEDIUM" w:hAnsi="MISANS TC VF MEDIUM" w:cs="MS Gothic"/>
+          <w:b w:val="0"/>
+          <w:bCs w:val="0"/>
+          <w:lang w:eastAsia="zh-TW"/>
+        </w:rPr>
+        <w:lastRenderedPageBreak/>
+        <w:t>2.11 藥物提醒功能與相機分析</w:t>
+      </w:r>
+    </w:p>
+    <w:p>
+      <w:pPr>
+        <w:spacing w:after="120"/>
+        <w:rPr>
+          <w:rFonts w:ascii="MISANS TC VF MEDIUM" w:eastAsia="MISANS TC VF MEDIUM" w:hAnsi="MISANS TC VF MEDIUM"/>
+          <w:lang w:eastAsia="zh-TW"/>
+        </w:rPr>
+      </w:pPr>
+      <w:r>
+        <w:rPr>
+          <w:rFonts w:ascii="MISANS TC VF MEDIUM" w:eastAsia="MISANS TC VF MEDIUM" w:hAnsi="MISANS TC VF MEDIUM" w:cs="MS Gothic"/>
+          <w:lang w:eastAsia="zh-TW"/>
+        </w:rPr>
+        <w:t>Food Ninja 的藥物提醒功能旨在協助您在裝置上設定鬧鐘提醒，以減少藥物浪費。本功能僅作為個人提醒工具，不構成專業醫療建議或可靠醫療服務。</w:t>
+      </w:r>
+    </w:p>
+    <w:p>
+      <w:pPr>
+        <w:spacing w:after="120"/>
+        <w:rPr>
+          <w:rFonts w:ascii="MISANS TC VF MEDIUM" w:eastAsia="MISANS TC VF MEDIUM" w:hAnsi="MISANS TC VF MEDIUM"/>
+          <w:lang w:eastAsia="zh-TW"/>
+        </w:rPr>
+      </w:pPr>
+      <w:r>
+        <w:rPr>
+          <w:rFonts w:ascii="MISANS TC VF MEDIUM" w:eastAsia="MISANS TC VF MEDIUM" w:hAnsi="MISANS TC VF MEDIUM" w:cs="MS Gothic"/>
+          <w:lang w:eastAsia="zh-TW"/>
+        </w:rPr>
+        <w:t>所有藥物紀錄（包括藥物名稱、劑量資訊及提醒排程）僅儲存於您的裝置端，我們無法以任何方式從伺服器存取這些資料。</w:t>
+      </w:r>
+    </w:p>
+    <w:p>
+      <w:pPr>
+        <w:spacing w:after="120"/>
+        <w:rPr>
+          <w:rFonts w:ascii="MISANS TC VF MEDIUM" w:eastAsia="MISANS TC VF MEDIUM" w:hAnsi="MISANS TC VF MEDIUM"/>
+          <w:lang w:eastAsia="zh-TW"/>
+        </w:rPr>
+      </w:pPr>
+      <w:r>
+        <w:rPr>
+          <w:rFonts w:ascii="MISANS TC VF MEDIUM" w:eastAsia="MISANS TC VF MEDIUM" w:hAnsi="MISANS TC VF MEDIUM" w:cs="MS Gothic"/>
+          <w:lang w:eastAsia="zh-TW"/>
+        </w:rPr>
+        <w:t>當您使用選用性的相機拍攝子功能拍攝藥物標籤時，擷取的照片及 OCR 分析結果將傳輸至我們的伺服器，並由 Google Gemini（Google 提供的第三方 AI 服務）進行自動化藥物資訊擷取。這些資料僅進行即時處理以建立藥物紀錄，結果傳回您的裝置後，我們及 Google 均不以任何形式儲存、記錄或保留相關照片或分析資料。</w:t>
+      </w:r>
+    </w:p>
+    <w:p>
+      <w:pPr>
+        <w:pStyle w:val="Heading1"/>
+        <w:spacing w:before="400" w:after="160"/>
+        <w:rPr>
+          <w:rFonts w:ascii="MISANS TC VF MEDIUM" w:eastAsia="MISANS TC VF MEDIUM" w:hAnsi="MISANS TC VF MEDIUM"/>
+          <w:b w:val="0"/>
+          <w:bCs w:val="0"/>
+          <w:lang w:eastAsia="zh-TW"/>
+        </w:rPr>
+      </w:pPr>
+      <w:r>
+        <w:rPr>
+          <w:rFonts w:ascii="MISANS TC VF MEDIUM" w:eastAsia="MISANS TC VF MEDIUM" w:hAnsi="MISANS TC VF MEDIUM"/>
+          <w:b w:val="0"/>
+          <w:bCs w:val="0"/>
+          <w:lang w:eastAsia="zh-TW"/>
+        </w:rPr>
+        <w:t xml:space="preserve">3. </w:t>
+      </w:r>
+      <w:r>
+        <w:rPr>
+          <w:rFonts w:ascii="MISANS TC VF MEDIUM" w:eastAsia="MISANS TC VF MEDIUM" w:hAnsi="MISANS TC VF MEDIUM" w:cs="MS Gothic"/>
+          <w:b w:val="0"/>
+          <w:bCs w:val="0"/>
+          <w:lang w:eastAsia="zh-TW"/>
+        </w:rPr>
+        <w:t>我們如何使用您的資訊</w:t>
+      </w:r>
+    </w:p>
+    <w:p>
+      <w:pPr>
+        <w:spacing w:after="120"/>
+        <w:rPr>
+          <w:rFonts w:ascii="MISANS TC VF MEDIUM" w:eastAsia="MISANS TC VF MEDIUM" w:hAnsi="MISANS TC VF MEDIUM"/>
+          <w:lang w:eastAsia="zh-TW"/>
+        </w:rPr>
+      </w:pPr>
+      <w:r>
+        <w:rPr>
+          <w:rFonts w:ascii="MISANS TC VF MEDIUM" w:eastAsia="MISANS TC VF MEDIUM" w:hAnsi="MISANS TC VF MEDIUM" w:cs="MS Gothic"/>
+          <w:lang w:eastAsia="zh-TW"/>
+        </w:rPr>
+        <w:t>我們將收集的資訊用於以下目的：</w:t>
       </w:r>
     </w:p>
     <w:p>
@@ -2233,7 +2267,7 @@
           <w:rFonts w:ascii="MISANS TC VF MEDIUM" w:eastAsia="MISANS TC VF MEDIUM" w:hAnsi="MISANS TC VF MEDIUM" w:cs="MS Gothic"/>
           <w:lang w:eastAsia="zh-TW"/>
         </w:rPr>
-        <w:t>提供及維護服務及其功能</w:t>
+        <w:t>驗證您的身份並管理您的帳號</w:t>
       </w:r>
     </w:p>
     <w:p>
@@ -2254,35 +2288,7 @@
           <w:rFonts w:ascii="MISANS TC VF MEDIUM" w:eastAsia="MISANS TC VF MEDIUM" w:hAnsi="MISANS TC VF MEDIUM" w:cs="MS Gothic"/>
           <w:lang w:eastAsia="zh-TW"/>
         </w:rPr>
-        <w:t>管理您的訂</w:t>
-      </w:r>
-      <w:r>
-        <w:rPr>
-          <w:rFonts w:ascii="MISANS TC VF MEDIUM" w:eastAsia="MISANS TC VF MEDIUM" w:hAnsi="MISANS TC VF MEDIUM" w:cs="Yu Gothic"/>
-          <w:lang w:eastAsia="zh-TW"/>
-        </w:rPr>
-        <w:t>閱</w:t>
-      </w:r>
-      <w:r>
-        <w:rPr>
-          <w:rFonts w:ascii="MISANS TC VF MEDIUM" w:eastAsia="MISANS TC VF MEDIUM" w:hAnsi="MISANS TC VF MEDIUM" w:cs="MS Gothic"/>
-          <w:lang w:eastAsia="zh-TW"/>
-        </w:rPr>
-        <w:t>狀態及</w:t>
-      </w:r>
-      <w:r>
-        <w:rPr>
-          <w:rFonts w:ascii="MISANS TC VF MEDIUM" w:eastAsia="MISANS TC VF MEDIUM" w:hAnsi="MISANS TC VF MEDIUM"/>
-          <w:lang w:eastAsia="zh-TW"/>
-        </w:rPr>
-        <w:t xml:space="preserve"> AI </w:t>
-      </w:r>
-      <w:r>
-        <w:rPr>
-          <w:rFonts w:ascii="MISANS TC VF MEDIUM" w:eastAsia="MISANS TC VF MEDIUM" w:hAnsi="MISANS TC VF MEDIUM" w:cs="MS Gothic"/>
-          <w:lang w:eastAsia="zh-TW"/>
-        </w:rPr>
-        <w:t>點數餘額</w:t>
+        <w:t>提供及維護服務及其功能</w:t>
       </w:r>
     </w:p>
     <w:p>
@@ -2303,7 +2309,21 @@
           <w:rFonts w:ascii="MISANS TC VF MEDIUM" w:eastAsia="MISANS TC VF MEDIUM" w:hAnsi="MISANS TC VF MEDIUM" w:cs="MS Gothic"/>
           <w:lang w:eastAsia="zh-TW"/>
         </w:rPr>
-        <w:t>處理您提交的</w:t>
+        <w:t>管理您的訂</w:t>
+      </w:r>
+      <w:r>
+        <w:rPr>
+          <w:rFonts w:ascii="MISANS TC VF MEDIUM" w:eastAsia="MISANS TC VF MEDIUM" w:hAnsi="MISANS TC VF MEDIUM" w:cs="Yu Gothic"/>
+          <w:lang w:eastAsia="zh-TW"/>
+        </w:rPr>
+        <w:t>閱</w:t>
+      </w:r>
+      <w:r>
+        <w:rPr>
+          <w:rFonts w:ascii="MISANS TC VF MEDIUM" w:eastAsia="MISANS TC VF MEDIUM" w:hAnsi="MISANS TC VF MEDIUM" w:cs="MS Gothic"/>
+          <w:lang w:eastAsia="zh-TW"/>
+        </w:rPr>
+        <w:t>狀態及</w:t>
       </w:r>
       <w:r>
         <w:rPr>
@@ -2317,21 +2337,7 @@
           <w:rFonts w:ascii="MISANS TC VF MEDIUM" w:eastAsia="MISANS TC VF MEDIUM" w:hAnsi="MISANS TC VF MEDIUM" w:cs="MS Gothic"/>
           <w:lang w:eastAsia="zh-TW"/>
         </w:rPr>
-        <w:t>驅動</w:t>
-      </w:r>
-      <w:r>
-        <w:rPr>
-          <w:rFonts w:ascii="MISANS TC VF MEDIUM" w:eastAsia="MISANS TC VF MEDIUM" w:hAnsi="MISANS TC VF MEDIUM" w:cs="Microsoft JhengHei"/>
-          <w:lang w:eastAsia="zh-TW"/>
-        </w:rPr>
-        <w:t>查</w:t>
-      </w:r>
-      <w:r>
-        <w:rPr>
-          <w:rFonts w:ascii="MISANS TC VF MEDIUM" w:eastAsia="MISANS TC VF MEDIUM" w:hAnsi="MISANS TC VF MEDIUM" w:cs="MS Gothic"/>
-          <w:lang w:eastAsia="zh-TW"/>
-        </w:rPr>
-        <w:t>詢</w:t>
+        <w:t>點數餘額</w:t>
       </w:r>
     </w:p>
     <w:p>
@@ -2352,7 +2358,35 @@
           <w:rFonts w:ascii="MISANS TC VF MEDIUM" w:eastAsia="MISANS TC VF MEDIUM" w:hAnsi="MISANS TC VF MEDIUM" w:cs="MS Gothic"/>
           <w:lang w:eastAsia="zh-TW"/>
         </w:rPr>
-        <w:t>就您的帳號或服務重大變更與您溝通</w:t>
+        <w:t>處理您提交的</w:t>
+      </w:r>
+      <w:r>
+        <w:rPr>
+          <w:rFonts w:ascii="MISANS TC VF MEDIUM" w:eastAsia="MISANS TC VF MEDIUM" w:hAnsi="MISANS TC VF MEDIUM"/>
+          <w:lang w:eastAsia="zh-TW"/>
+        </w:rPr>
+        <w:t xml:space="preserve"> AI </w:t>
+      </w:r>
+      <w:r>
+        <w:rPr>
+          <w:rFonts w:ascii="MISANS TC VF MEDIUM" w:eastAsia="MISANS TC VF MEDIUM" w:hAnsi="MISANS TC VF MEDIUM" w:cs="MS Gothic"/>
+          <w:lang w:eastAsia="zh-TW"/>
+        </w:rPr>
+        <w:t>驅動</w:t>
+      </w:r>
+      <w:r>
+        <w:rPr>
+          <w:rFonts w:ascii="MISANS TC VF MEDIUM" w:eastAsia="MISANS TC VF MEDIUM" w:hAnsi="MISANS TC VF MEDIUM" w:cs="Microsoft JhengHei"/>
+          <w:lang w:eastAsia="zh-TW"/>
+        </w:rPr>
+        <w:t>查</w:t>
+      </w:r>
+      <w:r>
+        <w:rPr>
+          <w:rFonts w:ascii="MISANS TC VF MEDIUM" w:eastAsia="MISANS TC VF MEDIUM" w:hAnsi="MISANS TC VF MEDIUM" w:cs="MS Gothic"/>
+          <w:lang w:eastAsia="zh-TW"/>
+        </w:rPr>
+        <w:t>詢</w:t>
       </w:r>
     </w:p>
     <w:p>
@@ -2365,77 +2399,15 @@
         <w:spacing w:after="80"/>
         <w:rPr>
           <w:rFonts w:ascii="MISANS TC VF MEDIUM" w:eastAsia="MISANS TC VF MEDIUM" w:hAnsi="MISANS TC VF MEDIUM"/>
-        </w:rPr>
-      </w:pPr>
-      <w:r>
-        <w:rPr>
-          <w:rFonts w:ascii="MISANS TC VF MEDIUM" w:eastAsia="MISANS TC VF MEDIUM" w:hAnsi="MISANS TC VF MEDIUM" w:cs="MS Gothic"/>
-        </w:rPr>
-        <w:t>遵守法律義務</w:t>
-      </w:r>
-    </w:p>
-    <w:p>
-      <w:pPr>
-        <w:pStyle w:val="Heading1"/>
-        <w:spacing w:before="400" w:after="160"/>
-        <w:rPr>
-          <w:rFonts w:ascii="MISANS TC VF MEDIUM" w:eastAsia="MISANS TC VF MEDIUM" w:hAnsi="MISANS TC VF MEDIUM"/>
-          <w:b w:val="0"/>
-          <w:bCs w:val="0"/>
-          <w:lang w:eastAsia="zh-TW"/>
-        </w:rPr>
-      </w:pPr>
-      <w:r>
-        <w:rPr>
-          <w:rFonts w:ascii="MISANS TC VF MEDIUM" w:eastAsia="MISANS TC VF MEDIUM" w:hAnsi="MISANS TC VF MEDIUM"/>
-          <w:b w:val="0"/>
-          <w:bCs w:val="0"/>
-          <w:lang w:eastAsia="zh-TW"/>
-        </w:rPr>
-        <w:t xml:space="preserve">4. </w:t>
-      </w:r>
-      <w:r>
-        <w:rPr>
-          <w:rFonts w:ascii="MISANS TC VF MEDIUM" w:eastAsia="MISANS TC VF MEDIUM" w:hAnsi="MISANS TC VF MEDIUM" w:cs="MS Gothic"/>
-          <w:b w:val="0"/>
-          <w:bCs w:val="0"/>
-          <w:lang w:eastAsia="zh-TW"/>
-        </w:rPr>
-        <w:t>處理的法律依據（</w:t>
-      </w:r>
-      <w:r>
-        <w:rPr>
-          <w:rFonts w:ascii="MISANS TC VF MEDIUM" w:eastAsia="MISANS TC VF MEDIUM" w:hAnsi="MISANS TC VF MEDIUM"/>
-          <w:b w:val="0"/>
-          <w:bCs w:val="0"/>
-          <w:lang w:eastAsia="zh-TW"/>
-        </w:rPr>
-        <w:t xml:space="preserve">GDPR / </w:t>
-      </w:r>
-      <w:r>
-        <w:rPr>
-          <w:rFonts w:ascii="MISANS TC VF MEDIUM" w:eastAsia="MISANS TC VF MEDIUM" w:hAnsi="MISANS TC VF MEDIUM" w:cs="MS Gothic"/>
-          <w:b w:val="0"/>
-          <w:bCs w:val="0"/>
-          <w:lang w:eastAsia="zh-TW"/>
-        </w:rPr>
-        <w:t>個人資料保護法）</w:t>
-      </w:r>
-    </w:p>
-    <w:p>
-      <w:pPr>
-        <w:spacing w:after="120"/>
-        <w:rPr>
-          <w:rFonts w:ascii="MISANS TC VF MEDIUM" w:eastAsia="MISANS TC VF MEDIUM" w:hAnsi="MISANS TC VF MEDIUM"/>
-          <w:lang w:eastAsia="zh-TW"/>
-        </w:rPr>
-      </w:pPr>
-      <w:r>
-        <w:rPr>
-          <w:rFonts w:ascii="MISANS TC VF MEDIUM" w:eastAsia="MISANS TC VF MEDIUM" w:hAnsi="MISANS TC VF MEDIUM" w:cs="MS Gothic"/>
-          <w:lang w:eastAsia="zh-TW"/>
-        </w:rPr>
-        <w:t>我們依據以下法律依據處理您的個人資料：</w:t>
+          <w:lang w:eastAsia="zh-TW"/>
+        </w:rPr>
+      </w:pPr>
+      <w:r>
+        <w:rPr>
+          <w:rFonts w:ascii="MISANS TC VF MEDIUM" w:eastAsia="MISANS TC VF MEDIUM" w:hAnsi="MISANS TC VF MEDIUM" w:cs="MS Gothic"/>
+          <w:lang w:eastAsia="zh-TW"/>
+        </w:rPr>
+        <w:t>就您的帳號或服務重大變更與您溝通</w:t>
       </w:r>
     </w:p>
     <w:p>
@@ -2448,15 +2420,77 @@
         <w:spacing w:after="80"/>
         <w:rPr>
           <w:rFonts w:ascii="MISANS TC VF MEDIUM" w:eastAsia="MISANS TC VF MEDIUM" w:hAnsi="MISANS TC VF MEDIUM"/>
-          <w:lang w:eastAsia="zh-TW"/>
-        </w:rPr>
-      </w:pPr>
-      <w:r>
-        <w:rPr>
-          <w:rFonts w:ascii="MISANS TC VF MEDIUM" w:eastAsia="MISANS TC VF MEDIUM" w:hAnsi="MISANS TC VF MEDIUM" w:cs="MS Gothic"/>
-          <w:lang w:eastAsia="zh-TW"/>
-        </w:rPr>
-        <w:t>契約必要性：提供您所要求之服務所需的處理</w:t>
+        </w:rPr>
+      </w:pPr>
+      <w:r>
+        <w:rPr>
+          <w:rFonts w:ascii="MISANS TC VF MEDIUM" w:eastAsia="MISANS TC VF MEDIUM" w:hAnsi="MISANS TC VF MEDIUM" w:cs="MS Gothic"/>
+        </w:rPr>
+        <w:t>遵守法律義務</w:t>
+      </w:r>
+    </w:p>
+    <w:p>
+      <w:pPr>
+        <w:pStyle w:val="Heading1"/>
+        <w:spacing w:before="400" w:after="160"/>
+        <w:rPr>
+          <w:rFonts w:ascii="MISANS TC VF MEDIUM" w:eastAsia="MISANS TC VF MEDIUM" w:hAnsi="MISANS TC VF MEDIUM"/>
+          <w:b w:val="0"/>
+          <w:bCs w:val="0"/>
+          <w:lang w:eastAsia="zh-TW"/>
+        </w:rPr>
+      </w:pPr>
+      <w:r>
+        <w:rPr>
+          <w:rFonts w:ascii="MISANS TC VF MEDIUM" w:eastAsia="MISANS TC VF MEDIUM" w:hAnsi="MISANS TC VF MEDIUM"/>
+          <w:b w:val="0"/>
+          <w:bCs w:val="0"/>
+          <w:lang w:eastAsia="zh-TW"/>
+        </w:rPr>
+        <w:t xml:space="preserve">4. </w:t>
+      </w:r>
+      <w:r>
+        <w:rPr>
+          <w:rFonts w:ascii="MISANS TC VF MEDIUM" w:eastAsia="MISANS TC VF MEDIUM" w:hAnsi="MISANS TC VF MEDIUM" w:cs="MS Gothic"/>
+          <w:b w:val="0"/>
+          <w:bCs w:val="0"/>
+          <w:lang w:eastAsia="zh-TW"/>
+        </w:rPr>
+        <w:t>處理的法律依據（</w:t>
+      </w:r>
+      <w:r>
+        <w:rPr>
+          <w:rFonts w:ascii="MISANS TC VF MEDIUM" w:eastAsia="MISANS TC VF MEDIUM" w:hAnsi="MISANS TC VF MEDIUM"/>
+          <w:b w:val="0"/>
+          <w:bCs w:val="0"/>
+          <w:lang w:eastAsia="zh-TW"/>
+        </w:rPr>
+        <w:t xml:space="preserve">GDPR / </w:t>
+      </w:r>
+      <w:r>
+        <w:rPr>
+          <w:rFonts w:ascii="MISANS TC VF MEDIUM" w:eastAsia="MISANS TC VF MEDIUM" w:hAnsi="MISANS TC VF MEDIUM" w:cs="MS Gothic"/>
+          <w:b w:val="0"/>
+          <w:bCs w:val="0"/>
+          <w:lang w:eastAsia="zh-TW"/>
+        </w:rPr>
+        <w:t>個人資料保護法）</w:t>
+      </w:r>
+    </w:p>
+    <w:p>
+      <w:pPr>
+        <w:spacing w:after="120"/>
+        <w:rPr>
+          <w:rFonts w:ascii="MISANS TC VF MEDIUM" w:eastAsia="MISANS TC VF MEDIUM" w:hAnsi="MISANS TC VF MEDIUM"/>
+          <w:lang w:eastAsia="zh-TW"/>
+        </w:rPr>
+      </w:pPr>
+      <w:r>
+        <w:rPr>
+          <w:rFonts w:ascii="MISANS TC VF MEDIUM" w:eastAsia="MISANS TC VF MEDIUM" w:hAnsi="MISANS TC VF MEDIUM" w:cs="MS Gothic"/>
+          <w:lang w:eastAsia="zh-TW"/>
+        </w:rPr>
+        <w:t>我們依據以下法律依據處理您的個人資料：</w:t>
       </w:r>
     </w:p>
     <w:p>
@@ -2477,7 +2511,7 @@
           <w:rFonts w:ascii="MISANS TC VF MEDIUM" w:eastAsia="MISANS TC VF MEDIUM" w:hAnsi="MISANS TC VF MEDIUM" w:cs="MS Gothic"/>
           <w:lang w:eastAsia="zh-TW"/>
         </w:rPr>
-        <w:t>合法利益：詐欺預防、資安保護及服務改善</w:t>
+        <w:t>契約必要性：提供您所要求之服務所需的處理</w:t>
       </w:r>
     </w:p>
     <w:p>
@@ -2498,7 +2532,7 @@
           <w:rFonts w:ascii="MISANS TC VF MEDIUM" w:eastAsia="MISANS TC VF MEDIUM" w:hAnsi="MISANS TC VF MEDIUM" w:cs="MS Gothic"/>
           <w:lang w:eastAsia="zh-TW"/>
         </w:rPr>
-        <w:t>法律義務：遵守適用法律</w:t>
+        <w:t>合法利益：詐欺預防、資安保護及服務改善</w:t>
       </w:r>
     </w:p>
     <w:p>
@@ -2519,221 +2553,7 @@
           <w:rFonts w:ascii="MISANS TC VF MEDIUM" w:eastAsia="MISANS TC VF MEDIUM" w:hAnsi="MISANS TC VF MEDIUM" w:cs="MS Gothic"/>
           <w:lang w:eastAsia="zh-TW"/>
         </w:rPr>
-        <w:t>同意：依適用法律要求，包括對未達數位同意年齡使用者的處理</w:t>
-      </w:r>
-    </w:p>
-    <w:p>
-      <w:pPr>
-        <w:pStyle w:val="Heading1"/>
-        <w:spacing w:before="400" w:after="160"/>
-        <w:rPr>
-          <w:rFonts w:ascii="MISANS TC VF MEDIUM" w:eastAsia="MISANS TC VF MEDIUM" w:hAnsi="MISANS TC VF MEDIUM"/>
-          <w:b w:val="0"/>
-          <w:bCs w:val="0"/>
-          <w:lang w:eastAsia="zh-TW"/>
-        </w:rPr>
-      </w:pPr>
-      <w:r>
-        <w:rPr>
-          <w:rFonts w:ascii="MISANS TC VF MEDIUM" w:eastAsia="MISANS TC VF MEDIUM" w:hAnsi="MISANS TC VF MEDIUM"/>
-          <w:b w:val="0"/>
-          <w:bCs w:val="0"/>
-          <w:lang w:eastAsia="zh-TW"/>
-        </w:rPr>
-        <w:t xml:space="preserve">5. </w:t>
-      </w:r>
-      <w:r>
-        <w:rPr>
-          <w:rFonts w:ascii="MISANS TC VF MEDIUM" w:eastAsia="MISANS TC VF MEDIUM" w:hAnsi="MISANS TC VF MEDIUM" w:cs="MS Gothic"/>
-          <w:b w:val="0"/>
-          <w:bCs w:val="0"/>
-          <w:lang w:eastAsia="zh-TW"/>
-        </w:rPr>
-        <w:t>兒童隱私（</w:t>
-      </w:r>
-      <w:r>
-        <w:rPr>
-          <w:rFonts w:ascii="MISANS TC VF MEDIUM" w:eastAsia="MISANS TC VF MEDIUM" w:hAnsi="MISANS TC VF MEDIUM"/>
-          <w:b w:val="0"/>
-          <w:bCs w:val="0"/>
-          <w:lang w:eastAsia="zh-TW"/>
-        </w:rPr>
-        <w:t>COPPA</w:t>
-      </w:r>
-      <w:r>
-        <w:rPr>
-          <w:rFonts w:ascii="MISANS TC VF MEDIUM" w:eastAsia="MISANS TC VF MEDIUM" w:hAnsi="MISANS TC VF MEDIUM" w:cs="MS Gothic"/>
-          <w:b w:val="0"/>
-          <w:bCs w:val="0"/>
-          <w:lang w:eastAsia="zh-TW"/>
-        </w:rPr>
-        <w:t>）</w:t>
-      </w:r>
-    </w:p>
-    <w:p>
-      <w:pPr>
-        <w:spacing w:after="120"/>
-        <w:rPr>
-          <w:rFonts w:ascii="MISANS TC VF MEDIUM" w:eastAsia="MISANS TC VF MEDIUM" w:hAnsi="MISANS TC VF MEDIUM"/>
-          <w:lang w:eastAsia="zh-TW"/>
-        </w:rPr>
-      </w:pPr>
-      <w:r>
-        <w:rPr>
-          <w:rFonts w:ascii="MISANS TC VF MEDIUM" w:eastAsia="MISANS TC VF MEDIUM" w:hAnsi="MISANS TC VF MEDIUM"/>
-          <w:lang w:eastAsia="zh-TW"/>
-        </w:rPr>
-        <w:t xml:space="preserve">Food Ninja </w:t>
-      </w:r>
-      <w:r>
-        <w:rPr>
-          <w:rFonts w:ascii="MISANS TC VF MEDIUM" w:eastAsia="MISANS TC VF MEDIUM" w:hAnsi="MISANS TC VF MEDIUM" w:cs="MS Gothic"/>
-          <w:lang w:eastAsia="zh-TW"/>
-        </w:rPr>
-        <w:t>適合所有年齡層使用，包括</w:t>
-      </w:r>
-      <w:r>
-        <w:rPr>
-          <w:rFonts w:ascii="MISANS TC VF MEDIUM" w:eastAsia="MISANS TC VF MEDIUM" w:hAnsi="MISANS TC VF MEDIUM"/>
-          <w:lang w:eastAsia="zh-TW"/>
-        </w:rPr>
-        <w:t xml:space="preserve"> 13 </w:t>
-      </w:r>
-      <w:r>
-        <w:rPr>
-          <w:rFonts w:ascii="MISANS TC VF MEDIUM" w:eastAsia="MISANS TC VF MEDIUM" w:hAnsi="MISANS TC VF MEDIUM" w:cs="Yu Gothic"/>
-          <w:lang w:eastAsia="zh-TW"/>
-        </w:rPr>
-        <w:t>歲</w:t>
-      </w:r>
-      <w:r>
-        <w:rPr>
-          <w:rFonts w:ascii="MISANS TC VF MEDIUM" w:eastAsia="MISANS TC VF MEDIUM" w:hAnsi="MISANS TC VF MEDIUM" w:cs="MS Gothic"/>
-          <w:lang w:eastAsia="zh-TW"/>
-        </w:rPr>
-        <w:t>以下兒童。我們承諾遵守《兒童網路隱私保護法》（</w:t>
-      </w:r>
-      <w:r>
-        <w:rPr>
-          <w:rFonts w:ascii="MISANS TC VF MEDIUM" w:eastAsia="MISANS TC VF MEDIUM" w:hAnsi="MISANS TC VF MEDIUM"/>
-          <w:lang w:eastAsia="zh-TW"/>
-        </w:rPr>
-        <w:t>COPPA</w:t>
-      </w:r>
-      <w:r>
-        <w:rPr>
-          <w:rFonts w:ascii="MISANS TC VF MEDIUM" w:eastAsia="MISANS TC VF MEDIUM" w:hAnsi="MISANS TC VF MEDIUM" w:cs="MS Gothic"/>
-          <w:lang w:eastAsia="zh-TW"/>
-        </w:rPr>
-        <w:t>）及適用當地兒童隱私法律。</w:t>
-      </w:r>
-    </w:p>
-    <w:p>
-      <w:pPr>
-        <w:spacing w:after="120"/>
-        <w:rPr>
-          <w:rFonts w:ascii="MISANS TC VF MEDIUM" w:eastAsia="MISANS TC VF MEDIUM" w:hAnsi="MISANS TC VF MEDIUM"/>
-          <w:lang w:eastAsia="zh-TW"/>
-        </w:rPr>
-      </w:pPr>
-      <w:r>
-        <w:rPr>
-          <w:rFonts w:ascii="MISANS TC VF MEDIUM" w:eastAsia="MISANS TC VF MEDIUM" w:hAnsi="MISANS TC VF MEDIUM" w:cs="MS Gothic"/>
-          <w:lang w:eastAsia="zh-TW"/>
-        </w:rPr>
-        <w:t>我們僅收集帳號功能所需的最少資訊（透過社交登入取得電子郵件及姓名）。我們不在兒童中收集敏感個人資訊、向兒童投放行為廣告，也不將兒童個人資訊分享給第三方作商業用途。</w:t>
-      </w:r>
-    </w:p>
-    <w:p>
-      <w:pPr>
-        <w:spacing w:after="120"/>
-        <w:rPr>
-          <w:rFonts w:ascii="MISANS TC VF MEDIUM" w:eastAsia="MISANS TC VF MEDIUM" w:hAnsi="MISANS TC VF MEDIUM"/>
-          <w:lang w:eastAsia="zh-TW"/>
-        </w:rPr>
-      </w:pPr>
-      <w:r>
-        <w:rPr>
-          <w:rFonts w:ascii="MISANS TC VF MEDIUM" w:eastAsia="MISANS TC VF MEDIUM" w:hAnsi="MISANS TC VF MEDIUM" w:cs="MS Gothic"/>
-          <w:lang w:eastAsia="zh-TW"/>
-        </w:rPr>
-        <w:t>若您為父母或監護人，且認為您的孩子未經同意向我們提供了資訊，請透過以下地址聯絡我們，我們將立即刪除相關資訊。</w:t>
-      </w:r>
-    </w:p>
-    <w:p>
-      <w:pPr>
-        <w:pStyle w:val="Heading1"/>
-        <w:spacing w:before="400" w:after="160"/>
-        <w:rPr>
-          <w:rFonts w:ascii="MISANS TC VF MEDIUM" w:eastAsia="MISANS TC VF MEDIUM" w:hAnsi="MISANS TC VF MEDIUM"/>
-          <w:b w:val="0"/>
-          <w:bCs w:val="0"/>
-          <w:lang w:eastAsia="zh-TW"/>
-        </w:rPr>
-      </w:pPr>
-      <w:r>
-        <w:rPr>
-          <w:rFonts w:ascii="MISANS TC VF MEDIUM" w:eastAsia="MISANS TC VF MEDIUM" w:hAnsi="MISANS TC VF MEDIUM"/>
-          <w:b w:val="0"/>
-          <w:bCs w:val="0"/>
-          <w:lang w:eastAsia="zh-TW"/>
-        </w:rPr>
-        <w:t xml:space="preserve">6. </w:t>
-      </w:r>
-      <w:r>
-        <w:rPr>
-          <w:rFonts w:ascii="MISANS TC VF MEDIUM" w:eastAsia="MISANS TC VF MEDIUM" w:hAnsi="MISANS TC VF MEDIUM" w:cs="MS Gothic"/>
-          <w:b w:val="0"/>
-          <w:bCs w:val="0"/>
-          <w:lang w:eastAsia="zh-TW"/>
-        </w:rPr>
-        <w:t>資料分享與第三方</w:t>
-      </w:r>
-    </w:p>
-    <w:p>
-      <w:pPr>
-        <w:spacing w:after="120"/>
-        <w:rPr>
-          <w:rFonts w:ascii="MISANS TC VF MEDIUM" w:eastAsia="MISANS TC VF MEDIUM" w:hAnsi="MISANS TC VF MEDIUM"/>
-          <w:lang w:eastAsia="zh-TW"/>
-        </w:rPr>
-      </w:pPr>
-      <w:r>
-        <w:rPr>
-          <w:rFonts w:ascii="MISANS TC VF MEDIUM" w:eastAsia="MISANS TC VF MEDIUM" w:hAnsi="MISANS TC VF MEDIUM" w:cs="MS Gothic"/>
-          <w:lang w:eastAsia="zh-TW"/>
-        </w:rPr>
-        <w:t>我們不出售、出租或交易您的個人資訊給任何第三方。</w:t>
-      </w:r>
-    </w:p>
-    <w:p>
-      <w:pPr>
-        <w:spacing w:after="120"/>
-        <w:rPr>
-          <w:rFonts w:ascii="MISANS TC VF MEDIUM" w:eastAsia="MISANS TC VF MEDIUM" w:hAnsi="MISANS TC VF MEDIUM"/>
-          <w:lang w:eastAsia="zh-TW"/>
-        </w:rPr>
-      </w:pPr>
-      <w:r>
-        <w:rPr>
-          <w:rFonts w:ascii="MISANS TC VF MEDIUM" w:eastAsia="MISANS TC VF MEDIUM" w:hAnsi="MISANS TC VF MEDIUM" w:cs="MS Gothic"/>
-          <w:lang w:eastAsia="zh-TW"/>
-        </w:rPr>
-        <w:t>我們僅在提供服務所需的範圍</w:t>
-      </w:r>
-      <w:r>
-        <w:rPr>
-          <w:rFonts w:ascii="MISANS TC VF MEDIUM" w:eastAsia="MISANS TC VF MEDIUM" w:hAnsi="MISANS TC VF MEDIUM" w:cs="Yu Gothic"/>
-          <w:lang w:eastAsia="zh-TW"/>
-        </w:rPr>
-        <w:t>內</w:t>
-      </w:r>
-      <w:r>
-        <w:rPr>
-          <w:rFonts w:ascii="MISANS TC VF MEDIUM" w:eastAsia="MISANS TC VF MEDIUM" w:hAnsi="MISANS TC VF MEDIUM" w:cs="MS Gothic"/>
-          <w:lang w:eastAsia="zh-TW"/>
-        </w:rPr>
-        <w:t>，與以下第三方服務提供商分享有限資料：</w:t>
+        <w:t>法律義務：遵守適用法律</w:t>
       </w:r>
     </w:p>
     <w:p>
@@ -2746,75 +2566,230 @@
         <w:spacing w:after="80"/>
         <w:rPr>
           <w:rFonts w:ascii="MISANS TC VF MEDIUM" w:eastAsia="MISANS TC VF MEDIUM" w:hAnsi="MISANS TC VF MEDIUM"/>
-        </w:rPr>
-      </w:pPr>
-      <w:r>
-        <w:rPr>
-          <w:rFonts w:ascii="MISANS TC VF MEDIUM" w:eastAsia="MISANS TC VF MEDIUM" w:hAnsi="MISANS TC VF MEDIUM"/>
+          <w:lang w:eastAsia="zh-TW"/>
+        </w:rPr>
+      </w:pPr>
+      <w:r>
+        <w:rPr>
+          <w:rFonts w:ascii="MISANS TC VF MEDIUM" w:eastAsia="MISANS TC VF MEDIUM" w:hAnsi="MISANS TC VF MEDIUM" w:cs="MS Gothic"/>
+          <w:lang w:eastAsia="zh-TW"/>
+        </w:rPr>
+        <w:t>同意：依適用法律要求，包括對未達數位同意年齡使用者的處理</w:t>
+      </w:r>
+    </w:p>
+    <w:p>
+      <w:pPr>
+        <w:pStyle w:val="Heading1"/>
+        <w:spacing w:before="400" w:after="160"/>
+        <w:rPr>
+          <w:rFonts w:ascii="MISANS TC VF MEDIUM" w:eastAsia="MISANS TC VF MEDIUM" w:hAnsi="MISANS TC VF MEDIUM"/>
+          <w:b w:val="0"/>
+          <w:bCs w:val="0"/>
+          <w:lang w:eastAsia="zh-TW"/>
+        </w:rPr>
+      </w:pPr>
+      <w:r>
+        <w:rPr>
+          <w:rFonts w:ascii="MISANS TC VF MEDIUM" w:eastAsia="MISANS TC VF MEDIUM" w:hAnsi="MISANS TC VF MEDIUM"/>
+          <w:b w:val="0"/>
+          <w:bCs w:val="0"/>
+          <w:lang w:eastAsia="zh-TW"/>
+        </w:rPr>
+        <w:t xml:space="preserve">5. </w:t>
+      </w:r>
+      <w:r>
+        <w:rPr>
+          <w:rFonts w:ascii="MISANS TC VF MEDIUM" w:eastAsia="MISANS TC VF MEDIUM" w:hAnsi="MISANS TC VF MEDIUM" w:cs="MS Gothic"/>
+          <w:b w:val="0"/>
+          <w:bCs w:val="0"/>
+          <w:lang w:eastAsia="zh-TW"/>
+        </w:rPr>
+        <w:t>兒童隱私（</w:t>
+      </w:r>
+      <w:r>
+        <w:rPr>
+          <w:rFonts w:ascii="MISANS TC VF MEDIUM" w:eastAsia="MISANS TC VF MEDIUM" w:hAnsi="MISANS TC VF MEDIUM"/>
+          <w:b w:val="0"/>
+          <w:bCs w:val="0"/>
+          <w:lang w:eastAsia="zh-TW"/>
+        </w:rPr>
+        <w:t>COPPA</w:t>
+      </w:r>
+      <w:r>
+        <w:rPr>
+          <w:rFonts w:ascii="MISANS TC VF MEDIUM" w:eastAsia="MISANS TC VF MEDIUM" w:hAnsi="MISANS TC VF MEDIUM" w:cs="MS Gothic"/>
+          <w:b w:val="0"/>
+          <w:bCs w:val="0"/>
+          <w:lang w:eastAsia="zh-TW"/>
+        </w:rPr>
+        <w:t>）</w:t>
+      </w:r>
+    </w:p>
+    <w:p>
+      <w:pPr>
+        <w:spacing w:after="120"/>
+        <w:rPr>
+          <w:rFonts w:ascii="MISANS TC VF MEDIUM" w:eastAsia="MISANS TC VF MEDIUM" w:hAnsi="MISANS TC VF MEDIUM"/>
+          <w:lang w:eastAsia="zh-TW"/>
+        </w:rPr>
+      </w:pPr>
+      <w:r>
+        <w:rPr>
+          <w:rFonts w:ascii="MISANS TC VF MEDIUM" w:eastAsia="MISANS TC VF MEDIUM" w:hAnsi="MISANS TC VF MEDIUM"/>
+          <w:lang w:eastAsia="zh-TW"/>
         </w:rPr>
         <w:lastRenderedPageBreak/>
-        <w:t>Apple</w:t>
-      </w:r>
-      <w:r>
-        <w:rPr>
-          <w:rFonts w:ascii="MISANS TC VF MEDIUM" w:eastAsia="MISANS TC VF MEDIUM" w:hAnsi="MISANS TC VF MEDIUM" w:cs="MS Gothic"/>
-        </w:rPr>
-        <w:t>（使用</w:t>
-      </w:r>
-      <w:r>
-        <w:rPr>
-          <w:rFonts w:ascii="MISANS TC VF MEDIUM" w:eastAsia="MISANS TC VF MEDIUM" w:hAnsi="MISANS TC VF MEDIUM"/>
-        </w:rPr>
-        <w:t xml:space="preserve"> Apple </w:t>
-      </w:r>
-      <w:r>
-        <w:rPr>
-          <w:rFonts w:ascii="MISANS TC VF MEDIUM" w:eastAsia="MISANS TC VF MEDIUM" w:hAnsi="MISANS TC VF MEDIUM" w:cs="MS Gothic"/>
-        </w:rPr>
-        <w:t>登入、</w:t>
-      </w:r>
-      <w:r>
-        <w:rPr>
-          <w:rFonts w:ascii="MISANS TC VF MEDIUM" w:eastAsia="MISANS TC VF MEDIUM" w:hAnsi="MISANS TC VF MEDIUM"/>
-        </w:rPr>
-        <w:t>App Store</w:t>
-      </w:r>
-      <w:r>
-        <w:rPr>
-          <w:rFonts w:ascii="MISANS TC VF MEDIUM" w:eastAsia="MISANS TC VF MEDIUM" w:hAnsi="MISANS TC VF MEDIUM" w:cs="MS Gothic"/>
-        </w:rPr>
-        <w:t>、</w:t>
-      </w:r>
-      <w:r>
-        <w:rPr>
-          <w:rFonts w:ascii="MISANS TC VF MEDIUM" w:eastAsia="MISANS TC VF MEDIUM" w:hAnsi="MISANS TC VF MEDIUM"/>
-        </w:rPr>
-        <w:t>Apple Maps</w:t>
-      </w:r>
-      <w:r>
-        <w:rPr>
-          <w:rFonts w:ascii="MISANS TC VF MEDIUM" w:eastAsia="MISANS TC VF MEDIUM" w:hAnsi="MISANS TC VF MEDIUM"/>
-          <w:lang w:eastAsia="zh-TW"/>
-        </w:rPr>
-        <w:t>、各同步平台</w:t>
-      </w:r>
-      <w:r>
-        <w:rPr>
-          <w:rFonts w:ascii="MISANS TC VF MEDIUM" w:eastAsia="MISANS TC VF MEDIUM" w:hAnsi="MISANS TC VF MEDIUM" w:cs="MS Gothic"/>
-        </w:rPr>
-        <w:t>）：受</w:t>
-      </w:r>
-      <w:r>
-        <w:rPr>
-          <w:rFonts w:ascii="MISANS TC VF MEDIUM" w:eastAsia="MISANS TC VF MEDIUM" w:hAnsi="MISANS TC VF MEDIUM"/>
-        </w:rPr>
-        <w:t xml:space="preserve"> Apple </w:t>
-      </w:r>
-      <w:r>
-        <w:rPr>
-          <w:rFonts w:ascii="MISANS TC VF MEDIUM" w:eastAsia="MISANS TC VF MEDIUM" w:hAnsi="MISANS TC VF MEDIUM" w:cs="MS Gothic"/>
-        </w:rPr>
-        <w:t>隱私政策約束</w:t>
+        <w:t xml:space="preserve">Food Ninja </w:t>
+      </w:r>
+      <w:r>
+        <w:rPr>
+          <w:rFonts w:ascii="MISANS TC VF MEDIUM" w:eastAsia="MISANS TC VF MEDIUM" w:hAnsi="MISANS TC VF MEDIUM" w:cs="MS Gothic"/>
+          <w:lang w:eastAsia="zh-TW"/>
+        </w:rPr>
+        <w:t>適合所有年齡層使用，包括</w:t>
+      </w:r>
+      <w:r>
+        <w:rPr>
+          <w:rFonts w:ascii="MISANS TC VF MEDIUM" w:eastAsia="MISANS TC VF MEDIUM" w:hAnsi="MISANS TC VF MEDIUM"/>
+          <w:lang w:eastAsia="zh-TW"/>
+        </w:rPr>
+        <w:t xml:space="preserve"> 13 </w:t>
+      </w:r>
+      <w:r>
+        <w:rPr>
+          <w:rFonts w:ascii="MISANS TC VF MEDIUM" w:eastAsia="MISANS TC VF MEDIUM" w:hAnsi="MISANS TC VF MEDIUM" w:cs="Yu Gothic"/>
+          <w:lang w:eastAsia="zh-TW"/>
+        </w:rPr>
+        <w:t>歲</w:t>
+      </w:r>
+      <w:r>
+        <w:rPr>
+          <w:rFonts w:ascii="MISANS TC VF MEDIUM" w:eastAsia="MISANS TC VF MEDIUM" w:hAnsi="MISANS TC VF MEDIUM" w:cs="MS Gothic"/>
+          <w:lang w:eastAsia="zh-TW"/>
+        </w:rPr>
+        <w:t>以下兒童。我們承諾遵守《兒童網路隱私保護法》（</w:t>
+      </w:r>
+      <w:r>
+        <w:rPr>
+          <w:rFonts w:ascii="MISANS TC VF MEDIUM" w:eastAsia="MISANS TC VF MEDIUM" w:hAnsi="MISANS TC VF MEDIUM"/>
+          <w:lang w:eastAsia="zh-TW"/>
+        </w:rPr>
+        <w:t>COPPA</w:t>
+      </w:r>
+      <w:r>
+        <w:rPr>
+          <w:rFonts w:ascii="MISANS TC VF MEDIUM" w:eastAsia="MISANS TC VF MEDIUM" w:hAnsi="MISANS TC VF MEDIUM" w:cs="MS Gothic"/>
+          <w:lang w:eastAsia="zh-TW"/>
+        </w:rPr>
+        <w:t>）及適用當地兒童隱私法律。</w:t>
+      </w:r>
+    </w:p>
+    <w:p>
+      <w:pPr>
+        <w:spacing w:after="120"/>
+        <w:rPr>
+          <w:rFonts w:ascii="MISANS TC VF MEDIUM" w:eastAsia="MISANS TC VF MEDIUM" w:hAnsi="MISANS TC VF MEDIUM"/>
+          <w:lang w:eastAsia="zh-TW"/>
+        </w:rPr>
+      </w:pPr>
+      <w:r>
+        <w:rPr>
+          <w:rFonts w:ascii="MISANS TC VF MEDIUM" w:eastAsia="MISANS TC VF MEDIUM" w:hAnsi="MISANS TC VF MEDIUM" w:cs="MS Gothic"/>
+          <w:lang w:eastAsia="zh-TW"/>
+        </w:rPr>
+        <w:t>我們僅收集帳號功能所需的最少資訊（透過社交登入取得電子郵件及姓名）。我們不在兒童中收集敏感個人資訊、向兒童投放行為廣告，也不將兒童個人資訊分享給第三方作商業用途。</w:t>
+      </w:r>
+    </w:p>
+    <w:p>
+      <w:pPr>
+        <w:spacing w:after="120"/>
+        <w:rPr>
+          <w:rFonts w:ascii="MISANS TC VF MEDIUM" w:eastAsia="MISANS TC VF MEDIUM" w:hAnsi="MISANS TC VF MEDIUM"/>
+          <w:lang w:eastAsia="zh-TW"/>
+        </w:rPr>
+      </w:pPr>
+      <w:r>
+        <w:rPr>
+          <w:rFonts w:ascii="MISANS TC VF MEDIUM" w:eastAsia="MISANS TC VF MEDIUM" w:hAnsi="MISANS TC VF MEDIUM" w:cs="MS Gothic"/>
+          <w:lang w:eastAsia="zh-TW"/>
+        </w:rPr>
+        <w:t>若您為父母或監護人，且認為您的孩子未經同意向我們提供了資訊，請透過以下地址聯絡我們，我們將立即刪除相關資訊。</w:t>
+      </w:r>
+    </w:p>
+    <w:p>
+      <w:pPr>
+        <w:pStyle w:val="Heading1"/>
+        <w:spacing w:before="400" w:after="160"/>
+        <w:rPr>
+          <w:rFonts w:ascii="MISANS TC VF MEDIUM" w:eastAsia="MISANS TC VF MEDIUM" w:hAnsi="MISANS TC VF MEDIUM"/>
+          <w:b w:val="0"/>
+          <w:bCs w:val="0"/>
+          <w:lang w:eastAsia="zh-TW"/>
+        </w:rPr>
+      </w:pPr>
+      <w:r>
+        <w:rPr>
+          <w:rFonts w:ascii="MISANS TC VF MEDIUM" w:eastAsia="MISANS TC VF MEDIUM" w:hAnsi="MISANS TC VF MEDIUM"/>
+          <w:b w:val="0"/>
+          <w:bCs w:val="0"/>
+          <w:lang w:eastAsia="zh-TW"/>
+        </w:rPr>
+        <w:t xml:space="preserve">6. </w:t>
+      </w:r>
+      <w:r>
+        <w:rPr>
+          <w:rFonts w:ascii="MISANS TC VF MEDIUM" w:eastAsia="MISANS TC VF MEDIUM" w:hAnsi="MISANS TC VF MEDIUM" w:cs="MS Gothic"/>
+          <w:b w:val="0"/>
+          <w:bCs w:val="0"/>
+          <w:lang w:eastAsia="zh-TW"/>
+        </w:rPr>
+        <w:t>資料分享與第三方</w:t>
+      </w:r>
+    </w:p>
+    <w:p>
+      <w:pPr>
+        <w:spacing w:after="120"/>
+        <w:rPr>
+          <w:rFonts w:ascii="MISANS TC VF MEDIUM" w:eastAsia="MISANS TC VF MEDIUM" w:hAnsi="MISANS TC VF MEDIUM"/>
+          <w:lang w:eastAsia="zh-TW"/>
+        </w:rPr>
+      </w:pPr>
+      <w:r>
+        <w:rPr>
+          <w:rFonts w:ascii="MISANS TC VF MEDIUM" w:eastAsia="MISANS TC VF MEDIUM" w:hAnsi="MISANS TC VF MEDIUM" w:cs="MS Gothic"/>
+          <w:lang w:eastAsia="zh-TW"/>
+        </w:rPr>
+        <w:t>我們不出售、出租或交易您的個人資訊給任何第三方。</w:t>
+      </w:r>
+    </w:p>
+    <w:p>
+      <w:pPr>
+        <w:spacing w:after="120"/>
+        <w:rPr>
+          <w:rFonts w:ascii="MISANS TC VF MEDIUM" w:eastAsia="MISANS TC VF MEDIUM" w:hAnsi="MISANS TC VF MEDIUM"/>
+          <w:lang w:eastAsia="zh-TW"/>
+        </w:rPr>
+      </w:pPr>
+      <w:r>
+        <w:rPr>
+          <w:rFonts w:ascii="MISANS TC VF MEDIUM" w:eastAsia="MISANS TC VF MEDIUM" w:hAnsi="MISANS TC VF MEDIUM" w:cs="MS Gothic"/>
+          <w:lang w:eastAsia="zh-TW"/>
+        </w:rPr>
+        <w:t>我們僅在提供服務所需的範圍</w:t>
+      </w:r>
+      <w:r>
+        <w:rPr>
+          <w:rFonts w:ascii="MISANS TC VF MEDIUM" w:eastAsia="MISANS TC VF MEDIUM" w:hAnsi="MISANS TC VF MEDIUM" w:cs="Yu Gothic"/>
+          <w:lang w:eastAsia="zh-TW"/>
+        </w:rPr>
+        <w:t>內</w:t>
+      </w:r>
+      <w:r>
+        <w:rPr>
+          <w:rFonts w:ascii="MISANS TC VF MEDIUM" w:eastAsia="MISANS TC VF MEDIUM" w:hAnsi="MISANS TC VF MEDIUM" w:cs="MS Gothic"/>
+          <w:lang w:eastAsia="zh-TW"/>
+        </w:rPr>
+        <w:t>，與以下第三方服務提供商分享有限資料：</w:t>
       </w:r>
     </w:p>
     <w:p>
@@ -2839,33 +2814,50 @@
         <w:rPr>
           <w:rFonts w:ascii="MISANS TC VF MEDIUM" w:eastAsia="MISANS TC VF MEDIUM" w:hAnsi="MISANS TC VF MEDIUM" w:cs="MS Gothic"/>
         </w:rPr>
-        <w:t>（</w:t>
-      </w:r>
-      <w:r>
-        <w:rPr>
-          <w:rFonts w:ascii="MISANS TC VF MEDIUM" w:eastAsia="MISANS TC VF MEDIUM" w:hAnsi="MISANS TC VF MEDIUM" w:cs="MS Gothic"/>
-          <w:lang w:val="en-US" w:eastAsia="zh-TW"/>
-        </w:rPr>
-        <w:t>iCloud</w:t>
-      </w:r>
-      <w:r>
-        <w:rPr>
-          <w:rFonts w:ascii="MISANS TC VF MEDIUM" w:eastAsia="MISANS TC VF MEDIUM" w:hAnsi="MISANS TC VF MEDIUM" w:cs="MS Gothic" w:hint="eastAsia"/>
-          <w:lang w:val="en-US" w:eastAsia="zh-TW"/>
-        </w:rPr>
-        <w:t xml:space="preserve"> 資料備份</w:t>
-      </w:r>
-      <w:r>
-        <w:rPr>
-          <w:rFonts w:ascii="MISANS TC VF MEDIUM" w:eastAsia="MISANS TC VF MEDIUM" w:hAnsi="MISANS TC VF MEDIUM" w:cs="MS Gothic" w:hint="eastAsia"/>
-        </w:rPr>
-        <w:t>）</w:t>
-      </w:r>
-      <w:r>
-        <w:rPr>
-          <w:rFonts w:ascii="MISANS TC VF MEDIUM" w:eastAsia="MISANS TC VF MEDIUM" w:hAnsi="MISANS TC VF MEDIUM" w:cs="MS Gothic"/>
-        </w:rPr>
-        <w:t>：受</w:t>
+        <w:t>（使用</w:t>
+      </w:r>
+      <w:r>
+        <w:rPr>
+          <w:rFonts w:ascii="MISANS TC VF MEDIUM" w:eastAsia="MISANS TC VF MEDIUM" w:hAnsi="MISANS TC VF MEDIUM"/>
+        </w:rPr>
+        <w:t xml:space="preserve"> Apple </w:t>
+      </w:r>
+      <w:r>
+        <w:rPr>
+          <w:rFonts w:ascii="MISANS TC VF MEDIUM" w:eastAsia="MISANS TC VF MEDIUM" w:hAnsi="MISANS TC VF MEDIUM" w:cs="MS Gothic"/>
+        </w:rPr>
+        <w:t>登入、</w:t>
+      </w:r>
+      <w:r>
+        <w:rPr>
+          <w:rFonts w:ascii="MISANS TC VF MEDIUM" w:eastAsia="MISANS TC VF MEDIUM" w:hAnsi="MISANS TC VF MEDIUM"/>
+        </w:rPr>
+        <w:t>App Store</w:t>
+      </w:r>
+      <w:r>
+        <w:rPr>
+          <w:rFonts w:ascii="MISANS TC VF MEDIUM" w:eastAsia="MISANS TC VF MEDIUM" w:hAnsi="MISANS TC VF MEDIUM" w:cs="MS Gothic"/>
+        </w:rPr>
+        <w:t>、</w:t>
+      </w:r>
+      <w:r>
+        <w:rPr>
+          <w:rFonts w:ascii="MISANS TC VF MEDIUM" w:eastAsia="MISANS TC VF MEDIUM" w:hAnsi="MISANS TC VF MEDIUM"/>
+        </w:rPr>
+        <w:t>Apple Maps</w:t>
+      </w:r>
+      <w:r>
+        <w:rPr>
+          <w:rFonts w:ascii="MISANS TC VF MEDIUM" w:eastAsia="MISANS TC VF MEDIUM" w:hAnsi="MISANS TC VF MEDIUM"/>
+          <w:lang w:eastAsia="zh-TW"/>
+        </w:rPr>
+        <w:t>、各同步平台</w:t>
+      </w:r>
+      <w:r>
+        <w:rPr>
+          <w:rFonts w:ascii="MISANS TC VF MEDIUM" w:eastAsia="MISANS TC VF MEDIUM" w:hAnsi="MISANS TC VF MEDIUM" w:cs="MS Gothic"/>
+        </w:rPr>
+        <w:t>）：受</w:t>
       </w:r>
       <w:r>
         <w:rPr>
@@ -2896,44 +2888,45 @@
         <w:rPr>
           <w:rFonts w:ascii="MISANS TC VF MEDIUM" w:eastAsia="MISANS TC VF MEDIUM" w:hAnsi="MISANS TC VF MEDIUM"/>
         </w:rPr>
-        <w:t>Google</w:t>
-      </w:r>
-      <w:r>
-        <w:rPr>
-          <w:rFonts w:ascii="MISANS TC VF MEDIUM" w:eastAsia="MISANS TC VF MEDIUM" w:hAnsi="MISANS TC VF MEDIUM" w:cs="MS Gothic"/>
-        </w:rPr>
-        <w:t>（使用</w:t>
-      </w:r>
-      <w:r>
-        <w:rPr>
-          <w:rFonts w:ascii="MISANS TC VF MEDIUM" w:eastAsia="MISANS TC VF MEDIUM" w:hAnsi="MISANS TC VF MEDIUM"/>
-        </w:rPr>
-        <w:t xml:space="preserve"> Google </w:t>
-      </w:r>
-      <w:r>
-        <w:rPr>
-          <w:rFonts w:ascii="MISANS TC VF MEDIUM" w:eastAsia="MISANS TC VF MEDIUM" w:hAnsi="MISANS TC VF MEDIUM" w:cs="MS Gothic"/>
-        </w:rPr>
-        <w:t>登入</w:t>
-      </w:r>
-      <w:r>
-        <w:rPr>
-          <w:rFonts w:ascii="MISANS TC VF MEDIUM" w:eastAsia="MISANS TC VF MEDIUM" w:hAnsi="MISANS TC VF MEDIUM" w:cs="MS Gothic"/>
-          <w:lang w:eastAsia="zh-TW"/>
-        </w:rPr>
-        <w:t>、各同步平台</w:t>
-      </w:r>
-      <w:r>
-        <w:rPr>
-          <w:rFonts w:ascii="MISANS TC VF MEDIUM" w:eastAsia="MISANS TC VF MEDIUM" w:hAnsi="MISANS TC VF MEDIUM" w:cs="MS Gothic"/>
-        </w:rPr>
-        <w:t>）：受</w:t>
-      </w:r>
-      <w:r>
-        <w:rPr>
-          <w:rFonts w:ascii="MISANS TC VF MEDIUM" w:eastAsia="MISANS TC VF MEDIUM" w:hAnsi="MISANS TC VF MEDIUM"/>
-        </w:rPr>
-        <w:t xml:space="preserve"> Google </w:t>
+        <w:t>Apple</w:t>
+      </w:r>
+      <w:r>
+        <w:rPr>
+          <w:rFonts w:ascii="MISANS TC VF MEDIUM" w:eastAsia="MISANS TC VF MEDIUM" w:hAnsi="MISANS TC VF MEDIUM" w:cs="MS Gothic"/>
+        </w:rPr>
+        <w:t>（</w:t>
+      </w:r>
+      <w:r>
+        <w:rPr>
+          <w:rFonts w:ascii="MISANS TC VF MEDIUM" w:eastAsia="MISANS TC VF MEDIUM" w:hAnsi="MISANS TC VF MEDIUM" w:cs="MS Gothic"/>
+          <w:lang w:val="en-US" w:eastAsia="zh-TW"/>
+        </w:rPr>
+        <w:t>iCloud</w:t>
+      </w:r>
+      <w:r>
+        <w:rPr>
+          <w:rFonts w:ascii="MISANS TC VF MEDIUM" w:eastAsia="MISANS TC VF MEDIUM" w:hAnsi="MISANS TC VF MEDIUM" w:cs="MS Gothic" w:hint="eastAsia"/>
+          <w:lang w:val="en-US" w:eastAsia="zh-TW"/>
+        </w:rPr>
+        <w:t xml:space="preserve"> 資料備份</w:t>
+      </w:r>
+      <w:r>
+        <w:rPr>
+          <w:rFonts w:ascii="MISANS TC VF MEDIUM" w:eastAsia="MISANS TC VF MEDIUM" w:hAnsi="MISANS TC VF MEDIUM" w:cs="MS Gothic" w:hint="eastAsia"/>
+        </w:rPr>
+        <w:t>）</w:t>
+      </w:r>
+      <w:r>
+        <w:rPr>
+          <w:rFonts w:ascii="MISANS TC VF MEDIUM" w:eastAsia="MISANS TC VF MEDIUM" w:hAnsi="MISANS TC VF MEDIUM" w:cs="MS Gothic"/>
+        </w:rPr>
+        <w:t>：受</w:t>
+      </w:r>
+      <w:r>
+        <w:rPr>
+          <w:rFonts w:ascii="MISANS TC VF MEDIUM" w:eastAsia="MISANS TC VF MEDIUM" w:hAnsi="MISANS TC VF MEDIUM"/>
+        </w:rPr>
+        <w:t xml:space="preserve"> Apple </w:t>
       </w:r>
       <w:r>
         <w:rPr>
@@ -2964,40 +2957,7 @@
         <w:rPr>
           <w:rFonts w:ascii="MISANS TC VF MEDIUM" w:eastAsia="MISANS TC VF MEDIUM" w:hAnsi="MISANS TC VF MEDIUM" w:cs="MS Gothic"/>
         </w:rPr>
-        <w:t>（</w:t>
-      </w:r>
-      <w:r>
-        <w:rPr>
-          <w:rFonts w:ascii="MISANS TC VF MEDIUM" w:eastAsia="MISANS TC VF MEDIUM" w:hAnsi="MISANS TC VF MEDIUM" w:cs="MS Gothic" w:hint="eastAsia"/>
-          <w:lang w:eastAsia="zh-TW"/>
-        </w:rPr>
-        <w:t xml:space="preserve">所有服務內的 AI 功能均由 </w:t>
-      </w:r>
-      <w:r>
-        <w:rPr>
-          <w:rFonts w:ascii="MISANS TC VF MEDIUM" w:eastAsia="MISANS TC VF MEDIUM" w:hAnsi="MISANS TC VF MEDIUM" w:cs="MS Gothic"/>
-          <w:lang w:val="en-US" w:eastAsia="zh-TW"/>
-        </w:rPr>
-        <w:t xml:space="preserve">Google Gemini </w:t>
-      </w:r>
-      <w:r>
-        <w:rPr>
-          <w:rFonts w:ascii="MISANS TC VF MEDIUM" w:eastAsia="MISANS TC VF MEDIUM" w:hAnsi="MISANS TC VF MEDIUM" w:cs="MS Gothic" w:hint="eastAsia"/>
-          <w:lang w:val="en-US" w:eastAsia="zh-TW"/>
-        </w:rPr>
-        <w:t>驅動</w:t>
-      </w:r>
-      <w:r>
-        <w:rPr>
-          <w:rFonts w:ascii="MISANS TC VF MEDIUM" w:eastAsia="MISANS TC VF MEDIUM" w:hAnsi="MISANS TC VF MEDIUM" w:cs="MS Gothic" w:hint="eastAsia"/>
-        </w:rPr>
-        <w:t>）</w:t>
-      </w:r>
-      <w:r>
-        <w:rPr>
-          <w:rFonts w:ascii="MISANS TC VF MEDIUM" w:eastAsia="MISANS TC VF MEDIUM" w:hAnsi="MISANS TC VF MEDIUM" w:cs="MS Gothic"/>
-        </w:rPr>
-        <w:t>：受</w:t>
+        <w:t>（使用</w:t>
       </w:r>
       <w:r>
         <w:rPr>
@@ -3009,97 +2969,32 @@
         <w:rPr>
           <w:rFonts w:ascii="MISANS TC VF MEDIUM" w:eastAsia="MISANS TC VF MEDIUM" w:hAnsi="MISANS TC VF MEDIUM" w:cs="MS Gothic"/>
         </w:rPr>
+        <w:t>登入</w:t>
+      </w:r>
+      <w:r>
+        <w:rPr>
+          <w:rFonts w:ascii="MISANS TC VF MEDIUM" w:eastAsia="MISANS TC VF MEDIUM" w:hAnsi="MISANS TC VF MEDIUM" w:cs="MS Gothic"/>
+          <w:lang w:eastAsia="zh-TW"/>
+        </w:rPr>
+        <w:t>、各同步平台</w:t>
+      </w:r>
+      <w:r>
+        <w:rPr>
+          <w:rFonts w:ascii="MISANS TC VF MEDIUM" w:eastAsia="MISANS TC VF MEDIUM" w:hAnsi="MISANS TC VF MEDIUM" w:cs="MS Gothic"/>
+        </w:rPr>
+        <w:t>）：受</w:t>
+      </w:r>
+      <w:r>
+        <w:rPr>
+          <w:rFonts w:ascii="MISANS TC VF MEDIUM" w:eastAsia="MISANS TC VF MEDIUM" w:hAnsi="MISANS TC VF MEDIUM"/>
+        </w:rPr>
+        <w:t xml:space="preserve"> Google </w:t>
+      </w:r>
+      <w:r>
+        <w:rPr>
+          <w:rFonts w:ascii="MISANS TC VF MEDIUM" w:eastAsia="MISANS TC VF MEDIUM" w:hAnsi="MISANS TC VF MEDIUM" w:cs="MS Gothic"/>
+        </w:rPr>
         <w:t>隱私政策約束</w:t>
-      </w:r>
-    </w:p>
-    <w:p>
-      <w:pPr>
-        <w:spacing w:after="120"/>
-        <w:rPr>
-          <w:rFonts w:ascii="MISANS TC VF MEDIUM" w:eastAsia="MISANS TC VF MEDIUM" w:hAnsi="MISANS TC VF MEDIUM"/>
-          <w:lang w:eastAsia="zh-TW"/>
-        </w:rPr>
-      </w:pPr>
-      <w:r>
-        <w:rPr>
-          <w:rFonts w:ascii="MISANS TC VF MEDIUM" w:eastAsia="MISANS TC VF MEDIUM" w:hAnsi="MISANS TC VF MEDIUM" w:cs="MS Gothic"/>
-          <w:lang w:eastAsia="zh-TW"/>
-        </w:rPr>
-        <w:t>我們不使用任何第三方廣告網路、分析平台或資料仲介商。</w:t>
-      </w:r>
-    </w:p>
-    <w:p>
-      <w:pPr>
-        <w:pStyle w:val="Heading1"/>
-        <w:spacing w:before="400" w:after="160"/>
-        <w:rPr>
-          <w:rFonts w:ascii="MISANS TC VF MEDIUM" w:eastAsia="MISANS TC VF MEDIUM" w:hAnsi="MISANS TC VF MEDIUM"/>
-          <w:b w:val="0"/>
-          <w:bCs w:val="0"/>
-          <w:lang w:eastAsia="zh-TW"/>
-        </w:rPr>
-      </w:pPr>
-      <w:r>
-        <w:rPr>
-          <w:rFonts w:ascii="MISANS TC VF MEDIUM" w:eastAsia="MISANS TC VF MEDIUM" w:hAnsi="MISANS TC VF MEDIUM"/>
-          <w:b w:val="0"/>
-          <w:bCs w:val="0"/>
-          <w:lang w:eastAsia="zh-TW"/>
-        </w:rPr>
-        <w:t xml:space="preserve">7. </w:t>
-      </w:r>
-      <w:r>
-        <w:rPr>
-          <w:rFonts w:ascii="MISANS TC VF MEDIUM" w:eastAsia="MISANS TC VF MEDIUM" w:hAnsi="MISANS TC VF MEDIUM" w:cs="MS Gothic"/>
-          <w:b w:val="0"/>
-          <w:bCs w:val="0"/>
-          <w:lang w:eastAsia="zh-TW"/>
-        </w:rPr>
-        <w:t>資料保留</w:t>
-      </w:r>
-    </w:p>
-    <w:p>
-      <w:pPr>
-        <w:spacing w:after="120"/>
-        <w:rPr>
-          <w:rFonts w:ascii="MISANS TC VF MEDIUM" w:eastAsia="MISANS TC VF MEDIUM" w:hAnsi="MISANS TC VF MEDIUM"/>
-          <w:lang w:eastAsia="zh-TW"/>
-        </w:rPr>
-      </w:pPr>
-      <w:r>
-        <w:rPr>
-          <w:rFonts w:ascii="MISANS TC VF MEDIUM" w:eastAsia="MISANS TC VF MEDIUM" w:hAnsi="MISANS TC VF MEDIUM" w:cs="MS Gothic"/>
-          <w:lang w:eastAsia="zh-TW"/>
-        </w:rPr>
-        <w:t>我們僅在您的帳號有效期間或提供服務所必要的期間</w:t>
-      </w:r>
-      <w:r>
-        <w:rPr>
-          <w:rFonts w:ascii="MISANS TC VF MEDIUM" w:eastAsia="MISANS TC VF MEDIUM" w:hAnsi="MISANS TC VF MEDIUM" w:cs="Yu Gothic"/>
-          <w:lang w:eastAsia="zh-TW"/>
-        </w:rPr>
-        <w:t>內</w:t>
-      </w:r>
-      <w:r>
-        <w:rPr>
-          <w:rFonts w:ascii="MISANS TC VF MEDIUM" w:eastAsia="MISANS TC VF MEDIUM" w:hAnsi="MISANS TC VF MEDIUM" w:cs="MS Gothic"/>
-          <w:lang w:eastAsia="zh-TW"/>
-        </w:rPr>
-        <w:t>保留您的個人資料。</w:t>
-      </w:r>
-    </w:p>
-    <w:p>
-      <w:pPr>
-        <w:spacing w:after="120"/>
-        <w:rPr>
-          <w:rFonts w:ascii="MISANS TC VF MEDIUM" w:eastAsia="MISANS TC VF MEDIUM" w:hAnsi="MISANS TC VF MEDIUM"/>
-        </w:rPr>
-      </w:pPr>
-      <w:r>
-        <w:rPr>
-          <w:rFonts w:ascii="MISANS TC VF MEDIUM" w:eastAsia="MISANS TC VF MEDIUM" w:hAnsi="MISANS TC VF MEDIUM" w:cs="MS Gothic"/>
-        </w:rPr>
-        <w:t>帳號刪除後：</w:t>
       </w:r>
     </w:p>
     <w:p>
@@ -3112,15 +3007,154 @@
         <w:spacing w:after="80"/>
         <w:rPr>
           <w:rFonts w:ascii="MISANS TC VF MEDIUM" w:eastAsia="MISANS TC VF MEDIUM" w:hAnsi="MISANS TC VF MEDIUM"/>
-          <w:lang w:eastAsia="zh-TW"/>
-        </w:rPr>
-      </w:pPr>
-      <w:r>
-        <w:rPr>
-          <w:rFonts w:ascii="MISANS TC VF MEDIUM" w:eastAsia="MISANS TC VF MEDIUM" w:hAnsi="MISANS TC VF MEDIUM" w:cs="MS Gothic"/>
-          <w:lang w:eastAsia="zh-TW"/>
-        </w:rPr>
-        <w:t>與您帳號相關的所有資料將立即從我們的伺服器永久刪除</w:t>
+        </w:rPr>
+      </w:pPr>
+      <w:r>
+        <w:rPr>
+          <w:rFonts w:ascii="MISANS TC VF MEDIUM" w:eastAsia="MISANS TC VF MEDIUM" w:hAnsi="MISANS TC VF MEDIUM"/>
+        </w:rPr>
+        <w:t>Google</w:t>
+      </w:r>
+      <w:r>
+        <w:rPr>
+          <w:rFonts w:ascii="MISANS TC VF MEDIUM" w:eastAsia="MISANS TC VF MEDIUM" w:hAnsi="MISANS TC VF MEDIUM" w:cs="MS Gothic"/>
+        </w:rPr>
+        <w:t>（</w:t>
+      </w:r>
+      <w:r>
+        <w:rPr>
+          <w:rFonts w:ascii="MISANS TC VF MEDIUM" w:eastAsia="MISANS TC VF MEDIUM" w:hAnsi="MISANS TC VF MEDIUM" w:cs="MS Gothic" w:hint="eastAsia"/>
+          <w:lang w:eastAsia="zh-TW"/>
+        </w:rPr>
+        <w:t xml:space="preserve">所有服務內的 AI 功能均由 </w:t>
+      </w:r>
+      <w:r>
+        <w:rPr>
+          <w:rFonts w:ascii="MISANS TC VF MEDIUM" w:eastAsia="MISANS TC VF MEDIUM" w:hAnsi="MISANS TC VF MEDIUM" w:cs="MS Gothic"/>
+          <w:lang w:val="en-US" w:eastAsia="zh-TW"/>
+        </w:rPr>
+        <w:t xml:space="preserve">Google Gemini </w:t>
+      </w:r>
+      <w:r>
+        <w:rPr>
+          <w:rFonts w:ascii="MISANS TC VF MEDIUM" w:eastAsia="MISANS TC VF MEDIUM" w:hAnsi="MISANS TC VF MEDIUM" w:cs="MS Gothic" w:hint="eastAsia"/>
+          <w:lang w:val="en-US" w:eastAsia="zh-TW"/>
+        </w:rPr>
+        <w:t>驅動</w:t>
+      </w:r>
+      <w:r>
+        <w:rPr>
+          <w:rFonts w:ascii="MISANS TC VF MEDIUM" w:eastAsia="MISANS TC VF MEDIUM" w:hAnsi="MISANS TC VF MEDIUM" w:cs="MS Gothic" w:hint="eastAsia"/>
+        </w:rPr>
+        <w:t>）</w:t>
+      </w:r>
+      <w:r>
+        <w:rPr>
+          <w:rFonts w:ascii="MISANS TC VF MEDIUM" w:eastAsia="MISANS TC VF MEDIUM" w:hAnsi="MISANS TC VF MEDIUM" w:cs="MS Gothic"/>
+        </w:rPr>
+        <w:t>：受</w:t>
+      </w:r>
+      <w:r>
+        <w:rPr>
+          <w:rFonts w:ascii="MISANS TC VF MEDIUM" w:eastAsia="MISANS TC VF MEDIUM" w:hAnsi="MISANS TC VF MEDIUM"/>
+        </w:rPr>
+        <w:t xml:space="preserve"> Google </w:t>
+      </w:r>
+      <w:r>
+        <w:rPr>
+          <w:rFonts w:ascii="MISANS TC VF MEDIUM" w:eastAsia="MISANS TC VF MEDIUM" w:hAnsi="MISANS TC VF MEDIUM" w:cs="MS Gothic"/>
+        </w:rPr>
+        <w:t>隱私政策約束</w:t>
+      </w:r>
+    </w:p>
+    <w:p>
+      <w:pPr>
+        <w:spacing w:after="120"/>
+        <w:rPr>
+          <w:rFonts w:ascii="MISANS TC VF MEDIUM" w:eastAsia="MISANS TC VF MEDIUM" w:hAnsi="MISANS TC VF MEDIUM"/>
+          <w:lang w:eastAsia="zh-TW"/>
+        </w:rPr>
+      </w:pPr>
+      <w:r>
+        <w:rPr>
+          <w:rFonts w:ascii="MISANS TC VF MEDIUM" w:eastAsia="MISANS TC VF MEDIUM" w:hAnsi="MISANS TC VF MEDIUM" w:cs="MS Gothic"/>
+          <w:lang w:eastAsia="zh-TW"/>
+        </w:rPr>
+        <w:t>我們不使用任何第三方廣告網路、分析平台或資料仲介商。</w:t>
+      </w:r>
+    </w:p>
+    <w:p>
+      <w:pPr>
+        <w:pStyle w:val="Heading1"/>
+        <w:spacing w:before="400" w:after="160"/>
+        <w:rPr>
+          <w:rFonts w:ascii="MISANS TC VF MEDIUM" w:eastAsia="MISANS TC VF MEDIUM" w:hAnsi="MISANS TC VF MEDIUM"/>
+          <w:b w:val="0"/>
+          <w:bCs w:val="0"/>
+          <w:lang w:eastAsia="zh-TW"/>
+        </w:rPr>
+      </w:pPr>
+      <w:r>
+        <w:rPr>
+          <w:rFonts w:ascii="MISANS TC VF MEDIUM" w:eastAsia="MISANS TC VF MEDIUM" w:hAnsi="MISANS TC VF MEDIUM"/>
+          <w:b w:val="0"/>
+          <w:bCs w:val="0"/>
+          <w:lang w:eastAsia="zh-TW"/>
+        </w:rPr>
+        <w:t xml:space="preserve">7. </w:t>
+      </w:r>
+      <w:r>
+        <w:rPr>
+          <w:rFonts w:ascii="MISANS TC VF MEDIUM" w:eastAsia="MISANS TC VF MEDIUM" w:hAnsi="MISANS TC VF MEDIUM" w:cs="MS Gothic"/>
+          <w:b w:val="0"/>
+          <w:bCs w:val="0"/>
+          <w:lang w:eastAsia="zh-TW"/>
+        </w:rPr>
+        <w:t>資料保留</w:t>
+      </w:r>
+    </w:p>
+    <w:p>
+      <w:pPr>
+        <w:spacing w:after="120"/>
+        <w:rPr>
+          <w:rFonts w:ascii="MISANS TC VF MEDIUM" w:eastAsia="MISANS TC VF MEDIUM" w:hAnsi="MISANS TC VF MEDIUM"/>
+          <w:lang w:eastAsia="zh-TW"/>
+        </w:rPr>
+      </w:pPr>
+      <w:r>
+        <w:rPr>
+          <w:rFonts w:ascii="MISANS TC VF MEDIUM" w:eastAsia="MISANS TC VF MEDIUM" w:hAnsi="MISANS TC VF MEDIUM" w:cs="MS Gothic"/>
+          <w:lang w:eastAsia="zh-TW"/>
+        </w:rPr>
+        <w:t>我們僅在您的帳號有效期間或提供服務所必要的期間</w:t>
+      </w:r>
+      <w:r>
+        <w:rPr>
+          <w:rFonts w:ascii="MISANS TC VF MEDIUM" w:eastAsia="MISANS TC VF MEDIUM" w:hAnsi="MISANS TC VF MEDIUM" w:cs="Yu Gothic"/>
+          <w:lang w:eastAsia="zh-TW"/>
+        </w:rPr>
+        <w:t>內</w:t>
+      </w:r>
+      <w:r>
+        <w:rPr>
+          <w:rFonts w:ascii="MISANS TC VF MEDIUM" w:eastAsia="MISANS TC VF MEDIUM" w:hAnsi="MISANS TC VF MEDIUM" w:cs="MS Gothic"/>
+          <w:lang w:eastAsia="zh-TW"/>
+        </w:rPr>
+        <w:t>保留您的個人資料。</w:t>
+      </w:r>
+    </w:p>
+    <w:p>
+      <w:pPr>
+        <w:spacing w:after="120"/>
+        <w:rPr>
+          <w:rFonts w:ascii="MISANS TC VF MEDIUM" w:eastAsia="MISANS TC VF MEDIUM" w:hAnsi="MISANS TC VF MEDIUM"/>
+        </w:rPr>
+      </w:pPr>
+      <w:r>
+        <w:rPr>
+          <w:rFonts w:ascii="MISANS TC VF MEDIUM" w:eastAsia="MISANS TC VF MEDIUM" w:hAnsi="MISANS TC VF MEDIUM" w:cs="MS Gothic"/>
+        </w:rPr>
+        <w:t>帳號刪除後：</w:t>
       </w:r>
     </w:p>
     <w:p>
@@ -3133,49 +3167,15 @@
         <w:spacing w:after="80"/>
         <w:rPr>
           <w:rFonts w:ascii="MISANS TC VF MEDIUM" w:eastAsia="MISANS TC VF MEDIUM" w:hAnsi="MISANS TC VF MEDIUM"/>
-        </w:rPr>
-      </w:pPr>
-      <w:r>
-        <w:rPr>
-          <w:rFonts w:ascii="MISANS TC VF MEDIUM" w:eastAsia="MISANS TC VF MEDIUM" w:hAnsi="MISANS TC VF MEDIUM" w:cs="MS Gothic"/>
-        </w:rPr>
-        <w:t>您的</w:t>
-      </w:r>
-      <w:r>
-        <w:rPr>
-          <w:rFonts w:ascii="MISANS TC VF MEDIUM" w:eastAsia="MISANS TC VF MEDIUM" w:hAnsi="MISANS TC VF MEDIUM"/>
-        </w:rPr>
-        <w:t xml:space="preserve"> Google OAuth </w:t>
-      </w:r>
-      <w:r>
-        <w:rPr>
-          <w:rFonts w:ascii="MISANS TC VF MEDIUM" w:eastAsia="MISANS TC VF MEDIUM" w:hAnsi="MISANS TC VF MEDIUM" w:cs="MS Gothic"/>
-        </w:rPr>
-        <w:t>重新整理權杖將透過</w:t>
-      </w:r>
-      <w:r>
-        <w:rPr>
-          <w:rFonts w:ascii="MISANS TC VF MEDIUM" w:eastAsia="MISANS TC VF MEDIUM" w:hAnsi="MISANS TC VF MEDIUM"/>
-        </w:rPr>
-        <w:t xml:space="preserve"> Google OAuth </w:t>
-      </w:r>
-      <w:r>
-        <w:rPr>
-          <w:rFonts w:ascii="MISANS TC VF MEDIUM" w:eastAsia="MISANS TC VF MEDIUM" w:hAnsi="MISANS TC VF MEDIUM" w:cs="MS Gothic"/>
-        </w:rPr>
-        <w:t>撤銷</w:t>
-      </w:r>
-      <w:r>
-        <w:rPr>
-          <w:rFonts w:ascii="MISANS TC VF MEDIUM" w:eastAsia="MISANS TC VF MEDIUM" w:hAnsi="MISANS TC VF MEDIUM"/>
-        </w:rPr>
-        <w:t xml:space="preserve"> API </w:t>
-      </w:r>
-      <w:r>
-        <w:rPr>
-          <w:rFonts w:ascii="MISANS TC VF MEDIUM" w:eastAsia="MISANS TC VF MEDIUM" w:hAnsi="MISANS TC VF MEDIUM" w:cs="MS Gothic"/>
-        </w:rPr>
-        <w:t>予以撤銷</w:t>
+          <w:lang w:eastAsia="zh-TW"/>
+        </w:rPr>
+      </w:pPr>
+      <w:r>
+        <w:rPr>
+          <w:rFonts w:ascii="MISANS TC VF MEDIUM" w:eastAsia="MISANS TC VF MEDIUM" w:hAnsi="MISANS TC VF MEDIUM" w:cs="MS Gothic"/>
+          <w:lang w:eastAsia="zh-TW"/>
+        </w:rPr>
+        <w:t>與您帳號相關的所有資料將立即從我們的伺服器永久刪除</w:t>
       </w:r>
     </w:p>
     <w:p>
@@ -3188,105 +3188,49 @@
         <w:spacing w:after="80"/>
         <w:rPr>
           <w:rFonts w:ascii="MISANS TC VF MEDIUM" w:eastAsia="MISANS TC VF MEDIUM" w:hAnsi="MISANS TC VF MEDIUM"/>
-          <w:lang w:eastAsia="zh-TW"/>
-        </w:rPr>
-      </w:pPr>
-      <w:r>
-        <w:rPr>
-          <w:rFonts w:ascii="MISANS TC VF MEDIUM" w:eastAsia="MISANS TC VF MEDIUM" w:hAnsi="MISANS TC VF MEDIUM" w:cs="MS Gothic"/>
-          <w:lang w:eastAsia="zh-TW"/>
-        </w:rPr>
-        <w:t>與您工作階段相關的所有</w:t>
-      </w:r>
-      <w:r>
-        <w:rPr>
-          <w:rFonts w:ascii="MISANS TC VF MEDIUM" w:eastAsia="MISANS TC VF MEDIUM" w:hAnsi="MISANS TC VF MEDIUM"/>
-          <w:lang w:eastAsia="zh-TW"/>
-        </w:rPr>
-        <w:t xml:space="preserve"> JWT </w:t>
-      </w:r>
-      <w:r>
-        <w:rPr>
-          <w:rFonts w:ascii="MISANS TC VF MEDIUM" w:eastAsia="MISANS TC VF MEDIUM" w:hAnsi="MISANS TC VF MEDIUM" w:cs="MS Gothic"/>
-          <w:lang w:eastAsia="zh-TW"/>
-        </w:rPr>
-        <w:t>權杖將被作廢</w:t>
-      </w:r>
-    </w:p>
-    <w:p>
-      <w:pPr>
-        <w:spacing w:after="120"/>
-        <w:rPr>
-          <w:rFonts w:ascii="MISANS TC VF MEDIUM" w:eastAsia="MISANS TC VF MEDIUM" w:hAnsi="MISANS TC VF MEDIUM"/>
-          <w:lang w:eastAsia="zh-TW"/>
-        </w:rPr>
-      </w:pPr>
-      <w:r>
-        <w:rPr>
-          <w:rFonts w:ascii="MISANS TC VF MEDIUM" w:eastAsia="MISANS TC VF MEDIUM" w:hAnsi="MISANS TC VF MEDIUM" w:cs="MS Gothic"/>
-          <w:lang w:eastAsia="zh-TW"/>
-        </w:rPr>
-        <w:t>已刪除的資料無法復原。我們不保留已刪除使用者資料的備份，超過</w:t>
-      </w:r>
-      <w:r>
-        <w:rPr>
-          <w:rFonts w:ascii="MISANS TC VF MEDIUM" w:eastAsia="MISANS TC VF MEDIUM" w:hAnsi="MISANS TC VF MEDIUM"/>
-          <w:lang w:eastAsia="zh-TW"/>
-        </w:rPr>
-        <w:t xml:space="preserve"> 30 </w:t>
-      </w:r>
-      <w:r>
-        <w:rPr>
-          <w:rFonts w:ascii="MISANS TC VF MEDIUM" w:eastAsia="MISANS TC VF MEDIUM" w:hAnsi="MISANS TC VF MEDIUM" w:cs="MS Gothic"/>
-          <w:lang w:eastAsia="zh-TW"/>
-        </w:rPr>
-        <w:t>天的標準系統備份週期將自動清除。</w:t>
-      </w:r>
-    </w:p>
-    <w:p>
-      <w:pPr>
-        <w:pStyle w:val="Heading1"/>
-        <w:spacing w:before="400" w:after="160"/>
-        <w:rPr>
-          <w:rFonts w:ascii="MISANS TC VF MEDIUM" w:eastAsia="MISANS TC VF MEDIUM" w:hAnsi="MISANS TC VF MEDIUM"/>
-          <w:b w:val="0"/>
-          <w:bCs w:val="0"/>
-          <w:lang w:eastAsia="zh-TW"/>
-        </w:rPr>
-      </w:pPr>
-      <w:r>
-        <w:rPr>
-          <w:rFonts w:ascii="MISANS TC VF MEDIUM" w:eastAsia="MISANS TC VF MEDIUM" w:hAnsi="MISANS TC VF MEDIUM"/>
-          <w:b w:val="0"/>
-          <w:bCs w:val="0"/>
-          <w:lang w:eastAsia="zh-TW"/>
-        </w:rPr>
-        <w:t xml:space="preserve">8. </w:t>
-      </w:r>
-      <w:r>
-        <w:rPr>
-          <w:rFonts w:ascii="MISANS TC VF MEDIUM" w:eastAsia="MISANS TC VF MEDIUM" w:hAnsi="MISANS TC VF MEDIUM" w:cs="MS Gothic"/>
-          <w:b w:val="0"/>
-          <w:bCs w:val="0"/>
-          <w:lang w:eastAsia="zh-TW"/>
-        </w:rPr>
-        <w:t>資料安全</w:t>
-      </w:r>
-    </w:p>
-    <w:p>
-      <w:pPr>
-        <w:spacing w:after="120"/>
-        <w:rPr>
-          <w:rFonts w:ascii="MISANS TC VF MEDIUM" w:eastAsia="MISANS TC VF MEDIUM" w:hAnsi="MISANS TC VF MEDIUM"/>
-          <w:lang w:eastAsia="zh-TW"/>
-        </w:rPr>
-      </w:pPr>
-      <w:r>
-        <w:rPr>
-          <w:rFonts w:ascii="MISANS TC VF MEDIUM" w:eastAsia="MISANS TC VF MEDIUM" w:hAnsi="MISANS TC VF MEDIUM" w:cs="MS Gothic"/>
-          <w:lang w:eastAsia="zh-TW"/>
-        </w:rPr>
-        <w:t>我們實施符合業界標準的安全措施保護您的個人資料，包括：</w:t>
+        </w:rPr>
+      </w:pPr>
+      <w:r>
+        <w:rPr>
+          <w:rFonts w:ascii="MISANS TC VF MEDIUM" w:eastAsia="MISANS TC VF MEDIUM" w:hAnsi="MISANS TC VF MEDIUM" w:cs="MS Gothic"/>
+        </w:rPr>
+        <w:t>您的</w:t>
+      </w:r>
+      <w:r>
+        <w:rPr>
+          <w:rFonts w:ascii="MISANS TC VF MEDIUM" w:eastAsia="MISANS TC VF MEDIUM" w:hAnsi="MISANS TC VF MEDIUM"/>
+        </w:rPr>
+        <w:t xml:space="preserve"> Google OAuth </w:t>
+      </w:r>
+      <w:r>
+        <w:rPr>
+          <w:rFonts w:ascii="MISANS TC VF MEDIUM" w:eastAsia="MISANS TC VF MEDIUM" w:hAnsi="MISANS TC VF MEDIUM" w:cs="MS Gothic"/>
+        </w:rPr>
+        <w:t>重新整理權杖將透過</w:t>
+      </w:r>
+      <w:r>
+        <w:rPr>
+          <w:rFonts w:ascii="MISANS TC VF MEDIUM" w:eastAsia="MISANS TC VF MEDIUM" w:hAnsi="MISANS TC VF MEDIUM"/>
+        </w:rPr>
+        <w:t xml:space="preserve"> Google OAuth </w:t>
+      </w:r>
+      <w:r>
+        <w:rPr>
+          <w:rFonts w:ascii="MISANS TC VF MEDIUM" w:eastAsia="MISANS TC VF MEDIUM" w:hAnsi="MISANS TC VF MEDIUM" w:cs="MS Gothic"/>
+        </w:rPr>
+        <w:t>撤銷</w:t>
+      </w:r>
+      <w:r>
+        <w:rPr>
+          <w:rFonts w:ascii="MISANS TC VF MEDIUM" w:eastAsia="MISANS TC VF MEDIUM" w:hAnsi="MISANS TC VF MEDIUM"/>
+        </w:rPr>
+        <w:t xml:space="preserve"> API </w:t>
+      </w:r>
+      <w:r>
+        <w:rPr>
+          <w:rFonts w:ascii="MISANS TC VF MEDIUM" w:eastAsia="MISANS TC VF MEDIUM" w:hAnsi="MISANS TC VF MEDIUM" w:cs="MS Gothic"/>
+        </w:rPr>
+        <w:t>予以撤銷</w:t>
       </w:r>
     </w:p>
     <w:p>
@@ -3307,21 +3251,97 @@
           <w:rFonts w:ascii="MISANS TC VF MEDIUM" w:eastAsia="MISANS TC VF MEDIUM" w:hAnsi="MISANS TC VF MEDIUM" w:cs="MS Gothic"/>
           <w:lang w:eastAsia="zh-TW"/>
         </w:rPr>
-        <w:t>裝置與伺服器間的加密資料傳輸（</w:t>
-      </w:r>
-      <w:r>
-        <w:rPr>
-          <w:rFonts w:ascii="MISANS TC VF MEDIUM" w:eastAsia="MISANS TC VF MEDIUM" w:hAnsi="MISANS TC VF MEDIUM"/>
-          <w:lang w:eastAsia="zh-TW"/>
-        </w:rPr>
-        <w:t>TLS/HTTPS</w:t>
-      </w:r>
-      <w:r>
-        <w:rPr>
-          <w:rFonts w:ascii="MISANS TC VF MEDIUM" w:eastAsia="MISANS TC VF MEDIUM" w:hAnsi="MISANS TC VF MEDIUM" w:cs="MS Gothic"/>
-          <w:lang w:eastAsia="zh-TW"/>
-        </w:rPr>
-        <w:t>）</w:t>
+        <w:t>與您工作階段相關的所有</w:t>
+      </w:r>
+      <w:r>
+        <w:rPr>
+          <w:rFonts w:ascii="MISANS TC VF MEDIUM" w:eastAsia="MISANS TC VF MEDIUM" w:hAnsi="MISANS TC VF MEDIUM"/>
+          <w:lang w:eastAsia="zh-TW"/>
+        </w:rPr>
+        <w:t xml:space="preserve"> JWT </w:t>
+      </w:r>
+      <w:r>
+        <w:rPr>
+          <w:rFonts w:ascii="MISANS TC VF MEDIUM" w:eastAsia="MISANS TC VF MEDIUM" w:hAnsi="MISANS TC VF MEDIUM" w:cs="MS Gothic"/>
+          <w:lang w:eastAsia="zh-TW"/>
+        </w:rPr>
+        <w:t>權杖將被作廢</w:t>
+      </w:r>
+    </w:p>
+    <w:p>
+      <w:pPr>
+        <w:spacing w:after="120"/>
+        <w:rPr>
+          <w:rFonts w:ascii="MISANS TC VF MEDIUM" w:eastAsia="MISANS TC VF MEDIUM" w:hAnsi="MISANS TC VF MEDIUM"/>
+          <w:lang w:eastAsia="zh-TW"/>
+        </w:rPr>
+      </w:pPr>
+      <w:r>
+        <w:rPr>
+          <w:rFonts w:ascii="MISANS TC VF MEDIUM" w:eastAsia="MISANS TC VF MEDIUM" w:hAnsi="MISANS TC VF MEDIUM" w:cs="MS Gothic"/>
+          <w:lang w:eastAsia="zh-TW"/>
+        </w:rPr>
+        <w:t>已刪除的資料無法復原。我們不保留已刪除使用者資料的備份，超過</w:t>
+      </w:r>
+      <w:r>
+        <w:rPr>
+          <w:rFonts w:ascii="MISANS TC VF MEDIUM" w:eastAsia="MISANS TC VF MEDIUM" w:hAnsi="MISANS TC VF MEDIUM"/>
+          <w:lang w:eastAsia="zh-TW"/>
+        </w:rPr>
+        <w:t xml:space="preserve"> 30 </w:t>
+      </w:r>
+      <w:r>
+        <w:rPr>
+          <w:rFonts w:ascii="MISANS TC VF MEDIUM" w:eastAsia="MISANS TC VF MEDIUM" w:hAnsi="MISANS TC VF MEDIUM" w:cs="MS Gothic"/>
+          <w:lang w:eastAsia="zh-TW"/>
+        </w:rPr>
+        <w:t>天的標準系統備份週期將自動清除。</w:t>
+      </w:r>
+    </w:p>
+    <w:p>
+      <w:pPr>
+        <w:pStyle w:val="Heading1"/>
+        <w:spacing w:before="400" w:after="160"/>
+        <w:rPr>
+          <w:rFonts w:ascii="MISANS TC VF MEDIUM" w:eastAsia="MISANS TC VF MEDIUM" w:hAnsi="MISANS TC VF MEDIUM"/>
+          <w:b w:val="0"/>
+          <w:bCs w:val="0"/>
+          <w:lang w:eastAsia="zh-TW"/>
+        </w:rPr>
+      </w:pPr>
+      <w:r>
+        <w:rPr>
+          <w:rFonts w:ascii="MISANS TC VF MEDIUM" w:eastAsia="MISANS TC VF MEDIUM" w:hAnsi="MISANS TC VF MEDIUM"/>
+          <w:b w:val="0"/>
+          <w:bCs w:val="0"/>
+          <w:lang w:eastAsia="zh-TW"/>
+        </w:rPr>
+        <w:t xml:space="preserve">8. </w:t>
+      </w:r>
+      <w:r>
+        <w:rPr>
+          <w:rFonts w:ascii="MISANS TC VF MEDIUM" w:eastAsia="MISANS TC VF MEDIUM" w:hAnsi="MISANS TC VF MEDIUM" w:cs="MS Gothic"/>
+          <w:b w:val="0"/>
+          <w:bCs w:val="0"/>
+          <w:lang w:eastAsia="zh-TW"/>
+        </w:rPr>
+        <w:t>資料安全</w:t>
+      </w:r>
+    </w:p>
+    <w:p>
+      <w:pPr>
+        <w:spacing w:after="120"/>
+        <w:rPr>
+          <w:rFonts w:ascii="MISANS TC VF MEDIUM" w:eastAsia="MISANS TC VF MEDIUM" w:hAnsi="MISANS TC VF MEDIUM"/>
+          <w:lang w:eastAsia="zh-TW"/>
+        </w:rPr>
+      </w:pPr>
+      <w:r>
+        <w:rPr>
+          <w:rFonts w:ascii="MISANS TC VF MEDIUM" w:eastAsia="MISANS TC VF MEDIUM" w:hAnsi="MISANS TC VF MEDIUM" w:cs="MS Gothic"/>
+          <w:lang w:eastAsia="zh-TW"/>
+        </w:rPr>
+        <w:t>我們實施符合業界標準的安全措施保護您的個人資料，包括：</w:t>
       </w:r>
     </w:p>
     <w:p>
@@ -3342,21 +3362,22 @@
           <w:rFonts w:ascii="MISANS TC VF MEDIUM" w:eastAsia="MISANS TC VF MEDIUM" w:hAnsi="MISANS TC VF MEDIUM" w:cs="MS Gothic"/>
           <w:lang w:eastAsia="zh-TW"/>
         </w:rPr>
-        <w:t>安全的</w:t>
-      </w:r>
-      <w:r>
-        <w:rPr>
-          <w:rFonts w:ascii="MISANS TC VF MEDIUM" w:eastAsia="MISANS TC VF MEDIUM" w:hAnsi="MISANS TC VF MEDIUM"/>
-          <w:lang w:eastAsia="zh-TW"/>
-        </w:rPr>
-        <w:t xml:space="preserve"> JWT </w:t>
-      </w:r>
-      <w:r>
-        <w:rPr>
-          <w:rFonts w:ascii="MISANS TC VF MEDIUM" w:eastAsia="MISANS TC VF MEDIUM" w:hAnsi="MISANS TC VF MEDIUM" w:cs="MS Gothic"/>
-          <w:lang w:eastAsia="zh-TW"/>
-        </w:rPr>
-        <w:t>身份驗證，於登出及帳號刪除時作廢權杖</w:t>
+        <w:lastRenderedPageBreak/>
+        <w:t>裝置與伺服器間的加密資料傳輸（</w:t>
+      </w:r>
+      <w:r>
+        <w:rPr>
+          <w:rFonts w:ascii="MISANS TC VF MEDIUM" w:eastAsia="MISANS TC VF MEDIUM" w:hAnsi="MISANS TC VF MEDIUM"/>
+          <w:lang w:eastAsia="zh-TW"/>
+        </w:rPr>
+        <w:t>TLS/HTTPS</w:t>
+      </w:r>
+      <w:r>
+        <w:rPr>
+          <w:rFonts w:ascii="MISANS TC VF MEDIUM" w:eastAsia="MISANS TC VF MEDIUM" w:hAnsi="MISANS TC VF MEDIUM" w:cs="MS Gothic"/>
+          <w:lang w:eastAsia="zh-TW"/>
+        </w:rPr>
+        <w:t>）</w:t>
       </w:r>
     </w:p>
     <w:p>
@@ -3374,17 +3395,24 @@
       </w:pPr>
       <w:r>
         <w:rPr>
-          <w:rFonts w:ascii="MISANS TC VF MEDIUM" w:eastAsia="MISANS TC VF MEDIUM" w:hAnsi="MISANS TC VF MEDIUM"/>
-          <w:lang w:eastAsia="zh-TW"/>
-        </w:rPr>
-        <w:t xml:space="preserve">OAuth 2.0 </w:t>
-      </w:r>
-      <w:r>
-        <w:rPr>
-          <w:rFonts w:ascii="MISANS TC VF MEDIUM" w:eastAsia="MISANS TC VF MEDIUM" w:hAnsi="MISANS TC VF MEDIUM" w:cs="MS Gothic"/>
-          <w:lang w:eastAsia="zh-TW"/>
-        </w:rPr>
-        <w:t>授權，於帳號刪除時立即撤銷權杖</w:t>
+          <w:rFonts w:ascii="MISANS TC VF MEDIUM" w:eastAsia="MISANS TC VF MEDIUM" w:hAnsi="MISANS TC VF MEDIUM" w:cs="MS Gothic"/>
+          <w:lang w:eastAsia="zh-TW"/>
+        </w:rPr>
+        <w:t>安全的</w:t>
+      </w:r>
+      <w:r>
+        <w:rPr>
+          <w:rFonts w:ascii="MISANS TC VF MEDIUM" w:eastAsia="MISANS TC VF MEDIUM" w:hAnsi="MISANS TC VF MEDIUM"/>
+          <w:lang w:eastAsia="zh-TW"/>
+        </w:rPr>
+        <w:t xml:space="preserve"> JWT </w:t>
+      </w:r>
+      <w:r>
+        <w:rPr>
+          <w:rFonts w:ascii="MISANS TC VF MEDIUM" w:eastAsia="MISANS TC VF MEDIUM" w:hAnsi="MISANS TC VF MEDIUM" w:cs="MS Gothic"/>
+          <w:lang w:eastAsia="zh-TW"/>
+        </w:rPr>
+        <w:t>身份驗證，於登出及帳號刪除時作廢權杖</w:t>
       </w:r>
     </w:p>
     <w:p>
@@ -3402,86 +3430,17 @@
       </w:pPr>
       <w:r>
         <w:rPr>
-          <w:rFonts w:ascii="MISANS TC VF MEDIUM" w:eastAsia="MISANS TC VF MEDIUM" w:hAnsi="MISANS TC VF MEDIUM" w:cs="MS Gothic"/>
-          <w:lang w:eastAsia="zh-TW"/>
-        </w:rPr>
-        <w:t>存取控制，限制伺服器端資料僅供授權人員存取</w:t>
-      </w:r>
-    </w:p>
-    <w:p>
-      <w:pPr>
-        <w:spacing w:after="120"/>
-        <w:rPr>
-          <w:rFonts w:ascii="MISANS TC VF MEDIUM" w:eastAsia="MISANS TC VF MEDIUM" w:hAnsi="MISANS TC VF MEDIUM"/>
-          <w:lang w:eastAsia="zh-TW"/>
-        </w:rPr>
-      </w:pPr>
-      <w:r>
-        <w:rPr>
-          <w:rFonts w:ascii="MISANS TC VF MEDIUM" w:eastAsia="MISANS TC VF MEDIUM" w:hAnsi="MISANS TC VF MEDIUM" w:cs="MS Gothic"/>
-          <w:lang w:eastAsia="zh-TW"/>
-        </w:rPr>
-        <w:t>沒有任何電子傳輸或儲存方法是百分之百安全的。雖然我們致力保護您的個人資料，但我們無法保證</w:t>
-      </w:r>
-      <w:r>
-        <w:rPr>
-          <w:rFonts w:ascii="MISANS TC VF MEDIUM" w:eastAsia="MISANS TC VF MEDIUM" w:hAnsi="MISANS TC VF MEDIUM" w:cs="Yu Gothic"/>
-          <w:lang w:eastAsia="zh-TW"/>
-        </w:rPr>
-        <w:t>絕</w:t>
-      </w:r>
-      <w:r>
-        <w:rPr>
-          <w:rFonts w:ascii="MISANS TC VF MEDIUM" w:eastAsia="MISANS TC VF MEDIUM" w:hAnsi="MISANS TC VF MEDIUM" w:cs="MS Gothic"/>
-          <w:lang w:eastAsia="zh-TW"/>
-        </w:rPr>
-        <w:t>對安全。</w:t>
-      </w:r>
-    </w:p>
-    <w:p>
-      <w:pPr>
-        <w:pStyle w:val="Heading1"/>
-        <w:spacing w:before="400" w:after="160"/>
-        <w:rPr>
-          <w:rFonts w:ascii="MISANS TC VF MEDIUM" w:eastAsia="MISANS TC VF MEDIUM" w:hAnsi="MISANS TC VF MEDIUM"/>
-          <w:b w:val="0"/>
-          <w:bCs w:val="0"/>
-          <w:lang w:eastAsia="zh-TW"/>
-        </w:rPr>
-      </w:pPr>
-      <w:r>
-        <w:rPr>
-          <w:rFonts w:ascii="MISANS TC VF MEDIUM" w:eastAsia="MISANS TC VF MEDIUM" w:hAnsi="MISANS TC VF MEDIUM"/>
-          <w:b w:val="0"/>
-          <w:bCs w:val="0"/>
-          <w:lang w:eastAsia="zh-TW"/>
-        </w:rPr>
-        <w:t xml:space="preserve">9. </w:t>
-      </w:r>
-      <w:r>
-        <w:rPr>
-          <w:rFonts w:ascii="MISANS TC VF MEDIUM" w:eastAsia="MISANS TC VF MEDIUM" w:hAnsi="MISANS TC VF MEDIUM" w:cs="MS Gothic"/>
-          <w:b w:val="0"/>
-          <w:bCs w:val="0"/>
-          <w:lang w:eastAsia="zh-TW"/>
-        </w:rPr>
-        <w:t>您的權利</w:t>
-      </w:r>
-    </w:p>
-    <w:p>
-      <w:pPr>
-        <w:spacing w:after="120"/>
-        <w:rPr>
-          <w:rFonts w:ascii="MISANS TC VF MEDIUM" w:eastAsia="MISANS TC VF MEDIUM" w:hAnsi="MISANS TC VF MEDIUM"/>
-          <w:lang w:eastAsia="zh-TW"/>
-        </w:rPr>
-      </w:pPr>
-      <w:r>
-        <w:rPr>
-          <w:rFonts w:ascii="MISANS TC VF MEDIUM" w:eastAsia="MISANS TC VF MEDIUM" w:hAnsi="MISANS TC VF MEDIUM" w:cs="MS Gothic"/>
-          <w:lang w:eastAsia="zh-TW"/>
-        </w:rPr>
-        <w:t>依據您所在地法律，您可能就您的個人資料享有以下權利：</w:t>
+          <w:rFonts w:ascii="MISANS TC VF MEDIUM" w:eastAsia="MISANS TC VF MEDIUM" w:hAnsi="MISANS TC VF MEDIUM"/>
+          <w:lang w:eastAsia="zh-TW"/>
+        </w:rPr>
+        <w:t xml:space="preserve">OAuth 2.0 </w:t>
+      </w:r>
+      <w:r>
+        <w:rPr>
+          <w:rFonts w:ascii="MISANS TC VF MEDIUM" w:eastAsia="MISANS TC VF MEDIUM" w:hAnsi="MISANS TC VF MEDIUM" w:cs="MS Gothic"/>
+          <w:lang w:eastAsia="zh-TW"/>
+        </w:rPr>
+        <w:t>授權，於帳號刪除時立即撤銷權杖</w:t>
       </w:r>
     </w:p>
     <w:p>
@@ -3499,25 +3458,86 @@
       </w:pPr>
       <w:r>
         <w:rPr>
-          <w:rFonts w:ascii="MISANS TC VF MEDIUM" w:eastAsia="MISANS TC VF MEDIUM" w:hAnsi="MISANS TC VF MEDIUM" w:cs="Microsoft JhengHei"/>
-          <w:lang w:eastAsia="zh-TW"/>
-        </w:rPr>
-        <w:lastRenderedPageBreak/>
-        <w:t>查</w:t>
+          <w:rFonts w:ascii="MISANS TC VF MEDIUM" w:eastAsia="MISANS TC VF MEDIUM" w:hAnsi="MISANS TC VF MEDIUM" w:cs="MS Gothic"/>
+          <w:lang w:eastAsia="zh-TW"/>
+        </w:rPr>
+        <w:t>存取控制，限制伺服器端資料僅供授權人員存取</w:t>
+      </w:r>
+    </w:p>
+    <w:p>
+      <w:pPr>
+        <w:spacing w:after="120"/>
+        <w:rPr>
+          <w:rFonts w:ascii="MISANS TC VF MEDIUM" w:eastAsia="MISANS TC VF MEDIUM" w:hAnsi="MISANS TC VF MEDIUM"/>
+          <w:lang w:eastAsia="zh-TW"/>
+        </w:rPr>
+      </w:pPr>
+      <w:r>
+        <w:rPr>
+          <w:rFonts w:ascii="MISANS TC VF MEDIUM" w:eastAsia="MISANS TC VF MEDIUM" w:hAnsi="MISANS TC VF MEDIUM" w:cs="MS Gothic"/>
+          <w:lang w:eastAsia="zh-TW"/>
+        </w:rPr>
+        <w:t>沒有任何電子傳輸或儲存方法是百分之百安全的。雖然我們致力保護您的個人資料，但我們無法保證</w:t>
       </w:r>
       <w:r>
         <w:rPr>
           <w:rFonts w:ascii="MISANS TC VF MEDIUM" w:eastAsia="MISANS TC VF MEDIUM" w:hAnsi="MISANS TC VF MEDIUM" w:cs="Yu Gothic"/>
           <w:lang w:eastAsia="zh-TW"/>
         </w:rPr>
-        <w:t>閱</w:t>
-      </w:r>
-      <w:r>
-        <w:rPr>
-          <w:rFonts w:ascii="MISANS TC VF MEDIUM" w:eastAsia="MISANS TC VF MEDIUM" w:hAnsi="MISANS TC VF MEDIUM" w:cs="MS Gothic"/>
-          <w:lang w:eastAsia="zh-TW"/>
-        </w:rPr>
-        <w:t>權：要求取得我們持有的您個人資料副本</w:t>
+        <w:t>絕</w:t>
+      </w:r>
+      <w:r>
+        <w:rPr>
+          <w:rFonts w:ascii="MISANS TC VF MEDIUM" w:eastAsia="MISANS TC VF MEDIUM" w:hAnsi="MISANS TC VF MEDIUM" w:cs="MS Gothic"/>
+          <w:lang w:eastAsia="zh-TW"/>
+        </w:rPr>
+        <w:t>對安全。</w:t>
+      </w:r>
+    </w:p>
+    <w:p>
+      <w:pPr>
+        <w:pStyle w:val="Heading1"/>
+        <w:spacing w:before="400" w:after="160"/>
+        <w:rPr>
+          <w:rFonts w:ascii="MISANS TC VF MEDIUM" w:eastAsia="MISANS TC VF MEDIUM" w:hAnsi="MISANS TC VF MEDIUM"/>
+          <w:b w:val="0"/>
+          <w:bCs w:val="0"/>
+          <w:lang w:eastAsia="zh-TW"/>
+        </w:rPr>
+      </w:pPr>
+      <w:r>
+        <w:rPr>
+          <w:rFonts w:ascii="MISANS TC VF MEDIUM" w:eastAsia="MISANS TC VF MEDIUM" w:hAnsi="MISANS TC VF MEDIUM"/>
+          <w:b w:val="0"/>
+          <w:bCs w:val="0"/>
+          <w:lang w:eastAsia="zh-TW"/>
+        </w:rPr>
+        <w:t xml:space="preserve">9. </w:t>
+      </w:r>
+      <w:r>
+        <w:rPr>
+          <w:rFonts w:ascii="MISANS TC VF MEDIUM" w:eastAsia="MISANS TC VF MEDIUM" w:hAnsi="MISANS TC VF MEDIUM" w:cs="MS Gothic"/>
+          <w:b w:val="0"/>
+          <w:bCs w:val="0"/>
+          <w:lang w:eastAsia="zh-TW"/>
+        </w:rPr>
+        <w:t>您的權利</w:t>
+      </w:r>
+    </w:p>
+    <w:p>
+      <w:pPr>
+        <w:spacing w:after="120"/>
+        <w:rPr>
+          <w:rFonts w:ascii="MISANS TC VF MEDIUM" w:eastAsia="MISANS TC VF MEDIUM" w:hAnsi="MISANS TC VF MEDIUM"/>
+          <w:lang w:eastAsia="zh-TW"/>
+        </w:rPr>
+      </w:pPr>
+      <w:r>
+        <w:rPr>
+          <w:rFonts w:ascii="MISANS TC VF MEDIUM" w:eastAsia="MISANS TC VF MEDIUM" w:hAnsi="MISANS TC VF MEDIUM" w:cs="MS Gothic"/>
+          <w:lang w:eastAsia="zh-TW"/>
+        </w:rPr>
+        <w:t>依據您所在地法律，您可能就您的個人資料享有以下權利：</w:t>
       </w:r>
     </w:p>
     <w:p>
@@ -3535,10 +3555,24 @@
       </w:pPr>
       <w:r>
         <w:rPr>
-          <w:rFonts w:ascii="MISANS TC VF MEDIUM" w:eastAsia="MISANS TC VF MEDIUM" w:hAnsi="MISANS TC VF MEDIUM" w:cs="MS Gothic"/>
-          <w:lang w:eastAsia="zh-TW"/>
-        </w:rPr>
-        <w:t>更正權：要求更正不準確的資料</w:t>
+          <w:rFonts w:ascii="MISANS TC VF MEDIUM" w:eastAsia="MISANS TC VF MEDIUM" w:hAnsi="MISANS TC VF MEDIUM" w:cs="Microsoft JhengHei"/>
+          <w:lang w:eastAsia="zh-TW"/>
+        </w:rPr>
+        <w:t>查</w:t>
+      </w:r>
+      <w:r>
+        <w:rPr>
+          <w:rFonts w:ascii="MISANS TC VF MEDIUM" w:eastAsia="MISANS TC VF MEDIUM" w:hAnsi="MISANS TC VF MEDIUM" w:cs="Yu Gothic"/>
+          <w:lang w:eastAsia="zh-TW"/>
+        </w:rPr>
+        <w:t>閱</w:t>
+      </w:r>
+      <w:r>
+        <w:rPr>
+          <w:rFonts w:ascii="MISANS TC VF MEDIUM" w:eastAsia="MISANS TC VF MEDIUM" w:hAnsi="MISANS TC VF MEDIUM" w:cs="MS Gothic"/>
+          <w:lang w:eastAsia="zh-TW"/>
+        </w:rPr>
+        <w:t>權：要求取得我們持有的您個人資料副本</w:t>
       </w:r>
     </w:p>
     <w:p>
@@ -3559,21 +3593,7 @@
           <w:rFonts w:ascii="MISANS TC VF MEDIUM" w:eastAsia="MISANS TC VF MEDIUM" w:hAnsi="MISANS TC VF MEDIUM" w:cs="MS Gothic"/>
           <w:lang w:eastAsia="zh-TW"/>
         </w:rPr>
-        <w:t>刪除權：要求刪除您的個人資料（可直接透過應用程式「設定</w:t>
-      </w:r>
-      <w:r>
-        <w:rPr>
-          <w:rFonts w:ascii="MISANS TC VF MEDIUM" w:eastAsia="MISANS TC VF MEDIUM" w:hAnsi="MISANS TC VF MEDIUM"/>
-          <w:lang w:eastAsia="zh-TW"/>
-        </w:rPr>
-        <w:t xml:space="preserve"> &gt; </w:t>
-      </w:r>
-      <w:r>
-        <w:rPr>
-          <w:rFonts w:ascii="MISANS TC VF MEDIUM" w:eastAsia="MISANS TC VF MEDIUM" w:hAnsi="MISANS TC VF MEDIUM" w:cs="MS Gothic"/>
-          <w:lang w:eastAsia="zh-TW"/>
-        </w:rPr>
-        <w:t>帳號」操作）</w:t>
+        <w:t>更正權：要求更正不準確的資料</w:t>
       </w:r>
     </w:p>
     <w:p>
@@ -3594,7 +3614,21 @@
           <w:rFonts w:ascii="MISANS TC VF MEDIUM" w:eastAsia="MISANS TC VF MEDIUM" w:hAnsi="MISANS TC VF MEDIUM" w:cs="MS Gothic"/>
           <w:lang w:eastAsia="zh-TW"/>
         </w:rPr>
-        <w:t>資料可攜權：以結構化、機器可讀格式接收您的資料</w:t>
+        <w:t>刪除權：要求刪除您的個人資料（可直接透過應用程式「設定</w:t>
+      </w:r>
+      <w:r>
+        <w:rPr>
+          <w:rFonts w:ascii="MISANS TC VF MEDIUM" w:eastAsia="MISANS TC VF MEDIUM" w:hAnsi="MISANS TC VF MEDIUM"/>
+          <w:lang w:eastAsia="zh-TW"/>
+        </w:rPr>
+        <w:t xml:space="preserve"> &gt; </w:t>
+      </w:r>
+      <w:r>
+        <w:rPr>
+          <w:rFonts w:ascii="MISANS TC VF MEDIUM" w:eastAsia="MISANS TC VF MEDIUM" w:hAnsi="MISANS TC VF MEDIUM" w:cs="MS Gothic"/>
+          <w:lang w:eastAsia="zh-TW"/>
+        </w:rPr>
+        <w:t>帳號」操作）</w:t>
       </w:r>
     </w:p>
     <w:p>
@@ -3615,7 +3649,7 @@
           <w:rFonts w:ascii="MISANS TC VF MEDIUM" w:eastAsia="MISANS TC VF MEDIUM" w:hAnsi="MISANS TC VF MEDIUM" w:cs="MS Gothic"/>
           <w:lang w:eastAsia="zh-TW"/>
         </w:rPr>
-        <w:t>反對權：就特定類型的處理提出反對</w:t>
+        <w:t>資料可攜權：以結構化、機器可讀格式接收您的資料</w:t>
       </w:r>
     </w:p>
     <w:p>
@@ -3636,6 +3670,27 @@
           <w:rFonts w:ascii="MISANS TC VF MEDIUM" w:eastAsia="MISANS TC VF MEDIUM" w:hAnsi="MISANS TC VF MEDIUM" w:cs="MS Gothic"/>
           <w:lang w:eastAsia="zh-TW"/>
         </w:rPr>
+        <w:t>反對權：就特定類型的處理提出反對</w:t>
+      </w:r>
+    </w:p>
+    <w:p>
+      <w:pPr>
+        <w:pStyle w:val="ListParagraph"/>
+        <w:numPr>
+          <w:ilvl w:val="0"/>
+          <w:numId w:val="2"/>
+        </w:numPr>
+        <w:spacing w:after="80"/>
+        <w:rPr>
+          <w:rFonts w:ascii="MISANS TC VF MEDIUM" w:eastAsia="MISANS TC VF MEDIUM" w:hAnsi="MISANS TC VF MEDIUM"/>
+          <w:lang w:eastAsia="zh-TW"/>
+        </w:rPr>
+      </w:pPr>
+      <w:r>
+        <w:rPr>
+          <w:rFonts w:ascii="MISANS TC VF MEDIUM" w:eastAsia="MISANS TC VF MEDIUM" w:hAnsi="MISANS TC VF MEDIUM" w:cs="MS Gothic"/>
+          <w:lang w:eastAsia="zh-TW"/>
+        </w:rPr>
         <w:t>撤回同意權：在處理以同意為依據的情況下，隨時撤回同意</w:t>
       </w:r>
     </w:p>
@@ -3877,6 +3932,7 @@
           <w:rFonts w:ascii="MISANS TC VF MEDIUM" w:eastAsia="MISANS TC VF MEDIUM" w:hAnsi="MISANS TC VF MEDIUM" w:cs="MS Gothic"/>
           <w:lang w:eastAsia="zh-TW"/>
         </w:rPr>
+        <w:lastRenderedPageBreak/>
         <w:t>若您位於歐盟或台灣以外地區，您的個人資料將被傳輸至德國（歐盟）並在當地進行處理。使用本服務即表示您知悉並同意此項資料傳輸。我們確保所有此類傳輸均依適用隱私法律採取適當保護措施進行。</w:t>
       </w:r>
     </w:p>
@@ -4055,6 +4111,29 @@
           <w:rFonts w:ascii="MISANS TC VF MEDIUM" w:eastAsia="MISANS TC VF MEDIUM" w:hAnsi="MISANS TC VF MEDIUM"/>
         </w:rPr>
         <w:t>legal@food-ninja.com</w:t>
+      </w:r>
+    </w:p>
+    <w:p>
+      <w:pPr>
+        <w:spacing w:after="80"/>
+        <w:rPr>
+          <w:rFonts w:ascii="MISANS TC VF MEDIUM" w:eastAsia="MISANS TC VF MEDIUM" w:hAnsi="MISANS TC VF MEDIUM" w:hint="eastAsia"/>
+          <w:lang w:eastAsia="zh-TW"/>
+        </w:rPr>
+      </w:pPr>
+      <w:r>
+        <w:rPr>
+          <w:rFonts w:ascii="MISANS TC VF MEDIUM" w:eastAsia="MISANS TC VF MEDIUM" w:hAnsi="MISANS TC VF MEDIUM" w:hint="eastAsia"/>
+          <w:lang w:eastAsia="zh-TW"/>
+        </w:rPr>
+        <w:t>環保相關：</w:t>
+      </w:r>
+      <w:r>
+        <w:rPr>
+          <w:rFonts w:ascii="MISANS TC VF MEDIUM" w:eastAsia="MISANS TC VF MEDIUM" w:hAnsi="MISANS TC VF MEDIUM"/>
+          <w:lang w:eastAsia="zh-TW"/>
+        </w:rPr>
+        <w:t>trees@food-ninja.com</w:t>
       </w:r>
     </w:p>
     <w:p>
@@ -5070,6 +5149,18 @@
     <w:uiPriority w:val="99"/>
     <w:rsid w:val="00117E8F"/>
   </w:style>
+  <w:style w:type="character" w:styleId="UnresolvedMention">
+    <w:name w:val="Unresolved Mention"/>
+    <w:basedOn w:val="DefaultParagraphFont"/>
+    <w:uiPriority w:val="99"/>
+    <w:semiHidden/>
+    <w:unhideWhenUsed/>
+    <w:rsid w:val="00C01D49"/>
+    <w:rPr>
+      <w:color w:val="605E5C"/>
+      <w:shd w:val="clear" w:color="auto" w:fill="E1DFDD"/>
+    </w:rPr>
+  </w:style>
 </w:styles>
 </file>
 
